--- a/internal_doc/03.开发设计/民生银行资源管控需求/巨杉集群资源管理平台接口设计文档.docx
+++ b/internal_doc/03.开发设计/民生银行资源管控需求/巨杉集群资源管理平台接口设计文档.docx
@@ -1910,7 +1910,7 @@
     </w:p>
     <w:p>
       <w:pPr>
-        <w:pStyle w:val="1"/>
+        <w:pStyle w:val="Heading1"/>
       </w:pPr>
       <w:r>
         <w:rPr>
@@ -2129,7 +2129,7 @@
     </w:p>
     <w:p>
       <w:pPr>
-        <w:pStyle w:val="1"/>
+        <w:pStyle w:val="Heading1"/>
       </w:pPr>
       <w:r>
         <w:rPr>
@@ -2265,7 +2265,7 @@
     </w:p>
     <w:p>
       <w:pPr>
-        <w:pStyle w:val="2"/>
+        <w:pStyle w:val="Heading2"/>
       </w:pPr>
       <w:r>
         <w:rPr>
@@ -3070,7 +3070,7 @@
     </w:p>
     <w:p>
       <w:pPr>
-        <w:pStyle w:val="2"/>
+        <w:pStyle w:val="Heading2"/>
       </w:pPr>
       <w:r>
         <w:rPr>
@@ -3131,7 +3131,7 @@
     </w:p>
     <w:p>
       <w:pPr>
-        <w:pStyle w:val="3"/>
+        <w:pStyle w:val="Heading3"/>
       </w:pPr>
       <w:r>
         <w:rPr>
@@ -3143,7 +3143,7 @@
     </w:p>
     <w:tbl>
       <w:tblPr>
-        <w:tblStyle w:val="aa"/>
+        <w:tblStyle w:val="TableGrid"/>
         <w:tblW w:w="0" w:type="auto"/>
         <w:tblLayout w:type="fixed"/>
         <w:tblLook w:val="04A0"/>
@@ -3704,7 +3704,7 @@
     <w:p/>
     <w:p>
       <w:pPr>
-        <w:pStyle w:val="3"/>
+        <w:pStyle w:val="Heading3"/>
       </w:pPr>
       <w:r>
         <w:rPr>
@@ -3715,7 +3715,7 @@
     </w:p>
     <w:tbl>
       <w:tblPr>
-        <w:tblStyle w:val="aa"/>
+        <w:tblStyle w:val="TableGrid"/>
         <w:tblW w:w="0" w:type="auto"/>
         <w:tblLayout w:type="fixed"/>
         <w:tblLook w:val="04A0"/>
@@ -4187,7 +4187,7 @@
     <w:p/>
     <w:p>
       <w:pPr>
-        <w:pStyle w:val="3"/>
+        <w:pStyle w:val="Heading3"/>
       </w:pPr>
       <w:r>
         <w:rPr>
@@ -4218,7 +4218,7 @@
     </w:p>
     <w:tbl>
       <w:tblPr>
-        <w:tblStyle w:val="aa"/>
+        <w:tblStyle w:val="TableGrid"/>
         <w:tblW w:w="0" w:type="auto"/>
         <w:tblLayout w:type="fixed"/>
         <w:tblLook w:val="04A0"/>
@@ -4601,7 +4601,7 @@
     <w:p/>
     <w:p>
       <w:pPr>
-        <w:pStyle w:val="3"/>
+        <w:pStyle w:val="Heading3"/>
       </w:pPr>
       <w:r>
         <w:rPr>
@@ -4795,7 +4795,7 @@
     </w:p>
     <w:p>
       <w:pPr>
-        <w:pStyle w:val="3"/>
+        <w:pStyle w:val="Heading3"/>
       </w:pPr>
       <w:r>
         <w:rPr>
@@ -4806,7 +4806,7 @@
     </w:p>
     <w:p>
       <w:pPr>
-        <w:pStyle w:val="4"/>
+        <w:pStyle w:val="Heading4"/>
       </w:pPr>
       <w:r>
         <w:rPr>
@@ -4817,7 +4817,7 @@
     </w:p>
     <w:tbl>
       <w:tblPr>
-        <w:tblStyle w:val="aa"/>
+        <w:tblStyle w:val="TableGrid"/>
         <w:tblW w:w="0" w:type="auto"/>
         <w:tblLayout w:type="fixed"/>
         <w:tblLook w:val="04A0"/>
@@ -5791,7 +5791,7 @@
     <w:p/>
     <w:p>
       <w:pPr>
-        <w:pStyle w:val="4"/>
+        <w:pStyle w:val="Heading4"/>
       </w:pPr>
       <w:r>
         <w:rPr>
@@ -6039,7 +6039,7 @@
     <w:p/>
     <w:p>
       <w:pPr>
-        <w:pStyle w:val="3"/>
+        <w:pStyle w:val="Heading3"/>
       </w:pPr>
       <w:r>
         <w:rPr>
@@ -6057,7 +6057,6 @@
     <w:p>
       <w:pPr>
         <w:rPr>
-          <w:rFonts w:hint="eastAsia"/>
           <w:color w:val="FF0000"/>
         </w:rPr>
       </w:pPr>
@@ -6113,7 +6112,7 @@
     </w:p>
     <w:p>
       <w:pPr>
-        <w:pStyle w:val="4"/>
+        <w:pStyle w:val="Heading4"/>
       </w:pPr>
       <w:r>
         <w:rPr>
@@ -6124,7 +6123,7 @@
     </w:p>
     <w:tbl>
       <w:tblPr>
-        <w:tblStyle w:val="aa"/>
+        <w:tblStyle w:val="TableGrid"/>
         <w:tblW w:w="0" w:type="auto"/>
         <w:tblLayout w:type="fixed"/>
         <w:tblLook w:val="04A0"/>
@@ -10828,7 +10827,7 @@
     <w:p/>
     <w:p>
       <w:pPr>
-        <w:pStyle w:val="4"/>
+        <w:pStyle w:val="Heading4"/>
       </w:pPr>
       <w:r>
         <w:rPr>
@@ -12545,7 +12544,7 @@
     </w:tbl>
     <w:p>
       <w:pPr>
-        <w:pStyle w:val="1"/>
+        <w:pStyle w:val="Heading1"/>
       </w:pPr>
       <w:r>
         <w:rPr>
@@ -12890,7 +12889,7 @@
     </w:p>
     <w:p>
       <w:pPr>
-        <w:pStyle w:val="2"/>
+        <w:pStyle w:val="Heading2"/>
       </w:pPr>
       <w:r>
         <w:rPr>
@@ -15269,7 +15268,7 @@
     <w:p/>
     <w:p>
       <w:pPr>
-        <w:pStyle w:val="2"/>
+        <w:pStyle w:val="Heading2"/>
       </w:pPr>
       <w:r>
         <w:rPr>
@@ -15848,7 +15847,7 @@
             <w:hyperlink r:id="rId10" w:history="1">
               <w:r>
                 <w:rPr>
-                  <w:rStyle w:val="ac"/>
+                  <w:rStyle w:val="Hyperlink"/>
                   <w:rFonts w:asciiTheme="minorEastAsia" w:hAnsiTheme="minorEastAsia" w:cs="Tahoma"/>
                   <w:color w:val="auto"/>
                   <w:szCs w:val="21"/>
@@ -18551,7 +18550,7 @@
                 <w:rFonts w:asciiTheme="minorEastAsia" w:hAnsiTheme="minorEastAsia" w:cs="Tahoma" w:hint="eastAsia"/>
                 <w:szCs w:val="21"/>
               </w:rPr>
-              <w:t>TotalWrite</w:t>
+              <w:t>ActivateTimestamp</w:t>
             </w:r>
           </w:p>
         </w:tc>
@@ -18578,7 +18577,7 @@
                 <w:rFonts w:asciiTheme="minorEastAsia" w:hAnsiTheme="minorEastAsia" w:cs="Tahoma"/>
                 <w:szCs w:val="21"/>
               </w:rPr>
-              <w:t>长整型</w:t>
+              <w:t>时间戳</w:t>
             </w:r>
           </w:p>
         </w:tc>
@@ -18605,21 +18604,7 @@
                 <w:rFonts w:asciiTheme="minorEastAsia" w:hAnsiTheme="minorEastAsia" w:cs="Tahoma"/>
                 <w:szCs w:val="21"/>
               </w:rPr>
-              <w:t>总</w:t>
-            </w:r>
-            <w:r>
-              <w:rPr>
-                <w:rFonts w:asciiTheme="minorEastAsia" w:hAnsiTheme="minorEastAsia" w:cs="Tahoma" w:hint="eastAsia"/>
-                <w:szCs w:val="21"/>
-              </w:rPr>
-              <w:t>写</w:t>
-            </w:r>
-            <w:r>
-              <w:rPr>
-                <w:rFonts w:asciiTheme="minorEastAsia" w:hAnsiTheme="minorEastAsia" w:cs="Tahoma"/>
-                <w:szCs w:val="21"/>
-              </w:rPr>
-              <w:t>记录数量</w:t>
+              <w:t>数据库节点启动时间</w:t>
             </w:r>
           </w:p>
         </w:tc>
@@ -18648,7 +18633,7 @@
                 <w:rFonts w:asciiTheme="minorEastAsia" w:hAnsiTheme="minorEastAsia" w:cs="Tahoma" w:hint="eastAsia"/>
                 <w:szCs w:val="21"/>
               </w:rPr>
-              <w:t>ActivateTimestamp</w:t>
+              <w:t>UserCPU</w:t>
             </w:r>
           </w:p>
         </w:tc>
@@ -18675,7 +18660,7 @@
                 <w:rFonts w:asciiTheme="minorEastAsia" w:hAnsiTheme="minorEastAsia" w:cs="Tahoma"/>
                 <w:szCs w:val="21"/>
               </w:rPr>
-              <w:t>时间戳</w:t>
+              <w:t>浮点数</w:t>
             </w:r>
           </w:p>
         </w:tc>
@@ -18702,7 +18687,7 @@
                 <w:rFonts w:asciiTheme="minorEastAsia" w:hAnsiTheme="minorEastAsia" w:cs="Tahoma"/>
                 <w:szCs w:val="21"/>
               </w:rPr>
-              <w:t>数据库节点启动时间</w:t>
+              <w:t>用户 CPU（秒）</w:t>
             </w:r>
           </w:p>
         </w:tc>
@@ -18731,7 +18716,7 @@
                 <w:rFonts w:asciiTheme="minorEastAsia" w:hAnsiTheme="minorEastAsia" w:cs="Tahoma" w:hint="eastAsia"/>
                 <w:szCs w:val="21"/>
               </w:rPr>
-              <w:t>UserCPU</w:t>
+              <w:t>SysCPU</w:t>
             </w:r>
           </w:p>
         </w:tc>
@@ -18785,7 +18770,7 @@
                 <w:rFonts w:asciiTheme="minorEastAsia" w:hAnsiTheme="minorEastAsia" w:cs="Tahoma"/>
                 <w:szCs w:val="21"/>
               </w:rPr>
-              <w:t>用户 CPU（秒）</w:t>
+              <w:t>系统 CPU（秒）</w:t>
             </w:r>
           </w:p>
         </w:tc>
@@ -18814,7 +18799,14 @@
                 <w:rFonts w:asciiTheme="minorEastAsia" w:hAnsiTheme="minorEastAsia" w:cs="Tahoma" w:hint="eastAsia"/>
                 <w:szCs w:val="21"/>
               </w:rPr>
-              <w:t>SysCPU</w:t>
+              <w:t>f</w:t>
+            </w:r>
+            <w:r>
+              <w:rPr>
+                <w:rFonts w:asciiTheme="minorEastAsia" w:hAnsiTheme="minorEastAsia" w:cs="Tahoma" w:hint="eastAsia"/>
+                <w:szCs w:val="21"/>
+              </w:rPr>
+              <w:t>reeLogSpace</w:t>
             </w:r>
           </w:p>
         </w:tc>
@@ -18841,7 +18833,7 @@
                 <w:rFonts w:asciiTheme="minorEastAsia" w:hAnsiTheme="minorEastAsia" w:cs="Tahoma"/>
                 <w:szCs w:val="21"/>
               </w:rPr>
-              <w:t>浮点数</w:t>
+              <w:t>长整型</w:t>
             </w:r>
           </w:p>
         </w:tc>
@@ -18868,7 +18860,7 @@
                 <w:rFonts w:asciiTheme="minorEastAsia" w:hAnsiTheme="minorEastAsia" w:cs="Tahoma"/>
                 <w:szCs w:val="21"/>
               </w:rPr>
-              <w:t>系统 CPU（秒）</w:t>
+              <w:t>空闲日志空间</w:t>
             </w:r>
           </w:p>
         </w:tc>
@@ -18897,7 +18889,14 @@
                 <w:rFonts w:asciiTheme="minorEastAsia" w:hAnsiTheme="minorEastAsia" w:cs="Tahoma" w:hint="eastAsia"/>
                 <w:szCs w:val="21"/>
               </w:rPr>
-              <w:t>FreeLogSpace</w:t>
+              <w:t>v</w:t>
+            </w:r>
+            <w:r>
+              <w:rPr>
+                <w:rFonts w:asciiTheme="minorEastAsia" w:hAnsiTheme="minorEastAsia" w:cs="Tahoma" w:hint="eastAsia"/>
+                <w:szCs w:val="21"/>
+              </w:rPr>
+              <w:t>size</w:t>
             </w:r>
           </w:p>
         </w:tc>
@@ -18951,7 +18950,7 @@
                 <w:rFonts w:asciiTheme="minorEastAsia" w:hAnsiTheme="minorEastAsia" w:cs="Tahoma"/>
                 <w:szCs w:val="21"/>
               </w:rPr>
-              <w:t>空闲日志空间</w:t>
+              <w:t>虚拟内存使用量</w:t>
             </w:r>
           </w:p>
         </w:tc>
@@ -18980,7 +18979,14 @@
                 <w:rFonts w:asciiTheme="minorEastAsia" w:hAnsiTheme="minorEastAsia" w:cs="Tahoma" w:hint="eastAsia"/>
                 <w:szCs w:val="21"/>
               </w:rPr>
-              <w:t>Vsize</w:t>
+              <w:t>r</w:t>
+            </w:r>
+            <w:r>
+              <w:rPr>
+                <w:rFonts w:asciiTheme="minorEastAsia" w:hAnsiTheme="minorEastAsia" w:cs="Tahoma" w:hint="eastAsia"/>
+                <w:szCs w:val="21"/>
+              </w:rPr>
+              <w:t>ss</w:t>
             </w:r>
           </w:p>
         </w:tc>
@@ -19034,7 +19040,7 @@
                 <w:rFonts w:asciiTheme="minorEastAsia" w:hAnsiTheme="minorEastAsia" w:cs="Tahoma"/>
                 <w:szCs w:val="21"/>
               </w:rPr>
-              <w:t>虚拟内存使用量</w:t>
+              <w:t>物理内存使用量</w:t>
             </w:r>
           </w:p>
         </w:tc>
@@ -19063,7 +19069,14 @@
                 <w:rFonts w:asciiTheme="minorEastAsia" w:hAnsiTheme="minorEastAsia" w:cs="Tahoma" w:hint="eastAsia"/>
                 <w:szCs w:val="21"/>
               </w:rPr>
-              <w:t>Rss</w:t>
+              <w:t>f</w:t>
+            </w:r>
+            <w:r>
+              <w:rPr>
+                <w:rFonts w:asciiTheme="minorEastAsia" w:hAnsiTheme="minorEastAsia" w:cs="Tahoma" w:hint="eastAsia"/>
+                <w:szCs w:val="21"/>
+              </w:rPr>
+              <w:t>ault</w:t>
             </w:r>
           </w:p>
         </w:tc>
@@ -19117,7 +19130,7 @@
                 <w:rFonts w:asciiTheme="minorEastAsia" w:hAnsiTheme="minorEastAsia" w:cs="Tahoma"/>
                 <w:szCs w:val="21"/>
               </w:rPr>
-              <w:t>物理内存使用量</w:t>
+              <w:t>每秒访问失败数（仅支持 Linux），数据被交换出物理内存，放到 swap</w:t>
             </w:r>
           </w:p>
         </w:tc>
@@ -19146,7 +19159,7 @@
                 <w:rFonts w:asciiTheme="minorEastAsia" w:hAnsiTheme="minorEastAsia" w:cs="Tahoma" w:hint="eastAsia"/>
                 <w:szCs w:val="21"/>
               </w:rPr>
-              <w:t>Fault</w:t>
+              <w:t>TotalMapped</w:t>
             </w:r>
           </w:p>
         </w:tc>
@@ -19200,7 +19213,7 @@
                 <w:rFonts w:asciiTheme="minorEastAsia" w:hAnsiTheme="minorEastAsia" w:cs="Tahoma"/>
                 <w:szCs w:val="21"/>
               </w:rPr>
-              <w:t>每秒访问失败数（仅支持 Linux），数据被交换出物理内存，放到 swap</w:t>
+              <w:t>mmap 的总数据量</w:t>
             </w:r>
           </w:p>
         </w:tc>
@@ -19229,7 +19242,14 @@
                 <w:rFonts w:asciiTheme="minorEastAsia" w:hAnsiTheme="minorEastAsia" w:cs="Tahoma" w:hint="eastAsia"/>
                 <w:szCs w:val="21"/>
               </w:rPr>
-              <w:t>TotalMapped</w:t>
+              <w:t>s</w:t>
+            </w:r>
+            <w:r>
+              <w:rPr>
+                <w:rFonts w:asciiTheme="minorEastAsia" w:hAnsiTheme="minorEastAsia" w:cs="Tahoma" w:hint="eastAsia"/>
+                <w:szCs w:val="21"/>
+              </w:rPr>
+              <w:t>vcNetIn</w:t>
             </w:r>
           </w:p>
         </w:tc>
@@ -19283,7 +19303,7 @@
                 <w:rFonts w:asciiTheme="minorEastAsia" w:hAnsiTheme="minorEastAsia" w:cs="Tahoma"/>
                 <w:szCs w:val="21"/>
               </w:rPr>
-              <w:t>mmap 的总数据量</w:t>
+              <w:t>本地服务端口收到的网络流量</w:t>
             </w:r>
           </w:p>
         </w:tc>
@@ -19312,7 +19332,14 @@
                 <w:rFonts w:asciiTheme="minorEastAsia" w:hAnsiTheme="minorEastAsia" w:cs="Tahoma" w:hint="eastAsia"/>
                 <w:szCs w:val="21"/>
               </w:rPr>
-              <w:t>SvcNetIn</w:t>
+              <w:t>s</w:t>
+            </w:r>
+            <w:r>
+              <w:rPr>
+                <w:rFonts w:asciiTheme="minorEastAsia" w:hAnsiTheme="minorEastAsia" w:cs="Tahoma" w:hint="eastAsia"/>
+                <w:szCs w:val="21"/>
+              </w:rPr>
+              <w:t>vcNetOut</w:t>
             </w:r>
           </w:p>
         </w:tc>
@@ -19366,7 +19393,7 @@
                 <w:rFonts w:asciiTheme="minorEastAsia" w:hAnsiTheme="minorEastAsia" w:cs="Tahoma"/>
                 <w:szCs w:val="21"/>
               </w:rPr>
-              <w:t>本地服务端口收到的网络流量</w:t>
+              <w:t>本地服务端口发送的网络流量</w:t>
             </w:r>
           </w:p>
         </w:tc>
@@ -19395,7 +19422,14 @@
                 <w:rFonts w:asciiTheme="minorEastAsia" w:hAnsiTheme="minorEastAsia" w:cs="Tahoma" w:hint="eastAsia"/>
                 <w:szCs w:val="21"/>
               </w:rPr>
-              <w:t>SvcNetOut</w:t>
+              <w:t>s</w:t>
+            </w:r>
+            <w:r>
+              <w:rPr>
+                <w:rFonts w:asciiTheme="minorEastAsia" w:hAnsiTheme="minorEastAsia" w:cs="Tahoma" w:hint="eastAsia"/>
+                <w:szCs w:val="21"/>
+              </w:rPr>
+              <w:t>hardNetIn</w:t>
             </w:r>
           </w:p>
         </w:tc>
@@ -19449,7 +19483,7 @@
                 <w:rFonts w:asciiTheme="minorEastAsia" w:hAnsiTheme="minorEastAsia" w:cs="Tahoma"/>
                 <w:szCs w:val="21"/>
               </w:rPr>
-              <w:t>本地服务端口发送的网络流量</w:t>
+              <w:t>shard 平面端口收到的网络流量</w:t>
             </w:r>
           </w:p>
         </w:tc>
@@ -19478,7 +19512,14 @@
                 <w:rFonts w:asciiTheme="minorEastAsia" w:hAnsiTheme="minorEastAsia" w:cs="Tahoma" w:hint="eastAsia"/>
                 <w:szCs w:val="21"/>
               </w:rPr>
-              <w:t>ShardNetIn</w:t>
+              <w:t>s</w:t>
+            </w:r>
+            <w:r>
+              <w:rPr>
+                <w:rFonts w:asciiTheme="minorEastAsia" w:hAnsiTheme="minorEastAsia" w:cs="Tahoma" w:hint="eastAsia"/>
+                <w:szCs w:val="21"/>
+              </w:rPr>
+              <w:t>hardNetOut</w:t>
             </w:r>
           </w:p>
         </w:tc>
@@ -19532,7 +19573,7 @@
                 <w:rFonts w:asciiTheme="minorEastAsia" w:hAnsiTheme="minorEastAsia" w:cs="Tahoma"/>
                 <w:szCs w:val="21"/>
               </w:rPr>
-              <w:t>shard 平面端口收到的网络流量</w:t>
+              <w:t>shard 平面端口发送的网络流量</w:t>
             </w:r>
           </w:p>
         </w:tc>
@@ -19561,7 +19602,14 @@
                 <w:rFonts w:asciiTheme="minorEastAsia" w:hAnsiTheme="minorEastAsia" w:cs="Tahoma" w:hint="eastAsia"/>
                 <w:szCs w:val="21"/>
               </w:rPr>
-              <w:t>ShardNetOut</w:t>
+              <w:t>r</w:t>
+            </w:r>
+            <w:r>
+              <w:rPr>
+                <w:rFonts w:asciiTheme="minorEastAsia" w:hAnsiTheme="minorEastAsia" w:cs="Tahoma" w:hint="eastAsia"/>
+                <w:szCs w:val="21"/>
+              </w:rPr>
+              <w:t>eplNetIn</w:t>
             </w:r>
           </w:p>
         </w:tc>
@@ -19615,7 +19663,7 @@
                 <w:rFonts w:asciiTheme="minorEastAsia" w:hAnsiTheme="minorEastAsia" w:cs="Tahoma"/>
                 <w:szCs w:val="21"/>
               </w:rPr>
-              <w:t>shard 平面端口发送的网络流量</w:t>
+              <w:t>数据同步平面端口收到的网络流量</w:t>
             </w:r>
           </w:p>
         </w:tc>
@@ -19644,90 +19692,14 @@
                 <w:rFonts w:asciiTheme="minorEastAsia" w:hAnsiTheme="minorEastAsia" w:cs="Tahoma" w:hint="eastAsia"/>
                 <w:szCs w:val="21"/>
               </w:rPr>
-              <w:t>ReplNetIn</w:t>
-            </w:r>
-          </w:p>
-        </w:tc>
-        <w:tc>
-          <w:tcPr>
-            <w:tcW w:w="950" w:type="dxa"/>
-            <w:tcBorders>
-              <w:top w:val="single" w:sz="4" w:space="0" w:color="auto"/>
-              <w:left w:val="single" w:sz="4" w:space="0" w:color="auto"/>
-              <w:bottom w:val="single" w:sz="4" w:space="0" w:color="auto"/>
-              <w:right w:val="single" w:sz="4" w:space="0" w:color="auto"/>
-            </w:tcBorders>
-            <w:vAlign w:val="center"/>
-          </w:tcPr>
-          <w:p>
-            <w:pPr>
-              <w:rPr>
-                <w:rFonts w:asciiTheme="minorEastAsia" w:hAnsiTheme="minorEastAsia" w:cs="Tahoma"/>
-                <w:szCs w:val="21"/>
-              </w:rPr>
-            </w:pPr>
-            <w:r>
-              <w:rPr>
-                <w:rFonts w:asciiTheme="minorEastAsia" w:hAnsiTheme="minorEastAsia" w:cs="Tahoma"/>
-                <w:szCs w:val="21"/>
-              </w:rPr>
-              <w:t>长整型</w:t>
-            </w:r>
-          </w:p>
-        </w:tc>
-        <w:tc>
-          <w:tcPr>
-            <w:tcW w:w="4728" w:type="dxa"/>
-            <w:tcBorders>
-              <w:top w:val="single" w:sz="4" w:space="0" w:color="auto"/>
-              <w:left w:val="single" w:sz="4" w:space="0" w:color="auto"/>
-              <w:bottom w:val="single" w:sz="4" w:space="0" w:color="auto"/>
-              <w:right w:val="single" w:sz="4" w:space="0" w:color="auto"/>
-            </w:tcBorders>
-            <w:vAlign w:val="center"/>
-          </w:tcPr>
-          <w:p>
-            <w:pPr>
-              <w:rPr>
-                <w:rFonts w:asciiTheme="minorEastAsia" w:hAnsiTheme="minorEastAsia" w:cs="Tahoma"/>
-                <w:szCs w:val="21"/>
-              </w:rPr>
-            </w:pPr>
-            <w:r>
-              <w:rPr>
-                <w:rFonts w:asciiTheme="minorEastAsia" w:hAnsiTheme="minorEastAsia" w:cs="Tahoma"/>
-                <w:szCs w:val="21"/>
-              </w:rPr>
-              <w:t>数据同步平面端口收到的网络流量</w:t>
-            </w:r>
-          </w:p>
-        </w:tc>
-      </w:tr>
-      <w:tr>
-        <w:tc>
-          <w:tcPr>
-            <w:tcW w:w="2844" w:type="dxa"/>
-            <w:tcBorders>
-              <w:top w:val="single" w:sz="4" w:space="0" w:color="auto"/>
-              <w:left w:val="single" w:sz="4" w:space="0" w:color="auto"/>
-              <w:bottom w:val="single" w:sz="4" w:space="0" w:color="auto"/>
-              <w:right w:val="single" w:sz="4" w:space="0" w:color="auto"/>
-            </w:tcBorders>
-            <w:vAlign w:val="center"/>
-          </w:tcPr>
-          <w:p>
-            <w:pPr>
-              <w:rPr>
-                <w:rFonts w:asciiTheme="minorEastAsia" w:hAnsiTheme="minorEastAsia" w:cs="Tahoma"/>
-                <w:szCs w:val="21"/>
-              </w:rPr>
-            </w:pPr>
+              <w:t>r</w:t>
+            </w:r>
             <w:r>
               <w:rPr>
                 <w:rFonts w:asciiTheme="minorEastAsia" w:hAnsiTheme="minorEastAsia" w:cs="Tahoma" w:hint="eastAsia"/>
                 <w:szCs w:val="21"/>
               </w:rPr>
-              <w:t>ReplNetOut</w:t>
+              <w:t>eplNetOut</w:t>
             </w:r>
           </w:p>
         </w:tc>
@@ -19873,7 +19845,7 @@
     <w:p/>
     <w:p>
       <w:pPr>
-        <w:pStyle w:val="2"/>
+        <w:pStyle w:val="Heading2"/>
       </w:pPr>
       <w:r>
         <w:rPr>
@@ -21229,7 +21201,7 @@
     <w:p/>
     <w:p>
       <w:pPr>
-        <w:pStyle w:val="2"/>
+        <w:pStyle w:val="Heading2"/>
       </w:pPr>
       <w:r>
         <w:rPr>
@@ -21427,171 +21399,171 @@
           <w:p>
             <w:pPr>
               <w:rPr>
+                <w:rFonts w:asciiTheme="minorEastAsia" w:hAnsiTheme="minorEastAsia" w:cs="Tahoma"/>
+                <w:szCs w:val="21"/>
+              </w:rPr>
+            </w:pPr>
+            <w:r>
+              <w:rPr>
                 <w:rFonts w:asciiTheme="minorEastAsia" w:hAnsiTheme="minorEastAsia" w:cs="Tahoma" w:hint="eastAsia"/>
                 <w:szCs w:val="21"/>
               </w:rPr>
+              <w:t>执行的操作：</w:t>
+            </w:r>
+          </w:p>
+          <w:p>
+            <w:pPr>
+              <w:rPr>
+                <w:rFonts w:asciiTheme="minorEastAsia" w:hAnsiTheme="minorEastAsia" w:cs="Tahoma"/>
+                <w:szCs w:val="21"/>
+              </w:rPr>
             </w:pPr>
             <w:r>
               <w:rPr>
                 <w:rFonts w:asciiTheme="minorEastAsia" w:hAnsiTheme="minorEastAsia" w:cs="Tahoma" w:hint="eastAsia"/>
                 <w:szCs w:val="21"/>
               </w:rPr>
-              <w:t>执行的操作：</w:t>
-            </w:r>
-          </w:p>
-          <w:p>
-            <w:pPr>
+              <w:t>0：snapshot contexts</w:t>
+            </w:r>
+          </w:p>
+          <w:p>
+            <w:pPr>
+              <w:rPr>
+                <w:rFonts w:asciiTheme="minorEastAsia" w:hAnsiTheme="minorEastAsia" w:cs="Tahoma"/>
+                <w:szCs w:val="21"/>
+              </w:rPr>
+            </w:pPr>
+            <w:r>
               <w:rPr>
                 <w:rFonts w:asciiTheme="minorEastAsia" w:hAnsiTheme="minorEastAsia" w:cs="Tahoma" w:hint="eastAsia"/>
                 <w:szCs w:val="21"/>
               </w:rPr>
+              <w:t>1：snapshot contexts current</w:t>
+            </w:r>
+          </w:p>
+          <w:p>
+            <w:pPr>
+              <w:rPr>
+                <w:rFonts w:asciiTheme="minorEastAsia" w:hAnsiTheme="minorEastAsia" w:cs="Tahoma"/>
+                <w:szCs w:val="21"/>
+              </w:rPr>
             </w:pPr>
             <w:r>
               <w:rPr>
                 <w:rFonts w:asciiTheme="minorEastAsia" w:hAnsiTheme="minorEastAsia" w:cs="Tahoma" w:hint="eastAsia"/>
                 <w:szCs w:val="21"/>
               </w:rPr>
-              <w:t>0：snapshot contexts</w:t>
-            </w:r>
-          </w:p>
-          <w:p>
-            <w:pPr>
+              <w:t>2：snapshot session</w:t>
+            </w:r>
+          </w:p>
+          <w:p>
+            <w:pPr>
+              <w:rPr>
+                <w:rFonts w:asciiTheme="minorEastAsia" w:hAnsiTheme="minorEastAsia" w:cs="Tahoma"/>
+                <w:szCs w:val="21"/>
+              </w:rPr>
+            </w:pPr>
+            <w:r>
               <w:rPr>
                 <w:rFonts w:asciiTheme="minorEastAsia" w:hAnsiTheme="minorEastAsia" w:cs="Tahoma" w:hint="eastAsia"/>
                 <w:szCs w:val="21"/>
               </w:rPr>
+              <w:t>3：snapshot session current</w:t>
+            </w:r>
+          </w:p>
+          <w:p>
+            <w:pPr>
+              <w:rPr>
+                <w:rFonts w:asciiTheme="minorEastAsia" w:hAnsiTheme="minorEastAsia" w:cs="Tahoma"/>
+                <w:szCs w:val="21"/>
+              </w:rPr>
             </w:pPr>
             <w:r>
               <w:rPr>
                 <w:rFonts w:asciiTheme="minorEastAsia" w:hAnsiTheme="minorEastAsia" w:cs="Tahoma" w:hint="eastAsia"/>
                 <w:szCs w:val="21"/>
               </w:rPr>
-              <w:t>1：snapshot contexts current</w:t>
-            </w:r>
-          </w:p>
-          <w:p>
-            <w:pPr>
+              <w:t>4：snapshot collections</w:t>
+            </w:r>
+          </w:p>
+          <w:p>
+            <w:pPr>
+              <w:rPr>
+                <w:rFonts w:asciiTheme="minorEastAsia" w:hAnsiTheme="minorEastAsia" w:cs="Tahoma"/>
+                <w:szCs w:val="21"/>
+              </w:rPr>
+            </w:pPr>
+            <w:r>
               <w:rPr>
                 <w:rFonts w:asciiTheme="minorEastAsia" w:hAnsiTheme="minorEastAsia" w:cs="Tahoma" w:hint="eastAsia"/>
                 <w:szCs w:val="21"/>
               </w:rPr>
+              <w:t>5：snapshot collection spaces</w:t>
+            </w:r>
+          </w:p>
+          <w:p>
+            <w:pPr>
+              <w:rPr>
+                <w:rFonts w:asciiTheme="minorEastAsia" w:hAnsiTheme="minorEastAsia" w:cs="Tahoma"/>
+                <w:szCs w:val="21"/>
+              </w:rPr>
             </w:pPr>
             <w:r>
               <w:rPr>
                 <w:rFonts w:asciiTheme="minorEastAsia" w:hAnsiTheme="minorEastAsia" w:cs="Tahoma" w:hint="eastAsia"/>
                 <w:szCs w:val="21"/>
               </w:rPr>
-              <w:t>2：snapshot session</w:t>
-            </w:r>
-          </w:p>
-          <w:p>
-            <w:pPr>
+              <w:t>6：</w:t>
+            </w:r>
+            <w:r>
+              <w:rPr>
+                <w:rFonts w:asciiTheme="minorEastAsia" w:hAnsiTheme="minorEastAsia" w:cs="Tahoma"/>
+                <w:szCs w:val="21"/>
+              </w:rPr>
+              <w:t>snapshot</w:t>
+            </w:r>
+            <w:r>
               <w:rPr>
                 <w:rFonts w:asciiTheme="minorEastAsia" w:hAnsiTheme="minorEastAsia" w:cs="Tahoma" w:hint="eastAsia"/>
                 <w:szCs w:val="21"/>
               </w:rPr>
+              <w:t xml:space="preserve"> database</w:t>
+            </w:r>
+          </w:p>
+          <w:p>
+            <w:pPr>
+              <w:rPr>
+                <w:rFonts w:asciiTheme="minorEastAsia" w:hAnsiTheme="minorEastAsia" w:cs="Tahoma"/>
+                <w:szCs w:val="21"/>
+              </w:rPr>
             </w:pPr>
             <w:r>
               <w:rPr>
                 <w:rFonts w:asciiTheme="minorEastAsia" w:hAnsiTheme="minorEastAsia" w:cs="Tahoma" w:hint="eastAsia"/>
                 <w:szCs w:val="21"/>
               </w:rPr>
-              <w:t>3：snapshot session current</w:t>
-            </w:r>
-          </w:p>
-          <w:p>
-            <w:pPr>
+              <w:t>7：snapshot system</w:t>
+            </w:r>
+          </w:p>
+          <w:p>
+            <w:pPr>
+              <w:rPr>
+                <w:rFonts w:asciiTheme="minorEastAsia" w:hAnsiTheme="minorEastAsia" w:cs="Tahoma"/>
+                <w:szCs w:val="21"/>
+              </w:rPr>
+            </w:pPr>
+            <w:r>
               <w:rPr>
                 <w:rFonts w:asciiTheme="minorEastAsia" w:hAnsiTheme="minorEastAsia" w:cs="Tahoma" w:hint="eastAsia"/>
                 <w:szCs w:val="21"/>
               </w:rPr>
-            </w:pPr>
-            <w:r>
-              <w:rPr>
-                <w:rFonts w:asciiTheme="minorEastAsia" w:hAnsiTheme="minorEastAsia" w:cs="Tahoma" w:hint="eastAsia"/>
-                <w:szCs w:val="21"/>
-              </w:rPr>
-              <w:t>4：snapshot collections</w:t>
-            </w:r>
-          </w:p>
-          <w:p>
-            <w:pPr>
-              <w:rPr>
-                <w:rFonts w:asciiTheme="minorEastAsia" w:hAnsiTheme="minorEastAsia" w:cs="Tahoma"/>
-                <w:szCs w:val="21"/>
-              </w:rPr>
-            </w:pPr>
-            <w:r>
-              <w:rPr>
-                <w:rFonts w:asciiTheme="minorEastAsia" w:hAnsiTheme="minorEastAsia" w:cs="Tahoma" w:hint="eastAsia"/>
-                <w:szCs w:val="21"/>
-              </w:rPr>
-              <w:t>5：snapshot collection spaces</w:t>
-            </w:r>
-          </w:p>
-          <w:p>
-            <w:pPr>
-              <w:rPr>
-                <w:rFonts w:asciiTheme="minorEastAsia" w:hAnsiTheme="minorEastAsia" w:cs="Tahoma"/>
-                <w:szCs w:val="21"/>
-              </w:rPr>
-            </w:pPr>
-            <w:r>
-              <w:rPr>
-                <w:rFonts w:asciiTheme="minorEastAsia" w:hAnsiTheme="minorEastAsia" w:cs="Tahoma" w:hint="eastAsia"/>
-                <w:szCs w:val="21"/>
-              </w:rPr>
-              <w:t>6：</w:t>
-            </w:r>
-            <w:r>
-              <w:rPr>
-                <w:rFonts w:asciiTheme="minorEastAsia" w:hAnsiTheme="minorEastAsia" w:cs="Tahoma"/>
-                <w:szCs w:val="21"/>
-              </w:rPr>
-              <w:t>snapshot</w:t>
-            </w:r>
-            <w:r>
-              <w:rPr>
-                <w:rFonts w:asciiTheme="minorEastAsia" w:hAnsiTheme="minorEastAsia" w:cs="Tahoma" w:hint="eastAsia"/>
-                <w:szCs w:val="21"/>
-              </w:rPr>
-              <w:t xml:space="preserve"> database</w:t>
-            </w:r>
-          </w:p>
-          <w:p>
-            <w:pPr>
-              <w:rPr>
-                <w:rFonts w:asciiTheme="minorEastAsia" w:hAnsiTheme="minorEastAsia" w:cs="Tahoma" w:hint="eastAsia"/>
-                <w:szCs w:val="21"/>
-              </w:rPr>
-            </w:pPr>
-            <w:r>
-              <w:rPr>
-                <w:rFonts w:asciiTheme="minorEastAsia" w:hAnsiTheme="minorEastAsia" w:cs="Tahoma" w:hint="eastAsia"/>
-                <w:szCs w:val="21"/>
-              </w:rPr>
-              <w:t>7：snapshot system</w:t>
-            </w:r>
-          </w:p>
-          <w:p>
-            <w:pPr>
-              <w:rPr>
-                <w:rFonts w:asciiTheme="minorEastAsia" w:hAnsiTheme="minorEastAsia" w:cs="Tahoma" w:hint="eastAsia"/>
-                <w:szCs w:val="21"/>
-              </w:rPr>
-            </w:pPr>
-            <w:r>
-              <w:rPr>
-                <w:rFonts w:asciiTheme="minorEastAsia" w:hAnsiTheme="minorEastAsia" w:cs="Tahoma" w:hint="eastAsia"/>
-                <w:szCs w:val="21"/>
-              </w:rPr>
               <w:t>8：snapshot catalog</w:t>
             </w:r>
           </w:p>
           <w:p>
             <w:pPr>
               <w:rPr>
-                <w:rFonts w:asciiTheme="minorEastAsia" w:hAnsiTheme="minorEastAsia" w:cs="Tahoma" w:hint="eastAsia"/>
+                <w:rFonts w:asciiTheme="minorEastAsia" w:hAnsiTheme="minorEastAsia" w:cs="Tahoma"/>
                 <w:szCs w:val="21"/>
               </w:rPr>
             </w:pPr>
@@ -22451,7 +22423,7 @@
     <w:lsdException w:name="Bibliography" w:uiPriority="37"/>
     <w:lsdException w:name="TOC Heading" w:uiPriority="39" w:qFormat="1"/>
   </w:latentStyles>
-  <w:style w:type="paragraph" w:default="1" w:styleId="a">
+  <w:style w:type="paragraph" w:default="1" w:styleId="Normal">
     <w:name w:val="Normal"/>
     <w:qFormat/>
     <w:rsid w:val="003C08A2"/>
@@ -22460,11 +22432,11 @@
       <w:jc w:val="both"/>
     </w:pPr>
   </w:style>
-  <w:style w:type="paragraph" w:styleId="1">
+  <w:style w:type="paragraph" w:styleId="Heading1">
     <w:name w:val="heading 1"/>
-    <w:basedOn w:val="a"/>
-    <w:next w:val="a"/>
-    <w:link w:val="1Char"/>
+    <w:basedOn w:val="Normal"/>
+    <w:next w:val="Normal"/>
+    <w:link w:val="Heading1Char"/>
     <w:uiPriority w:val="9"/>
     <w:qFormat/>
     <w:rsid w:val="00FC4F07"/>
@@ -22482,11 +22454,11 @@
       <w:szCs w:val="44"/>
     </w:rPr>
   </w:style>
-  <w:style w:type="paragraph" w:styleId="2">
+  <w:style w:type="paragraph" w:styleId="Heading2">
     <w:name w:val="heading 2"/>
-    <w:basedOn w:val="a"/>
-    <w:next w:val="a"/>
-    <w:link w:val="2Char"/>
+    <w:basedOn w:val="Normal"/>
+    <w:next w:val="Normal"/>
+    <w:link w:val="Heading2Char"/>
     <w:uiPriority w:val="9"/>
     <w:unhideWhenUsed/>
     <w:qFormat/>
@@ -22505,11 +22477,11 @@
       <w:szCs w:val="32"/>
     </w:rPr>
   </w:style>
-  <w:style w:type="paragraph" w:styleId="3">
+  <w:style w:type="paragraph" w:styleId="Heading3">
     <w:name w:val="heading 3"/>
-    <w:basedOn w:val="a"/>
-    <w:next w:val="a"/>
-    <w:link w:val="3Char"/>
+    <w:basedOn w:val="Normal"/>
+    <w:next w:val="Normal"/>
+    <w:link w:val="Heading3Char"/>
     <w:uiPriority w:val="9"/>
     <w:unhideWhenUsed/>
     <w:qFormat/>
@@ -22527,11 +22499,11 @@
       <w:szCs w:val="32"/>
     </w:rPr>
   </w:style>
-  <w:style w:type="paragraph" w:styleId="4">
+  <w:style w:type="paragraph" w:styleId="Heading4">
     <w:name w:val="heading 4"/>
-    <w:basedOn w:val="a"/>
-    <w:next w:val="a"/>
-    <w:link w:val="4Char"/>
+    <w:basedOn w:val="Normal"/>
+    <w:next w:val="Normal"/>
+    <w:link w:val="Heading4Char"/>
     <w:uiPriority w:val="9"/>
     <w:unhideWhenUsed/>
     <w:qFormat/>
@@ -22550,11 +22522,11 @@
       <w:szCs w:val="28"/>
     </w:rPr>
   </w:style>
-  <w:style w:type="paragraph" w:styleId="5">
+  <w:style w:type="paragraph" w:styleId="Heading5">
     <w:name w:val="heading 5"/>
-    <w:basedOn w:val="a"/>
-    <w:next w:val="a"/>
-    <w:link w:val="5Char"/>
+    <w:basedOn w:val="Normal"/>
+    <w:next w:val="Normal"/>
+    <w:link w:val="Heading5Char"/>
     <w:uiPriority w:val="9"/>
     <w:unhideWhenUsed/>
     <w:qFormat/>
@@ -22572,11 +22544,11 @@
       <w:szCs w:val="28"/>
     </w:rPr>
   </w:style>
-  <w:style w:type="paragraph" w:styleId="6">
+  <w:style w:type="paragraph" w:styleId="Heading6">
     <w:name w:val="heading 6"/>
-    <w:basedOn w:val="a"/>
-    <w:next w:val="a"/>
-    <w:link w:val="6Char"/>
+    <w:basedOn w:val="Normal"/>
+    <w:next w:val="Normal"/>
+    <w:link w:val="Heading6Char"/>
     <w:uiPriority w:val="9"/>
     <w:unhideWhenUsed/>
     <w:qFormat/>
@@ -22595,13 +22567,13 @@
       <w:szCs w:val="24"/>
     </w:rPr>
   </w:style>
-  <w:style w:type="character" w:default="1" w:styleId="a0">
+  <w:style w:type="character" w:default="1" w:styleId="DefaultParagraphFont">
     <w:name w:val="Default Paragraph Font"/>
     <w:uiPriority w:val="1"/>
     <w:semiHidden/>
     <w:unhideWhenUsed/>
   </w:style>
-  <w:style w:type="table" w:default="1" w:styleId="a1">
+  <w:style w:type="table" w:default="1" w:styleId="TableNormal">
     <w:name w:val="Normal Table"/>
     <w:uiPriority w:val="99"/>
     <w:semiHidden/>
@@ -22617,16 +22589,16 @@
       </w:tblCellMar>
     </w:tblPr>
   </w:style>
-  <w:style w:type="numbering" w:default="1" w:styleId="a2">
+  <w:style w:type="numbering" w:default="1" w:styleId="NoList">
     <w:name w:val="No List"/>
     <w:uiPriority w:val="99"/>
     <w:semiHidden/>
     <w:unhideWhenUsed/>
   </w:style>
-  <w:style w:type="paragraph" w:styleId="a3">
+  <w:style w:type="paragraph" w:styleId="Header">
     <w:name w:val="header"/>
-    <w:basedOn w:val="a"/>
-    <w:link w:val="Char"/>
+    <w:basedOn w:val="Normal"/>
+    <w:link w:val="HeaderChar"/>
     <w:uiPriority w:val="99"/>
     <w:semiHidden/>
     <w:unhideWhenUsed/>
@@ -22647,10 +22619,10 @@
       <w:szCs w:val="18"/>
     </w:rPr>
   </w:style>
-  <w:style w:type="character" w:customStyle="1" w:styleId="Char">
-    <w:name w:val="页眉 Char"/>
-    <w:basedOn w:val="a0"/>
-    <w:link w:val="a3"/>
+  <w:style w:type="character" w:customStyle="1" w:styleId="HeaderChar">
+    <w:name w:val="Header Char"/>
+    <w:basedOn w:val="DefaultParagraphFont"/>
+    <w:link w:val="Header"/>
     <w:uiPriority w:val="99"/>
     <w:semiHidden/>
     <w:rsid w:val="00FC4F07"/>
@@ -22659,10 +22631,10 @@
       <w:szCs w:val="18"/>
     </w:rPr>
   </w:style>
-  <w:style w:type="paragraph" w:styleId="a4">
+  <w:style w:type="paragraph" w:styleId="Footer">
     <w:name w:val="footer"/>
-    <w:basedOn w:val="a"/>
-    <w:link w:val="Char0"/>
+    <w:basedOn w:val="Normal"/>
+    <w:link w:val="FooterChar"/>
     <w:uiPriority w:val="99"/>
     <w:semiHidden/>
     <w:unhideWhenUsed/>
@@ -22680,10 +22652,10 @@
       <w:szCs w:val="18"/>
     </w:rPr>
   </w:style>
-  <w:style w:type="character" w:customStyle="1" w:styleId="Char0">
-    <w:name w:val="页脚 Char"/>
-    <w:basedOn w:val="a0"/>
-    <w:link w:val="a4"/>
+  <w:style w:type="character" w:customStyle="1" w:styleId="FooterChar">
+    <w:name w:val="Footer Char"/>
+    <w:basedOn w:val="DefaultParagraphFont"/>
+    <w:link w:val="Footer"/>
     <w:uiPriority w:val="99"/>
     <w:semiHidden/>
     <w:rsid w:val="00FC4F07"/>
@@ -22692,10 +22664,10 @@
       <w:szCs w:val="18"/>
     </w:rPr>
   </w:style>
-  <w:style w:type="character" w:customStyle="1" w:styleId="1Char">
-    <w:name w:val="标题 1 Char"/>
-    <w:basedOn w:val="a0"/>
-    <w:link w:val="1"/>
+  <w:style w:type="character" w:customStyle="1" w:styleId="Heading1Char">
+    <w:name w:val="Heading 1 Char"/>
+    <w:basedOn w:val="DefaultParagraphFont"/>
+    <w:link w:val="Heading1"/>
     <w:uiPriority w:val="9"/>
     <w:rsid w:val="00FC4F07"/>
     <w:rPr>
@@ -22706,10 +22678,10 @@
       <w:szCs w:val="44"/>
     </w:rPr>
   </w:style>
-  <w:style w:type="paragraph" w:styleId="a5">
+  <w:style w:type="paragraph" w:styleId="DocumentMap">
     <w:name w:val="Document Map"/>
-    <w:basedOn w:val="a"/>
-    <w:link w:val="Char1"/>
+    <w:basedOn w:val="Normal"/>
+    <w:link w:val="DocumentMapChar"/>
     <w:uiPriority w:val="99"/>
     <w:semiHidden/>
     <w:unhideWhenUsed/>
@@ -22720,10 +22692,10 @@
       <w:szCs w:val="18"/>
     </w:rPr>
   </w:style>
-  <w:style w:type="character" w:customStyle="1" w:styleId="Char1">
-    <w:name w:val="文档结构图 Char"/>
-    <w:basedOn w:val="a0"/>
-    <w:link w:val="a5"/>
+  <w:style w:type="character" w:customStyle="1" w:styleId="DocumentMapChar">
+    <w:name w:val="Document Map Char"/>
+    <w:basedOn w:val="DefaultParagraphFont"/>
+    <w:link w:val="DocumentMap"/>
     <w:uiPriority w:val="99"/>
     <w:semiHidden/>
     <w:rsid w:val="00FC4F07"/>
@@ -22733,10 +22705,10 @@
       <w:szCs w:val="18"/>
     </w:rPr>
   </w:style>
-  <w:style w:type="character" w:customStyle="1" w:styleId="2Char">
-    <w:name w:val="标题 2 Char"/>
-    <w:basedOn w:val="a0"/>
-    <w:link w:val="2"/>
+  <w:style w:type="character" w:customStyle="1" w:styleId="Heading2Char">
+    <w:name w:val="Heading 2 Char"/>
+    <w:basedOn w:val="DefaultParagraphFont"/>
+    <w:link w:val="Heading2"/>
     <w:uiPriority w:val="9"/>
     <w:rsid w:val="00E724C9"/>
     <w:rPr>
@@ -22747,9 +22719,9 @@
       <w:szCs w:val="32"/>
     </w:rPr>
   </w:style>
-  <w:style w:type="character" w:styleId="a6">
+  <w:style w:type="character" w:styleId="CommentReference">
     <w:name w:val="annotation reference"/>
-    <w:basedOn w:val="a0"/>
+    <w:basedOn w:val="DefaultParagraphFont"/>
     <w:uiPriority w:val="99"/>
     <w:semiHidden/>
     <w:unhideWhenUsed/>
@@ -22759,10 +22731,10 @@
       <w:szCs w:val="21"/>
     </w:rPr>
   </w:style>
-  <w:style w:type="paragraph" w:styleId="a7">
+  <w:style w:type="paragraph" w:styleId="CommentText">
     <w:name w:val="annotation text"/>
-    <w:basedOn w:val="a"/>
-    <w:link w:val="Char2"/>
+    <w:basedOn w:val="Normal"/>
+    <w:link w:val="CommentTextChar"/>
     <w:uiPriority w:val="99"/>
     <w:unhideWhenUsed/>
     <w:rsid w:val="00422952"/>
@@ -22770,18 +22742,18 @@
       <w:jc w:val="left"/>
     </w:pPr>
   </w:style>
-  <w:style w:type="character" w:customStyle="1" w:styleId="Char2">
-    <w:name w:val="批注文字 Char"/>
-    <w:basedOn w:val="a0"/>
-    <w:link w:val="a7"/>
+  <w:style w:type="character" w:customStyle="1" w:styleId="CommentTextChar">
+    <w:name w:val="Comment Text Char"/>
+    <w:basedOn w:val="DefaultParagraphFont"/>
+    <w:link w:val="CommentText"/>
     <w:uiPriority w:val="99"/>
     <w:rsid w:val="00422952"/>
   </w:style>
-  <w:style w:type="paragraph" w:styleId="a8">
+  <w:style w:type="paragraph" w:styleId="CommentSubject">
     <w:name w:val="annotation subject"/>
-    <w:basedOn w:val="a7"/>
-    <w:next w:val="a7"/>
-    <w:link w:val="Char3"/>
+    <w:basedOn w:val="CommentText"/>
+    <w:next w:val="CommentText"/>
+    <w:link w:val="CommentSubjectChar"/>
     <w:uiPriority w:val="99"/>
     <w:semiHidden/>
     <w:unhideWhenUsed/>
@@ -22791,10 +22763,10 @@
       <w:bCs/>
     </w:rPr>
   </w:style>
-  <w:style w:type="character" w:customStyle="1" w:styleId="Char3">
-    <w:name w:val="批注主题 Char"/>
-    <w:basedOn w:val="Char2"/>
-    <w:link w:val="a8"/>
+  <w:style w:type="character" w:customStyle="1" w:styleId="CommentSubjectChar">
+    <w:name w:val="Comment Subject Char"/>
+    <w:basedOn w:val="CommentTextChar"/>
+    <w:link w:val="CommentSubject"/>
     <w:uiPriority w:val="99"/>
     <w:semiHidden/>
     <w:rsid w:val="00422952"/>
@@ -22803,10 +22775,10 @@
       <w:bCs/>
     </w:rPr>
   </w:style>
-  <w:style w:type="paragraph" w:styleId="a9">
+  <w:style w:type="paragraph" w:styleId="BalloonText">
     <w:name w:val="Balloon Text"/>
-    <w:basedOn w:val="a"/>
-    <w:link w:val="Char4"/>
+    <w:basedOn w:val="Normal"/>
+    <w:link w:val="BalloonTextChar"/>
     <w:uiPriority w:val="99"/>
     <w:semiHidden/>
     <w:unhideWhenUsed/>
@@ -22816,10 +22788,10 @@
       <w:szCs w:val="18"/>
     </w:rPr>
   </w:style>
-  <w:style w:type="character" w:customStyle="1" w:styleId="Char4">
-    <w:name w:val="批注框文本 Char"/>
-    <w:basedOn w:val="a0"/>
-    <w:link w:val="a9"/>
+  <w:style w:type="character" w:customStyle="1" w:styleId="BalloonTextChar">
+    <w:name w:val="Balloon Text Char"/>
+    <w:basedOn w:val="DefaultParagraphFont"/>
+    <w:link w:val="BalloonText"/>
     <w:uiPriority w:val="99"/>
     <w:semiHidden/>
     <w:rsid w:val="00422952"/>
@@ -22828,10 +22800,10 @@
       <w:szCs w:val="18"/>
     </w:rPr>
   </w:style>
-  <w:style w:type="character" w:customStyle="1" w:styleId="3Char">
-    <w:name w:val="标题 3 Char"/>
-    <w:basedOn w:val="a0"/>
-    <w:link w:val="3"/>
+  <w:style w:type="character" w:customStyle="1" w:styleId="Heading3Char">
+    <w:name w:val="Heading 3 Char"/>
+    <w:basedOn w:val="DefaultParagraphFont"/>
+    <w:link w:val="Heading3"/>
     <w:uiPriority w:val="9"/>
     <w:rsid w:val="00564A7B"/>
     <w:rPr>
@@ -22841,9 +22813,9 @@
       <w:szCs w:val="32"/>
     </w:rPr>
   </w:style>
-  <w:style w:type="table" w:styleId="aa">
+  <w:style w:type="table" w:styleId="TableGrid">
     <w:name w:val="Table Grid"/>
-    <w:basedOn w:val="a1"/>
+    <w:basedOn w:val="TableNormal"/>
     <w:uiPriority w:val="59"/>
     <w:rsid w:val="006013CE"/>
     <w:tblPr>
@@ -22864,10 +22836,10 @@
       </w:tblCellMar>
     </w:tblPr>
   </w:style>
-  <w:style w:type="character" w:customStyle="1" w:styleId="4Char">
-    <w:name w:val="标题 4 Char"/>
-    <w:basedOn w:val="a0"/>
-    <w:link w:val="4"/>
+  <w:style w:type="character" w:customStyle="1" w:styleId="Heading4Char">
+    <w:name w:val="Heading 4 Char"/>
+    <w:basedOn w:val="DefaultParagraphFont"/>
+    <w:link w:val="Heading4"/>
     <w:uiPriority w:val="9"/>
     <w:rsid w:val="00D44E29"/>
     <w:rPr>
@@ -22878,10 +22850,10 @@
       <w:szCs w:val="28"/>
     </w:rPr>
   </w:style>
-  <w:style w:type="character" w:customStyle="1" w:styleId="5Char">
-    <w:name w:val="标题 5 Char"/>
-    <w:basedOn w:val="a0"/>
-    <w:link w:val="5"/>
+  <w:style w:type="character" w:customStyle="1" w:styleId="Heading5Char">
+    <w:name w:val="Heading 5 Char"/>
+    <w:basedOn w:val="DefaultParagraphFont"/>
+    <w:link w:val="Heading5"/>
     <w:uiPriority w:val="9"/>
     <w:rsid w:val="00E247BD"/>
     <w:rPr>
@@ -22891,9 +22863,9 @@
       <w:szCs w:val="28"/>
     </w:rPr>
   </w:style>
-  <w:style w:type="paragraph" w:styleId="ab">
+  <w:style w:type="paragraph" w:styleId="NormalWeb">
     <w:name w:val="Normal (Web)"/>
-    <w:basedOn w:val="a"/>
+    <w:basedOn w:val="Normal"/>
     <w:uiPriority w:val="99"/>
     <w:unhideWhenUsed/>
     <w:rsid w:val="00D76751"/>
@@ -22909,9 +22881,9 @@
       <w:szCs w:val="24"/>
     </w:rPr>
   </w:style>
-  <w:style w:type="character" w:styleId="ac">
+  <w:style w:type="character" w:styleId="Hyperlink">
     <w:name w:val="Hyperlink"/>
-    <w:basedOn w:val="a0"/>
+    <w:basedOn w:val="DefaultParagraphFont"/>
     <w:uiPriority w:val="99"/>
     <w:semiHidden/>
     <w:unhideWhenUsed/>
@@ -22921,10 +22893,10 @@
       <w:u w:val="single"/>
     </w:rPr>
   </w:style>
-  <w:style w:type="character" w:customStyle="1" w:styleId="6Char">
-    <w:name w:val="标题 6 Char"/>
-    <w:basedOn w:val="a0"/>
-    <w:link w:val="6"/>
+  <w:style w:type="character" w:customStyle="1" w:styleId="Heading6Char">
+    <w:name w:val="Heading 6 Char"/>
+    <w:basedOn w:val="DefaultParagraphFont"/>
+    <w:link w:val="Heading6"/>
     <w:uiPriority w:val="9"/>
     <w:rsid w:val="00944A63"/>
     <w:rPr>
@@ -22937,12 +22909,12 @@
   </w:style>
   <w:style w:type="character" w:customStyle="1" w:styleId="apple-converted-space">
     <w:name w:val="apple-converted-space"/>
-    <w:basedOn w:val="a0"/>
+    <w:basedOn w:val="DefaultParagraphFont"/>
     <w:rsid w:val="006E30F5"/>
   </w:style>
-  <w:style w:type="character" w:styleId="ad">
+  <w:style w:type="character" w:styleId="Strong">
     <w:name w:val="Strong"/>
-    <w:basedOn w:val="a0"/>
+    <w:basedOn w:val="DefaultParagraphFont"/>
     <w:uiPriority w:val="22"/>
     <w:qFormat/>
     <w:rsid w:val="006E30F5"/>

--- a/internal_doc/03.开发设计/民生银行资源管控需求/巨杉集群资源管理平台接口设计文档.docx
+++ b/internal_doc/03.开发设计/民生银行资源管控需求/巨杉集群资源管理平台接口设计文档.docx
@@ -1910,7 +1910,7 @@
     </w:p>
     <w:p>
       <w:pPr>
-        <w:pStyle w:val="Heading1"/>
+        <w:pStyle w:val="1"/>
       </w:pPr>
       <w:r>
         <w:rPr>
@@ -2129,7 +2129,7 @@
     </w:p>
     <w:p>
       <w:pPr>
-        <w:pStyle w:val="Heading1"/>
+        <w:pStyle w:val="1"/>
       </w:pPr>
       <w:r>
         <w:rPr>
@@ -2265,7 +2265,7 @@
     </w:p>
     <w:p>
       <w:pPr>
-        <w:pStyle w:val="Heading2"/>
+        <w:pStyle w:val="2"/>
       </w:pPr>
       <w:r>
         <w:rPr>
@@ -3070,7 +3070,7 @@
     </w:p>
     <w:p>
       <w:pPr>
-        <w:pStyle w:val="Heading2"/>
+        <w:pStyle w:val="2"/>
       </w:pPr>
       <w:r>
         <w:rPr>
@@ -3131,7 +3131,7 @@
     </w:p>
     <w:p>
       <w:pPr>
-        <w:pStyle w:val="Heading3"/>
+        <w:pStyle w:val="3"/>
       </w:pPr>
       <w:r>
         <w:rPr>
@@ -3143,7 +3143,7 @@
     </w:p>
     <w:tbl>
       <w:tblPr>
-        <w:tblStyle w:val="TableGrid"/>
+        <w:tblStyle w:val="aa"/>
         <w:tblW w:w="0" w:type="auto"/>
         <w:tblLayout w:type="fixed"/>
         <w:tblLook w:val="04A0"/>
@@ -3704,7 +3704,7 @@
     <w:p/>
     <w:p>
       <w:pPr>
-        <w:pStyle w:val="Heading3"/>
+        <w:pStyle w:val="3"/>
       </w:pPr>
       <w:r>
         <w:rPr>
@@ -3715,7 +3715,7 @@
     </w:p>
     <w:tbl>
       <w:tblPr>
-        <w:tblStyle w:val="TableGrid"/>
+        <w:tblStyle w:val="aa"/>
         <w:tblW w:w="0" w:type="auto"/>
         <w:tblLayout w:type="fixed"/>
         <w:tblLook w:val="04A0"/>
@@ -4187,7 +4187,7 @@
     <w:p/>
     <w:p>
       <w:pPr>
-        <w:pStyle w:val="Heading3"/>
+        <w:pStyle w:val="3"/>
       </w:pPr>
       <w:r>
         <w:rPr>
@@ -4218,7 +4218,7 @@
     </w:p>
     <w:tbl>
       <w:tblPr>
-        <w:tblStyle w:val="TableGrid"/>
+        <w:tblStyle w:val="aa"/>
         <w:tblW w:w="0" w:type="auto"/>
         <w:tblLayout w:type="fixed"/>
         <w:tblLook w:val="04A0"/>
@@ -4601,7 +4601,7 @@
     <w:p/>
     <w:p>
       <w:pPr>
-        <w:pStyle w:val="Heading3"/>
+        <w:pStyle w:val="3"/>
       </w:pPr>
       <w:r>
         <w:rPr>
@@ -4795,7 +4795,7 @@
     </w:p>
     <w:p>
       <w:pPr>
-        <w:pStyle w:val="Heading3"/>
+        <w:pStyle w:val="3"/>
       </w:pPr>
       <w:r>
         <w:rPr>
@@ -4806,7 +4806,7 @@
     </w:p>
     <w:p>
       <w:pPr>
-        <w:pStyle w:val="Heading4"/>
+        <w:pStyle w:val="4"/>
       </w:pPr>
       <w:r>
         <w:rPr>
@@ -4817,7 +4817,7 @@
     </w:p>
     <w:tbl>
       <w:tblPr>
-        <w:tblStyle w:val="TableGrid"/>
+        <w:tblStyle w:val="aa"/>
         <w:tblW w:w="0" w:type="auto"/>
         <w:tblLayout w:type="fixed"/>
         <w:tblLook w:val="04A0"/>
@@ -5791,7 +5791,7 @@
     <w:p/>
     <w:p>
       <w:pPr>
-        <w:pStyle w:val="Heading4"/>
+        <w:pStyle w:val="4"/>
       </w:pPr>
       <w:r>
         <w:rPr>
@@ -6039,7 +6039,7 @@
     <w:p/>
     <w:p>
       <w:pPr>
-        <w:pStyle w:val="Heading3"/>
+        <w:pStyle w:val="3"/>
       </w:pPr>
       <w:r>
         <w:rPr>
@@ -6112,7 +6112,7 @@
     </w:p>
     <w:p>
       <w:pPr>
-        <w:pStyle w:val="Heading4"/>
+        <w:pStyle w:val="4"/>
       </w:pPr>
       <w:r>
         <w:rPr>
@@ -6123,7 +6123,7 @@
     </w:p>
     <w:tbl>
       <w:tblPr>
-        <w:tblStyle w:val="TableGrid"/>
+        <w:tblStyle w:val="aa"/>
         <w:tblW w:w="0" w:type="auto"/>
         <w:tblLayout w:type="fixed"/>
         <w:tblLook w:val="04A0"/>
@@ -10827,7 +10827,7 @@
     <w:p/>
     <w:p>
       <w:pPr>
-        <w:pStyle w:val="Heading4"/>
+        <w:pStyle w:val="4"/>
       </w:pPr>
       <w:r>
         <w:rPr>
@@ -12544,7 +12544,7 @@
     </w:tbl>
     <w:p>
       <w:pPr>
-        <w:pStyle w:val="Heading1"/>
+        <w:pStyle w:val="1"/>
       </w:pPr>
       <w:r>
         <w:rPr>
@@ -12889,7 +12889,7 @@
     </w:p>
     <w:p>
       <w:pPr>
-        <w:pStyle w:val="Heading2"/>
+        <w:pStyle w:val="2"/>
       </w:pPr>
       <w:r>
         <w:rPr>
@@ -15232,6 +15232,13 @@
                 <w:rFonts w:asciiTheme="minorEastAsia" w:hAnsiTheme="minorEastAsia" w:cs="Tahoma" w:hint="eastAsia"/>
                 <w:szCs w:val="21"/>
               </w:rPr>
+              <w:t>长</w:t>
+            </w:r>
+            <w:r>
+              <w:rPr>
+                <w:rFonts w:asciiTheme="minorEastAsia" w:hAnsiTheme="minorEastAsia" w:cs="Tahoma" w:hint="eastAsia"/>
+                <w:szCs w:val="21"/>
+              </w:rPr>
               <w:t>整型</w:t>
             </w:r>
           </w:p>
@@ -15268,7 +15275,7 @@
     <w:p/>
     <w:p>
       <w:pPr>
-        <w:pStyle w:val="Heading2"/>
+        <w:pStyle w:val="2"/>
       </w:pPr>
       <w:r>
         <w:rPr>
@@ -15847,7 +15854,7 @@
             <w:hyperlink r:id="rId10" w:history="1">
               <w:r>
                 <w:rPr>
-                  <w:rStyle w:val="Hyperlink"/>
+                  <w:rStyle w:val="ac"/>
                   <w:rFonts w:asciiTheme="minorEastAsia" w:hAnsiTheme="minorEastAsia" w:cs="Tahoma"/>
                   <w:color w:val="auto"/>
                   <w:szCs w:val="21"/>
@@ -19809,6 +19816,13 @@
                 <w:rFonts w:asciiTheme="minorEastAsia" w:hAnsiTheme="minorEastAsia" w:cs="Tahoma" w:hint="eastAsia"/>
                 <w:szCs w:val="21"/>
               </w:rPr>
+              <w:t>长</w:t>
+            </w:r>
+            <w:r>
+              <w:rPr>
+                <w:rFonts w:asciiTheme="minorEastAsia" w:hAnsiTheme="minorEastAsia" w:cs="Tahoma" w:hint="eastAsia"/>
+                <w:szCs w:val="21"/>
+              </w:rPr>
               <w:t>整型</w:t>
             </w:r>
           </w:p>
@@ -19845,7 +19859,7 @@
     <w:p/>
     <w:p>
       <w:pPr>
-        <w:pStyle w:val="Heading2"/>
+        <w:pStyle w:val="2"/>
       </w:pPr>
       <w:r>
         <w:rPr>
@@ -21165,6 +21179,13 @@
                 <w:rFonts w:asciiTheme="minorEastAsia" w:hAnsiTheme="minorEastAsia" w:cs="Tahoma" w:hint="eastAsia"/>
                 <w:szCs w:val="21"/>
               </w:rPr>
+              <w:t>长</w:t>
+            </w:r>
+            <w:r>
+              <w:rPr>
+                <w:rFonts w:asciiTheme="minorEastAsia" w:hAnsiTheme="minorEastAsia" w:cs="Tahoma" w:hint="eastAsia"/>
+                <w:szCs w:val="21"/>
+              </w:rPr>
               <w:t>整型</w:t>
             </w:r>
           </w:p>
@@ -21201,7 +21222,7 @@
     <w:p/>
     <w:p>
       <w:pPr>
-        <w:pStyle w:val="Heading2"/>
+        <w:pStyle w:val="2"/>
       </w:pPr>
       <w:r>
         <w:rPr>
@@ -22032,6 +22053,13 @@
                 <w:szCs w:val="21"/>
               </w:rPr>
             </w:pPr>
+            <w:r>
+              <w:rPr>
+                <w:rFonts w:asciiTheme="minorEastAsia" w:hAnsiTheme="minorEastAsia" w:cs="Tahoma" w:hint="eastAsia"/>
+                <w:szCs w:val="21"/>
+              </w:rPr>
+              <w:t>长</w:t>
+            </w:r>
             <w:r>
               <w:rPr>
                 <w:rFonts w:asciiTheme="minorEastAsia" w:hAnsiTheme="minorEastAsia" w:cs="Tahoma" w:hint="eastAsia"/>
@@ -22423,7 +22451,7 @@
     <w:lsdException w:name="Bibliography" w:uiPriority="37"/>
     <w:lsdException w:name="TOC Heading" w:uiPriority="39" w:qFormat="1"/>
   </w:latentStyles>
-  <w:style w:type="paragraph" w:default="1" w:styleId="Normal">
+  <w:style w:type="paragraph" w:default="1" w:styleId="a">
     <w:name w:val="Normal"/>
     <w:qFormat/>
     <w:rsid w:val="003C08A2"/>
@@ -22432,11 +22460,11 @@
       <w:jc w:val="both"/>
     </w:pPr>
   </w:style>
-  <w:style w:type="paragraph" w:styleId="Heading1">
+  <w:style w:type="paragraph" w:styleId="1">
     <w:name w:val="heading 1"/>
-    <w:basedOn w:val="Normal"/>
-    <w:next w:val="Normal"/>
-    <w:link w:val="Heading1Char"/>
+    <w:basedOn w:val="a"/>
+    <w:next w:val="a"/>
+    <w:link w:val="1Char"/>
     <w:uiPriority w:val="9"/>
     <w:qFormat/>
     <w:rsid w:val="00FC4F07"/>
@@ -22454,11 +22482,11 @@
       <w:szCs w:val="44"/>
     </w:rPr>
   </w:style>
-  <w:style w:type="paragraph" w:styleId="Heading2">
+  <w:style w:type="paragraph" w:styleId="2">
     <w:name w:val="heading 2"/>
-    <w:basedOn w:val="Normal"/>
-    <w:next w:val="Normal"/>
-    <w:link w:val="Heading2Char"/>
+    <w:basedOn w:val="a"/>
+    <w:next w:val="a"/>
+    <w:link w:val="2Char"/>
     <w:uiPriority w:val="9"/>
     <w:unhideWhenUsed/>
     <w:qFormat/>
@@ -22477,11 +22505,11 @@
       <w:szCs w:val="32"/>
     </w:rPr>
   </w:style>
-  <w:style w:type="paragraph" w:styleId="Heading3">
+  <w:style w:type="paragraph" w:styleId="3">
     <w:name w:val="heading 3"/>
-    <w:basedOn w:val="Normal"/>
-    <w:next w:val="Normal"/>
-    <w:link w:val="Heading3Char"/>
+    <w:basedOn w:val="a"/>
+    <w:next w:val="a"/>
+    <w:link w:val="3Char"/>
     <w:uiPriority w:val="9"/>
     <w:unhideWhenUsed/>
     <w:qFormat/>
@@ -22499,11 +22527,11 @@
       <w:szCs w:val="32"/>
     </w:rPr>
   </w:style>
-  <w:style w:type="paragraph" w:styleId="Heading4">
+  <w:style w:type="paragraph" w:styleId="4">
     <w:name w:val="heading 4"/>
-    <w:basedOn w:val="Normal"/>
-    <w:next w:val="Normal"/>
-    <w:link w:val="Heading4Char"/>
+    <w:basedOn w:val="a"/>
+    <w:next w:val="a"/>
+    <w:link w:val="4Char"/>
     <w:uiPriority w:val="9"/>
     <w:unhideWhenUsed/>
     <w:qFormat/>
@@ -22522,11 +22550,11 @@
       <w:szCs w:val="28"/>
     </w:rPr>
   </w:style>
-  <w:style w:type="paragraph" w:styleId="Heading5">
+  <w:style w:type="paragraph" w:styleId="5">
     <w:name w:val="heading 5"/>
-    <w:basedOn w:val="Normal"/>
-    <w:next w:val="Normal"/>
-    <w:link w:val="Heading5Char"/>
+    <w:basedOn w:val="a"/>
+    <w:next w:val="a"/>
+    <w:link w:val="5Char"/>
     <w:uiPriority w:val="9"/>
     <w:unhideWhenUsed/>
     <w:qFormat/>
@@ -22544,11 +22572,11 @@
       <w:szCs w:val="28"/>
     </w:rPr>
   </w:style>
-  <w:style w:type="paragraph" w:styleId="Heading6">
+  <w:style w:type="paragraph" w:styleId="6">
     <w:name w:val="heading 6"/>
-    <w:basedOn w:val="Normal"/>
-    <w:next w:val="Normal"/>
-    <w:link w:val="Heading6Char"/>
+    <w:basedOn w:val="a"/>
+    <w:next w:val="a"/>
+    <w:link w:val="6Char"/>
     <w:uiPriority w:val="9"/>
     <w:unhideWhenUsed/>
     <w:qFormat/>
@@ -22567,13 +22595,13 @@
       <w:szCs w:val="24"/>
     </w:rPr>
   </w:style>
-  <w:style w:type="character" w:default="1" w:styleId="DefaultParagraphFont">
+  <w:style w:type="character" w:default="1" w:styleId="a0">
     <w:name w:val="Default Paragraph Font"/>
     <w:uiPriority w:val="1"/>
     <w:semiHidden/>
     <w:unhideWhenUsed/>
   </w:style>
-  <w:style w:type="table" w:default="1" w:styleId="TableNormal">
+  <w:style w:type="table" w:default="1" w:styleId="a1">
     <w:name w:val="Normal Table"/>
     <w:uiPriority w:val="99"/>
     <w:semiHidden/>
@@ -22589,16 +22617,16 @@
       </w:tblCellMar>
     </w:tblPr>
   </w:style>
-  <w:style w:type="numbering" w:default="1" w:styleId="NoList">
+  <w:style w:type="numbering" w:default="1" w:styleId="a2">
     <w:name w:val="No List"/>
     <w:uiPriority w:val="99"/>
     <w:semiHidden/>
     <w:unhideWhenUsed/>
   </w:style>
-  <w:style w:type="paragraph" w:styleId="Header">
+  <w:style w:type="paragraph" w:styleId="a3">
     <w:name w:val="header"/>
-    <w:basedOn w:val="Normal"/>
-    <w:link w:val="HeaderChar"/>
+    <w:basedOn w:val="a"/>
+    <w:link w:val="Char"/>
     <w:uiPriority w:val="99"/>
     <w:semiHidden/>
     <w:unhideWhenUsed/>
@@ -22619,10 +22647,10 @@
       <w:szCs w:val="18"/>
     </w:rPr>
   </w:style>
-  <w:style w:type="character" w:customStyle="1" w:styleId="HeaderChar">
-    <w:name w:val="Header Char"/>
-    <w:basedOn w:val="DefaultParagraphFont"/>
-    <w:link w:val="Header"/>
+  <w:style w:type="character" w:customStyle="1" w:styleId="Char">
+    <w:name w:val="页眉 Char"/>
+    <w:basedOn w:val="a0"/>
+    <w:link w:val="a3"/>
     <w:uiPriority w:val="99"/>
     <w:semiHidden/>
     <w:rsid w:val="00FC4F07"/>
@@ -22631,10 +22659,10 @@
       <w:szCs w:val="18"/>
     </w:rPr>
   </w:style>
-  <w:style w:type="paragraph" w:styleId="Footer">
+  <w:style w:type="paragraph" w:styleId="a4">
     <w:name w:val="footer"/>
-    <w:basedOn w:val="Normal"/>
-    <w:link w:val="FooterChar"/>
+    <w:basedOn w:val="a"/>
+    <w:link w:val="Char0"/>
     <w:uiPriority w:val="99"/>
     <w:semiHidden/>
     <w:unhideWhenUsed/>
@@ -22652,10 +22680,10 @@
       <w:szCs w:val="18"/>
     </w:rPr>
   </w:style>
-  <w:style w:type="character" w:customStyle="1" w:styleId="FooterChar">
-    <w:name w:val="Footer Char"/>
-    <w:basedOn w:val="DefaultParagraphFont"/>
-    <w:link w:val="Footer"/>
+  <w:style w:type="character" w:customStyle="1" w:styleId="Char0">
+    <w:name w:val="页脚 Char"/>
+    <w:basedOn w:val="a0"/>
+    <w:link w:val="a4"/>
     <w:uiPriority w:val="99"/>
     <w:semiHidden/>
     <w:rsid w:val="00FC4F07"/>
@@ -22664,10 +22692,10 @@
       <w:szCs w:val="18"/>
     </w:rPr>
   </w:style>
-  <w:style w:type="character" w:customStyle="1" w:styleId="Heading1Char">
-    <w:name w:val="Heading 1 Char"/>
-    <w:basedOn w:val="DefaultParagraphFont"/>
-    <w:link w:val="Heading1"/>
+  <w:style w:type="character" w:customStyle="1" w:styleId="1Char">
+    <w:name w:val="标题 1 Char"/>
+    <w:basedOn w:val="a0"/>
+    <w:link w:val="1"/>
     <w:uiPriority w:val="9"/>
     <w:rsid w:val="00FC4F07"/>
     <w:rPr>
@@ -22678,10 +22706,10 @@
       <w:szCs w:val="44"/>
     </w:rPr>
   </w:style>
-  <w:style w:type="paragraph" w:styleId="DocumentMap">
+  <w:style w:type="paragraph" w:styleId="a5">
     <w:name w:val="Document Map"/>
-    <w:basedOn w:val="Normal"/>
-    <w:link w:val="DocumentMapChar"/>
+    <w:basedOn w:val="a"/>
+    <w:link w:val="Char1"/>
     <w:uiPriority w:val="99"/>
     <w:semiHidden/>
     <w:unhideWhenUsed/>
@@ -22692,10 +22720,10 @@
       <w:szCs w:val="18"/>
     </w:rPr>
   </w:style>
-  <w:style w:type="character" w:customStyle="1" w:styleId="DocumentMapChar">
-    <w:name w:val="Document Map Char"/>
-    <w:basedOn w:val="DefaultParagraphFont"/>
-    <w:link w:val="DocumentMap"/>
+  <w:style w:type="character" w:customStyle="1" w:styleId="Char1">
+    <w:name w:val="文档结构图 Char"/>
+    <w:basedOn w:val="a0"/>
+    <w:link w:val="a5"/>
     <w:uiPriority w:val="99"/>
     <w:semiHidden/>
     <w:rsid w:val="00FC4F07"/>
@@ -22705,10 +22733,10 @@
       <w:szCs w:val="18"/>
     </w:rPr>
   </w:style>
-  <w:style w:type="character" w:customStyle="1" w:styleId="Heading2Char">
-    <w:name w:val="Heading 2 Char"/>
-    <w:basedOn w:val="DefaultParagraphFont"/>
-    <w:link w:val="Heading2"/>
+  <w:style w:type="character" w:customStyle="1" w:styleId="2Char">
+    <w:name w:val="标题 2 Char"/>
+    <w:basedOn w:val="a0"/>
+    <w:link w:val="2"/>
     <w:uiPriority w:val="9"/>
     <w:rsid w:val="00E724C9"/>
     <w:rPr>
@@ -22719,9 +22747,9 @@
       <w:szCs w:val="32"/>
     </w:rPr>
   </w:style>
-  <w:style w:type="character" w:styleId="CommentReference">
+  <w:style w:type="character" w:styleId="a6">
     <w:name w:val="annotation reference"/>
-    <w:basedOn w:val="DefaultParagraphFont"/>
+    <w:basedOn w:val="a0"/>
     <w:uiPriority w:val="99"/>
     <w:semiHidden/>
     <w:unhideWhenUsed/>
@@ -22731,10 +22759,10 @@
       <w:szCs w:val="21"/>
     </w:rPr>
   </w:style>
-  <w:style w:type="paragraph" w:styleId="CommentText">
+  <w:style w:type="paragraph" w:styleId="a7">
     <w:name w:val="annotation text"/>
-    <w:basedOn w:val="Normal"/>
-    <w:link w:val="CommentTextChar"/>
+    <w:basedOn w:val="a"/>
+    <w:link w:val="Char2"/>
     <w:uiPriority w:val="99"/>
     <w:unhideWhenUsed/>
     <w:rsid w:val="00422952"/>
@@ -22742,18 +22770,18 @@
       <w:jc w:val="left"/>
     </w:pPr>
   </w:style>
-  <w:style w:type="character" w:customStyle="1" w:styleId="CommentTextChar">
-    <w:name w:val="Comment Text Char"/>
-    <w:basedOn w:val="DefaultParagraphFont"/>
-    <w:link w:val="CommentText"/>
+  <w:style w:type="character" w:customStyle="1" w:styleId="Char2">
+    <w:name w:val="批注文字 Char"/>
+    <w:basedOn w:val="a0"/>
+    <w:link w:val="a7"/>
     <w:uiPriority w:val="99"/>
     <w:rsid w:val="00422952"/>
   </w:style>
-  <w:style w:type="paragraph" w:styleId="CommentSubject">
+  <w:style w:type="paragraph" w:styleId="a8">
     <w:name w:val="annotation subject"/>
-    <w:basedOn w:val="CommentText"/>
-    <w:next w:val="CommentText"/>
-    <w:link w:val="CommentSubjectChar"/>
+    <w:basedOn w:val="a7"/>
+    <w:next w:val="a7"/>
+    <w:link w:val="Char3"/>
     <w:uiPriority w:val="99"/>
     <w:semiHidden/>
     <w:unhideWhenUsed/>
@@ -22763,10 +22791,10 @@
       <w:bCs/>
     </w:rPr>
   </w:style>
-  <w:style w:type="character" w:customStyle="1" w:styleId="CommentSubjectChar">
-    <w:name w:val="Comment Subject Char"/>
-    <w:basedOn w:val="CommentTextChar"/>
-    <w:link w:val="CommentSubject"/>
+  <w:style w:type="character" w:customStyle="1" w:styleId="Char3">
+    <w:name w:val="批注主题 Char"/>
+    <w:basedOn w:val="Char2"/>
+    <w:link w:val="a8"/>
     <w:uiPriority w:val="99"/>
     <w:semiHidden/>
     <w:rsid w:val="00422952"/>
@@ -22775,10 +22803,10 @@
       <w:bCs/>
     </w:rPr>
   </w:style>
-  <w:style w:type="paragraph" w:styleId="BalloonText">
+  <w:style w:type="paragraph" w:styleId="a9">
     <w:name w:val="Balloon Text"/>
-    <w:basedOn w:val="Normal"/>
-    <w:link w:val="BalloonTextChar"/>
+    <w:basedOn w:val="a"/>
+    <w:link w:val="Char4"/>
     <w:uiPriority w:val="99"/>
     <w:semiHidden/>
     <w:unhideWhenUsed/>
@@ -22788,10 +22816,10 @@
       <w:szCs w:val="18"/>
     </w:rPr>
   </w:style>
-  <w:style w:type="character" w:customStyle="1" w:styleId="BalloonTextChar">
-    <w:name w:val="Balloon Text Char"/>
-    <w:basedOn w:val="DefaultParagraphFont"/>
-    <w:link w:val="BalloonText"/>
+  <w:style w:type="character" w:customStyle="1" w:styleId="Char4">
+    <w:name w:val="批注框文本 Char"/>
+    <w:basedOn w:val="a0"/>
+    <w:link w:val="a9"/>
     <w:uiPriority w:val="99"/>
     <w:semiHidden/>
     <w:rsid w:val="00422952"/>
@@ -22800,10 +22828,10 @@
       <w:szCs w:val="18"/>
     </w:rPr>
   </w:style>
-  <w:style w:type="character" w:customStyle="1" w:styleId="Heading3Char">
-    <w:name w:val="Heading 3 Char"/>
-    <w:basedOn w:val="DefaultParagraphFont"/>
-    <w:link w:val="Heading3"/>
+  <w:style w:type="character" w:customStyle="1" w:styleId="3Char">
+    <w:name w:val="标题 3 Char"/>
+    <w:basedOn w:val="a0"/>
+    <w:link w:val="3"/>
     <w:uiPriority w:val="9"/>
     <w:rsid w:val="00564A7B"/>
     <w:rPr>
@@ -22813,9 +22841,9 @@
       <w:szCs w:val="32"/>
     </w:rPr>
   </w:style>
-  <w:style w:type="table" w:styleId="TableGrid">
+  <w:style w:type="table" w:styleId="aa">
     <w:name w:val="Table Grid"/>
-    <w:basedOn w:val="TableNormal"/>
+    <w:basedOn w:val="a1"/>
     <w:uiPriority w:val="59"/>
     <w:rsid w:val="006013CE"/>
     <w:tblPr>
@@ -22836,10 +22864,10 @@
       </w:tblCellMar>
     </w:tblPr>
   </w:style>
-  <w:style w:type="character" w:customStyle="1" w:styleId="Heading4Char">
-    <w:name w:val="Heading 4 Char"/>
-    <w:basedOn w:val="DefaultParagraphFont"/>
-    <w:link w:val="Heading4"/>
+  <w:style w:type="character" w:customStyle="1" w:styleId="4Char">
+    <w:name w:val="标题 4 Char"/>
+    <w:basedOn w:val="a0"/>
+    <w:link w:val="4"/>
     <w:uiPriority w:val="9"/>
     <w:rsid w:val="00D44E29"/>
     <w:rPr>
@@ -22850,10 +22878,10 @@
       <w:szCs w:val="28"/>
     </w:rPr>
   </w:style>
-  <w:style w:type="character" w:customStyle="1" w:styleId="Heading5Char">
-    <w:name w:val="Heading 5 Char"/>
-    <w:basedOn w:val="DefaultParagraphFont"/>
-    <w:link w:val="Heading5"/>
+  <w:style w:type="character" w:customStyle="1" w:styleId="5Char">
+    <w:name w:val="标题 5 Char"/>
+    <w:basedOn w:val="a0"/>
+    <w:link w:val="5"/>
     <w:uiPriority w:val="9"/>
     <w:rsid w:val="00E247BD"/>
     <w:rPr>
@@ -22863,9 +22891,9 @@
       <w:szCs w:val="28"/>
     </w:rPr>
   </w:style>
-  <w:style w:type="paragraph" w:styleId="NormalWeb">
+  <w:style w:type="paragraph" w:styleId="ab">
     <w:name w:val="Normal (Web)"/>
-    <w:basedOn w:val="Normal"/>
+    <w:basedOn w:val="a"/>
     <w:uiPriority w:val="99"/>
     <w:unhideWhenUsed/>
     <w:rsid w:val="00D76751"/>
@@ -22881,9 +22909,9 @@
       <w:szCs w:val="24"/>
     </w:rPr>
   </w:style>
-  <w:style w:type="character" w:styleId="Hyperlink">
+  <w:style w:type="character" w:styleId="ac">
     <w:name w:val="Hyperlink"/>
-    <w:basedOn w:val="DefaultParagraphFont"/>
+    <w:basedOn w:val="a0"/>
     <w:uiPriority w:val="99"/>
     <w:semiHidden/>
     <w:unhideWhenUsed/>
@@ -22893,10 +22921,10 @@
       <w:u w:val="single"/>
     </w:rPr>
   </w:style>
-  <w:style w:type="character" w:customStyle="1" w:styleId="Heading6Char">
-    <w:name w:val="Heading 6 Char"/>
-    <w:basedOn w:val="DefaultParagraphFont"/>
-    <w:link w:val="Heading6"/>
+  <w:style w:type="character" w:customStyle="1" w:styleId="6Char">
+    <w:name w:val="标题 6 Char"/>
+    <w:basedOn w:val="a0"/>
+    <w:link w:val="6"/>
     <w:uiPriority w:val="9"/>
     <w:rsid w:val="00944A63"/>
     <w:rPr>
@@ -22909,12 +22937,12 @@
   </w:style>
   <w:style w:type="character" w:customStyle="1" w:styleId="apple-converted-space">
     <w:name w:val="apple-converted-space"/>
-    <w:basedOn w:val="DefaultParagraphFont"/>
+    <w:basedOn w:val="a0"/>
     <w:rsid w:val="006E30F5"/>
   </w:style>
-  <w:style w:type="character" w:styleId="Strong">
+  <w:style w:type="character" w:styleId="ad">
     <w:name w:val="Strong"/>
-    <w:basedOn w:val="DefaultParagraphFont"/>
+    <w:basedOn w:val="a0"/>
     <w:uiPriority w:val="22"/>
     <w:qFormat/>
     <w:rsid w:val="006E30F5"/>

--- a/internal_doc/03.开发设计/民生银行资源管控需求/巨杉集群资源管理平台接口设计文档.docx
+++ b/internal_doc/03.开发设计/民生银行资源管控需求/巨杉集群资源管理平台接口设计文档.docx
@@ -1910,7 +1910,7 @@
     </w:p>
     <w:p>
       <w:pPr>
-        <w:pStyle w:val="1"/>
+        <w:pStyle w:val="Heading1"/>
       </w:pPr>
       <w:r>
         <w:rPr>
@@ -2129,7 +2129,7 @@
     </w:p>
     <w:p>
       <w:pPr>
-        <w:pStyle w:val="1"/>
+        <w:pStyle w:val="Heading1"/>
       </w:pPr>
       <w:r>
         <w:rPr>
@@ -2265,7 +2265,7 @@
     </w:p>
     <w:p>
       <w:pPr>
-        <w:pStyle w:val="2"/>
+        <w:pStyle w:val="Heading2"/>
       </w:pPr>
       <w:r>
         <w:rPr>
@@ -3070,7 +3070,7 @@
     </w:p>
     <w:p>
       <w:pPr>
-        <w:pStyle w:val="2"/>
+        <w:pStyle w:val="Heading2"/>
       </w:pPr>
       <w:r>
         <w:rPr>
@@ -3131,7 +3131,7 @@
     </w:p>
     <w:p>
       <w:pPr>
-        <w:pStyle w:val="3"/>
+        <w:pStyle w:val="Heading3"/>
       </w:pPr>
       <w:r>
         <w:rPr>
@@ -3143,7 +3143,7 @@
     </w:p>
     <w:tbl>
       <w:tblPr>
-        <w:tblStyle w:val="aa"/>
+        <w:tblStyle w:val="TableGrid"/>
         <w:tblW w:w="0" w:type="auto"/>
         <w:tblLayout w:type="fixed"/>
         <w:tblLook w:val="04A0"/>
@@ -3704,7 +3704,7 @@
     <w:p/>
     <w:p>
       <w:pPr>
-        <w:pStyle w:val="3"/>
+        <w:pStyle w:val="Heading3"/>
       </w:pPr>
       <w:r>
         <w:rPr>
@@ -3715,7 +3715,7 @@
     </w:p>
     <w:tbl>
       <w:tblPr>
-        <w:tblStyle w:val="aa"/>
+        <w:tblStyle w:val="TableGrid"/>
         <w:tblW w:w="0" w:type="auto"/>
         <w:tblLayout w:type="fixed"/>
         <w:tblLook w:val="04A0"/>
@@ -4187,7 +4187,7 @@
     <w:p/>
     <w:p>
       <w:pPr>
-        <w:pStyle w:val="3"/>
+        <w:pStyle w:val="Heading3"/>
       </w:pPr>
       <w:r>
         <w:rPr>
@@ -4218,7 +4218,7 @@
     </w:p>
     <w:tbl>
       <w:tblPr>
-        <w:tblStyle w:val="aa"/>
+        <w:tblStyle w:val="TableGrid"/>
         <w:tblW w:w="0" w:type="auto"/>
         <w:tblLayout w:type="fixed"/>
         <w:tblLook w:val="04A0"/>
@@ -4601,7 +4601,7 @@
     <w:p/>
     <w:p>
       <w:pPr>
-        <w:pStyle w:val="3"/>
+        <w:pStyle w:val="Heading3"/>
       </w:pPr>
       <w:r>
         <w:rPr>
@@ -4795,7 +4795,7 @@
     </w:p>
     <w:p>
       <w:pPr>
-        <w:pStyle w:val="3"/>
+        <w:pStyle w:val="Heading3"/>
       </w:pPr>
       <w:r>
         <w:rPr>
@@ -4806,7 +4806,7 @@
     </w:p>
     <w:p>
       <w:pPr>
-        <w:pStyle w:val="4"/>
+        <w:pStyle w:val="Heading4"/>
       </w:pPr>
       <w:r>
         <w:rPr>
@@ -4817,7 +4817,7 @@
     </w:p>
     <w:tbl>
       <w:tblPr>
-        <w:tblStyle w:val="aa"/>
+        <w:tblStyle w:val="TableGrid"/>
         <w:tblW w:w="0" w:type="auto"/>
         <w:tblLayout w:type="fixed"/>
         <w:tblLook w:val="04A0"/>
@@ -5791,7 +5791,7 @@
     <w:p/>
     <w:p>
       <w:pPr>
-        <w:pStyle w:val="4"/>
+        <w:pStyle w:val="Heading4"/>
       </w:pPr>
       <w:r>
         <w:rPr>
@@ -6039,7 +6039,7 @@
     <w:p/>
     <w:p>
       <w:pPr>
-        <w:pStyle w:val="3"/>
+        <w:pStyle w:val="Heading3"/>
       </w:pPr>
       <w:r>
         <w:rPr>
@@ -6112,7 +6112,7 @@
     </w:p>
     <w:p>
       <w:pPr>
-        <w:pStyle w:val="4"/>
+        <w:pStyle w:val="Heading4"/>
       </w:pPr>
       <w:r>
         <w:rPr>
@@ -6123,7 +6123,7 @@
     </w:p>
     <w:tbl>
       <w:tblPr>
-        <w:tblStyle w:val="aa"/>
+        <w:tblStyle w:val="TableGrid"/>
         <w:tblW w:w="0" w:type="auto"/>
         <w:tblLayout w:type="fixed"/>
         <w:tblLook w:val="04A0"/>
@@ -10827,7 +10827,7 @@
     <w:p/>
     <w:p>
       <w:pPr>
-        <w:pStyle w:val="4"/>
+        <w:pStyle w:val="Heading4"/>
       </w:pPr>
       <w:r>
         <w:rPr>
@@ -12544,7 +12544,7 @@
     </w:tbl>
     <w:p>
       <w:pPr>
-        <w:pStyle w:val="1"/>
+        <w:pStyle w:val="Heading1"/>
       </w:pPr>
       <w:r>
         <w:rPr>
@@ -12889,7 +12889,7 @@
     </w:p>
     <w:p>
       <w:pPr>
-        <w:pStyle w:val="2"/>
+        <w:pStyle w:val="Heading2"/>
       </w:pPr>
       <w:r>
         <w:rPr>
@@ -15275,7 +15275,7 @@
     <w:p/>
     <w:p>
       <w:pPr>
-        <w:pStyle w:val="2"/>
+        <w:pStyle w:val="Heading2"/>
       </w:pPr>
       <w:r>
         <w:rPr>
@@ -15854,7 +15854,7 @@
             <w:hyperlink r:id="rId10" w:history="1">
               <w:r>
                 <w:rPr>
-                  <w:rStyle w:val="ac"/>
+                  <w:rStyle w:val="Hyperlink"/>
                   <w:rFonts w:asciiTheme="minorEastAsia" w:hAnsiTheme="minorEastAsia" w:cs="Tahoma"/>
                   <w:color w:val="auto"/>
                   <w:szCs w:val="21"/>
@@ -18581,10 +18581,10 @@
             </w:pPr>
             <w:r>
               <w:rPr>
-                <w:rFonts w:asciiTheme="minorEastAsia" w:hAnsiTheme="minorEastAsia" w:cs="Tahoma"/>
-                <w:szCs w:val="21"/>
-              </w:rPr>
-              <w:t>时间戳</w:t>
+                <w:rFonts w:asciiTheme="minorEastAsia" w:hAnsiTheme="minorEastAsia" w:cs="Tahoma" w:hint="eastAsia"/>
+                <w:szCs w:val="21"/>
+              </w:rPr>
+              <w:t>字符串</w:t>
             </w:r>
           </w:p>
         </w:tc>
@@ -19859,7 +19859,7 @@
     <w:p/>
     <w:p>
       <w:pPr>
-        <w:pStyle w:val="2"/>
+        <w:pStyle w:val="Heading2"/>
       </w:pPr>
       <w:r>
         <w:rPr>
@@ -21222,7 +21222,7 @@
     <w:p/>
     <w:p>
       <w:pPr>
-        <w:pStyle w:val="2"/>
+        <w:pStyle w:val="Heading2"/>
       </w:pPr>
       <w:r>
         <w:rPr>
@@ -22451,7 +22451,7 @@
     <w:lsdException w:name="Bibliography" w:uiPriority="37"/>
     <w:lsdException w:name="TOC Heading" w:uiPriority="39" w:qFormat="1"/>
   </w:latentStyles>
-  <w:style w:type="paragraph" w:default="1" w:styleId="a">
+  <w:style w:type="paragraph" w:default="1" w:styleId="Normal">
     <w:name w:val="Normal"/>
     <w:qFormat/>
     <w:rsid w:val="003C08A2"/>
@@ -22460,11 +22460,11 @@
       <w:jc w:val="both"/>
     </w:pPr>
   </w:style>
-  <w:style w:type="paragraph" w:styleId="1">
+  <w:style w:type="paragraph" w:styleId="Heading1">
     <w:name w:val="heading 1"/>
-    <w:basedOn w:val="a"/>
-    <w:next w:val="a"/>
-    <w:link w:val="1Char"/>
+    <w:basedOn w:val="Normal"/>
+    <w:next w:val="Normal"/>
+    <w:link w:val="Heading1Char"/>
     <w:uiPriority w:val="9"/>
     <w:qFormat/>
     <w:rsid w:val="00FC4F07"/>
@@ -22482,11 +22482,11 @@
       <w:szCs w:val="44"/>
     </w:rPr>
   </w:style>
-  <w:style w:type="paragraph" w:styleId="2">
+  <w:style w:type="paragraph" w:styleId="Heading2">
     <w:name w:val="heading 2"/>
-    <w:basedOn w:val="a"/>
-    <w:next w:val="a"/>
-    <w:link w:val="2Char"/>
+    <w:basedOn w:val="Normal"/>
+    <w:next w:val="Normal"/>
+    <w:link w:val="Heading2Char"/>
     <w:uiPriority w:val="9"/>
     <w:unhideWhenUsed/>
     <w:qFormat/>
@@ -22505,11 +22505,11 @@
       <w:szCs w:val="32"/>
     </w:rPr>
   </w:style>
-  <w:style w:type="paragraph" w:styleId="3">
+  <w:style w:type="paragraph" w:styleId="Heading3">
     <w:name w:val="heading 3"/>
-    <w:basedOn w:val="a"/>
-    <w:next w:val="a"/>
-    <w:link w:val="3Char"/>
+    <w:basedOn w:val="Normal"/>
+    <w:next w:val="Normal"/>
+    <w:link w:val="Heading3Char"/>
     <w:uiPriority w:val="9"/>
     <w:unhideWhenUsed/>
     <w:qFormat/>
@@ -22527,11 +22527,11 @@
       <w:szCs w:val="32"/>
     </w:rPr>
   </w:style>
-  <w:style w:type="paragraph" w:styleId="4">
+  <w:style w:type="paragraph" w:styleId="Heading4">
     <w:name w:val="heading 4"/>
-    <w:basedOn w:val="a"/>
-    <w:next w:val="a"/>
-    <w:link w:val="4Char"/>
+    <w:basedOn w:val="Normal"/>
+    <w:next w:val="Normal"/>
+    <w:link w:val="Heading4Char"/>
     <w:uiPriority w:val="9"/>
     <w:unhideWhenUsed/>
     <w:qFormat/>
@@ -22550,11 +22550,11 @@
       <w:szCs w:val="28"/>
     </w:rPr>
   </w:style>
-  <w:style w:type="paragraph" w:styleId="5">
+  <w:style w:type="paragraph" w:styleId="Heading5">
     <w:name w:val="heading 5"/>
-    <w:basedOn w:val="a"/>
-    <w:next w:val="a"/>
-    <w:link w:val="5Char"/>
+    <w:basedOn w:val="Normal"/>
+    <w:next w:val="Normal"/>
+    <w:link w:val="Heading5Char"/>
     <w:uiPriority w:val="9"/>
     <w:unhideWhenUsed/>
     <w:qFormat/>
@@ -22572,11 +22572,11 @@
       <w:szCs w:val="28"/>
     </w:rPr>
   </w:style>
-  <w:style w:type="paragraph" w:styleId="6">
+  <w:style w:type="paragraph" w:styleId="Heading6">
     <w:name w:val="heading 6"/>
-    <w:basedOn w:val="a"/>
-    <w:next w:val="a"/>
-    <w:link w:val="6Char"/>
+    <w:basedOn w:val="Normal"/>
+    <w:next w:val="Normal"/>
+    <w:link w:val="Heading6Char"/>
     <w:uiPriority w:val="9"/>
     <w:unhideWhenUsed/>
     <w:qFormat/>
@@ -22595,13 +22595,13 @@
       <w:szCs w:val="24"/>
     </w:rPr>
   </w:style>
-  <w:style w:type="character" w:default="1" w:styleId="a0">
+  <w:style w:type="character" w:default="1" w:styleId="DefaultParagraphFont">
     <w:name w:val="Default Paragraph Font"/>
     <w:uiPriority w:val="1"/>
     <w:semiHidden/>
     <w:unhideWhenUsed/>
   </w:style>
-  <w:style w:type="table" w:default="1" w:styleId="a1">
+  <w:style w:type="table" w:default="1" w:styleId="TableNormal">
     <w:name w:val="Normal Table"/>
     <w:uiPriority w:val="99"/>
     <w:semiHidden/>
@@ -22617,16 +22617,16 @@
       </w:tblCellMar>
     </w:tblPr>
   </w:style>
-  <w:style w:type="numbering" w:default="1" w:styleId="a2">
+  <w:style w:type="numbering" w:default="1" w:styleId="NoList">
     <w:name w:val="No List"/>
     <w:uiPriority w:val="99"/>
     <w:semiHidden/>
     <w:unhideWhenUsed/>
   </w:style>
-  <w:style w:type="paragraph" w:styleId="a3">
+  <w:style w:type="paragraph" w:styleId="Header">
     <w:name w:val="header"/>
-    <w:basedOn w:val="a"/>
-    <w:link w:val="Char"/>
+    <w:basedOn w:val="Normal"/>
+    <w:link w:val="HeaderChar"/>
     <w:uiPriority w:val="99"/>
     <w:semiHidden/>
     <w:unhideWhenUsed/>
@@ -22647,10 +22647,10 @@
       <w:szCs w:val="18"/>
     </w:rPr>
   </w:style>
-  <w:style w:type="character" w:customStyle="1" w:styleId="Char">
-    <w:name w:val="页眉 Char"/>
-    <w:basedOn w:val="a0"/>
-    <w:link w:val="a3"/>
+  <w:style w:type="character" w:customStyle="1" w:styleId="HeaderChar">
+    <w:name w:val="Header Char"/>
+    <w:basedOn w:val="DefaultParagraphFont"/>
+    <w:link w:val="Header"/>
     <w:uiPriority w:val="99"/>
     <w:semiHidden/>
     <w:rsid w:val="00FC4F07"/>
@@ -22659,10 +22659,10 @@
       <w:szCs w:val="18"/>
     </w:rPr>
   </w:style>
-  <w:style w:type="paragraph" w:styleId="a4">
+  <w:style w:type="paragraph" w:styleId="Footer">
     <w:name w:val="footer"/>
-    <w:basedOn w:val="a"/>
-    <w:link w:val="Char0"/>
+    <w:basedOn w:val="Normal"/>
+    <w:link w:val="FooterChar"/>
     <w:uiPriority w:val="99"/>
     <w:semiHidden/>
     <w:unhideWhenUsed/>
@@ -22680,10 +22680,10 @@
       <w:szCs w:val="18"/>
     </w:rPr>
   </w:style>
-  <w:style w:type="character" w:customStyle="1" w:styleId="Char0">
-    <w:name w:val="页脚 Char"/>
-    <w:basedOn w:val="a0"/>
-    <w:link w:val="a4"/>
+  <w:style w:type="character" w:customStyle="1" w:styleId="FooterChar">
+    <w:name w:val="Footer Char"/>
+    <w:basedOn w:val="DefaultParagraphFont"/>
+    <w:link w:val="Footer"/>
     <w:uiPriority w:val="99"/>
     <w:semiHidden/>
     <w:rsid w:val="00FC4F07"/>
@@ -22692,10 +22692,10 @@
       <w:szCs w:val="18"/>
     </w:rPr>
   </w:style>
-  <w:style w:type="character" w:customStyle="1" w:styleId="1Char">
-    <w:name w:val="标题 1 Char"/>
-    <w:basedOn w:val="a0"/>
-    <w:link w:val="1"/>
+  <w:style w:type="character" w:customStyle="1" w:styleId="Heading1Char">
+    <w:name w:val="Heading 1 Char"/>
+    <w:basedOn w:val="DefaultParagraphFont"/>
+    <w:link w:val="Heading1"/>
     <w:uiPriority w:val="9"/>
     <w:rsid w:val="00FC4F07"/>
     <w:rPr>
@@ -22706,10 +22706,10 @@
       <w:szCs w:val="44"/>
     </w:rPr>
   </w:style>
-  <w:style w:type="paragraph" w:styleId="a5">
+  <w:style w:type="paragraph" w:styleId="DocumentMap">
     <w:name w:val="Document Map"/>
-    <w:basedOn w:val="a"/>
-    <w:link w:val="Char1"/>
+    <w:basedOn w:val="Normal"/>
+    <w:link w:val="DocumentMapChar"/>
     <w:uiPriority w:val="99"/>
     <w:semiHidden/>
     <w:unhideWhenUsed/>
@@ -22720,10 +22720,10 @@
       <w:szCs w:val="18"/>
     </w:rPr>
   </w:style>
-  <w:style w:type="character" w:customStyle="1" w:styleId="Char1">
-    <w:name w:val="文档结构图 Char"/>
-    <w:basedOn w:val="a0"/>
-    <w:link w:val="a5"/>
+  <w:style w:type="character" w:customStyle="1" w:styleId="DocumentMapChar">
+    <w:name w:val="Document Map Char"/>
+    <w:basedOn w:val="DefaultParagraphFont"/>
+    <w:link w:val="DocumentMap"/>
     <w:uiPriority w:val="99"/>
     <w:semiHidden/>
     <w:rsid w:val="00FC4F07"/>
@@ -22733,10 +22733,10 @@
       <w:szCs w:val="18"/>
     </w:rPr>
   </w:style>
-  <w:style w:type="character" w:customStyle="1" w:styleId="2Char">
-    <w:name w:val="标题 2 Char"/>
-    <w:basedOn w:val="a0"/>
-    <w:link w:val="2"/>
+  <w:style w:type="character" w:customStyle="1" w:styleId="Heading2Char">
+    <w:name w:val="Heading 2 Char"/>
+    <w:basedOn w:val="DefaultParagraphFont"/>
+    <w:link w:val="Heading2"/>
     <w:uiPriority w:val="9"/>
     <w:rsid w:val="00E724C9"/>
     <w:rPr>
@@ -22747,9 +22747,9 @@
       <w:szCs w:val="32"/>
     </w:rPr>
   </w:style>
-  <w:style w:type="character" w:styleId="a6">
+  <w:style w:type="character" w:styleId="CommentReference">
     <w:name w:val="annotation reference"/>
-    <w:basedOn w:val="a0"/>
+    <w:basedOn w:val="DefaultParagraphFont"/>
     <w:uiPriority w:val="99"/>
     <w:semiHidden/>
     <w:unhideWhenUsed/>
@@ -22759,10 +22759,10 @@
       <w:szCs w:val="21"/>
     </w:rPr>
   </w:style>
-  <w:style w:type="paragraph" w:styleId="a7">
+  <w:style w:type="paragraph" w:styleId="CommentText">
     <w:name w:val="annotation text"/>
-    <w:basedOn w:val="a"/>
-    <w:link w:val="Char2"/>
+    <w:basedOn w:val="Normal"/>
+    <w:link w:val="CommentTextChar"/>
     <w:uiPriority w:val="99"/>
     <w:unhideWhenUsed/>
     <w:rsid w:val="00422952"/>
@@ -22770,18 +22770,18 @@
       <w:jc w:val="left"/>
     </w:pPr>
   </w:style>
-  <w:style w:type="character" w:customStyle="1" w:styleId="Char2">
-    <w:name w:val="批注文字 Char"/>
-    <w:basedOn w:val="a0"/>
-    <w:link w:val="a7"/>
+  <w:style w:type="character" w:customStyle="1" w:styleId="CommentTextChar">
+    <w:name w:val="Comment Text Char"/>
+    <w:basedOn w:val="DefaultParagraphFont"/>
+    <w:link w:val="CommentText"/>
     <w:uiPriority w:val="99"/>
     <w:rsid w:val="00422952"/>
   </w:style>
-  <w:style w:type="paragraph" w:styleId="a8">
+  <w:style w:type="paragraph" w:styleId="CommentSubject">
     <w:name w:val="annotation subject"/>
-    <w:basedOn w:val="a7"/>
-    <w:next w:val="a7"/>
-    <w:link w:val="Char3"/>
+    <w:basedOn w:val="CommentText"/>
+    <w:next w:val="CommentText"/>
+    <w:link w:val="CommentSubjectChar"/>
     <w:uiPriority w:val="99"/>
     <w:semiHidden/>
     <w:unhideWhenUsed/>
@@ -22791,10 +22791,10 @@
       <w:bCs/>
     </w:rPr>
   </w:style>
-  <w:style w:type="character" w:customStyle="1" w:styleId="Char3">
-    <w:name w:val="批注主题 Char"/>
-    <w:basedOn w:val="Char2"/>
-    <w:link w:val="a8"/>
+  <w:style w:type="character" w:customStyle="1" w:styleId="CommentSubjectChar">
+    <w:name w:val="Comment Subject Char"/>
+    <w:basedOn w:val="CommentTextChar"/>
+    <w:link w:val="CommentSubject"/>
     <w:uiPriority w:val="99"/>
     <w:semiHidden/>
     <w:rsid w:val="00422952"/>
@@ -22803,10 +22803,10 @@
       <w:bCs/>
     </w:rPr>
   </w:style>
-  <w:style w:type="paragraph" w:styleId="a9">
+  <w:style w:type="paragraph" w:styleId="BalloonText">
     <w:name w:val="Balloon Text"/>
-    <w:basedOn w:val="a"/>
-    <w:link w:val="Char4"/>
+    <w:basedOn w:val="Normal"/>
+    <w:link w:val="BalloonTextChar"/>
     <w:uiPriority w:val="99"/>
     <w:semiHidden/>
     <w:unhideWhenUsed/>
@@ -22816,10 +22816,10 @@
       <w:szCs w:val="18"/>
     </w:rPr>
   </w:style>
-  <w:style w:type="character" w:customStyle="1" w:styleId="Char4">
-    <w:name w:val="批注框文本 Char"/>
-    <w:basedOn w:val="a0"/>
-    <w:link w:val="a9"/>
+  <w:style w:type="character" w:customStyle="1" w:styleId="BalloonTextChar">
+    <w:name w:val="Balloon Text Char"/>
+    <w:basedOn w:val="DefaultParagraphFont"/>
+    <w:link w:val="BalloonText"/>
     <w:uiPriority w:val="99"/>
     <w:semiHidden/>
     <w:rsid w:val="00422952"/>
@@ -22828,10 +22828,10 @@
       <w:szCs w:val="18"/>
     </w:rPr>
   </w:style>
-  <w:style w:type="character" w:customStyle="1" w:styleId="3Char">
-    <w:name w:val="标题 3 Char"/>
-    <w:basedOn w:val="a0"/>
-    <w:link w:val="3"/>
+  <w:style w:type="character" w:customStyle="1" w:styleId="Heading3Char">
+    <w:name w:val="Heading 3 Char"/>
+    <w:basedOn w:val="DefaultParagraphFont"/>
+    <w:link w:val="Heading3"/>
     <w:uiPriority w:val="9"/>
     <w:rsid w:val="00564A7B"/>
     <w:rPr>
@@ -22841,9 +22841,9 @@
       <w:szCs w:val="32"/>
     </w:rPr>
   </w:style>
-  <w:style w:type="table" w:styleId="aa">
+  <w:style w:type="table" w:styleId="TableGrid">
     <w:name w:val="Table Grid"/>
-    <w:basedOn w:val="a1"/>
+    <w:basedOn w:val="TableNormal"/>
     <w:uiPriority w:val="59"/>
     <w:rsid w:val="006013CE"/>
     <w:tblPr>
@@ -22864,10 +22864,10 @@
       </w:tblCellMar>
     </w:tblPr>
   </w:style>
-  <w:style w:type="character" w:customStyle="1" w:styleId="4Char">
-    <w:name w:val="标题 4 Char"/>
-    <w:basedOn w:val="a0"/>
-    <w:link w:val="4"/>
+  <w:style w:type="character" w:customStyle="1" w:styleId="Heading4Char">
+    <w:name w:val="Heading 4 Char"/>
+    <w:basedOn w:val="DefaultParagraphFont"/>
+    <w:link w:val="Heading4"/>
     <w:uiPriority w:val="9"/>
     <w:rsid w:val="00D44E29"/>
     <w:rPr>
@@ -22878,10 +22878,10 @@
       <w:szCs w:val="28"/>
     </w:rPr>
   </w:style>
-  <w:style w:type="character" w:customStyle="1" w:styleId="5Char">
-    <w:name w:val="标题 5 Char"/>
-    <w:basedOn w:val="a0"/>
-    <w:link w:val="5"/>
+  <w:style w:type="character" w:customStyle="1" w:styleId="Heading5Char">
+    <w:name w:val="Heading 5 Char"/>
+    <w:basedOn w:val="DefaultParagraphFont"/>
+    <w:link w:val="Heading5"/>
     <w:uiPriority w:val="9"/>
     <w:rsid w:val="00E247BD"/>
     <w:rPr>
@@ -22891,9 +22891,9 @@
       <w:szCs w:val="28"/>
     </w:rPr>
   </w:style>
-  <w:style w:type="paragraph" w:styleId="ab">
+  <w:style w:type="paragraph" w:styleId="NormalWeb">
     <w:name w:val="Normal (Web)"/>
-    <w:basedOn w:val="a"/>
+    <w:basedOn w:val="Normal"/>
     <w:uiPriority w:val="99"/>
     <w:unhideWhenUsed/>
     <w:rsid w:val="00D76751"/>
@@ -22909,9 +22909,9 @@
       <w:szCs w:val="24"/>
     </w:rPr>
   </w:style>
-  <w:style w:type="character" w:styleId="ac">
+  <w:style w:type="character" w:styleId="Hyperlink">
     <w:name w:val="Hyperlink"/>
-    <w:basedOn w:val="a0"/>
+    <w:basedOn w:val="DefaultParagraphFont"/>
     <w:uiPriority w:val="99"/>
     <w:semiHidden/>
     <w:unhideWhenUsed/>
@@ -22921,10 +22921,10 @@
       <w:u w:val="single"/>
     </w:rPr>
   </w:style>
-  <w:style w:type="character" w:customStyle="1" w:styleId="6Char">
-    <w:name w:val="标题 6 Char"/>
-    <w:basedOn w:val="a0"/>
-    <w:link w:val="6"/>
+  <w:style w:type="character" w:customStyle="1" w:styleId="Heading6Char">
+    <w:name w:val="Heading 6 Char"/>
+    <w:basedOn w:val="DefaultParagraphFont"/>
+    <w:link w:val="Heading6"/>
     <w:uiPriority w:val="9"/>
     <w:rsid w:val="00944A63"/>
     <w:rPr>
@@ -22937,12 +22937,12 @@
   </w:style>
   <w:style w:type="character" w:customStyle="1" w:styleId="apple-converted-space">
     <w:name w:val="apple-converted-space"/>
-    <w:basedOn w:val="a0"/>
+    <w:basedOn w:val="DefaultParagraphFont"/>
     <w:rsid w:val="006E30F5"/>
   </w:style>
-  <w:style w:type="character" w:styleId="ad">
+  <w:style w:type="character" w:styleId="Strong">
     <w:name w:val="Strong"/>
-    <w:basedOn w:val="a0"/>
+    <w:basedOn w:val="DefaultParagraphFont"/>
     <w:uiPriority w:val="22"/>
     <w:qFormat/>
     <w:rsid w:val="006E30F5"/>

--- a/internal_doc/03.开发设计/民生银行资源管控需求/巨杉集群资源管理平台接口设计文档.docx
+++ b/internal_doc/03.开发设计/民生银行资源管控需求/巨杉集群资源管理平台接口设计文档.docx
@@ -13714,6 +13714,13 @@
                 <w:szCs w:val="21"/>
               </w:rPr>
             </w:pPr>
+            <w:r>
+              <w:rPr>
+                <w:rFonts w:asciiTheme="minorEastAsia" w:hAnsiTheme="minorEastAsia" w:cs="Tahoma" w:hint="eastAsia"/>
+                <w:szCs w:val="21"/>
+              </w:rPr>
+              <w:t>长</w:t>
+            </w:r>
             <w:r>
               <w:rPr>
                 <w:rFonts w:asciiTheme="minorEastAsia" w:hAnsiTheme="minorEastAsia" w:cs="Tahoma"/>

--- a/internal_doc/03.开发设计/民生银行资源管控需求/巨杉集群资源管理平台接口设计文档.docx
+++ b/internal_doc/03.开发设计/民生银行资源管控需求/巨杉集群资源管理平台接口设计文档.docx
@@ -6056,62 +6056,6 @@
     </w:p>
     <w:p>
       <w:pPr>
-        <w:rPr>
-          <w:color w:val="FF0000"/>
-        </w:rPr>
-      </w:pPr>
-      <w:r>
-        <w:rPr>
-          <w:rFonts w:hint="eastAsia"/>
-          <w:color w:val="FF0000"/>
-        </w:rPr>
-        <w:t>注：修改的策略信息</w:t>
-      </w:r>
-      <w:r>
-        <w:rPr>
-          <w:rFonts w:hint="eastAsia"/>
-          <w:color w:val="FF0000"/>
-        </w:rPr>
-        <w:t>，</w:t>
-      </w:r>
-      <w:r>
-        <w:rPr>
-          <w:rFonts w:hint="eastAsia"/>
-          <w:color w:val="FF0000"/>
-        </w:rPr>
-        <w:t>仅对</w:t>
-      </w:r>
-      <w:r>
-        <w:rPr>
-          <w:rFonts w:hint="eastAsia"/>
-          <w:color w:val="FF0000"/>
-        </w:rPr>
-        <w:t>于在</w:t>
-      </w:r>
-      <w:r>
-        <w:rPr>
-          <w:rFonts w:hint="eastAsia"/>
-          <w:color w:val="FF0000"/>
-        </w:rPr>
-        <w:t>配置生效之后重新设置的会话有效，对于已经设置过任务名但又未</w:t>
-      </w:r>
-      <w:r>
-        <w:rPr>
-          <w:rFonts w:hint="eastAsia"/>
-          <w:color w:val="FF0000"/>
-        </w:rPr>
-        <w:t>在配置生效之后</w:t>
-      </w:r>
-      <w:r>
-        <w:rPr>
-          <w:rFonts w:hint="eastAsia"/>
-          <w:color w:val="FF0000"/>
-        </w:rPr>
-        <w:t>重新进行设置的会话不产生影响。</w:t>
-      </w:r>
-    </w:p>
-    <w:p>
-      <w:pPr>
         <w:pStyle w:val="Heading4"/>
       </w:pPr>
       <w:r>
@@ -7496,7 +7440,6 @@
                 <w:sz w:val="13"/>
                 <w:szCs w:val="13"/>
               </w:rPr>
-              <w:lastRenderedPageBreak/>
               <w:t>应答：</w:t>
             </w:r>
           </w:p>
@@ -9853,156 +9796,146 @@
                 <w:sz w:val="13"/>
                 <w:szCs w:val="13"/>
               </w:rPr>
+              <w:t>SortID=integer(&gt;=1) (</w:t>
+            </w:r>
+            <w:r>
+              <w:rPr>
+                <w:rFonts w:hint="eastAsia"/>
+                <w:sz w:val="13"/>
+                <w:szCs w:val="13"/>
+              </w:rPr>
+              <w:t>必填</w:t>
+            </w:r>
+            <w:r>
+              <w:rPr>
+                <w:rFonts w:hint="eastAsia"/>
+                <w:sz w:val="13"/>
+                <w:szCs w:val="13"/>
+              </w:rPr>
+              <w:t>)</w:t>
+            </w:r>
+          </w:p>
+        </w:tc>
+        <w:tc>
+          <w:tcPr>
+            <w:tcW w:w="4303" w:type="dxa"/>
+          </w:tcPr>
+          <w:p>
+            <w:pPr>
+              <w:rPr>
+                <w:b/>
+                <w:sz w:val="13"/>
+                <w:szCs w:val="13"/>
+              </w:rPr>
+            </w:pPr>
+            <w:r>
+              <w:rPr>
+                <w:rFonts w:hint="eastAsia"/>
+                <w:b/>
+                <w:sz w:val="13"/>
+                <w:szCs w:val="13"/>
+              </w:rPr>
+              <w:t>请求：</w:t>
+            </w:r>
+          </w:p>
+          <w:p>
+            <w:pPr>
+              <w:rPr>
+                <w:sz w:val="13"/>
+                <w:szCs w:val="13"/>
+              </w:rPr>
+            </w:pPr>
+            <w:r>
+              <w:rPr>
+                <w:sz w:val="13"/>
+                <w:szCs w:val="13"/>
+              </w:rPr>
+              <w:t>curl</w:t>
+            </w:r>
+            <w:r>
+              <w:rPr>
+                <w:rFonts w:hint="eastAsia"/>
+                <w:sz w:val="13"/>
+                <w:szCs w:val="13"/>
+              </w:rPr>
+              <w:t xml:space="preserve"> -H "SdbSessionID: 3d58fc55d0baba147f08b86000000003" -H "SdbLanguage: en" http://192.168.20.37:8000 -d </w:t>
+            </w:r>
+            <w:r>
+              <w:rPr>
+                <w:sz w:val="13"/>
+                <w:szCs w:val="13"/>
+              </w:rPr>
+              <w:t>"cmd=</w:t>
+            </w:r>
+            <w:r>
+              <w:rPr>
+                <w:rFonts w:hint="eastAsia"/>
+                <w:sz w:val="13"/>
+                <w:szCs w:val="13"/>
+              </w:rPr>
+              <w:t>update</w:t>
+            </w:r>
+            <w:r>
+              <w:rPr>
+                <w:sz w:val="13"/>
+                <w:szCs w:val="13"/>
+              </w:rPr>
+              <w:t xml:space="preserve"> </w:t>
+            </w:r>
+            <w:r>
+              <w:rPr>
+                <w:sz w:val="13"/>
+                <w:szCs w:val="13"/>
+              </w:rPr>
+              <w:t>svc task</w:t>
+            </w:r>
+            <w:r>
+              <w:rPr>
+                <w:sz w:val="13"/>
+                <w:szCs w:val="13"/>
+              </w:rPr>
+              <w:t xml:space="preserve"> strategy</w:t>
+            </w:r>
+            <w:r>
+              <w:rPr>
+                <w:rFonts w:hint="eastAsia"/>
+                <w:sz w:val="13"/>
+                <w:szCs w:val="13"/>
+              </w:rPr>
+              <w:t xml:space="preserve"> sort</w:t>
+            </w:r>
+            <w:r>
+              <w:rPr>
+                <w:rFonts w:hint="eastAsia"/>
+                <w:sz w:val="13"/>
+                <w:szCs w:val="13"/>
+              </w:rPr>
+              <w:t>&amp;ClusterName=myCluster&amp;BusinessName=myModule&amp;RuleID=1&amp;Sort=2</w:t>
+            </w:r>
+            <w:r>
+              <w:rPr>
+                <w:sz w:val="13"/>
+                <w:szCs w:val="13"/>
+              </w:rPr>
+              <w:t>" -v</w:t>
+            </w:r>
+          </w:p>
+          <w:p>
+            <w:pPr>
+              <w:rPr>
+                <w:b/>
+                <w:sz w:val="13"/>
+                <w:szCs w:val="13"/>
+              </w:rPr>
+            </w:pPr>
+            <w:r>
+              <w:rPr>
+                <w:rFonts w:hint="eastAsia"/>
+                <w:b/>
+                <w:sz w:val="13"/>
+                <w:szCs w:val="13"/>
+              </w:rPr>
               <w:lastRenderedPageBreak/>
-              <w:t>SortID=integer(&gt;=1) (</w:t>
-            </w:r>
-            <w:r>
-              <w:rPr>
-                <w:rFonts w:hint="eastAsia"/>
-                <w:sz w:val="13"/>
-                <w:szCs w:val="13"/>
-              </w:rPr>
-              <w:t>必填</w:t>
-            </w:r>
-            <w:r>
-              <w:rPr>
-                <w:rFonts w:hint="eastAsia"/>
-                <w:sz w:val="13"/>
-                <w:szCs w:val="13"/>
-              </w:rPr>
-              <w:t>)</w:t>
-            </w:r>
-          </w:p>
-        </w:tc>
-        <w:tc>
-          <w:tcPr>
-            <w:tcW w:w="4303" w:type="dxa"/>
-          </w:tcPr>
-          <w:p>
-            <w:pPr>
-              <w:rPr>
-                <w:b/>
-                <w:sz w:val="13"/>
-                <w:szCs w:val="13"/>
-              </w:rPr>
-            </w:pPr>
-            <w:r>
-              <w:rPr>
-                <w:rFonts w:hint="eastAsia"/>
-                <w:b/>
-                <w:sz w:val="13"/>
-                <w:szCs w:val="13"/>
-              </w:rPr>
-              <w:lastRenderedPageBreak/>
-              <w:t>请求：</w:t>
-            </w:r>
-          </w:p>
-          <w:p>
-            <w:pPr>
-              <w:rPr>
-                <w:sz w:val="13"/>
-                <w:szCs w:val="13"/>
-              </w:rPr>
-            </w:pPr>
-            <w:r>
-              <w:rPr>
-                <w:sz w:val="13"/>
-                <w:szCs w:val="13"/>
-              </w:rPr>
-              <w:t>curl</w:t>
-            </w:r>
-            <w:r>
-              <w:rPr>
-                <w:rFonts w:hint="eastAsia"/>
-                <w:sz w:val="13"/>
-                <w:szCs w:val="13"/>
-              </w:rPr>
-              <w:t xml:space="preserve"> -H "SdbSessionID: 3d58fc55d0baba147f08b86000000003" -H "SdbLanguage: en" http://192.168.20.37:8000 -d </w:t>
-            </w:r>
-            <w:r>
-              <w:rPr>
-                <w:sz w:val="13"/>
-                <w:szCs w:val="13"/>
-              </w:rPr>
-              <w:t>"cmd=</w:t>
-            </w:r>
-            <w:r>
-              <w:rPr>
-                <w:rFonts w:hint="eastAsia"/>
-                <w:sz w:val="13"/>
-                <w:szCs w:val="13"/>
-              </w:rPr>
-              <w:t>update</w:t>
-            </w:r>
-            <w:r>
-              <w:rPr>
-                <w:sz w:val="13"/>
-                <w:szCs w:val="13"/>
-              </w:rPr>
-              <w:t xml:space="preserve"> </w:t>
-            </w:r>
-            <w:r>
-              <w:rPr>
-                <w:sz w:val="13"/>
-                <w:szCs w:val="13"/>
-              </w:rPr>
-              <w:t>svc task</w:t>
-            </w:r>
-            <w:r>
-              <w:rPr>
-                <w:sz w:val="13"/>
-                <w:szCs w:val="13"/>
-              </w:rPr>
-              <w:t xml:space="preserve"> strategy</w:t>
-            </w:r>
-            <w:r>
-              <w:rPr>
-                <w:rFonts w:hint="eastAsia"/>
-                <w:sz w:val="13"/>
-                <w:szCs w:val="13"/>
-              </w:rPr>
-              <w:t xml:space="preserve"> </w:t>
-            </w:r>
-            <w:r>
-              <w:rPr>
-                <w:rFonts w:hint="eastAsia"/>
-                <w:sz w:val="13"/>
-                <w:szCs w:val="13"/>
-              </w:rPr>
-              <w:lastRenderedPageBreak/>
-              <w:t>sort</w:t>
-            </w:r>
-            <w:r>
-              <w:rPr>
-                <w:rFonts w:hint="eastAsia"/>
-                <w:sz w:val="13"/>
-                <w:szCs w:val="13"/>
-              </w:rPr>
-              <w:t>&amp;ClusterName=myCluster&amp;BusinessName=myModule&amp;RuleID=1&amp;Sort=2</w:t>
-            </w:r>
-            <w:r>
-              <w:rPr>
-                <w:sz w:val="13"/>
-                <w:szCs w:val="13"/>
-              </w:rPr>
-              <w:t>" -v</w:t>
-            </w:r>
-          </w:p>
-          <w:p>
-            <w:pPr>
-              <w:rPr>
-                <w:b/>
-                <w:sz w:val="13"/>
-                <w:szCs w:val="13"/>
-              </w:rPr>
-            </w:pPr>
-            <w:r>
-              <w:rPr>
-                <w:rFonts w:hint="eastAsia"/>
-                <w:b/>
-                <w:sz w:val="13"/>
-                <w:szCs w:val="13"/>
-              </w:rPr>
               <w:t>应答：</w:t>
             </w:r>
           </w:p>
@@ -12052,16 +11985,7 @@
                 <w:sz w:val="13"/>
                 <w:szCs w:val="13"/>
               </w:rPr>
-              <w:t>当同一个任务出现多条匹配的策略配置项时，</w:t>
-            </w:r>
-            <w:r>
-              <w:rPr>
-                <w:rFonts w:hint="eastAsia"/>
-                <w:sz w:val="13"/>
-                <w:szCs w:val="13"/>
-              </w:rPr>
-              <w:lastRenderedPageBreak/>
-              <w:t>则会选取</w:t>
+              <w:t>当同一个任务出现多条匹配的策略配置项时，则会选取</w:t>
             </w:r>
             <w:r>
               <w:rPr>
@@ -12100,81 +12024,81 @@
                 <w:sz w:val="13"/>
                 <w:szCs w:val="13"/>
               </w:rPr>
+              <w:t>UserName</w:t>
+            </w:r>
+          </w:p>
+        </w:tc>
+        <w:tc>
+          <w:tcPr>
+            <w:tcW w:w="2836" w:type="dxa"/>
+          </w:tcPr>
+          <w:p>
+            <w:pPr>
+              <w:rPr>
+                <w:sz w:val="13"/>
+                <w:szCs w:val="13"/>
+              </w:rPr>
+            </w:pPr>
+            <w:r>
+              <w:rPr>
+                <w:rFonts w:hint="eastAsia"/>
+                <w:sz w:val="13"/>
+                <w:szCs w:val="13"/>
+              </w:rPr>
+              <w:t>STRING</w:t>
+            </w:r>
+          </w:p>
+        </w:tc>
+        <w:tc>
+          <w:tcPr>
+            <w:tcW w:w="2842" w:type="dxa"/>
+          </w:tcPr>
+          <w:p>
+            <w:pPr>
+              <w:rPr>
+                <w:sz w:val="13"/>
+                <w:szCs w:val="13"/>
+              </w:rPr>
+            </w:pPr>
+            <w:r>
+              <w:rPr>
+                <w:rFonts w:hint="eastAsia"/>
+                <w:sz w:val="13"/>
+                <w:szCs w:val="13"/>
+              </w:rPr>
+              <w:t>用户名（配置时输入，可选</w:t>
+            </w:r>
+            <w:r>
+              <w:rPr>
+                <w:rFonts w:hint="eastAsia"/>
+                <w:sz w:val="13"/>
+                <w:szCs w:val="13"/>
+              </w:rPr>
+              <w:t>参数</w:t>
+            </w:r>
+            <w:r>
+              <w:rPr>
+                <w:rFonts w:hint="eastAsia"/>
+                <w:sz w:val="13"/>
+                <w:szCs w:val="13"/>
+              </w:rPr>
+              <w:t>）</w:t>
+            </w:r>
+          </w:p>
+          <w:p>
+            <w:pPr>
+              <w:rPr>
+                <w:sz w:val="13"/>
+                <w:szCs w:val="13"/>
+              </w:rPr>
+            </w:pPr>
+            <w:r>
+              <w:rPr>
+                <w:rFonts w:hint="eastAsia"/>
+                <w:sz w:val="13"/>
+                <w:szCs w:val="13"/>
+              </w:rPr>
               <w:lastRenderedPageBreak/>
-              <w:t>UserName</w:t>
-            </w:r>
-          </w:p>
-        </w:tc>
-        <w:tc>
-          <w:tcPr>
-            <w:tcW w:w="2836" w:type="dxa"/>
-          </w:tcPr>
-          <w:p>
-            <w:pPr>
-              <w:rPr>
-                <w:sz w:val="13"/>
-                <w:szCs w:val="13"/>
-              </w:rPr>
-            </w:pPr>
-            <w:r>
-              <w:rPr>
-                <w:rFonts w:hint="eastAsia"/>
-                <w:sz w:val="13"/>
-                <w:szCs w:val="13"/>
-              </w:rPr>
-              <w:t>STRING</w:t>
-            </w:r>
-          </w:p>
-        </w:tc>
-        <w:tc>
-          <w:tcPr>
-            <w:tcW w:w="2842" w:type="dxa"/>
-          </w:tcPr>
-          <w:p>
-            <w:pPr>
-              <w:rPr>
-                <w:sz w:val="13"/>
-                <w:szCs w:val="13"/>
-              </w:rPr>
-            </w:pPr>
-            <w:r>
-              <w:rPr>
-                <w:rFonts w:hint="eastAsia"/>
-                <w:sz w:val="13"/>
-                <w:szCs w:val="13"/>
-              </w:rPr>
-              <w:t>用户名（配置时输入，可选</w:t>
-            </w:r>
-            <w:r>
-              <w:rPr>
-                <w:rFonts w:hint="eastAsia"/>
-                <w:sz w:val="13"/>
-                <w:szCs w:val="13"/>
-              </w:rPr>
-              <w:t>参数</w:t>
-            </w:r>
-            <w:r>
-              <w:rPr>
-                <w:rFonts w:hint="eastAsia"/>
-                <w:sz w:val="13"/>
-                <w:szCs w:val="13"/>
-              </w:rPr>
-              <w:t>）</w:t>
-            </w:r>
-          </w:p>
-          <w:p>
-            <w:pPr>
-              <w:rPr>
-                <w:sz w:val="13"/>
-                <w:szCs w:val="13"/>
-              </w:rPr>
-            </w:pPr>
-            <w:r>
-              <w:rPr>
-                <w:rFonts w:hint="eastAsia"/>
-                <w:sz w:val="13"/>
-                <w:szCs w:val="13"/>
-              </w:rPr>
               <w:t>如果不填则默认匹配所有用户</w:t>
             </w:r>
           </w:p>
@@ -12198,6 +12122,7 @@
                 <w:sz w:val="13"/>
                 <w:szCs w:val="13"/>
               </w:rPr>
+              <w:lastRenderedPageBreak/>
               <w:t>IPs</w:t>
             </w:r>
           </w:p>
@@ -13782,7 +13707,6 @@
                 <w:rFonts w:asciiTheme="minorEastAsia" w:hAnsiTheme="minorEastAsia" w:cs="Tahoma" w:hint="eastAsia"/>
                 <w:szCs w:val="21"/>
               </w:rPr>
-              <w:lastRenderedPageBreak/>
               <w:t>TransInfoBeginLSN</w:t>
             </w:r>
           </w:p>
@@ -13949,6 +13873,7 @@
                 <w:rFonts w:asciiTheme="minorEastAsia" w:hAnsiTheme="minorEastAsia" w:cs="Tahoma" w:hint="eastAsia"/>
                 <w:szCs w:val="21"/>
               </w:rPr>
+              <w:lastRenderedPageBreak/>
               <w:t>CPUUser</w:t>
             </w:r>
           </w:p>
@@ -16567,7 +16492,6 @@
                 <w:rFonts w:asciiTheme="minorEastAsia" w:hAnsiTheme="minorEastAsia" w:cs="Tahoma" w:hint="eastAsia"/>
                 <w:szCs w:val="21"/>
               </w:rPr>
-              <w:lastRenderedPageBreak/>
               <w:t>VersionBuild</w:t>
             </w:r>
           </w:p>
@@ -16734,6 +16658,7 @@
                 <w:rFonts w:asciiTheme="minorEastAsia" w:hAnsiTheme="minorEastAsia" w:cs="Tahoma" w:hint="eastAsia"/>
                 <w:szCs w:val="21"/>
               </w:rPr>
+              <w:lastRenderedPageBreak/>
               <w:t>CurrentIdleSessions</w:t>
             </w:r>
           </w:p>

--- a/internal_doc/03.开发设计/民生银行资源管控需求/巨杉集群资源管理平台接口设计文档.docx
+++ b/internal_doc/03.开发设计/民生银行资源管控需求/巨杉集群资源管理平台接口设计文档.docx
@@ -2887,7 +2887,23 @@
                       <w:sz w:val="13"/>
                       <w:szCs w:val="13"/>
                     </w:rPr>
-                    <w:t>list task</w:t>
+                    <w:t xml:space="preserve">list </w:t>
+                  </w:r>
+                  <w:r>
+                    <w:rPr>
+                      <w:rFonts w:hint="eastAsia"/>
+                      <w:sz w:val="13"/>
+                      <w:szCs w:val="13"/>
+                    </w:rPr>
+                    <w:t xml:space="preserve">svc </w:t>
+                  </w:r>
+                  <w:r>
+                    <w:rPr>
+                      <w:rFonts w:hint="eastAsia"/>
+                      <w:sz w:val="13"/>
+                      <w:szCs w:val="13"/>
+                    </w:rPr>
+                    <w:t>task</w:t>
                   </w:r>
                   <w:r>
                     <w:rPr>
@@ -2991,63 +3007,76 @@
       </w:r>
     </w:p>
     <w:p>
+      <w:pPr>
+        <w:rPr>
+          <w:rFonts w:hint="eastAsia"/>
+        </w:rPr>
+      </w:pPr>
+      <w:r>
+        <w:rPr>
+          <w:rFonts w:hint="eastAsia"/>
+          <w:noProof/>
+        </w:rPr>
+        <w:pict>
+          <v:shape id="_x0000_s2061" type="#_x0000_t202" style="position:absolute;left:0;text-align:left;margin-left:14.35pt;margin-top:2.2pt;width:331.05pt;height:53.75pt;z-index:251664384;mso-width-relative:margin;mso-height-relative:margin">
+            <v:textbox>
+              <w:txbxContent>
+                <w:p>
+                  <w:pPr>
+                    <w:rPr>
+                      <w:sz w:val="15"/>
+                      <w:szCs w:val="15"/>
+                    </w:rPr>
+                  </w:pPr>
+                  <w:r>
+                    <w:rPr>
+                      <w:sz w:val="13"/>
+                      <w:szCs w:val="13"/>
+                    </w:rPr>
+                    <w:t>{errno:0,description:"Succeed",detail:""}{TaskID:1,Status:1,CreateTime:1456195026,ClusterName:myCluster,BusinessName=myModule,TaskName:test1,CreateUser:admin}{TaskID:1,Status:1,CreateTime:1456195026,ClusterName:myCluster,BusinessName=myModule,TaskName:test1,CreateU</w:t>
+                  </w:r>
+                  <w:r>
+                    <w:rPr>
+                      <w:sz w:val="15"/>
+                      <w:szCs w:val="15"/>
+                    </w:rPr>
+                    <w:t>ser:admin }</w:t>
+                  </w:r>
+                </w:p>
+              </w:txbxContent>
+            </v:textbox>
+          </v:shape>
+        </w:pict>
+      </w:r>
       <w:r>
         <w:rPr>
           <w:rFonts w:hint="eastAsia"/>
         </w:rPr>
         <w:t xml:space="preserve">        </w:t>
       </w:r>
-      <w:r>
-        <w:rPr>
-          <w:noProof/>
-        </w:rPr>
-        <w:drawing>
-          <wp:inline distT="0" distB="0" distL="0" distR="0">
-            <wp:extent cx="4302579" cy="253798"/>
-            <wp:effectExtent l="19050" t="0" r="2721" b="0"/>
-            <wp:docPr id="2" name="图片 1"/>
-            <wp:cNvGraphicFramePr>
-              <a:graphicFrameLocks xmlns:a="http://schemas.openxmlformats.org/drawingml/2006/main" noChangeAspect="1"/>
-            </wp:cNvGraphicFramePr>
-            <a:graphic xmlns:a="http://schemas.openxmlformats.org/drawingml/2006/main">
-              <a:graphicData uri="http://schemas.openxmlformats.org/drawingml/2006/picture">
-                <pic:pic xmlns:pic="http://schemas.openxmlformats.org/drawingml/2006/picture">
-                  <pic:nvPicPr>
-                    <pic:cNvPr id="0" name="Picture 1"/>
-                    <pic:cNvPicPr>
-                      <a:picLocks noChangeAspect="1" noChangeArrowheads="1"/>
-                    </pic:cNvPicPr>
-                  </pic:nvPicPr>
-                  <pic:blipFill>
-                    <a:blip r:embed="rId9"/>
-                    <a:srcRect/>
-                    <a:stretch>
-                      <a:fillRect/>
-                    </a:stretch>
-                  </pic:blipFill>
-                  <pic:spPr bwMode="auto">
-                    <a:xfrm>
-                      <a:off x="0" y="0"/>
-                      <a:ext cx="4390600" cy="258990"/>
-                    </a:xfrm>
-                    <a:prstGeom prst="rect">
-                      <a:avLst/>
-                    </a:prstGeom>
-                    <a:noFill/>
-                    <a:ln w="9525">
-                      <a:noFill/>
-                      <a:miter lim="800000"/>
-                      <a:headEnd/>
-                      <a:tailEnd/>
-                    </a:ln>
-                  </pic:spPr>
-                </pic:pic>
-              </a:graphicData>
-            </a:graphic>
-          </wp:inline>
-        </w:drawing>
-      </w:r>
     </w:p>
+    <w:p>
+      <w:pPr>
+        <w:rPr>
+          <w:rFonts w:hint="eastAsia"/>
+        </w:rPr>
+      </w:pPr>
+    </w:p>
+    <w:p>
+      <w:pPr>
+        <w:rPr>
+          <w:rFonts w:hint="eastAsia"/>
+        </w:rPr>
+      </w:pPr>
+    </w:p>
+    <w:p>
+      <w:pPr>
+        <w:rPr>
+          <w:rFonts w:hint="eastAsia"/>
+        </w:rPr>
+      </w:pPr>
+    </w:p>
+    <w:p/>
     <w:p>
       <w:r>
         <w:rPr>
@@ -7015,7 +7044,22 @@
                 <w:sz w:val="13"/>
                 <w:szCs w:val="13"/>
               </w:rPr>
-              <w:t xml:space="preserve"> task</w:t>
+              <w:t xml:space="preserve"> </w:t>
+            </w:r>
+            <w:r>
+              <w:rPr>
+                <w:rFonts w:hint="eastAsia"/>
+                <w:sz w:val="13"/>
+                <w:szCs w:val="13"/>
+              </w:rPr>
+              <w:t xml:space="preserve">svc </w:t>
+            </w:r>
+            <w:r>
+              <w:rPr>
+                <w:sz w:val="13"/>
+                <w:szCs w:val="13"/>
+              </w:rPr>
+              <w:t>task</w:t>
             </w:r>
             <w:r>
               <w:rPr>
@@ -15783,7 +15827,7 @@
               </w:rPr>
               <w:t>是否为可提供服务状态。一些特殊状态，例如</w:t>
             </w:r>
-            <w:hyperlink r:id="rId10" w:history="1">
+            <w:hyperlink r:id="rId9" w:history="1">
               <w:r>
                 <w:rPr>
                   <w:rStyle w:val="Hyperlink"/>

--- a/internal_doc/03.开发设计/民生银行资源管控需求/巨杉集群资源管理平台接口设计文档.docx
+++ b/internal_doc/03.开发设计/民生银行资源管控需求/巨杉集群资源管理平台接口设计文档.docx
@@ -997,6 +997,12 @@
                 <w:rFonts w:ascii="宋体" w:hAnsi="宋体" w:cs="宋体"/>
               </w:rPr>
             </w:pPr>
+            <w:r>
+              <w:rPr>
+                <w:rFonts w:ascii="宋体" w:hAnsi="宋体" w:cs="宋体" w:hint="eastAsia"/>
+              </w:rPr>
+              <w:t>V0.4</w:t>
+            </w:r>
           </w:p>
         </w:tc>
         <w:tc>
@@ -1018,6 +1024,12 @@
                 <w:rFonts w:ascii="宋体" w:hAnsi="宋体" w:cs="宋体"/>
               </w:rPr>
             </w:pPr>
+            <w:r>
+              <w:rPr>
+                <w:rFonts w:ascii="宋体" w:hAnsi="宋体" w:cs="宋体" w:hint="eastAsia"/>
+              </w:rPr>
+              <w:t>M</w:t>
+            </w:r>
           </w:p>
         </w:tc>
         <w:tc>
@@ -1034,11 +1046,18 @@
           <w:p>
             <w:pPr>
               <w:spacing w:line="360" w:lineRule="auto"/>
-              <w:ind w:left="425"/>
+              <w:ind w:left="34"/>
+              <w:jc w:val="left"/>
               <w:rPr>
                 <w:rFonts w:ascii="宋体" w:cs="宋体"/>
               </w:rPr>
             </w:pPr>
+            <w:r>
+              <w:rPr>
+                <w:rFonts w:ascii="宋体" w:cs="宋体" w:hint="eastAsia"/>
+              </w:rPr>
+              <w:t>新增主机监控信息字段描述</w:t>
+            </w:r>
           </w:p>
         </w:tc>
         <w:tc>
@@ -1060,6 +1079,12 @@
                 <w:rFonts w:ascii="宋体" w:cs="宋体"/>
               </w:rPr>
             </w:pPr>
+            <w:r>
+              <w:rPr>
+                <w:rFonts w:ascii="宋体" w:cs="宋体" w:hint="eastAsia"/>
+              </w:rPr>
+              <w:t>李建华</w:t>
+            </w:r>
           </w:p>
         </w:tc>
         <w:tc>
@@ -1081,6 +1106,12 @@
                 <w:rFonts w:ascii="宋体" w:hAnsi="宋体" w:cs="宋体"/>
               </w:rPr>
             </w:pPr>
+            <w:r>
+              <w:rPr>
+                <w:rFonts w:ascii="宋体" w:hAnsi="宋体" w:cs="宋体" w:hint="eastAsia"/>
+              </w:rPr>
+              <w:t>2016-07-26</w:t>
+            </w:r>
           </w:p>
         </w:tc>
         <w:tc>
@@ -2887,23 +2918,7 @@
                       <w:sz w:val="13"/>
                       <w:szCs w:val="13"/>
                     </w:rPr>
-                    <w:t xml:space="preserve">list </w:t>
-                  </w:r>
-                  <w:r>
-                    <w:rPr>
-                      <w:rFonts w:hint="eastAsia"/>
-                      <w:sz w:val="13"/>
-                      <w:szCs w:val="13"/>
-                    </w:rPr>
-                    <w:t xml:space="preserve">svc </w:t>
-                  </w:r>
-                  <w:r>
-                    <w:rPr>
-                      <w:rFonts w:hint="eastAsia"/>
-                      <w:sz w:val="13"/>
-                      <w:szCs w:val="13"/>
-                    </w:rPr>
-                    <w:t>task</w:t>
+                    <w:t>list svc task</w:t>
                   </w:r>
                   <w:r>
                     <w:rPr>
@@ -3007,14 +3022,8 @@
       </w:r>
     </w:p>
     <w:p>
-      <w:pPr>
-        <w:rPr>
-          <w:rFonts w:hint="eastAsia"/>
-        </w:rPr>
-      </w:pPr>
-      <w:r>
-        <w:rPr>
-          <w:rFonts w:hint="eastAsia"/>
+      <w:r>
+        <w:rPr>
           <w:noProof/>
         </w:rPr>
         <w:pict>
@@ -3055,27 +3064,9 @@
         <w:t xml:space="preserve">        </w:t>
       </w:r>
     </w:p>
-    <w:p>
-      <w:pPr>
-        <w:rPr>
-          <w:rFonts w:hint="eastAsia"/>
-        </w:rPr>
-      </w:pPr>
-    </w:p>
-    <w:p>
-      <w:pPr>
-        <w:rPr>
-          <w:rFonts w:hint="eastAsia"/>
-        </w:rPr>
-      </w:pPr>
-    </w:p>
-    <w:p>
-      <w:pPr>
-        <w:rPr>
-          <w:rFonts w:hint="eastAsia"/>
-        </w:rPr>
-      </w:pPr>
-    </w:p>
+    <w:p/>
+    <w:p/>
+    <w:p/>
     <w:p/>
     <w:p>
       <w:r>
@@ -22063,6 +22054,3111 @@
                 <w:szCs w:val="21"/>
               </w:rPr>
               <w:t>采集数据的时间点</w:t>
+            </w:r>
+          </w:p>
+        </w:tc>
+      </w:tr>
+    </w:tbl>
+    <w:p>
+      <w:pPr>
+        <w:rPr>
+          <w:rFonts w:hint="eastAsia"/>
+        </w:rPr>
+      </w:pPr>
+    </w:p>
+    <w:p>
+      <w:pPr>
+        <w:pStyle w:val="Heading1"/>
+        <w:rPr>
+          <w:rFonts w:hint="eastAsia"/>
+        </w:rPr>
+      </w:pPr>
+      <w:r>
+        <w:rPr>
+          <w:rFonts w:hint="eastAsia"/>
+        </w:rPr>
+        <w:t>集群管理</w:t>
+      </w:r>
+    </w:p>
+    <w:p>
+      <w:pPr>
+        <w:pStyle w:val="Heading2"/>
+        <w:rPr>
+          <w:rFonts w:hint="eastAsia"/>
+        </w:rPr>
+      </w:pPr>
+      <w:r>
+        <w:rPr>
+          <w:rFonts w:hint="eastAsia"/>
+        </w:rPr>
+        <w:t>监控接口</w:t>
+      </w:r>
+    </w:p>
+    <w:p>
+      <w:pPr>
+        <w:pStyle w:val="Heading3"/>
+        <w:rPr>
+          <w:rFonts w:hint="eastAsia"/>
+        </w:rPr>
+      </w:pPr>
+      <w:r>
+        <w:rPr>
+          <w:rFonts w:hint="eastAsia"/>
+        </w:rPr>
+        <w:t>命令列表</w:t>
+      </w:r>
+    </w:p>
+    <w:tbl>
+      <w:tblPr>
+        <w:tblStyle w:val="TableGrid"/>
+        <w:tblW w:w="0" w:type="auto"/>
+        <w:tblLayout w:type="fixed"/>
+        <w:tblLook w:val="04A0"/>
+      </w:tblPr>
+      <w:tblGrid>
+        <w:gridCol w:w="1101"/>
+        <w:gridCol w:w="3118"/>
+        <w:gridCol w:w="4303"/>
+      </w:tblGrid>
+      <w:tr>
+        <w:tc>
+          <w:tcPr>
+            <w:tcW w:w="1101" w:type="dxa"/>
+          </w:tcPr>
+          <w:p>
+            <w:pPr>
+              <w:rPr>
+                <w:b/>
+                <w:sz w:val="13"/>
+                <w:szCs w:val="13"/>
+              </w:rPr>
+            </w:pPr>
+            <w:r>
+              <w:rPr>
+                <w:rFonts w:hint="eastAsia"/>
+                <w:b/>
+                <w:sz w:val="13"/>
+                <w:szCs w:val="13"/>
+              </w:rPr>
+              <w:t>接口项</w:t>
+            </w:r>
+          </w:p>
+        </w:tc>
+        <w:tc>
+          <w:tcPr>
+            <w:tcW w:w="3118" w:type="dxa"/>
+          </w:tcPr>
+          <w:p>
+            <w:pPr>
+              <w:rPr>
+                <w:b/>
+                <w:sz w:val="13"/>
+                <w:szCs w:val="13"/>
+              </w:rPr>
+            </w:pPr>
+            <w:r>
+              <w:rPr>
+                <w:rFonts w:hint="eastAsia"/>
+                <w:b/>
+                <w:sz w:val="13"/>
+                <w:szCs w:val="13"/>
+              </w:rPr>
+              <w:t>请求参数</w:t>
+            </w:r>
+          </w:p>
+        </w:tc>
+        <w:tc>
+          <w:tcPr>
+            <w:tcW w:w="4303" w:type="dxa"/>
+          </w:tcPr>
+          <w:p>
+            <w:pPr>
+              <w:rPr>
+                <w:b/>
+                <w:sz w:val="13"/>
+                <w:szCs w:val="13"/>
+              </w:rPr>
+            </w:pPr>
+            <w:r>
+              <w:rPr>
+                <w:rFonts w:hint="eastAsia"/>
+                <w:b/>
+                <w:sz w:val="13"/>
+                <w:szCs w:val="13"/>
+              </w:rPr>
+              <w:t>举例</w:t>
+            </w:r>
+          </w:p>
+        </w:tc>
+      </w:tr>
+      <w:tr>
+        <w:tc>
+          <w:tcPr>
+            <w:tcW w:w="1101" w:type="dxa"/>
+          </w:tcPr>
+          <w:p>
+            <w:pPr>
+              <w:rPr>
+                <w:sz w:val="13"/>
+                <w:szCs w:val="13"/>
+              </w:rPr>
+            </w:pPr>
+            <w:r>
+              <w:rPr>
+                <w:rFonts w:hint="eastAsia"/>
+                <w:sz w:val="13"/>
+                <w:szCs w:val="13"/>
+              </w:rPr>
+              <w:t>查询</w:t>
+            </w:r>
+            <w:r>
+              <w:rPr>
+                <w:rFonts w:hint="eastAsia"/>
+                <w:sz w:val="13"/>
+                <w:szCs w:val="13"/>
+              </w:rPr>
+              <w:t>集群</w:t>
+            </w:r>
+            <w:r>
+              <w:rPr>
+                <w:rFonts w:hint="eastAsia"/>
+                <w:sz w:val="13"/>
+                <w:szCs w:val="13"/>
+              </w:rPr>
+              <w:t>列表</w:t>
+            </w:r>
+            <w:r>
+              <w:rPr>
+                <w:rFonts w:hint="eastAsia"/>
+                <w:sz w:val="13"/>
+                <w:szCs w:val="13"/>
+              </w:rPr>
+              <w:t>(OM)</w:t>
+            </w:r>
+          </w:p>
+        </w:tc>
+        <w:tc>
+          <w:tcPr>
+            <w:tcW w:w="3118" w:type="dxa"/>
+          </w:tcPr>
+          <w:p>
+            <w:pPr>
+              <w:rPr>
+                <w:sz w:val="13"/>
+                <w:szCs w:val="13"/>
+              </w:rPr>
+            </w:pPr>
+            <w:r>
+              <w:rPr>
+                <w:sz w:val="13"/>
+                <w:szCs w:val="13"/>
+              </w:rPr>
+              <w:t>cmd</w:t>
+            </w:r>
+            <w:r>
+              <w:rPr>
+                <w:rFonts w:hint="eastAsia"/>
+                <w:sz w:val="13"/>
+                <w:szCs w:val="13"/>
+              </w:rPr>
+              <w:t>=</w:t>
+            </w:r>
+            <w:r>
+              <w:rPr>
+                <w:sz w:val="13"/>
+                <w:szCs w:val="13"/>
+              </w:rPr>
+              <w:t>query cluster</w:t>
+            </w:r>
+          </w:p>
+        </w:tc>
+        <w:tc>
+          <w:tcPr>
+            <w:tcW w:w="4303" w:type="dxa"/>
+          </w:tcPr>
+          <w:p>
+            <w:pPr>
+              <w:rPr>
+                <w:b/>
+                <w:sz w:val="13"/>
+                <w:szCs w:val="13"/>
+              </w:rPr>
+            </w:pPr>
+            <w:r>
+              <w:rPr>
+                <w:rFonts w:hint="eastAsia"/>
+                <w:b/>
+                <w:sz w:val="13"/>
+                <w:szCs w:val="13"/>
+              </w:rPr>
+              <w:t>请求：</w:t>
+            </w:r>
+          </w:p>
+          <w:p>
+            <w:pPr>
+              <w:rPr>
+                <w:sz w:val="13"/>
+                <w:szCs w:val="13"/>
+              </w:rPr>
+            </w:pPr>
+            <w:r>
+              <w:rPr>
+                <w:sz w:val="13"/>
+                <w:szCs w:val="13"/>
+              </w:rPr>
+              <w:t>curl</w:t>
+            </w:r>
+            <w:r>
+              <w:rPr>
+                <w:rFonts w:hint="eastAsia"/>
+                <w:sz w:val="13"/>
+                <w:szCs w:val="13"/>
+              </w:rPr>
+              <w:t xml:space="preserve"> -H "SdbSessionID: 3d58fc55d0baba147f08b86000000003" -H "SdbLanguage: en" http://192.168.20.37:8000 -d </w:t>
+            </w:r>
+            <w:r>
+              <w:rPr>
+                <w:sz w:val="13"/>
+                <w:szCs w:val="13"/>
+              </w:rPr>
+              <w:t>"cmd=</w:t>
+            </w:r>
+            <w:r>
+              <w:rPr>
+                <w:sz w:val="13"/>
+                <w:szCs w:val="13"/>
+              </w:rPr>
+              <w:t>query cluster</w:t>
+            </w:r>
+            <w:r>
+              <w:rPr>
+                <w:sz w:val="13"/>
+                <w:szCs w:val="13"/>
+              </w:rPr>
+              <w:t>" -v</w:t>
+            </w:r>
+          </w:p>
+          <w:p>
+            <w:pPr>
+              <w:rPr>
+                <w:b/>
+                <w:sz w:val="13"/>
+                <w:szCs w:val="13"/>
+              </w:rPr>
+            </w:pPr>
+          </w:p>
+          <w:p>
+            <w:pPr>
+              <w:rPr>
+                <w:b/>
+                <w:sz w:val="13"/>
+                <w:szCs w:val="13"/>
+              </w:rPr>
+            </w:pPr>
+            <w:r>
+              <w:rPr>
+                <w:rFonts w:hint="eastAsia"/>
+                <w:b/>
+                <w:sz w:val="13"/>
+                <w:szCs w:val="13"/>
+              </w:rPr>
+              <w:t>应答：</w:t>
+            </w:r>
+          </w:p>
+          <w:p>
+            <w:pPr>
+              <w:rPr>
+                <w:sz w:val="13"/>
+                <w:szCs w:val="13"/>
+              </w:rPr>
+            </w:pPr>
+            <w:r>
+              <w:rPr>
+                <w:sz w:val="13"/>
+                <w:szCs w:val="13"/>
+              </w:rPr>
+              <w:t>{ "errno": 0, "description": "Succeed", "detail": "" }{ "_id": { "$oid": "5755375c6616bef5abb53ed5" }, "ClusterName": "myCluster", "Desc": "", "SdbUser": "</w:t>
+            </w:r>
+            <w:r>
+              <w:rPr>
+                <w:rFonts w:hint="eastAsia"/>
+                <w:sz w:val="13"/>
+                <w:szCs w:val="13"/>
+              </w:rPr>
+              <w:t>*****</w:t>
+            </w:r>
+            <w:r>
+              <w:rPr>
+                <w:sz w:val="13"/>
+                <w:szCs w:val="13"/>
+              </w:rPr>
+              <w:t>", "SdbPasswd": "</w:t>
+            </w:r>
+            <w:r>
+              <w:rPr>
+                <w:rFonts w:hint="eastAsia"/>
+                <w:sz w:val="13"/>
+                <w:szCs w:val="13"/>
+              </w:rPr>
+              <w:t>*****</w:t>
+            </w:r>
+            <w:r>
+              <w:rPr>
+                <w:sz w:val="13"/>
+                <w:szCs w:val="13"/>
+              </w:rPr>
+              <w:t>", "SdbUserGroup": "sdbadmin_group", "InstallPath": "/opt/sequoiadb/" }</w:t>
+            </w:r>
+          </w:p>
+        </w:tc>
+      </w:tr>
+      <w:tr>
+        <w:tc>
+          <w:tcPr>
+            <w:tcW w:w="1101" w:type="dxa"/>
+          </w:tcPr>
+          <w:p>
+            <w:pPr>
+              <w:rPr>
+                <w:rFonts w:hint="eastAsia"/>
+                <w:sz w:val="13"/>
+                <w:szCs w:val="13"/>
+              </w:rPr>
+            </w:pPr>
+            <w:r>
+              <w:rPr>
+                <w:rFonts w:hint="eastAsia"/>
+                <w:sz w:val="13"/>
+                <w:szCs w:val="13"/>
+              </w:rPr>
+              <w:t>查询业务列表</w:t>
+            </w:r>
+            <w:r>
+              <w:rPr>
+                <w:rFonts w:hint="eastAsia"/>
+                <w:sz w:val="13"/>
+                <w:szCs w:val="13"/>
+              </w:rPr>
+              <w:t>(OM)</w:t>
+            </w:r>
+          </w:p>
+        </w:tc>
+        <w:tc>
+          <w:tcPr>
+            <w:tcW w:w="3118" w:type="dxa"/>
+          </w:tcPr>
+          <w:p>
+            <w:pPr>
+              <w:rPr>
+                <w:rFonts w:hint="eastAsia"/>
+                <w:sz w:val="13"/>
+                <w:szCs w:val="13"/>
+              </w:rPr>
+            </w:pPr>
+            <w:r>
+              <w:rPr>
+                <w:rFonts w:hint="eastAsia"/>
+                <w:sz w:val="13"/>
+                <w:szCs w:val="13"/>
+              </w:rPr>
+              <w:t>cmd=</w:t>
+            </w:r>
+            <w:r>
+              <w:rPr>
+                <w:sz w:val="13"/>
+                <w:szCs w:val="13"/>
+              </w:rPr>
+              <w:t>list businesses</w:t>
+            </w:r>
+          </w:p>
+          <w:p>
+            <w:pPr>
+              <w:rPr>
+                <w:sz w:val="13"/>
+                <w:szCs w:val="13"/>
+              </w:rPr>
+            </w:pPr>
+            <w:r>
+              <w:rPr>
+                <w:sz w:val="13"/>
+                <w:szCs w:val="13"/>
+              </w:rPr>
+              <w:t>ClusterName</w:t>
+            </w:r>
+            <w:r>
+              <w:rPr>
+                <w:rFonts w:hint="eastAsia"/>
+                <w:sz w:val="13"/>
+                <w:szCs w:val="13"/>
+              </w:rPr>
+              <w:t>=string</w:t>
+            </w:r>
+          </w:p>
+        </w:tc>
+        <w:tc>
+          <w:tcPr>
+            <w:tcW w:w="4303" w:type="dxa"/>
+          </w:tcPr>
+          <w:p>
+            <w:pPr>
+              <w:rPr>
+                <w:b/>
+                <w:sz w:val="13"/>
+                <w:szCs w:val="13"/>
+              </w:rPr>
+            </w:pPr>
+            <w:r>
+              <w:rPr>
+                <w:rFonts w:hint="eastAsia"/>
+                <w:b/>
+                <w:sz w:val="13"/>
+                <w:szCs w:val="13"/>
+              </w:rPr>
+              <w:t>请求：</w:t>
+            </w:r>
+          </w:p>
+          <w:p>
+            <w:pPr>
+              <w:rPr>
+                <w:sz w:val="13"/>
+                <w:szCs w:val="13"/>
+              </w:rPr>
+            </w:pPr>
+            <w:r>
+              <w:rPr>
+                <w:sz w:val="13"/>
+                <w:szCs w:val="13"/>
+              </w:rPr>
+              <w:t>curl</w:t>
+            </w:r>
+            <w:r>
+              <w:rPr>
+                <w:rFonts w:hint="eastAsia"/>
+                <w:sz w:val="13"/>
+                <w:szCs w:val="13"/>
+              </w:rPr>
+              <w:t xml:space="preserve"> -H "SdbSessionID: 3d58fc55d0baba147f08b86000000003" -H "SdbLanguage: en" http://192.168.20.37:8000 -d </w:t>
+            </w:r>
+            <w:r>
+              <w:rPr>
+                <w:sz w:val="13"/>
+                <w:szCs w:val="13"/>
+              </w:rPr>
+              <w:t>"cmd=</w:t>
+            </w:r>
+            <w:r>
+              <w:t xml:space="preserve"> </w:t>
+            </w:r>
+            <w:r>
+              <w:rPr>
+                <w:sz w:val="13"/>
+                <w:szCs w:val="13"/>
+              </w:rPr>
+              <w:t>list businesses&amp;ClusterName=myCluster</w:t>
+            </w:r>
+            <w:r>
+              <w:rPr>
+                <w:sz w:val="13"/>
+                <w:szCs w:val="13"/>
+              </w:rPr>
+              <w:t>" -v</w:t>
+            </w:r>
+          </w:p>
+          <w:p>
+            <w:pPr>
+              <w:rPr>
+                <w:b/>
+                <w:sz w:val="13"/>
+                <w:szCs w:val="13"/>
+              </w:rPr>
+            </w:pPr>
+          </w:p>
+          <w:p>
+            <w:pPr>
+              <w:rPr>
+                <w:b/>
+                <w:sz w:val="13"/>
+                <w:szCs w:val="13"/>
+              </w:rPr>
+            </w:pPr>
+            <w:r>
+              <w:rPr>
+                <w:rFonts w:hint="eastAsia"/>
+                <w:b/>
+                <w:sz w:val="13"/>
+                <w:szCs w:val="13"/>
+              </w:rPr>
+              <w:t>应答：</w:t>
+            </w:r>
+          </w:p>
+          <w:p>
+            <w:pPr>
+              <w:rPr>
+                <w:rFonts w:hint="eastAsia"/>
+                <w:b/>
+                <w:sz w:val="13"/>
+                <w:szCs w:val="13"/>
+              </w:rPr>
+            </w:pPr>
+            <w:r>
+              <w:rPr>
+                <w:sz w:val="13"/>
+                <w:szCs w:val="13"/>
+              </w:rPr>
+              <w:t>{ "errno": 0, "description": "Succeed", "detail": "" }{ "BusinessName": "myModule", "BusinessType": "sequoiadb" }</w:t>
+            </w:r>
+          </w:p>
+        </w:tc>
+      </w:tr>
+      <w:tr>
+        <w:tc>
+          <w:tcPr>
+            <w:tcW w:w="1101" w:type="dxa"/>
+          </w:tcPr>
+          <w:p>
+            <w:pPr>
+              <w:rPr>
+                <w:rFonts w:hint="eastAsia"/>
+                <w:sz w:val="13"/>
+                <w:szCs w:val="13"/>
+              </w:rPr>
+            </w:pPr>
+            <w:r>
+              <w:rPr>
+                <w:rFonts w:hint="eastAsia"/>
+                <w:sz w:val="13"/>
+                <w:szCs w:val="13"/>
+              </w:rPr>
+              <w:t>查询</w:t>
+            </w:r>
+            <w:r>
+              <w:rPr>
+                <w:rFonts w:hint="eastAsia"/>
+                <w:sz w:val="13"/>
+                <w:szCs w:val="13"/>
+              </w:rPr>
+              <w:t>主机</w:t>
+            </w:r>
+            <w:r>
+              <w:rPr>
+                <w:rFonts w:hint="eastAsia"/>
+                <w:sz w:val="13"/>
+                <w:szCs w:val="13"/>
+              </w:rPr>
+              <w:t>列表</w:t>
+            </w:r>
+            <w:r>
+              <w:rPr>
+                <w:rFonts w:hint="eastAsia"/>
+                <w:sz w:val="13"/>
+                <w:szCs w:val="13"/>
+              </w:rPr>
+              <w:t>(OM)</w:t>
+            </w:r>
+          </w:p>
+        </w:tc>
+        <w:tc>
+          <w:tcPr>
+            <w:tcW w:w="3118" w:type="dxa"/>
+          </w:tcPr>
+          <w:p>
+            <w:pPr>
+              <w:rPr>
+                <w:rFonts w:hint="eastAsia"/>
+                <w:sz w:val="13"/>
+                <w:szCs w:val="13"/>
+              </w:rPr>
+            </w:pPr>
+            <w:r>
+              <w:rPr>
+                <w:rFonts w:hint="eastAsia"/>
+                <w:sz w:val="13"/>
+                <w:szCs w:val="13"/>
+              </w:rPr>
+              <w:t>cmd=list hosts</w:t>
+            </w:r>
+          </w:p>
+          <w:p>
+            <w:pPr>
+              <w:rPr>
+                <w:rFonts w:hint="eastAsia"/>
+                <w:sz w:val="13"/>
+                <w:szCs w:val="13"/>
+              </w:rPr>
+            </w:pPr>
+            <w:r>
+              <w:rPr>
+                <w:sz w:val="13"/>
+                <w:szCs w:val="13"/>
+              </w:rPr>
+              <w:t>ClusterName</w:t>
+            </w:r>
+            <w:r>
+              <w:rPr>
+                <w:rFonts w:hint="eastAsia"/>
+                <w:sz w:val="13"/>
+                <w:szCs w:val="13"/>
+              </w:rPr>
+              <w:t>=string</w:t>
+            </w:r>
+          </w:p>
+        </w:tc>
+        <w:tc>
+          <w:tcPr>
+            <w:tcW w:w="4303" w:type="dxa"/>
+          </w:tcPr>
+          <w:p>
+            <w:pPr>
+              <w:rPr>
+                <w:b/>
+                <w:sz w:val="13"/>
+                <w:szCs w:val="13"/>
+              </w:rPr>
+            </w:pPr>
+            <w:r>
+              <w:rPr>
+                <w:rFonts w:hint="eastAsia"/>
+                <w:b/>
+                <w:sz w:val="13"/>
+                <w:szCs w:val="13"/>
+              </w:rPr>
+              <w:t>请求：</w:t>
+            </w:r>
+          </w:p>
+          <w:p>
+            <w:pPr>
+              <w:rPr>
+                <w:sz w:val="13"/>
+                <w:szCs w:val="13"/>
+              </w:rPr>
+            </w:pPr>
+            <w:r>
+              <w:rPr>
+                <w:sz w:val="13"/>
+                <w:szCs w:val="13"/>
+              </w:rPr>
+              <w:t>curl</w:t>
+            </w:r>
+            <w:r>
+              <w:rPr>
+                <w:rFonts w:hint="eastAsia"/>
+                <w:sz w:val="13"/>
+                <w:szCs w:val="13"/>
+              </w:rPr>
+              <w:t xml:space="preserve"> -H "SdbSessionID: 3d58fc55d0baba147f08b86000000003" -H </w:t>
+            </w:r>
+            <w:r>
+              <w:rPr>
+                <w:rFonts w:hint="eastAsia"/>
+                <w:sz w:val="13"/>
+                <w:szCs w:val="13"/>
+              </w:rPr>
+              <w:lastRenderedPageBreak/>
+              <w:t xml:space="preserve">"SdbLanguage: en" http://192.168.20.37:8000 -d </w:t>
+            </w:r>
+            <w:r>
+              <w:rPr>
+                <w:sz w:val="13"/>
+                <w:szCs w:val="13"/>
+              </w:rPr>
+              <w:t>"</w:t>
+            </w:r>
+            <w:r>
+              <w:t xml:space="preserve"> </w:t>
+            </w:r>
+            <w:r>
+              <w:rPr>
+                <w:sz w:val="13"/>
+                <w:szCs w:val="13"/>
+              </w:rPr>
+              <w:t>cmd=list hosts&amp;ClusterName=myCluster</w:t>
+            </w:r>
+            <w:r>
+              <w:rPr>
+                <w:sz w:val="13"/>
+                <w:szCs w:val="13"/>
+              </w:rPr>
+              <w:t>" -v</w:t>
+            </w:r>
+          </w:p>
+          <w:p>
+            <w:pPr>
+              <w:rPr>
+                <w:b/>
+                <w:sz w:val="13"/>
+                <w:szCs w:val="13"/>
+              </w:rPr>
+            </w:pPr>
+          </w:p>
+          <w:p>
+            <w:pPr>
+              <w:rPr>
+                <w:b/>
+                <w:sz w:val="13"/>
+                <w:szCs w:val="13"/>
+              </w:rPr>
+            </w:pPr>
+            <w:r>
+              <w:rPr>
+                <w:rFonts w:hint="eastAsia"/>
+                <w:b/>
+                <w:sz w:val="13"/>
+                <w:szCs w:val="13"/>
+              </w:rPr>
+              <w:t>应答：</w:t>
+            </w:r>
+          </w:p>
+          <w:p>
+            <w:pPr>
+              <w:rPr>
+                <w:rFonts w:hint="eastAsia"/>
+                <w:b/>
+                <w:sz w:val="13"/>
+                <w:szCs w:val="13"/>
+              </w:rPr>
+            </w:pPr>
+            <w:r>
+              <w:rPr>
+                <w:sz w:val="13"/>
+                <w:szCs w:val="13"/>
+              </w:rPr>
+              <w:t>{ "errno": 0, "description": "Succeed", "detail": "" }{ "HostName": "vmsvr1-cent-x64-1", "IP": "192.168.20.37" }</w:t>
+            </w:r>
+          </w:p>
+        </w:tc>
+      </w:tr>
+      <w:tr>
+        <w:tc>
+          <w:tcPr>
+            <w:tcW w:w="1101" w:type="dxa"/>
+          </w:tcPr>
+          <w:p>
+            <w:pPr>
+              <w:rPr>
+                <w:rFonts w:hint="eastAsia"/>
+                <w:sz w:val="13"/>
+                <w:szCs w:val="13"/>
+              </w:rPr>
+            </w:pPr>
+            <w:r>
+              <w:rPr>
+                <w:rFonts w:hint="eastAsia"/>
+                <w:sz w:val="13"/>
+                <w:szCs w:val="13"/>
+              </w:rPr>
+              <w:lastRenderedPageBreak/>
+              <w:t>查询主机监控信息</w:t>
+            </w:r>
+            <w:r>
+              <w:rPr>
+                <w:rFonts w:hint="eastAsia"/>
+                <w:sz w:val="13"/>
+                <w:szCs w:val="13"/>
+              </w:rPr>
+              <w:t>(OM)</w:t>
+            </w:r>
+          </w:p>
+        </w:tc>
+        <w:tc>
+          <w:tcPr>
+            <w:tcW w:w="3118" w:type="dxa"/>
+          </w:tcPr>
+          <w:p>
+            <w:pPr>
+              <w:rPr>
+                <w:rFonts w:hint="eastAsia"/>
+                <w:sz w:val="13"/>
+                <w:szCs w:val="13"/>
+              </w:rPr>
+            </w:pPr>
+            <w:r>
+              <w:rPr>
+                <w:rFonts w:hint="eastAsia"/>
+                <w:sz w:val="13"/>
+                <w:szCs w:val="13"/>
+              </w:rPr>
+              <w:t>cmd=</w:t>
+            </w:r>
+            <w:r>
+              <w:rPr>
+                <w:sz w:val="13"/>
+                <w:szCs w:val="13"/>
+              </w:rPr>
+              <w:t>query host</w:t>
+            </w:r>
+            <w:r>
+              <w:rPr>
+                <w:rFonts w:hint="eastAsia"/>
+                <w:sz w:val="13"/>
+                <w:szCs w:val="13"/>
+              </w:rPr>
+              <w:t xml:space="preserve"> status</w:t>
+            </w:r>
+          </w:p>
+          <w:p>
+            <w:pPr>
+              <w:rPr>
+                <w:rFonts w:hint="eastAsia"/>
+                <w:sz w:val="13"/>
+                <w:szCs w:val="13"/>
+              </w:rPr>
+            </w:pPr>
+            <w:r>
+              <w:rPr>
+                <w:rFonts w:hint="eastAsia"/>
+                <w:sz w:val="13"/>
+                <w:szCs w:val="13"/>
+              </w:rPr>
+              <w:t>HostInfo</w:t>
+            </w:r>
+            <w:r>
+              <w:rPr>
+                <w:sz w:val="13"/>
+                <w:szCs w:val="13"/>
+              </w:rPr>
+              <w:t>=</w:t>
+            </w:r>
+            <w:r>
+              <w:rPr>
+                <w:rFonts w:hint="eastAsia"/>
+                <w:sz w:val="13"/>
+                <w:szCs w:val="13"/>
+              </w:rPr>
+              <w:t>json</w:t>
+            </w:r>
+          </w:p>
+        </w:tc>
+        <w:tc>
+          <w:tcPr>
+            <w:tcW w:w="4303" w:type="dxa"/>
+          </w:tcPr>
+          <w:p>
+            <w:pPr>
+              <w:rPr>
+                <w:b/>
+                <w:sz w:val="13"/>
+                <w:szCs w:val="13"/>
+              </w:rPr>
+            </w:pPr>
+            <w:r>
+              <w:rPr>
+                <w:rFonts w:hint="eastAsia"/>
+                <w:b/>
+                <w:sz w:val="13"/>
+                <w:szCs w:val="13"/>
+              </w:rPr>
+              <w:t>请求：</w:t>
+            </w:r>
+          </w:p>
+          <w:p>
+            <w:pPr>
+              <w:rPr>
+                <w:sz w:val="13"/>
+                <w:szCs w:val="13"/>
+              </w:rPr>
+            </w:pPr>
+            <w:r>
+              <w:rPr>
+                <w:sz w:val="13"/>
+                <w:szCs w:val="13"/>
+              </w:rPr>
+              <w:t>curl</w:t>
+            </w:r>
+            <w:r>
+              <w:rPr>
+                <w:rFonts w:hint="eastAsia"/>
+                <w:sz w:val="13"/>
+                <w:szCs w:val="13"/>
+              </w:rPr>
+              <w:t xml:space="preserve"> -H "SdbSessionID: 3d58fc55d0baba147f08b86000000003" -H "SdbLanguage: en" http://192.168.20.37:8000 -d </w:t>
+            </w:r>
+            <w:r>
+              <w:rPr>
+                <w:sz w:val="13"/>
+                <w:szCs w:val="13"/>
+              </w:rPr>
+              <w:t>"</w:t>
+            </w:r>
+            <w:r>
+              <w:t xml:space="preserve"> </w:t>
+            </w:r>
+            <w:r>
+              <w:rPr>
+                <w:sz w:val="13"/>
+                <w:szCs w:val="13"/>
+              </w:rPr>
+              <w:t>cmd=</w:t>
+            </w:r>
+            <w:r>
+              <w:t xml:space="preserve"> </w:t>
+            </w:r>
+            <w:r>
+              <w:rPr>
+                <w:sz w:val="13"/>
+                <w:szCs w:val="13"/>
+              </w:rPr>
+              <w:t>query host</w:t>
+            </w:r>
+            <w:r>
+              <w:rPr>
+                <w:sz w:val="13"/>
+                <w:szCs w:val="13"/>
+              </w:rPr>
+              <w:t xml:space="preserve"> status&amp;HostInfo={\"HostInfo\":[{\"HostName\":\"vmsvr1-cent-x64-1\"}]} </w:t>
+            </w:r>
+            <w:r>
+              <w:rPr>
+                <w:sz w:val="13"/>
+                <w:szCs w:val="13"/>
+              </w:rPr>
+              <w:t>" -v</w:t>
+            </w:r>
+          </w:p>
+          <w:p>
+            <w:pPr>
+              <w:rPr>
+                <w:b/>
+                <w:sz w:val="13"/>
+                <w:szCs w:val="13"/>
+              </w:rPr>
+            </w:pPr>
+          </w:p>
+          <w:p>
+            <w:pPr>
+              <w:rPr>
+                <w:b/>
+                <w:sz w:val="13"/>
+                <w:szCs w:val="13"/>
+              </w:rPr>
+            </w:pPr>
+            <w:r>
+              <w:rPr>
+                <w:rFonts w:hint="eastAsia"/>
+                <w:b/>
+                <w:sz w:val="13"/>
+                <w:szCs w:val="13"/>
+              </w:rPr>
+              <w:t>应答：</w:t>
+            </w:r>
+          </w:p>
+          <w:p>
+            <w:pPr>
+              <w:rPr>
+                <w:sz w:val="13"/>
+                <w:szCs w:val="13"/>
+              </w:rPr>
+            </w:pPr>
+            <w:r>
+              <w:rPr>
+                <w:sz w:val="13"/>
+                <w:szCs w:val="13"/>
+              </w:rPr>
+              <w:t>{ "errno": 0, "description": "Succeed", "detail": "" }{ "HostInfo": [ { "CPU": { "Sys": { "Megabit": 241, "Unit": 37794 }, "Idle": { "Megabit": 29662, "Unit": 520118 }, "Other": { "Megabit": 276, "Unit": 696014 }, "User": { "Megabit": 1377, "Unit": 629118 } }, "Net": { "CalendarTime": 1469534155, "Net": [ { "Name": "lo", "RXBytes": { "Megabit": 21329158, "Unit": 53164 }, "RXPackets": { "Megabit": 4027, "Unit": 458117 }, "RXErrors": { "Megabit": 0, "Unit": 0 }, "RXDrops": { "Megabit": 0, "Unit": 0 }, "TXBytes": { "Megabit": 21329158, "Unit": 53164 }, "TXPackets": { "Megabit": 4027, "Unit": 458117 }, "TXErrors": { "Megabit": 0, "Unit": 0 }, "TXDrops": { "Megabit": 0, "Unit": 0 } }, { "Name": "eth0", "RXBytes": { "Megabit": 12936, "Unit": 342192 }, "RXPackets": { "Megabit": 80, "Unit": 1005030 }, "RXErrors": { "Megabit": 0, "Unit": 0 }, "RXDrops": { "Megabit": 0, "Unit": 0 }, "TXBytes": { "Megabit": 140457, "Unit": 538030 }, "TXPackets": { "Megabit": 55, "Unit": 442009 }, "TXErrors": { "Megabit": 0, "Unit": 0 },* Closing connection #0</w:t>
+            </w:r>
+          </w:p>
+          <w:p>
+            <w:pPr>
+              <w:rPr>
+                <w:rFonts w:hint="eastAsia"/>
+                <w:b/>
+                <w:sz w:val="13"/>
+                <w:szCs w:val="13"/>
+              </w:rPr>
+            </w:pPr>
+            <w:r>
+              <w:rPr>
+                <w:sz w:val="13"/>
+                <w:szCs w:val="13"/>
+              </w:rPr>
+              <w:t xml:space="preserve"> "TXDrops": { "Megabit": 0, "Unit": 0 } } ] }, "HostName": "vmsvr1-cent-x64-1", "Memory": { "Size": 3832, "Free": 121, "Used": 3711 }, "Disk": [ { "Name": "/dev/sde1", "Mount": "/opt", "Size": 100791, "Free": 51615 } ] } ] }</w:t>
+            </w:r>
+          </w:p>
+        </w:tc>
+      </w:tr>
+      <w:tr>
+        <w:tc>
+          <w:tcPr>
+            <w:tcW w:w="1101" w:type="dxa"/>
+          </w:tcPr>
+          <w:p>
+            <w:pPr>
+              <w:rPr>
+                <w:rFonts w:hint="eastAsia"/>
+                <w:sz w:val="13"/>
+                <w:szCs w:val="13"/>
+              </w:rPr>
+            </w:pPr>
+            <w:r>
+              <w:rPr>
+                <w:rFonts w:hint="eastAsia"/>
+                <w:sz w:val="13"/>
+                <w:szCs w:val="13"/>
+              </w:rPr>
+              <w:t>查询分区组</w:t>
+            </w:r>
+            <w:r>
+              <w:rPr>
+                <w:rFonts w:hint="eastAsia"/>
+                <w:sz w:val="13"/>
+                <w:szCs w:val="13"/>
+              </w:rPr>
+              <w:t>信息</w:t>
+            </w:r>
+            <w:r>
+              <w:rPr>
+                <w:rFonts w:hint="eastAsia"/>
+                <w:sz w:val="13"/>
+                <w:szCs w:val="13"/>
+              </w:rPr>
+              <w:t>(</w:t>
+            </w:r>
+            <w:r>
+              <w:rPr>
+                <w:rFonts w:hint="eastAsia"/>
+                <w:sz w:val="13"/>
+                <w:szCs w:val="13"/>
+              </w:rPr>
+              <w:t>协调节点</w:t>
+            </w:r>
+            <w:r>
+              <w:rPr>
+                <w:rFonts w:hint="eastAsia"/>
+                <w:sz w:val="13"/>
+                <w:szCs w:val="13"/>
+              </w:rPr>
+              <w:t>)</w:t>
+            </w:r>
+          </w:p>
+        </w:tc>
+        <w:tc>
+          <w:tcPr>
+            <w:tcW w:w="3118" w:type="dxa"/>
+          </w:tcPr>
+          <w:p>
+            <w:pPr>
+              <w:rPr>
+                <w:rFonts w:hint="eastAsia"/>
+                <w:sz w:val="13"/>
+                <w:szCs w:val="13"/>
+              </w:rPr>
+            </w:pPr>
+            <w:r>
+              <w:rPr>
+                <w:sz w:val="13"/>
+                <w:szCs w:val="13"/>
+              </w:rPr>
+              <w:t>cmd=list groups</w:t>
+            </w:r>
+          </w:p>
+        </w:tc>
+        <w:tc>
+          <w:tcPr>
+            <w:tcW w:w="4303" w:type="dxa"/>
+          </w:tcPr>
+          <w:p>
+            <w:pPr>
+              <w:rPr>
+                <w:b/>
+                <w:sz w:val="13"/>
+                <w:szCs w:val="13"/>
+              </w:rPr>
+            </w:pPr>
+            <w:r>
+              <w:rPr>
+                <w:rFonts w:hint="eastAsia"/>
+                <w:b/>
+                <w:sz w:val="13"/>
+                <w:szCs w:val="13"/>
+              </w:rPr>
+              <w:t>请求：</w:t>
+            </w:r>
+          </w:p>
+          <w:p>
+            <w:pPr>
+              <w:rPr>
+                <w:sz w:val="13"/>
+                <w:szCs w:val="13"/>
+              </w:rPr>
+            </w:pPr>
+            <w:r>
+              <w:rPr>
+                <w:sz w:val="13"/>
+                <w:szCs w:val="13"/>
+              </w:rPr>
+              <w:t>curl</w:t>
+            </w:r>
+            <w:r>
+              <w:rPr>
+                <w:rFonts w:hint="eastAsia"/>
+                <w:sz w:val="13"/>
+                <w:szCs w:val="13"/>
+              </w:rPr>
+              <w:t xml:space="preserve"> -H "SdbSessionID: 3d58fc55d0baba147f08b86000000003" -H "SdbLanguag</w:t>
+            </w:r>
+            <w:r>
+              <w:rPr>
+                <w:rFonts w:hint="eastAsia"/>
+                <w:sz w:val="13"/>
+                <w:szCs w:val="13"/>
+              </w:rPr>
+              <w:t>e: en" http://192.168.20.37:11814</w:t>
+            </w:r>
+            <w:r>
+              <w:rPr>
+                <w:rFonts w:hint="eastAsia"/>
+                <w:sz w:val="13"/>
+                <w:szCs w:val="13"/>
+              </w:rPr>
+              <w:t xml:space="preserve"> -d </w:t>
+            </w:r>
+            <w:r>
+              <w:rPr>
+                <w:sz w:val="13"/>
+                <w:szCs w:val="13"/>
+              </w:rPr>
+              <w:t>"</w:t>
+            </w:r>
+            <w:r>
+              <w:t xml:space="preserve"> </w:t>
+            </w:r>
+            <w:r>
+              <w:rPr>
+                <w:sz w:val="13"/>
+                <w:szCs w:val="13"/>
+              </w:rPr>
+              <w:t>cmd=</w:t>
+            </w:r>
+            <w:r>
+              <w:t xml:space="preserve"> </w:t>
+            </w:r>
+            <w:r>
+              <w:rPr>
+                <w:sz w:val="13"/>
+                <w:szCs w:val="13"/>
+              </w:rPr>
+              <w:t>list groups</w:t>
+            </w:r>
+            <w:r>
+              <w:rPr>
+                <w:sz w:val="13"/>
+                <w:szCs w:val="13"/>
+              </w:rPr>
+              <w:t>" -v</w:t>
+            </w:r>
+          </w:p>
+          <w:p>
+            <w:pPr>
+              <w:rPr>
+                <w:b/>
+                <w:sz w:val="13"/>
+                <w:szCs w:val="13"/>
+              </w:rPr>
+            </w:pPr>
+          </w:p>
+          <w:p>
+            <w:pPr>
+              <w:rPr>
+                <w:b/>
+                <w:sz w:val="13"/>
+                <w:szCs w:val="13"/>
+              </w:rPr>
+            </w:pPr>
+            <w:r>
+              <w:rPr>
+                <w:rFonts w:hint="eastAsia"/>
+                <w:b/>
+                <w:sz w:val="13"/>
+                <w:szCs w:val="13"/>
+              </w:rPr>
+              <w:t>应答：</w:t>
+            </w:r>
+          </w:p>
+          <w:p>
+            <w:pPr>
+              <w:rPr>
+                <w:rFonts w:hint="eastAsia"/>
+                <w:b/>
+                <w:sz w:val="13"/>
+                <w:szCs w:val="13"/>
+              </w:rPr>
+            </w:pPr>
+            <w:r>
+              <w:rPr>
+                <w:sz w:val="13"/>
+                <w:szCs w:val="13"/>
+              </w:rPr>
+              <w:t xml:space="preserve">{ "errno": 0 }{ "Group": [ { "dbpath": "/opt/sequoiadb/database/catalog/11820", "HostName": "vmsvr1-cent-x64-1", "Service": [ { "Type": 0, "Name": "11820" }, { "Type": 1, "Name": "11821" }, { "Type": 2, "Name": "11822" }, { "Type": 3, "Name": "11823" } ], "NodeID": 1 } ], "GroupID": 1, "GroupName": "SYSCatalogGroup", "PrimaryNode": 1, "Role": 2, "Status": 1, "Version": 1, "_id": { "$oid": "5767c5106c71b2d2dea148ce" } }{ "Group": [ { "HostName": "vmsvr1-cent-x64-1", "dbpath": "/opt/sequoiadb/database/coord/11810", "Service": [ { "Type": 0, "Name": "11810" }, { "Type": 1, "Name": "11811" }, </w:t>
+            </w:r>
+            <w:r>
+              <w:rPr>
+                <w:sz w:val="13"/>
+                <w:szCs w:val="13"/>
+              </w:rPr>
+              <w:lastRenderedPageBreak/>
+              <w:t>{ "Type": 2, "Name": "11812" } ], "NodeID": 2 } ], "GroupID": 2, "GroupName": "SYSCoord", "Role": 1, "Status": 1, "Version": 2, "_id": { "$oid": "5767c5186c71b2d2dea148d1" } }{ "Group": [ { "HostName": "vmsvr1-cent-x64-1", "dbpath": "/opt/sequoiadb/database/data/11830", "Service": [ { "Type": 0, "Name": "11830" }, { "Type": 1, "Name": "11831" }, { "Type": 2, "Name": "11832" } ], "NodeID": 1000 }, { "HostName": "vmsvr1-cent-x64-1", "dbpath": "/opt/sequoiadb/database/data/11840", "Service": [ { "Type": 0, "Name": "11840" }, { "Type": 1, "Name": "11841" }, { "Type": 2, "Name": "11842" } ], "NodeID": 1001 }, { "HostName": "vmsvr1-cent-x64-1", "dbpath": "/opt/sequoiadb/database/data/11850", "Service": [ { "Type": 0, "Name": "11850" }, { "Type": 1, "Name": "11851" }, { "Type": 2, "Name": "11852" } ], "NodeID": 1002 } ], "GroupID": 1000, "GroupName": "group1", "PrimaryNode": 1002, "Role": 0, "Status": 1, "Version": 4, "_id": { "$oid": "5767c51a6c71b2d2dea148d2" } }</w:t>
+            </w:r>
+          </w:p>
+        </w:tc>
+      </w:tr>
+      <w:tr>
+        <w:tc>
+          <w:tcPr>
+            <w:tcW w:w="1101" w:type="dxa"/>
+          </w:tcPr>
+          <w:p>
+            <w:pPr>
+              <w:rPr>
+                <w:rFonts w:hint="eastAsia"/>
+                <w:sz w:val="13"/>
+                <w:szCs w:val="13"/>
+              </w:rPr>
+            </w:pPr>
+            <w:r>
+              <w:rPr>
+                <w:rFonts w:hint="eastAsia"/>
+                <w:sz w:val="13"/>
+                <w:szCs w:val="13"/>
+              </w:rPr>
+              <w:lastRenderedPageBreak/>
+              <w:t>查询集合空间列表</w:t>
+            </w:r>
+            <w:r>
+              <w:rPr>
+                <w:rFonts w:hint="eastAsia"/>
+                <w:sz w:val="13"/>
+                <w:szCs w:val="13"/>
+              </w:rPr>
+              <w:t>(</w:t>
+            </w:r>
+            <w:r>
+              <w:rPr>
+                <w:rFonts w:hint="eastAsia"/>
+                <w:sz w:val="13"/>
+                <w:szCs w:val="13"/>
+              </w:rPr>
+              <w:t>协调节点</w:t>
+            </w:r>
+            <w:r>
+              <w:rPr>
+                <w:rFonts w:hint="eastAsia"/>
+                <w:sz w:val="13"/>
+                <w:szCs w:val="13"/>
+              </w:rPr>
+              <w:t>)</w:t>
+            </w:r>
+          </w:p>
+        </w:tc>
+        <w:tc>
+          <w:tcPr>
+            <w:tcW w:w="3118" w:type="dxa"/>
+          </w:tcPr>
+          <w:p>
+            <w:pPr>
+              <w:rPr>
+                <w:rFonts w:hint="eastAsia"/>
+                <w:sz w:val="13"/>
+                <w:szCs w:val="13"/>
+              </w:rPr>
+            </w:pPr>
+            <w:r>
+              <w:rPr>
+                <w:rFonts w:hint="eastAsia"/>
+                <w:sz w:val="13"/>
+                <w:szCs w:val="13"/>
+              </w:rPr>
+              <w:t>cmd=list collectionspaces</w:t>
+            </w:r>
+          </w:p>
+        </w:tc>
+        <w:tc>
+          <w:tcPr>
+            <w:tcW w:w="4303" w:type="dxa"/>
+          </w:tcPr>
+          <w:p>
+            <w:pPr>
+              <w:rPr>
+                <w:b/>
+                <w:sz w:val="13"/>
+                <w:szCs w:val="13"/>
+              </w:rPr>
+            </w:pPr>
+            <w:r>
+              <w:rPr>
+                <w:rFonts w:hint="eastAsia"/>
+                <w:b/>
+                <w:sz w:val="13"/>
+                <w:szCs w:val="13"/>
+              </w:rPr>
+              <w:t>请求：</w:t>
+            </w:r>
+          </w:p>
+          <w:p>
+            <w:pPr>
+              <w:rPr>
+                <w:sz w:val="13"/>
+                <w:szCs w:val="13"/>
+              </w:rPr>
+            </w:pPr>
+            <w:r>
+              <w:rPr>
+                <w:sz w:val="13"/>
+                <w:szCs w:val="13"/>
+              </w:rPr>
+              <w:t>curl</w:t>
+            </w:r>
+            <w:r>
+              <w:rPr>
+                <w:rFonts w:hint="eastAsia"/>
+                <w:sz w:val="13"/>
+                <w:szCs w:val="13"/>
+              </w:rPr>
+              <w:t xml:space="preserve"> -H "SdbSessionID: 3d58fc55d0baba147f08b86000000003" -H "SdbLanguag</w:t>
+            </w:r>
+            <w:r>
+              <w:rPr>
+                <w:rFonts w:hint="eastAsia"/>
+                <w:sz w:val="13"/>
+                <w:szCs w:val="13"/>
+              </w:rPr>
+              <w:t>e: en" http://192.168.20.37:11814</w:t>
+            </w:r>
+            <w:r>
+              <w:rPr>
+                <w:rFonts w:hint="eastAsia"/>
+                <w:sz w:val="13"/>
+                <w:szCs w:val="13"/>
+              </w:rPr>
+              <w:t xml:space="preserve"> -d </w:t>
+            </w:r>
+            <w:r>
+              <w:rPr>
+                <w:sz w:val="13"/>
+                <w:szCs w:val="13"/>
+              </w:rPr>
+              <w:t>"</w:t>
+            </w:r>
+            <w:r>
+              <w:t xml:space="preserve"> </w:t>
+            </w:r>
+            <w:r>
+              <w:rPr>
+                <w:sz w:val="13"/>
+                <w:szCs w:val="13"/>
+              </w:rPr>
+              <w:t>cmd=</w:t>
+            </w:r>
+            <w:r>
+              <w:t xml:space="preserve"> </w:t>
+            </w:r>
+            <w:r>
+              <w:rPr>
+                <w:sz w:val="13"/>
+                <w:szCs w:val="13"/>
+              </w:rPr>
+              <w:t xml:space="preserve">list </w:t>
+            </w:r>
+            <w:r>
+              <w:rPr>
+                <w:sz w:val="13"/>
+                <w:szCs w:val="13"/>
+              </w:rPr>
+              <w:t>collectionspaces"</w:t>
+            </w:r>
+            <w:r>
+              <w:rPr>
+                <w:rFonts w:hint="eastAsia"/>
+                <w:sz w:val="13"/>
+                <w:szCs w:val="13"/>
+              </w:rPr>
+              <w:t xml:space="preserve"> </w:t>
+            </w:r>
+            <w:r>
+              <w:rPr>
+                <w:sz w:val="13"/>
+                <w:szCs w:val="13"/>
+              </w:rPr>
+              <w:t>-v</w:t>
+            </w:r>
+          </w:p>
+          <w:p>
+            <w:pPr>
+              <w:rPr>
+                <w:b/>
+                <w:sz w:val="13"/>
+                <w:szCs w:val="13"/>
+              </w:rPr>
+            </w:pPr>
+          </w:p>
+          <w:p>
+            <w:pPr>
+              <w:rPr>
+                <w:b/>
+                <w:sz w:val="13"/>
+                <w:szCs w:val="13"/>
+              </w:rPr>
+            </w:pPr>
+            <w:r>
+              <w:rPr>
+                <w:rFonts w:hint="eastAsia"/>
+                <w:b/>
+                <w:sz w:val="13"/>
+                <w:szCs w:val="13"/>
+              </w:rPr>
+              <w:t>应答：</w:t>
+            </w:r>
+          </w:p>
+          <w:p>
+            <w:pPr>
+              <w:rPr>
+                <w:rFonts w:hint="eastAsia"/>
+                <w:b/>
+                <w:sz w:val="13"/>
+                <w:szCs w:val="13"/>
+              </w:rPr>
+            </w:pPr>
+            <w:r>
+              <w:rPr>
+                <w:sz w:val="13"/>
+                <w:szCs w:val="13"/>
+              </w:rPr>
+              <w:t>{ "errno": 0 }{ "Name": "cs" }{ "Name": "CS_CMBC_STAT" }</w:t>
+            </w:r>
+          </w:p>
+        </w:tc>
+      </w:tr>
+      <w:tr>
+        <w:tc>
+          <w:tcPr>
+            <w:tcW w:w="1101" w:type="dxa"/>
+          </w:tcPr>
+          <w:p>
+            <w:pPr>
+              <w:rPr>
+                <w:rFonts w:hint="eastAsia"/>
+                <w:sz w:val="13"/>
+                <w:szCs w:val="13"/>
+              </w:rPr>
+            </w:pPr>
+            <w:r>
+              <w:rPr>
+                <w:rFonts w:hint="eastAsia"/>
+                <w:sz w:val="13"/>
+                <w:szCs w:val="13"/>
+              </w:rPr>
+              <w:t>查询集合列表</w:t>
+            </w:r>
+            <w:r>
+              <w:rPr>
+                <w:rFonts w:hint="eastAsia"/>
+                <w:sz w:val="13"/>
+                <w:szCs w:val="13"/>
+              </w:rPr>
+              <w:t>(</w:t>
+            </w:r>
+            <w:r>
+              <w:rPr>
+                <w:rFonts w:hint="eastAsia"/>
+                <w:sz w:val="13"/>
+                <w:szCs w:val="13"/>
+              </w:rPr>
+              <w:t>协调节点</w:t>
+            </w:r>
+            <w:r>
+              <w:rPr>
+                <w:rFonts w:hint="eastAsia"/>
+                <w:sz w:val="13"/>
+                <w:szCs w:val="13"/>
+              </w:rPr>
+              <w:t>)</w:t>
+            </w:r>
+          </w:p>
+        </w:tc>
+        <w:tc>
+          <w:tcPr>
+            <w:tcW w:w="3118" w:type="dxa"/>
+          </w:tcPr>
+          <w:p>
+            <w:pPr>
+              <w:rPr>
+                <w:rFonts w:hint="eastAsia"/>
+                <w:sz w:val="13"/>
+                <w:szCs w:val="13"/>
+              </w:rPr>
+            </w:pPr>
+            <w:r>
+              <w:rPr>
+                <w:rFonts w:hint="eastAsia"/>
+                <w:sz w:val="13"/>
+                <w:szCs w:val="13"/>
+              </w:rPr>
+              <w:t>cmd=list collections</w:t>
+            </w:r>
+          </w:p>
+          <w:p>
+            <w:pPr>
+              <w:rPr>
+                <w:rFonts w:hint="eastAsia"/>
+                <w:sz w:val="13"/>
+                <w:szCs w:val="13"/>
+              </w:rPr>
+            </w:pPr>
+            <w:r>
+              <w:rPr>
+                <w:rFonts w:hint="eastAsia"/>
+                <w:sz w:val="13"/>
+                <w:szCs w:val="13"/>
+              </w:rPr>
+              <w:t>Filter=json</w:t>
+            </w:r>
+          </w:p>
+        </w:tc>
+        <w:tc>
+          <w:tcPr>
+            <w:tcW w:w="4303" w:type="dxa"/>
+          </w:tcPr>
+          <w:p>
+            <w:pPr>
+              <w:rPr>
+                <w:b/>
+                <w:sz w:val="13"/>
+                <w:szCs w:val="13"/>
+              </w:rPr>
+            </w:pPr>
+            <w:r>
+              <w:rPr>
+                <w:rFonts w:hint="eastAsia"/>
+                <w:b/>
+                <w:sz w:val="13"/>
+                <w:szCs w:val="13"/>
+              </w:rPr>
+              <w:t>请求：</w:t>
+            </w:r>
+          </w:p>
+          <w:p>
+            <w:pPr>
+              <w:rPr>
+                <w:sz w:val="13"/>
+                <w:szCs w:val="13"/>
+              </w:rPr>
+            </w:pPr>
+            <w:r>
+              <w:rPr>
+                <w:sz w:val="13"/>
+                <w:szCs w:val="13"/>
+              </w:rPr>
+              <w:t>curl</w:t>
+            </w:r>
+            <w:r>
+              <w:rPr>
+                <w:rFonts w:hint="eastAsia"/>
+                <w:sz w:val="13"/>
+                <w:szCs w:val="13"/>
+              </w:rPr>
+              <w:t xml:space="preserve"> -H "SdbSessionID: 3d58fc55d0baba147f08b86000000003" -H "SdbLanguag</w:t>
+            </w:r>
+            <w:r>
+              <w:rPr>
+                <w:rFonts w:hint="eastAsia"/>
+                <w:sz w:val="13"/>
+                <w:szCs w:val="13"/>
+              </w:rPr>
+              <w:t>e: en" http://192.168.20.37:11814</w:t>
+            </w:r>
+            <w:r>
+              <w:rPr>
+                <w:rFonts w:hint="eastAsia"/>
+                <w:sz w:val="13"/>
+                <w:szCs w:val="13"/>
+              </w:rPr>
+              <w:t xml:space="preserve"> -d </w:t>
+            </w:r>
+            <w:r>
+              <w:rPr>
+                <w:sz w:val="13"/>
+                <w:szCs w:val="13"/>
+              </w:rPr>
+              <w:t>"</w:t>
+            </w:r>
+            <w:r>
+              <w:t xml:space="preserve"> </w:t>
+            </w:r>
+            <w:r>
+              <w:rPr>
+                <w:sz w:val="13"/>
+                <w:szCs w:val="13"/>
+              </w:rPr>
+              <w:t>cmd=</w:t>
+            </w:r>
+            <w:r>
+              <w:t xml:space="preserve"> </w:t>
+            </w:r>
+            <w:r>
+              <w:rPr>
+                <w:sz w:val="13"/>
+                <w:szCs w:val="13"/>
+              </w:rPr>
+              <w:t xml:space="preserve">list </w:t>
+            </w:r>
+            <w:r>
+              <w:rPr>
+                <w:sz w:val="13"/>
+                <w:szCs w:val="13"/>
+              </w:rPr>
+              <w:t>collections</w:t>
+            </w:r>
+            <w:r>
+              <w:t xml:space="preserve"> </w:t>
+            </w:r>
+            <w:r>
+              <w:rPr>
+                <w:sz w:val="13"/>
+                <w:szCs w:val="13"/>
+              </w:rPr>
+              <w:t>&amp;Filter={\"Name\":{\"\$regex\":\"^cs.*\"}}"</w:t>
+            </w:r>
+            <w:r>
+              <w:rPr>
+                <w:rFonts w:hint="eastAsia"/>
+                <w:sz w:val="13"/>
+                <w:szCs w:val="13"/>
+              </w:rPr>
+              <w:t xml:space="preserve"> </w:t>
+            </w:r>
+            <w:r>
+              <w:rPr>
+                <w:sz w:val="13"/>
+                <w:szCs w:val="13"/>
+              </w:rPr>
+              <w:t>-v</w:t>
+            </w:r>
+          </w:p>
+          <w:p>
+            <w:pPr>
+              <w:rPr>
+                <w:b/>
+                <w:sz w:val="13"/>
+                <w:szCs w:val="13"/>
+              </w:rPr>
+            </w:pPr>
+          </w:p>
+          <w:p>
+            <w:pPr>
+              <w:rPr>
+                <w:b/>
+                <w:sz w:val="13"/>
+                <w:szCs w:val="13"/>
+              </w:rPr>
+            </w:pPr>
+            <w:r>
+              <w:rPr>
+                <w:rFonts w:hint="eastAsia"/>
+                <w:b/>
+                <w:sz w:val="13"/>
+                <w:szCs w:val="13"/>
+              </w:rPr>
+              <w:t>应答：</w:t>
+            </w:r>
+          </w:p>
+          <w:p>
+            <w:pPr>
+              <w:rPr>
+                <w:rFonts w:hint="eastAsia"/>
+                <w:b/>
+                <w:sz w:val="13"/>
+                <w:szCs w:val="13"/>
+              </w:rPr>
+            </w:pPr>
+            <w:r>
+              <w:rPr>
+                <w:sz w:val="13"/>
+                <w:szCs w:val="13"/>
+              </w:rPr>
+              <w:t>{ "errno": 0 }{ "Name": "cs.cl" }{ "Name": "cs.cl2" }</w:t>
+            </w:r>
+          </w:p>
+        </w:tc>
+      </w:tr>
+      <w:tr>
+        <w:tc>
+          <w:tcPr>
+            <w:tcW w:w="1101" w:type="dxa"/>
+          </w:tcPr>
+          <w:p>
+            <w:pPr>
+              <w:rPr>
+                <w:rFonts w:hint="eastAsia"/>
+                <w:sz w:val="13"/>
+                <w:szCs w:val="13"/>
+              </w:rPr>
+            </w:pPr>
+            <w:r>
+              <w:rPr>
+                <w:rFonts w:hint="eastAsia"/>
+                <w:sz w:val="13"/>
+                <w:szCs w:val="13"/>
+              </w:rPr>
+              <w:t>查询集合详细信息</w:t>
+            </w:r>
+            <w:r>
+              <w:rPr>
+                <w:rFonts w:hint="eastAsia"/>
+                <w:sz w:val="13"/>
+                <w:szCs w:val="13"/>
+              </w:rPr>
+              <w:t>(</w:t>
+            </w:r>
+            <w:r>
+              <w:rPr>
+                <w:rFonts w:hint="eastAsia"/>
+                <w:sz w:val="13"/>
+                <w:szCs w:val="13"/>
+              </w:rPr>
+              <w:t>协调节点</w:t>
+            </w:r>
+            <w:r>
+              <w:rPr>
+                <w:rFonts w:hint="eastAsia"/>
+                <w:sz w:val="13"/>
+                <w:szCs w:val="13"/>
+              </w:rPr>
+              <w:t>)</w:t>
+            </w:r>
+          </w:p>
+        </w:tc>
+        <w:tc>
+          <w:tcPr>
+            <w:tcW w:w="3118" w:type="dxa"/>
+          </w:tcPr>
+          <w:p>
+            <w:pPr>
+              <w:rPr>
+                <w:rFonts w:hint="eastAsia"/>
+                <w:sz w:val="13"/>
+                <w:szCs w:val="13"/>
+              </w:rPr>
+            </w:pPr>
+            <w:r>
+              <w:rPr>
+                <w:rFonts w:hint="eastAsia"/>
+                <w:sz w:val="13"/>
+                <w:szCs w:val="13"/>
+              </w:rPr>
+              <w:t>cmd=snapshot collections</w:t>
+            </w:r>
+          </w:p>
+          <w:p>
+            <w:pPr>
+              <w:rPr>
+                <w:rFonts w:hint="eastAsia"/>
+                <w:sz w:val="13"/>
+                <w:szCs w:val="13"/>
+              </w:rPr>
+            </w:pPr>
+            <w:r>
+              <w:rPr>
+                <w:rFonts w:hint="eastAsia"/>
+                <w:sz w:val="13"/>
+                <w:szCs w:val="13"/>
+              </w:rPr>
+              <w:t>Filter=json</w:t>
+            </w:r>
+          </w:p>
+        </w:tc>
+        <w:tc>
+          <w:tcPr>
+            <w:tcW w:w="4303" w:type="dxa"/>
+          </w:tcPr>
+          <w:p>
+            <w:pPr>
+              <w:rPr>
+                <w:b/>
+                <w:sz w:val="13"/>
+                <w:szCs w:val="13"/>
+              </w:rPr>
+            </w:pPr>
+            <w:r>
+              <w:rPr>
+                <w:rFonts w:hint="eastAsia"/>
+                <w:b/>
+                <w:sz w:val="13"/>
+                <w:szCs w:val="13"/>
+              </w:rPr>
+              <w:t>请求：</w:t>
+            </w:r>
+          </w:p>
+          <w:p>
+            <w:pPr>
+              <w:rPr>
+                <w:sz w:val="13"/>
+                <w:szCs w:val="13"/>
+              </w:rPr>
+            </w:pPr>
+            <w:r>
+              <w:rPr>
+                <w:sz w:val="13"/>
+                <w:szCs w:val="13"/>
+              </w:rPr>
+              <w:t>curl</w:t>
+            </w:r>
+            <w:r>
+              <w:rPr>
+                <w:rFonts w:hint="eastAsia"/>
+                <w:sz w:val="13"/>
+                <w:szCs w:val="13"/>
+              </w:rPr>
+              <w:t xml:space="preserve"> -H "SdbSessionID: 3d58fc55d0baba147f08b86000000003" -H "SdbLanguag</w:t>
+            </w:r>
+            <w:r>
+              <w:rPr>
+                <w:rFonts w:hint="eastAsia"/>
+                <w:sz w:val="13"/>
+                <w:szCs w:val="13"/>
+              </w:rPr>
+              <w:t>e: en" http://192.168.20.37:11814</w:t>
+            </w:r>
+            <w:r>
+              <w:rPr>
+                <w:rFonts w:hint="eastAsia"/>
+                <w:sz w:val="13"/>
+                <w:szCs w:val="13"/>
+              </w:rPr>
+              <w:t xml:space="preserve"> -d </w:t>
+            </w:r>
+            <w:r>
+              <w:rPr>
+                <w:sz w:val="13"/>
+                <w:szCs w:val="13"/>
+              </w:rPr>
+              <w:t>"</w:t>
+            </w:r>
+            <w:r>
+              <w:t xml:space="preserve"> </w:t>
+            </w:r>
+            <w:r>
+              <w:rPr>
+                <w:sz w:val="13"/>
+                <w:szCs w:val="13"/>
+              </w:rPr>
+              <w:t>cmd=</w:t>
+            </w:r>
+            <w:r>
+              <w:rPr>
+                <w:rFonts w:hint="eastAsia"/>
+                <w:sz w:val="13"/>
+                <w:szCs w:val="13"/>
+              </w:rPr>
+              <w:t xml:space="preserve">snapshot </w:t>
+            </w:r>
+            <w:r>
+              <w:rPr>
+                <w:sz w:val="13"/>
+                <w:szCs w:val="13"/>
+              </w:rPr>
+              <w:t>collections</w:t>
+            </w:r>
+            <w:r>
+              <w:t xml:space="preserve"> </w:t>
+            </w:r>
+            <w:r>
+              <w:rPr>
+                <w:sz w:val="13"/>
+                <w:szCs w:val="13"/>
+              </w:rPr>
+              <w:t>&amp;Filter={\"Name\":</w:t>
+            </w:r>
+            <w:r>
+              <w:rPr>
+                <w:rFonts w:hint="eastAsia"/>
+                <w:sz w:val="13"/>
+                <w:szCs w:val="13"/>
+              </w:rPr>
+              <w:t>\"cs.cl\"</w:t>
+            </w:r>
+            <w:r>
+              <w:rPr>
+                <w:sz w:val="13"/>
+                <w:szCs w:val="13"/>
+              </w:rPr>
+              <w:t>}"</w:t>
+            </w:r>
+            <w:r>
+              <w:rPr>
+                <w:rFonts w:hint="eastAsia"/>
+                <w:sz w:val="13"/>
+                <w:szCs w:val="13"/>
+              </w:rPr>
+              <w:t xml:space="preserve"> </w:t>
+            </w:r>
+            <w:r>
+              <w:rPr>
+                <w:sz w:val="13"/>
+                <w:szCs w:val="13"/>
+              </w:rPr>
+              <w:t>-v</w:t>
+            </w:r>
+          </w:p>
+          <w:p>
+            <w:pPr>
+              <w:rPr>
+                <w:b/>
+                <w:sz w:val="13"/>
+                <w:szCs w:val="13"/>
+              </w:rPr>
+            </w:pPr>
+          </w:p>
+          <w:p>
+            <w:pPr>
+              <w:rPr>
+                <w:b/>
+                <w:sz w:val="13"/>
+                <w:szCs w:val="13"/>
+              </w:rPr>
+            </w:pPr>
+            <w:r>
+              <w:rPr>
+                <w:rFonts w:hint="eastAsia"/>
+                <w:b/>
+                <w:sz w:val="13"/>
+                <w:szCs w:val="13"/>
+              </w:rPr>
+              <w:t>应答：</w:t>
+            </w:r>
+          </w:p>
+          <w:p>
+            <w:pPr>
+              <w:rPr>
+                <w:rFonts w:hint="eastAsia"/>
+                <w:b/>
+                <w:sz w:val="13"/>
+                <w:szCs w:val="13"/>
+              </w:rPr>
+            </w:pPr>
+            <w:r>
+              <w:rPr>
+                <w:sz w:val="13"/>
+                <w:szCs w:val="13"/>
+              </w:rPr>
+              <w:t xml:space="preserve">{ "errno": 0 }{ "Name": "cs.cl", "Details": [ { "GroupName": "group1", "Group": [ { "ID": 0, "LogicalID": 0, "Sequence": 1, "Indexes": 1, "Status": "Normal", "TotalRecords": 1483002, "TotalDataPages": 1269, "TotalIndexPages": 731, "TotalLobPages": 0, "TotalDataFreeSpace": 25740, "TotalIndexFreeSpace": 4818892, "NodeName": "vmsvr1-cent-x64-1:11840" }, { "ID": 0, "LogicalID": 0, "Sequence": 1, "Indexes": 1, "Status": "Normal", "TotalRecords": 1483002, "TotalDataPages": 1269, "TotalIndexPages": 731, "TotalLobPages": 0, "TotalDataFreeSpace": 25740, "TotalIndexFreeSpace": 4818892, "NodeName": "vmsvr1-cent-x64-1:11830" }, { "ID": 0, "LogicalID": 0, "Sequence": 1, </w:t>
+            </w:r>
+            <w:r>
+              <w:rPr>
+                <w:sz w:val="13"/>
+                <w:szCs w:val="13"/>
+              </w:rPr>
+              <w:lastRenderedPageBreak/>
+              <w:t>"Indexes": 1, "Status": "Normal", "TotalRecords": 1483002, "TotalDataPages": 1269, "TotalIndexPages": 731, "TotalLobPages": 0, "TotalDataFreeSpace": 71388, "TotalIndexFreeSpace": 4818892, "NodeName": "vmsvr1-cent-x64-1:11850" } ] } ] }</w:t>
+            </w:r>
+          </w:p>
+        </w:tc>
+      </w:tr>
+    </w:tbl>
+    <w:p>
+      <w:pPr>
+        <w:rPr>
+          <w:rFonts w:hint="eastAsia"/>
+        </w:rPr>
+      </w:pPr>
+    </w:p>
+    <w:p>
+      <w:pPr>
+        <w:pStyle w:val="Heading3"/>
+        <w:rPr>
+          <w:rFonts w:hint="eastAsia"/>
+        </w:rPr>
+      </w:pPr>
+      <w:r>
+        <w:rPr>
+          <w:rFonts w:hint="eastAsia"/>
+        </w:rPr>
+        <w:t>请求</w:t>
+      </w:r>
+      <w:r>
+        <w:rPr>
+          <w:rFonts w:hint="eastAsia"/>
+        </w:rPr>
+        <w:t>字段描述</w:t>
+      </w:r>
+    </w:p>
+    <w:tbl>
+      <w:tblPr>
+        <w:tblW w:w="0" w:type="auto"/>
+        <w:tblBorders>
+          <w:top w:val="single" w:sz="4" w:space="0" w:color="auto"/>
+          <w:left w:val="single" w:sz="4" w:space="0" w:color="auto"/>
+          <w:bottom w:val="single" w:sz="4" w:space="0" w:color="auto"/>
+          <w:right w:val="single" w:sz="4" w:space="0" w:color="auto"/>
+          <w:insideH w:val="single" w:sz="4" w:space="0" w:color="auto"/>
+          <w:insideV w:val="single" w:sz="4" w:space="0" w:color="auto"/>
+        </w:tblBorders>
+        <w:tblLook w:val="04A0"/>
+      </w:tblPr>
+      <w:tblGrid>
+        <w:gridCol w:w="1666"/>
+        <w:gridCol w:w="1578"/>
+        <w:gridCol w:w="5278"/>
+      </w:tblGrid>
+      <w:tr>
+        <w:tc>
+          <w:tcPr>
+            <w:tcW w:w="1666" w:type="dxa"/>
+          </w:tcPr>
+          <w:p>
+            <w:pPr>
+              <w:rPr>
+                <w:b/>
+                <w:sz w:val="13"/>
+                <w:szCs w:val="13"/>
+              </w:rPr>
+            </w:pPr>
+            <w:r>
+              <w:rPr>
+                <w:rFonts w:hint="eastAsia"/>
+                <w:b/>
+                <w:sz w:val="13"/>
+                <w:szCs w:val="13"/>
+              </w:rPr>
+              <w:t>字段名</w:t>
+            </w:r>
+          </w:p>
+        </w:tc>
+        <w:tc>
+          <w:tcPr>
+            <w:tcW w:w="1578" w:type="dxa"/>
+          </w:tcPr>
+          <w:p>
+            <w:pPr>
+              <w:rPr>
+                <w:b/>
+                <w:sz w:val="13"/>
+                <w:szCs w:val="13"/>
+              </w:rPr>
+            </w:pPr>
+            <w:r>
+              <w:rPr>
+                <w:rFonts w:hint="eastAsia"/>
+                <w:b/>
+                <w:sz w:val="13"/>
+                <w:szCs w:val="13"/>
+              </w:rPr>
+              <w:t>类型</w:t>
+            </w:r>
+          </w:p>
+        </w:tc>
+        <w:tc>
+          <w:tcPr>
+            <w:tcW w:w="5278" w:type="dxa"/>
+          </w:tcPr>
+          <w:p>
+            <w:pPr>
+              <w:rPr>
+                <w:b/>
+                <w:sz w:val="13"/>
+                <w:szCs w:val="13"/>
+              </w:rPr>
+            </w:pPr>
+            <w:r>
+              <w:rPr>
+                <w:rFonts w:hint="eastAsia"/>
+                <w:b/>
+                <w:sz w:val="13"/>
+                <w:szCs w:val="13"/>
+              </w:rPr>
+              <w:t>描述</w:t>
+            </w:r>
+          </w:p>
+        </w:tc>
+      </w:tr>
+      <w:tr>
+        <w:tc>
+          <w:tcPr>
+            <w:tcW w:w="1666" w:type="dxa"/>
+          </w:tcPr>
+          <w:p>
+            <w:pPr>
+              <w:rPr>
+                <w:sz w:val="13"/>
+                <w:szCs w:val="13"/>
+              </w:rPr>
+            </w:pPr>
+            <w:r>
+              <w:rPr>
+                <w:rFonts w:hint="eastAsia"/>
+                <w:sz w:val="13"/>
+                <w:szCs w:val="13"/>
+              </w:rPr>
+              <w:t>HostInfo</w:t>
+            </w:r>
+          </w:p>
+        </w:tc>
+        <w:tc>
+          <w:tcPr>
+            <w:tcW w:w="1578" w:type="dxa"/>
+          </w:tcPr>
+          <w:p>
+            <w:pPr>
+              <w:rPr>
+                <w:sz w:val="13"/>
+                <w:szCs w:val="13"/>
+              </w:rPr>
+            </w:pPr>
+            <w:r>
+              <w:rPr>
+                <w:rFonts w:hint="eastAsia"/>
+                <w:sz w:val="13"/>
+                <w:szCs w:val="13"/>
+              </w:rPr>
+              <w:t>json</w:t>
+            </w:r>
+          </w:p>
+        </w:tc>
+        <w:tc>
+          <w:tcPr>
+            <w:tcW w:w="5278" w:type="dxa"/>
+          </w:tcPr>
+          <w:p>
+            <w:pPr>
+              <w:rPr>
+                <w:rFonts w:hint="eastAsia"/>
+                <w:sz w:val="13"/>
+                <w:szCs w:val="13"/>
+              </w:rPr>
+            </w:pPr>
+            <w:r>
+              <w:rPr>
+                <w:rFonts w:hint="eastAsia"/>
+                <w:sz w:val="13"/>
+                <w:szCs w:val="13"/>
+              </w:rPr>
+              <w:t>用于过滤主机</w:t>
+            </w:r>
+            <w:r>
+              <w:rPr>
+                <w:rFonts w:hint="eastAsia"/>
+                <w:sz w:val="13"/>
+                <w:szCs w:val="13"/>
+              </w:rPr>
+              <w:t>,</w:t>
+            </w:r>
+            <w:r>
+              <w:rPr>
+                <w:rFonts w:hint="eastAsia"/>
+                <w:sz w:val="13"/>
+                <w:szCs w:val="13"/>
+              </w:rPr>
+              <w:t>如</w:t>
+            </w:r>
+            <w:r>
+              <w:rPr>
+                <w:rFonts w:hint="eastAsia"/>
+                <w:sz w:val="13"/>
+                <w:szCs w:val="13"/>
+              </w:rPr>
+              <w:t>: HostInfo=</w:t>
+            </w:r>
+            <w:r>
+              <w:rPr>
+                <w:sz w:val="13"/>
+                <w:szCs w:val="13"/>
+              </w:rPr>
+              <w:t>{"HostInfo":[{"HostName"</w:t>
+            </w:r>
+            <w:r>
+              <w:rPr>
+                <w:rFonts w:hint="eastAsia"/>
+                <w:sz w:val="13"/>
+                <w:szCs w:val="13"/>
+              </w:rPr>
+              <w:t>:</w:t>
+            </w:r>
+            <w:r>
+              <w:rPr>
+                <w:sz w:val="13"/>
+                <w:szCs w:val="13"/>
+              </w:rPr>
+              <w:t>"vmsvr1-cent-x64-1"}</w:t>
+            </w:r>
+            <w:r>
+              <w:rPr>
+                <w:rFonts w:hint="eastAsia"/>
+                <w:sz w:val="13"/>
+                <w:szCs w:val="13"/>
+              </w:rPr>
+              <w:t>,</w:t>
+            </w:r>
+            <w:r>
+              <w:rPr>
+                <w:sz w:val="13"/>
+                <w:szCs w:val="13"/>
+              </w:rPr>
+              <w:t>{"HostName"</w:t>
+            </w:r>
+            <w:r>
+              <w:rPr>
+                <w:rFonts w:hint="eastAsia"/>
+                <w:sz w:val="13"/>
+                <w:szCs w:val="13"/>
+              </w:rPr>
+              <w:t>:</w:t>
+            </w:r>
+            <w:r>
+              <w:rPr>
+                <w:sz w:val="13"/>
+                <w:szCs w:val="13"/>
+              </w:rPr>
+              <w:t>"vmsvr1-cent-x64-</w:t>
+            </w:r>
+            <w:r>
+              <w:rPr>
+                <w:rFonts w:hint="eastAsia"/>
+                <w:sz w:val="13"/>
+                <w:szCs w:val="13"/>
+              </w:rPr>
+              <w:t>2</w:t>
+            </w:r>
+            <w:r>
+              <w:rPr>
+                <w:sz w:val="13"/>
+                <w:szCs w:val="13"/>
+              </w:rPr>
+              <w:t>"}]}</w:t>
+            </w:r>
+            <w:r>
+              <w:rPr>
+                <w:rFonts w:hint="eastAsia"/>
+                <w:sz w:val="13"/>
+                <w:szCs w:val="13"/>
+              </w:rPr>
+              <w:t>,</w:t>
+            </w:r>
+          </w:p>
+          <w:p>
+            <w:pPr>
+              <w:rPr>
+                <w:sz w:val="13"/>
+                <w:szCs w:val="13"/>
+              </w:rPr>
+            </w:pPr>
+            <w:r>
+              <w:rPr>
+                <w:rFonts w:hint="eastAsia"/>
+                <w:sz w:val="13"/>
+                <w:szCs w:val="13"/>
+              </w:rPr>
+              <w:t>将列出</w:t>
+            </w:r>
+            <w:r>
+              <w:rPr>
+                <w:sz w:val="13"/>
+                <w:szCs w:val="13"/>
+              </w:rPr>
+              <w:t>vmsvr1-cent-x64-1</w:t>
+            </w:r>
+            <w:r>
+              <w:rPr>
+                <w:rFonts w:hint="eastAsia"/>
+                <w:sz w:val="13"/>
+                <w:szCs w:val="13"/>
+              </w:rPr>
+              <w:t>和</w:t>
+            </w:r>
+            <w:r>
+              <w:rPr>
+                <w:sz w:val="13"/>
+                <w:szCs w:val="13"/>
+              </w:rPr>
+              <w:t>vmsvr1-cent-x64-</w:t>
+            </w:r>
+            <w:r>
+              <w:rPr>
+                <w:rFonts w:hint="eastAsia"/>
+                <w:sz w:val="13"/>
+                <w:szCs w:val="13"/>
+              </w:rPr>
+              <w:t>2</w:t>
+            </w:r>
+            <w:r>
+              <w:rPr>
+                <w:rFonts w:hint="eastAsia"/>
+                <w:sz w:val="13"/>
+                <w:szCs w:val="13"/>
+              </w:rPr>
+              <w:t>等</w:t>
+            </w:r>
+            <w:r>
+              <w:rPr>
+                <w:rFonts w:hint="eastAsia"/>
+                <w:sz w:val="13"/>
+                <w:szCs w:val="13"/>
+              </w:rPr>
+              <w:t>2</w:t>
+            </w:r>
+            <w:r>
+              <w:rPr>
+                <w:rFonts w:hint="eastAsia"/>
+                <w:sz w:val="13"/>
+                <w:szCs w:val="13"/>
+              </w:rPr>
+              <w:t>个主机的信息</w:t>
+            </w:r>
+          </w:p>
+        </w:tc>
+      </w:tr>
+      <w:tr>
+        <w:tc>
+          <w:tcPr>
+            <w:tcW w:w="1666" w:type="dxa"/>
+          </w:tcPr>
+          <w:p>
+            <w:pPr>
+              <w:rPr>
+                <w:sz w:val="13"/>
+                <w:szCs w:val="13"/>
+              </w:rPr>
+            </w:pPr>
+            <w:r>
+              <w:rPr>
+                <w:rFonts w:hint="eastAsia"/>
+                <w:sz w:val="13"/>
+                <w:szCs w:val="13"/>
+              </w:rPr>
+              <w:t>Filter</w:t>
+            </w:r>
+          </w:p>
+        </w:tc>
+        <w:tc>
+          <w:tcPr>
+            <w:tcW w:w="1578" w:type="dxa"/>
+          </w:tcPr>
+          <w:p>
+            <w:pPr>
+              <w:rPr>
+                <w:sz w:val="13"/>
+                <w:szCs w:val="13"/>
+              </w:rPr>
+            </w:pPr>
+            <w:r>
+              <w:rPr>
+                <w:rFonts w:hint="eastAsia"/>
+                <w:sz w:val="13"/>
+                <w:szCs w:val="13"/>
+              </w:rPr>
+              <w:t>json</w:t>
+            </w:r>
+          </w:p>
+        </w:tc>
+        <w:tc>
+          <w:tcPr>
+            <w:tcW w:w="5278" w:type="dxa"/>
+          </w:tcPr>
+          <w:p>
+            <w:pPr>
+              <w:rPr>
+                <w:sz w:val="13"/>
+                <w:szCs w:val="13"/>
+              </w:rPr>
+            </w:pPr>
+            <w:r>
+              <w:rPr>
+                <w:rFonts w:hint="eastAsia"/>
+                <w:sz w:val="13"/>
+                <w:szCs w:val="13"/>
+              </w:rPr>
+              <w:t>匹配条件</w:t>
+            </w:r>
+            <w:r>
+              <w:rPr>
+                <w:rFonts w:hint="eastAsia"/>
+                <w:sz w:val="13"/>
+                <w:szCs w:val="13"/>
+              </w:rPr>
+              <w:t xml:space="preserve">. </w:t>
+            </w:r>
+            <w:r>
+              <w:rPr>
+                <w:rFonts w:hint="eastAsia"/>
+                <w:sz w:val="13"/>
+                <w:szCs w:val="13"/>
+              </w:rPr>
+              <w:t>在</w:t>
+            </w:r>
+            <w:r>
+              <w:rPr>
+                <w:rFonts w:hint="eastAsia"/>
+                <w:sz w:val="13"/>
+                <w:szCs w:val="13"/>
+              </w:rPr>
+              <w:t>list collections</w:t>
+            </w:r>
+            <w:r>
+              <w:rPr>
+                <w:rFonts w:hint="eastAsia"/>
+                <w:sz w:val="13"/>
+                <w:szCs w:val="13"/>
+              </w:rPr>
+              <w:t>命令中用于匹配指定的集合空间</w:t>
+            </w:r>
+            <w:r>
+              <w:rPr>
+                <w:rFonts w:hint="eastAsia"/>
+                <w:sz w:val="13"/>
+                <w:szCs w:val="13"/>
+              </w:rPr>
+              <w:t xml:space="preserve">; </w:t>
+            </w:r>
+            <w:r>
+              <w:rPr>
+                <w:rFonts w:hint="eastAsia"/>
+                <w:sz w:val="13"/>
+                <w:szCs w:val="13"/>
+              </w:rPr>
+              <w:t>在</w:t>
+            </w:r>
+            <w:r>
+              <w:rPr>
+                <w:rFonts w:hint="eastAsia"/>
+                <w:sz w:val="13"/>
+                <w:szCs w:val="13"/>
+              </w:rPr>
+              <w:t>snapshot collections</w:t>
+            </w:r>
+            <w:r>
+              <w:rPr>
+                <w:rFonts w:hint="eastAsia"/>
+                <w:sz w:val="13"/>
+                <w:szCs w:val="13"/>
+              </w:rPr>
+              <w:t>命令中用于匹配指定的集合</w:t>
+            </w:r>
+          </w:p>
+        </w:tc>
+      </w:tr>
+    </w:tbl>
+    <w:p>
+      <w:pPr>
+        <w:rPr>
+          <w:rFonts w:hint="eastAsia"/>
+        </w:rPr>
+      </w:pPr>
+    </w:p>
+    <w:p>
+      <w:pPr>
+        <w:pStyle w:val="Heading3"/>
+        <w:rPr>
+          <w:rFonts w:hint="eastAsia"/>
+        </w:rPr>
+      </w:pPr>
+      <w:r>
+        <w:rPr>
+          <w:rFonts w:hint="eastAsia"/>
+        </w:rPr>
+        <w:t>主机监控信息</w:t>
+      </w:r>
+      <w:r>
+        <w:rPr>
+          <w:rFonts w:hint="eastAsia"/>
+        </w:rPr>
+        <w:t>字段描述</w:t>
+      </w:r>
+    </w:p>
+    <w:p>
+      <w:pPr>
+        <w:rPr>
+          <w:rFonts w:hint="eastAsia"/>
+        </w:rPr>
+      </w:pPr>
+      <w:r>
+        <w:rPr>
+          <w:rFonts w:hint="eastAsia"/>
+        </w:rPr>
+        <w:t>以下仅介绍本次需求相关字段</w:t>
+      </w:r>
+    </w:p>
+    <w:tbl>
+      <w:tblPr>
+        <w:tblW w:w="0" w:type="auto"/>
+        <w:tblBorders>
+          <w:top w:val="single" w:sz="4" w:space="0" w:color="auto"/>
+          <w:left w:val="single" w:sz="4" w:space="0" w:color="auto"/>
+          <w:bottom w:val="single" w:sz="4" w:space="0" w:color="auto"/>
+          <w:right w:val="single" w:sz="4" w:space="0" w:color="auto"/>
+          <w:insideH w:val="single" w:sz="4" w:space="0" w:color="auto"/>
+          <w:insideV w:val="single" w:sz="4" w:space="0" w:color="auto"/>
+        </w:tblBorders>
+        <w:tblLook w:val="04A0"/>
+      </w:tblPr>
+      <w:tblGrid>
+        <w:gridCol w:w="1666"/>
+        <w:gridCol w:w="1578"/>
+        <w:gridCol w:w="5278"/>
+      </w:tblGrid>
+      <w:tr>
+        <w:tc>
+          <w:tcPr>
+            <w:tcW w:w="1666" w:type="dxa"/>
+          </w:tcPr>
+          <w:p>
+            <w:pPr>
+              <w:rPr>
+                <w:b/>
+                <w:sz w:val="13"/>
+                <w:szCs w:val="13"/>
+              </w:rPr>
+            </w:pPr>
+            <w:r>
+              <w:rPr>
+                <w:rFonts w:hint="eastAsia"/>
+                <w:b/>
+                <w:sz w:val="13"/>
+                <w:szCs w:val="13"/>
+              </w:rPr>
+              <w:t>字段名</w:t>
+            </w:r>
+          </w:p>
+        </w:tc>
+        <w:tc>
+          <w:tcPr>
+            <w:tcW w:w="1578" w:type="dxa"/>
+          </w:tcPr>
+          <w:p>
+            <w:pPr>
+              <w:rPr>
+                <w:b/>
+                <w:sz w:val="13"/>
+                <w:szCs w:val="13"/>
+              </w:rPr>
+            </w:pPr>
+            <w:r>
+              <w:rPr>
+                <w:rFonts w:hint="eastAsia"/>
+                <w:b/>
+                <w:sz w:val="13"/>
+                <w:szCs w:val="13"/>
+              </w:rPr>
+              <w:t>类型</w:t>
+            </w:r>
+          </w:p>
+        </w:tc>
+        <w:tc>
+          <w:tcPr>
+            <w:tcW w:w="5278" w:type="dxa"/>
+          </w:tcPr>
+          <w:p>
+            <w:pPr>
+              <w:rPr>
+                <w:b/>
+                <w:sz w:val="13"/>
+                <w:szCs w:val="13"/>
+              </w:rPr>
+            </w:pPr>
+            <w:r>
+              <w:rPr>
+                <w:rFonts w:hint="eastAsia"/>
+                <w:b/>
+                <w:sz w:val="13"/>
+                <w:szCs w:val="13"/>
+              </w:rPr>
+              <w:t>描述</w:t>
+            </w:r>
+          </w:p>
+        </w:tc>
+      </w:tr>
+      <w:tr>
+        <w:tc>
+          <w:tcPr>
+            <w:tcW w:w="1666" w:type="dxa"/>
+          </w:tcPr>
+          <w:p>
+            <w:pPr>
+              <w:rPr>
+                <w:sz w:val="13"/>
+                <w:szCs w:val="13"/>
+              </w:rPr>
+            </w:pPr>
+            <w:r>
+              <w:rPr>
+                <w:sz w:val="13"/>
+                <w:szCs w:val="13"/>
+              </w:rPr>
+              <w:t>CPU</w:t>
+            </w:r>
+          </w:p>
+        </w:tc>
+        <w:tc>
+          <w:tcPr>
+            <w:tcW w:w="1578" w:type="dxa"/>
+          </w:tcPr>
+          <w:p>
+            <w:pPr>
+              <w:rPr>
+                <w:sz w:val="13"/>
+                <w:szCs w:val="13"/>
+              </w:rPr>
+            </w:pPr>
+            <w:r>
+              <w:rPr>
+                <w:rFonts w:hint="eastAsia"/>
+                <w:sz w:val="13"/>
+                <w:szCs w:val="13"/>
+              </w:rPr>
+              <w:t>json</w:t>
+            </w:r>
+          </w:p>
+        </w:tc>
+        <w:tc>
+          <w:tcPr>
+            <w:tcW w:w="5278" w:type="dxa"/>
+          </w:tcPr>
+          <w:p>
+            <w:pPr>
+              <w:rPr>
+                <w:sz w:val="13"/>
+                <w:szCs w:val="13"/>
+              </w:rPr>
+            </w:pPr>
+            <w:r>
+              <w:rPr>
+                <w:rFonts w:hint="eastAsia"/>
+                <w:sz w:val="13"/>
+                <w:szCs w:val="13"/>
+              </w:rPr>
+              <w:t>操作系统启动后所消耗</w:t>
+            </w:r>
+            <w:r>
+              <w:rPr>
+                <w:rFonts w:hint="eastAsia"/>
+                <w:sz w:val="13"/>
+                <w:szCs w:val="13"/>
+              </w:rPr>
+              <w:t>CPU</w:t>
+            </w:r>
+            <w:r>
+              <w:rPr>
+                <w:rFonts w:hint="eastAsia"/>
+                <w:sz w:val="13"/>
+                <w:szCs w:val="13"/>
+              </w:rPr>
+              <w:t>时间</w:t>
+            </w:r>
+            <w:r>
+              <w:rPr>
+                <w:rFonts w:hint="eastAsia"/>
+                <w:sz w:val="13"/>
+                <w:szCs w:val="13"/>
+              </w:rPr>
+              <w:t>，包含：系统（</w:t>
+            </w:r>
+            <w:r>
+              <w:rPr>
+                <w:rFonts w:hint="eastAsia"/>
+                <w:sz w:val="13"/>
+                <w:szCs w:val="13"/>
+              </w:rPr>
+              <w:t>sys</w:t>
+            </w:r>
+            <w:r>
+              <w:rPr>
+                <w:rFonts w:hint="eastAsia"/>
+                <w:sz w:val="13"/>
+                <w:szCs w:val="13"/>
+              </w:rPr>
+              <w:t>）、空闲（</w:t>
+            </w:r>
+            <w:r>
+              <w:rPr>
+                <w:rFonts w:hint="eastAsia"/>
+                <w:sz w:val="13"/>
+                <w:szCs w:val="13"/>
+              </w:rPr>
+              <w:t>Idle</w:t>
+            </w:r>
+            <w:r>
+              <w:rPr>
+                <w:rFonts w:hint="eastAsia"/>
+                <w:sz w:val="13"/>
+                <w:szCs w:val="13"/>
+              </w:rPr>
+              <w:t>）、用户（</w:t>
+            </w:r>
+            <w:r>
+              <w:rPr>
+                <w:rFonts w:hint="eastAsia"/>
+                <w:sz w:val="13"/>
+                <w:szCs w:val="13"/>
+              </w:rPr>
+              <w:t>User</w:t>
+            </w:r>
+            <w:r>
+              <w:rPr>
+                <w:rFonts w:hint="eastAsia"/>
+                <w:sz w:val="13"/>
+                <w:szCs w:val="13"/>
+              </w:rPr>
+              <w:t>）以及其它等</w:t>
+            </w:r>
+            <w:r>
+              <w:rPr>
+                <w:rFonts w:hint="eastAsia"/>
+                <w:sz w:val="13"/>
+                <w:szCs w:val="13"/>
+              </w:rPr>
+              <w:t>CPU</w:t>
+            </w:r>
+          </w:p>
+        </w:tc>
+      </w:tr>
+      <w:tr>
+        <w:tc>
+          <w:tcPr>
+            <w:tcW w:w="1666" w:type="dxa"/>
+          </w:tcPr>
+          <w:p>
+            <w:pPr>
+              <w:rPr>
+                <w:sz w:val="13"/>
+                <w:szCs w:val="13"/>
+              </w:rPr>
+            </w:pPr>
+            <w:r>
+              <w:rPr>
+                <w:sz w:val="13"/>
+                <w:szCs w:val="13"/>
+              </w:rPr>
+              <w:t>Net</w:t>
+            </w:r>
+          </w:p>
+        </w:tc>
+        <w:tc>
+          <w:tcPr>
+            <w:tcW w:w="1578" w:type="dxa"/>
+          </w:tcPr>
+          <w:p>
+            <w:pPr>
+              <w:rPr>
+                <w:rFonts w:hint="eastAsia"/>
+                <w:sz w:val="13"/>
+                <w:szCs w:val="13"/>
+              </w:rPr>
+            </w:pPr>
+            <w:r>
+              <w:rPr>
+                <w:rFonts w:hint="eastAsia"/>
+                <w:sz w:val="13"/>
+                <w:szCs w:val="13"/>
+              </w:rPr>
+              <w:t>json</w:t>
+            </w:r>
+          </w:p>
+        </w:tc>
+        <w:tc>
+          <w:tcPr>
+            <w:tcW w:w="5278" w:type="dxa"/>
+          </w:tcPr>
+          <w:p>
+            <w:pPr>
+              <w:rPr>
+                <w:rFonts w:hint="eastAsia"/>
+                <w:sz w:val="13"/>
+                <w:szCs w:val="13"/>
+              </w:rPr>
+            </w:pPr>
+            <w:r>
+              <w:rPr>
+                <w:rFonts w:hint="eastAsia"/>
+                <w:sz w:val="13"/>
+                <w:szCs w:val="13"/>
+              </w:rPr>
+              <w:t>各网卡传输流量，</w:t>
+            </w:r>
+            <w:r>
+              <w:rPr>
+                <w:rFonts w:hint="eastAsia"/>
+                <w:sz w:val="13"/>
+                <w:szCs w:val="13"/>
+              </w:rPr>
+              <w:t>RXBytes</w:t>
+            </w:r>
+            <w:r>
+              <w:rPr>
+                <w:rFonts w:hint="eastAsia"/>
+                <w:sz w:val="13"/>
+                <w:szCs w:val="13"/>
+              </w:rPr>
+              <w:t>为接收字节数，</w:t>
+            </w:r>
+            <w:r>
+              <w:rPr>
+                <w:sz w:val="13"/>
+                <w:szCs w:val="13"/>
+              </w:rPr>
+              <w:t>TXBytes</w:t>
+            </w:r>
+            <w:r>
+              <w:rPr>
+                <w:rFonts w:hint="eastAsia"/>
+                <w:sz w:val="13"/>
+                <w:szCs w:val="13"/>
+              </w:rPr>
+              <w:t>为发送字节数</w:t>
+            </w:r>
+          </w:p>
+        </w:tc>
+      </w:tr>
+      <w:tr>
+        <w:tc>
+          <w:tcPr>
+            <w:tcW w:w="1666" w:type="dxa"/>
+          </w:tcPr>
+          <w:p>
+            <w:pPr>
+              <w:rPr>
+                <w:sz w:val="13"/>
+                <w:szCs w:val="13"/>
+              </w:rPr>
+            </w:pPr>
+            <w:r>
+              <w:rPr>
+                <w:sz w:val="13"/>
+                <w:szCs w:val="13"/>
+              </w:rPr>
+              <w:t>Memory</w:t>
+            </w:r>
+          </w:p>
+        </w:tc>
+        <w:tc>
+          <w:tcPr>
+            <w:tcW w:w="1578" w:type="dxa"/>
+          </w:tcPr>
+          <w:p>
+            <w:pPr>
+              <w:rPr>
+                <w:rFonts w:hint="eastAsia"/>
+                <w:sz w:val="13"/>
+                <w:szCs w:val="13"/>
+              </w:rPr>
+            </w:pPr>
+            <w:r>
+              <w:rPr>
+                <w:rFonts w:hint="eastAsia"/>
+                <w:sz w:val="13"/>
+                <w:szCs w:val="13"/>
+              </w:rPr>
+              <w:t>json</w:t>
+            </w:r>
+          </w:p>
+        </w:tc>
+        <w:tc>
+          <w:tcPr>
+            <w:tcW w:w="5278" w:type="dxa"/>
+          </w:tcPr>
+          <w:p>
+            <w:pPr>
+              <w:rPr>
+                <w:rFonts w:hint="eastAsia"/>
+                <w:sz w:val="13"/>
+                <w:szCs w:val="13"/>
+              </w:rPr>
+            </w:pPr>
+            <w:r>
+              <w:rPr>
+                <w:rFonts w:hint="eastAsia"/>
+                <w:sz w:val="13"/>
+                <w:szCs w:val="13"/>
+              </w:rPr>
+              <w:t>内存使用信息（单位：</w:t>
+            </w:r>
+            <w:r>
+              <w:rPr>
+                <w:rFonts w:hint="eastAsia"/>
+                <w:sz w:val="13"/>
+                <w:szCs w:val="13"/>
+              </w:rPr>
+              <w:t>MBytes</w:t>
+            </w:r>
+            <w:r>
+              <w:rPr>
+                <w:rFonts w:hint="eastAsia"/>
+                <w:sz w:val="13"/>
+                <w:szCs w:val="13"/>
+              </w:rPr>
+              <w:t>），包括：总大小（</w:t>
+            </w:r>
+            <w:r>
+              <w:rPr>
+                <w:rFonts w:hint="eastAsia"/>
+                <w:sz w:val="13"/>
+                <w:szCs w:val="13"/>
+              </w:rPr>
+              <w:t>Size</w:t>
+            </w:r>
+            <w:r>
+              <w:rPr>
+                <w:rFonts w:hint="eastAsia"/>
+                <w:sz w:val="13"/>
+                <w:szCs w:val="13"/>
+              </w:rPr>
+              <w:t>），空闲（</w:t>
+            </w:r>
+            <w:r>
+              <w:rPr>
+                <w:rFonts w:hint="eastAsia"/>
+                <w:sz w:val="13"/>
+                <w:szCs w:val="13"/>
+              </w:rPr>
+              <w:t>Free</w:t>
+            </w:r>
+            <w:r>
+              <w:rPr>
+                <w:rFonts w:hint="eastAsia"/>
+                <w:sz w:val="13"/>
+                <w:szCs w:val="13"/>
+              </w:rPr>
+              <w:t>），占用（</w:t>
+            </w:r>
+            <w:r>
+              <w:rPr>
+                <w:rFonts w:hint="eastAsia"/>
+                <w:sz w:val="13"/>
+                <w:szCs w:val="13"/>
+              </w:rPr>
+              <w:t>Used</w:t>
+            </w:r>
+            <w:r>
+              <w:rPr>
+                <w:rFonts w:hint="eastAsia"/>
+                <w:sz w:val="13"/>
+                <w:szCs w:val="13"/>
+              </w:rPr>
+              <w:t>）</w:t>
+            </w:r>
+          </w:p>
+        </w:tc>
+      </w:tr>
+      <w:tr>
+        <w:tc>
+          <w:tcPr>
+            <w:tcW w:w="1666" w:type="dxa"/>
+          </w:tcPr>
+          <w:p>
+            <w:pPr>
+              <w:rPr>
+                <w:sz w:val="13"/>
+                <w:szCs w:val="13"/>
+              </w:rPr>
+            </w:pPr>
+            <w:r>
+              <w:rPr>
+                <w:sz w:val="13"/>
+                <w:szCs w:val="13"/>
+              </w:rPr>
+              <w:t>Disk</w:t>
+            </w:r>
+          </w:p>
+        </w:tc>
+        <w:tc>
+          <w:tcPr>
+            <w:tcW w:w="1578" w:type="dxa"/>
+          </w:tcPr>
+          <w:p>
+            <w:pPr>
+              <w:rPr>
+                <w:rFonts w:hint="eastAsia"/>
+                <w:sz w:val="13"/>
+                <w:szCs w:val="13"/>
+              </w:rPr>
+            </w:pPr>
+            <w:r>
+              <w:rPr>
+                <w:rFonts w:hint="eastAsia"/>
+                <w:sz w:val="13"/>
+                <w:szCs w:val="13"/>
+              </w:rPr>
+              <w:t>json</w:t>
+            </w:r>
+          </w:p>
+        </w:tc>
+        <w:tc>
+          <w:tcPr>
+            <w:tcW w:w="5278" w:type="dxa"/>
+          </w:tcPr>
+          <w:p>
+            <w:pPr>
+              <w:rPr>
+                <w:rFonts w:hint="eastAsia"/>
+                <w:sz w:val="13"/>
+                <w:szCs w:val="13"/>
+              </w:rPr>
+            </w:pPr>
+            <w:r>
+              <w:rPr>
+                <w:rFonts w:hint="eastAsia"/>
+                <w:sz w:val="13"/>
+                <w:szCs w:val="13"/>
+              </w:rPr>
+              <w:t>磁盘使用信息（</w:t>
+            </w:r>
+            <w:r>
+              <w:rPr>
+                <w:rFonts w:hint="eastAsia"/>
+                <w:sz w:val="13"/>
+                <w:szCs w:val="13"/>
+              </w:rPr>
+              <w:t>单位：</w:t>
+            </w:r>
+            <w:r>
+              <w:rPr>
+                <w:rFonts w:hint="eastAsia"/>
+                <w:sz w:val="13"/>
+                <w:szCs w:val="13"/>
+              </w:rPr>
+              <w:t>MBytes</w:t>
+            </w:r>
+            <w:r>
+              <w:rPr>
+                <w:rFonts w:hint="eastAsia"/>
+                <w:sz w:val="13"/>
+                <w:szCs w:val="13"/>
+              </w:rPr>
+              <w:t>）</w:t>
+            </w:r>
+            <w:r>
+              <w:rPr>
+                <w:rFonts w:hint="eastAsia"/>
+                <w:sz w:val="13"/>
+                <w:szCs w:val="13"/>
+              </w:rPr>
+              <w:t>，包括：总大小（</w:t>
+            </w:r>
+            <w:r>
+              <w:rPr>
+                <w:rFonts w:hint="eastAsia"/>
+                <w:sz w:val="13"/>
+                <w:szCs w:val="13"/>
+              </w:rPr>
+              <w:t>Size</w:t>
+            </w:r>
+            <w:r>
+              <w:rPr>
+                <w:rFonts w:hint="eastAsia"/>
+                <w:sz w:val="13"/>
+                <w:szCs w:val="13"/>
+              </w:rPr>
+              <w:t>），空闲（</w:t>
+            </w:r>
+            <w:r>
+              <w:rPr>
+                <w:rFonts w:hint="eastAsia"/>
+                <w:sz w:val="13"/>
+                <w:szCs w:val="13"/>
+              </w:rPr>
+              <w:t>Free</w:t>
+            </w:r>
+            <w:r>
+              <w:rPr>
+                <w:rFonts w:hint="eastAsia"/>
+                <w:sz w:val="13"/>
+                <w:szCs w:val="13"/>
+              </w:rPr>
+              <w:t>）</w:t>
             </w:r>
           </w:p>
         </w:tc>
@@ -23229,7 +26325,7 @@
 </file>
 
 <file path=customXml/itemProps1.xml><?xml version="1.0" encoding="utf-8"?>
-<ds:datastoreItem xmlns:ds="http://schemas.openxmlformats.org/officeDocument/2006/customXml" ds:itemID="{5A5D9989-A7BE-46DB-BE94-581C1936E513}">
+<ds:datastoreItem xmlns:ds="http://schemas.openxmlformats.org/officeDocument/2006/customXml" ds:itemID="{C6D3BABD-DE63-4A6E-A46A-C18FF5CA4205}">
   <ds:schemaRefs>
     <ds:schemaRef ds:uri="http://schemas.openxmlformats.org/officeDocument/2006/bibliography"/>
   </ds:schemaRefs>

--- a/internal_doc/03.开发设计/民生银行资源管控需求/巨杉集群资源管理平台接口设计文档.docx
+++ b/internal_doc/03.开发设计/民生银行资源管控需求/巨杉集群资源管理平台接口设计文档.docx
@@ -21186,6 +21186,2429 @@
         </w:tc>
       </w:tr>
     </w:tbl>
+    <w:p>
+      <w:pPr>
+        <w:pStyle w:val="Heading2"/>
+      </w:pPr>
+      <w:r>
+        <w:rPr>
+          <w:rFonts w:hint="eastAsia"/>
+        </w:rPr>
+        <w:t>集合空间列表信息</w:t>
+      </w:r>
+    </w:p>
+    <w:p>
+      <w:r>
+        <w:rPr>
+          <w:rFonts w:hint="eastAsia"/>
+          <w:b/>
+        </w:rPr>
+        <w:t>集合名：</w:t>
+      </w:r>
+      <w:r>
+        <w:rPr>
+          <w:rFonts w:hint="eastAsia"/>
+        </w:rPr>
+        <w:t>CL_CS_LIST _INFO</w:t>
+      </w:r>
+    </w:p>
+    <w:p>
+      <w:pPr>
+        <w:rPr>
+          <w:b/>
+        </w:rPr>
+      </w:pPr>
+      <w:r>
+        <w:rPr>
+          <w:rFonts w:hint="eastAsia"/>
+          <w:b/>
+        </w:rPr>
+        <w:t>字段说明：</w:t>
+      </w:r>
+    </w:p>
+    <w:tbl>
+      <w:tblPr>
+        <w:tblW w:w="0" w:type="auto"/>
+        <w:tblBorders>
+          <w:top w:val="single" w:sz="4" w:space="0" w:color="auto"/>
+          <w:left w:val="single" w:sz="4" w:space="0" w:color="auto"/>
+          <w:bottom w:val="single" w:sz="4" w:space="0" w:color="auto"/>
+          <w:right w:val="single" w:sz="4" w:space="0" w:color="auto"/>
+          <w:insideH w:val="single" w:sz="4" w:space="0" w:color="auto"/>
+          <w:insideV w:val="single" w:sz="4" w:space="0" w:color="auto"/>
+        </w:tblBorders>
+        <w:tblLook w:val="04A0"/>
+      </w:tblPr>
+      <w:tblGrid>
+        <w:gridCol w:w="2844"/>
+        <w:gridCol w:w="950"/>
+        <w:gridCol w:w="4728"/>
+      </w:tblGrid>
+      <w:tr>
+        <w:tc>
+          <w:tcPr>
+            <w:tcW w:w="2844" w:type="dxa"/>
+          </w:tcPr>
+          <w:p>
+            <w:pPr>
+              <w:rPr>
+                <w:rFonts w:asciiTheme="minorEastAsia" w:hAnsiTheme="minorEastAsia"/>
+                <w:b/>
+                <w:szCs w:val="21"/>
+              </w:rPr>
+            </w:pPr>
+            <w:r>
+              <w:rPr>
+                <w:rFonts w:asciiTheme="minorEastAsia" w:hAnsiTheme="minorEastAsia" w:hint="eastAsia"/>
+                <w:b/>
+                <w:szCs w:val="21"/>
+              </w:rPr>
+              <w:t>字段名</w:t>
+            </w:r>
+          </w:p>
+        </w:tc>
+        <w:tc>
+          <w:tcPr>
+            <w:tcW w:w="950" w:type="dxa"/>
+          </w:tcPr>
+          <w:p>
+            <w:pPr>
+              <w:rPr>
+                <w:rFonts w:asciiTheme="minorEastAsia" w:hAnsiTheme="minorEastAsia"/>
+                <w:b/>
+                <w:szCs w:val="21"/>
+              </w:rPr>
+            </w:pPr>
+            <w:r>
+              <w:rPr>
+                <w:rFonts w:asciiTheme="minorEastAsia" w:hAnsiTheme="minorEastAsia" w:hint="eastAsia"/>
+                <w:b/>
+                <w:szCs w:val="21"/>
+              </w:rPr>
+              <w:t>类型</w:t>
+            </w:r>
+          </w:p>
+        </w:tc>
+        <w:tc>
+          <w:tcPr>
+            <w:tcW w:w="4728" w:type="dxa"/>
+          </w:tcPr>
+          <w:p>
+            <w:pPr>
+              <w:rPr>
+                <w:rFonts w:asciiTheme="minorEastAsia" w:hAnsiTheme="minorEastAsia"/>
+                <w:b/>
+                <w:szCs w:val="21"/>
+              </w:rPr>
+            </w:pPr>
+            <w:r>
+              <w:rPr>
+                <w:rFonts w:asciiTheme="minorEastAsia" w:hAnsiTheme="minorEastAsia" w:hint="eastAsia"/>
+                <w:b/>
+                <w:szCs w:val="21"/>
+              </w:rPr>
+              <w:t>描述</w:t>
+            </w:r>
+          </w:p>
+        </w:tc>
+      </w:tr>
+      <w:tr>
+        <w:tc>
+          <w:tcPr>
+            <w:tcW w:w="2844" w:type="dxa"/>
+          </w:tcPr>
+          <w:p>
+            <w:pPr>
+              <w:rPr>
+                <w:rFonts w:asciiTheme="minorEastAsia" w:hAnsiTheme="minorEastAsia" w:cs="Tahoma"/>
+                <w:szCs w:val="21"/>
+              </w:rPr>
+            </w:pPr>
+            <w:r>
+              <w:rPr>
+                <w:rFonts w:asciiTheme="minorEastAsia" w:hAnsiTheme="minorEastAsia" w:cs="Tahoma" w:hint="eastAsia"/>
+                <w:szCs w:val="21"/>
+              </w:rPr>
+              <w:t>Name</w:t>
+            </w:r>
+          </w:p>
+        </w:tc>
+        <w:tc>
+          <w:tcPr>
+            <w:tcW w:w="950" w:type="dxa"/>
+          </w:tcPr>
+          <w:p>
+            <w:pPr>
+              <w:rPr>
+                <w:rFonts w:asciiTheme="minorEastAsia" w:hAnsiTheme="minorEastAsia" w:cs="Tahoma"/>
+                <w:szCs w:val="21"/>
+              </w:rPr>
+            </w:pPr>
+            <w:r>
+              <w:rPr>
+                <w:rFonts w:asciiTheme="minorEastAsia" w:hAnsiTheme="minorEastAsia" w:cs="Tahoma" w:hint="eastAsia"/>
+                <w:szCs w:val="21"/>
+              </w:rPr>
+              <w:t>字符串</w:t>
+            </w:r>
+          </w:p>
+        </w:tc>
+        <w:tc>
+          <w:tcPr>
+            <w:tcW w:w="4728" w:type="dxa"/>
+          </w:tcPr>
+          <w:p>
+            <w:pPr>
+              <w:rPr>
+                <w:rFonts w:asciiTheme="minorEastAsia" w:hAnsiTheme="minorEastAsia" w:cs="Tahoma"/>
+                <w:szCs w:val="21"/>
+              </w:rPr>
+            </w:pPr>
+            <w:r>
+              <w:rPr>
+                <w:rFonts w:asciiTheme="minorEastAsia" w:hAnsiTheme="minorEastAsia" w:cs="Tahoma" w:hint="eastAsia"/>
+                <w:szCs w:val="21"/>
+              </w:rPr>
+              <w:t>集合空间名</w:t>
+            </w:r>
+          </w:p>
+        </w:tc>
+      </w:tr>
+      <w:tr>
+        <w:tc>
+          <w:tcPr>
+            <w:tcW w:w="2844" w:type="dxa"/>
+            <w:tcBorders>
+              <w:top w:val="single" w:sz="4" w:space="0" w:color="auto"/>
+              <w:left w:val="single" w:sz="4" w:space="0" w:color="auto"/>
+              <w:bottom w:val="single" w:sz="4" w:space="0" w:color="auto"/>
+              <w:right w:val="single" w:sz="4" w:space="0" w:color="auto"/>
+            </w:tcBorders>
+          </w:tcPr>
+          <w:p>
+            <w:pPr>
+              <w:rPr>
+                <w:rFonts w:asciiTheme="minorEastAsia" w:hAnsiTheme="minorEastAsia" w:cs="Tahoma"/>
+                <w:szCs w:val="21"/>
+              </w:rPr>
+            </w:pPr>
+            <w:r>
+              <w:rPr>
+                <w:rFonts w:asciiTheme="minorEastAsia" w:hAnsiTheme="minorEastAsia" w:cs="Tahoma" w:hint="eastAsia"/>
+                <w:szCs w:val="21"/>
+              </w:rPr>
+              <w:t>TimeStamp</w:t>
+            </w:r>
+          </w:p>
+        </w:tc>
+        <w:tc>
+          <w:tcPr>
+            <w:tcW w:w="950" w:type="dxa"/>
+            <w:tcBorders>
+              <w:top w:val="single" w:sz="4" w:space="0" w:color="auto"/>
+              <w:left w:val="single" w:sz="4" w:space="0" w:color="auto"/>
+              <w:bottom w:val="single" w:sz="4" w:space="0" w:color="auto"/>
+              <w:right w:val="single" w:sz="4" w:space="0" w:color="auto"/>
+            </w:tcBorders>
+            <w:vAlign w:val="center"/>
+          </w:tcPr>
+          <w:p>
+            <w:pPr>
+              <w:rPr>
+                <w:rFonts w:asciiTheme="minorEastAsia" w:hAnsiTheme="minorEastAsia" w:cs="Tahoma"/>
+                <w:szCs w:val="21"/>
+              </w:rPr>
+            </w:pPr>
+            <w:r>
+              <w:rPr>
+                <w:rFonts w:asciiTheme="minorEastAsia" w:hAnsiTheme="minorEastAsia" w:cs="Tahoma" w:hint="eastAsia"/>
+                <w:szCs w:val="21"/>
+              </w:rPr>
+              <w:t>长整型</w:t>
+            </w:r>
+          </w:p>
+        </w:tc>
+        <w:tc>
+          <w:tcPr>
+            <w:tcW w:w="4728" w:type="dxa"/>
+            <w:tcBorders>
+              <w:top w:val="single" w:sz="4" w:space="0" w:color="auto"/>
+              <w:left w:val="single" w:sz="4" w:space="0" w:color="auto"/>
+              <w:bottom w:val="single" w:sz="4" w:space="0" w:color="auto"/>
+              <w:right w:val="single" w:sz="4" w:space="0" w:color="auto"/>
+            </w:tcBorders>
+            <w:vAlign w:val="center"/>
+          </w:tcPr>
+          <w:p>
+            <w:pPr>
+              <w:rPr>
+                <w:rFonts w:asciiTheme="minorEastAsia" w:hAnsiTheme="minorEastAsia" w:cs="Tahoma"/>
+                <w:szCs w:val="21"/>
+              </w:rPr>
+            </w:pPr>
+            <w:r>
+              <w:rPr>
+                <w:rFonts w:asciiTheme="minorEastAsia" w:hAnsiTheme="minorEastAsia" w:cs="Tahoma" w:hint="eastAsia"/>
+                <w:szCs w:val="21"/>
+              </w:rPr>
+              <w:t>采集数据的时间点</w:t>
+            </w:r>
+          </w:p>
+        </w:tc>
+      </w:tr>
+    </w:tbl>
+    <w:p/>
+    <w:p>
+      <w:pPr>
+        <w:pStyle w:val="Heading2"/>
+      </w:pPr>
+      <w:r>
+        <w:rPr>
+          <w:rFonts w:hint="eastAsia"/>
+        </w:rPr>
+        <w:t>集合列表信息</w:t>
+      </w:r>
+    </w:p>
+    <w:p>
+      <w:r>
+        <w:rPr>
+          <w:rFonts w:hint="eastAsia"/>
+          <w:b/>
+        </w:rPr>
+        <w:t>集合名：</w:t>
+      </w:r>
+      <w:r>
+        <w:rPr>
+          <w:rFonts w:hint="eastAsia"/>
+        </w:rPr>
+        <w:t>CL_CL_LIST _INFO</w:t>
+      </w:r>
+    </w:p>
+    <w:p>
+      <w:pPr>
+        <w:rPr>
+          <w:b/>
+        </w:rPr>
+      </w:pPr>
+      <w:r>
+        <w:rPr>
+          <w:rFonts w:hint="eastAsia"/>
+          <w:b/>
+        </w:rPr>
+        <w:t>字段说明：</w:t>
+      </w:r>
+    </w:p>
+    <w:tbl>
+      <w:tblPr>
+        <w:tblW w:w="0" w:type="auto"/>
+        <w:tblBorders>
+          <w:top w:val="single" w:sz="4" w:space="0" w:color="auto"/>
+          <w:left w:val="single" w:sz="4" w:space="0" w:color="auto"/>
+          <w:bottom w:val="single" w:sz="4" w:space="0" w:color="auto"/>
+          <w:right w:val="single" w:sz="4" w:space="0" w:color="auto"/>
+          <w:insideH w:val="single" w:sz="4" w:space="0" w:color="auto"/>
+          <w:insideV w:val="single" w:sz="4" w:space="0" w:color="auto"/>
+        </w:tblBorders>
+        <w:tblLook w:val="04A0"/>
+      </w:tblPr>
+      <w:tblGrid>
+        <w:gridCol w:w="2844"/>
+        <w:gridCol w:w="950"/>
+        <w:gridCol w:w="4728"/>
+      </w:tblGrid>
+      <w:tr>
+        <w:tc>
+          <w:tcPr>
+            <w:tcW w:w="2844" w:type="dxa"/>
+          </w:tcPr>
+          <w:p>
+            <w:pPr>
+              <w:rPr>
+                <w:rFonts w:asciiTheme="minorEastAsia" w:hAnsiTheme="minorEastAsia"/>
+                <w:b/>
+                <w:szCs w:val="21"/>
+              </w:rPr>
+            </w:pPr>
+            <w:r>
+              <w:rPr>
+                <w:rFonts w:asciiTheme="minorEastAsia" w:hAnsiTheme="minorEastAsia" w:hint="eastAsia"/>
+                <w:b/>
+                <w:szCs w:val="21"/>
+              </w:rPr>
+              <w:t>字段名</w:t>
+            </w:r>
+          </w:p>
+        </w:tc>
+        <w:tc>
+          <w:tcPr>
+            <w:tcW w:w="950" w:type="dxa"/>
+          </w:tcPr>
+          <w:p>
+            <w:pPr>
+              <w:rPr>
+                <w:rFonts w:asciiTheme="minorEastAsia" w:hAnsiTheme="minorEastAsia"/>
+                <w:b/>
+                <w:szCs w:val="21"/>
+              </w:rPr>
+            </w:pPr>
+            <w:r>
+              <w:rPr>
+                <w:rFonts w:asciiTheme="minorEastAsia" w:hAnsiTheme="minorEastAsia" w:hint="eastAsia"/>
+                <w:b/>
+                <w:szCs w:val="21"/>
+              </w:rPr>
+              <w:t>类型</w:t>
+            </w:r>
+          </w:p>
+        </w:tc>
+        <w:tc>
+          <w:tcPr>
+            <w:tcW w:w="4728" w:type="dxa"/>
+          </w:tcPr>
+          <w:p>
+            <w:pPr>
+              <w:rPr>
+                <w:rFonts w:asciiTheme="minorEastAsia" w:hAnsiTheme="minorEastAsia"/>
+                <w:b/>
+                <w:szCs w:val="21"/>
+              </w:rPr>
+            </w:pPr>
+            <w:r>
+              <w:rPr>
+                <w:rFonts w:asciiTheme="minorEastAsia" w:hAnsiTheme="minorEastAsia" w:hint="eastAsia"/>
+                <w:b/>
+                <w:szCs w:val="21"/>
+              </w:rPr>
+              <w:t>描述</w:t>
+            </w:r>
+          </w:p>
+        </w:tc>
+      </w:tr>
+      <w:tr>
+        <w:tc>
+          <w:tcPr>
+            <w:tcW w:w="2844" w:type="dxa"/>
+          </w:tcPr>
+          <w:p>
+            <w:pPr>
+              <w:rPr>
+                <w:rFonts w:asciiTheme="minorEastAsia" w:hAnsiTheme="minorEastAsia" w:cs="Tahoma"/>
+                <w:szCs w:val="21"/>
+              </w:rPr>
+            </w:pPr>
+            <w:r>
+              <w:rPr>
+                <w:rFonts w:asciiTheme="minorEastAsia" w:hAnsiTheme="minorEastAsia" w:cs="Tahoma" w:hint="eastAsia"/>
+                <w:szCs w:val="21"/>
+              </w:rPr>
+              <w:t>Name</w:t>
+            </w:r>
+          </w:p>
+        </w:tc>
+        <w:tc>
+          <w:tcPr>
+            <w:tcW w:w="950" w:type="dxa"/>
+          </w:tcPr>
+          <w:p>
+            <w:pPr>
+              <w:rPr>
+                <w:rFonts w:asciiTheme="minorEastAsia" w:hAnsiTheme="minorEastAsia" w:cs="Tahoma"/>
+                <w:szCs w:val="21"/>
+              </w:rPr>
+            </w:pPr>
+            <w:r>
+              <w:rPr>
+                <w:rFonts w:asciiTheme="minorEastAsia" w:hAnsiTheme="minorEastAsia" w:cs="Tahoma" w:hint="eastAsia"/>
+                <w:szCs w:val="21"/>
+              </w:rPr>
+              <w:t>字符串</w:t>
+            </w:r>
+          </w:p>
+        </w:tc>
+        <w:tc>
+          <w:tcPr>
+            <w:tcW w:w="4728" w:type="dxa"/>
+          </w:tcPr>
+          <w:p>
+            <w:pPr>
+              <w:rPr>
+                <w:rFonts w:asciiTheme="minorEastAsia" w:hAnsiTheme="minorEastAsia" w:cs="Tahoma"/>
+                <w:szCs w:val="21"/>
+              </w:rPr>
+            </w:pPr>
+            <w:r>
+              <w:rPr>
+                <w:rFonts w:asciiTheme="minorEastAsia" w:hAnsiTheme="minorEastAsia" w:cs="Tahoma" w:hint="eastAsia"/>
+                <w:szCs w:val="21"/>
+              </w:rPr>
+              <w:t>集合名</w:t>
+            </w:r>
+          </w:p>
+        </w:tc>
+      </w:tr>
+      <w:tr>
+        <w:tc>
+          <w:tcPr>
+            <w:tcW w:w="2844" w:type="dxa"/>
+            <w:tcBorders>
+              <w:top w:val="single" w:sz="4" w:space="0" w:color="auto"/>
+              <w:left w:val="single" w:sz="4" w:space="0" w:color="auto"/>
+              <w:bottom w:val="single" w:sz="4" w:space="0" w:color="auto"/>
+              <w:right w:val="single" w:sz="4" w:space="0" w:color="auto"/>
+            </w:tcBorders>
+          </w:tcPr>
+          <w:p>
+            <w:pPr>
+              <w:rPr>
+                <w:rFonts w:asciiTheme="minorEastAsia" w:hAnsiTheme="minorEastAsia" w:cs="Tahoma"/>
+                <w:szCs w:val="21"/>
+              </w:rPr>
+            </w:pPr>
+            <w:r>
+              <w:rPr>
+                <w:rFonts w:asciiTheme="minorEastAsia" w:hAnsiTheme="minorEastAsia" w:cs="Tahoma" w:hint="eastAsia"/>
+                <w:szCs w:val="21"/>
+              </w:rPr>
+              <w:t>TimeStamp</w:t>
+            </w:r>
+          </w:p>
+        </w:tc>
+        <w:tc>
+          <w:tcPr>
+            <w:tcW w:w="950" w:type="dxa"/>
+            <w:tcBorders>
+              <w:top w:val="single" w:sz="4" w:space="0" w:color="auto"/>
+              <w:left w:val="single" w:sz="4" w:space="0" w:color="auto"/>
+              <w:bottom w:val="single" w:sz="4" w:space="0" w:color="auto"/>
+              <w:right w:val="single" w:sz="4" w:space="0" w:color="auto"/>
+            </w:tcBorders>
+            <w:vAlign w:val="center"/>
+          </w:tcPr>
+          <w:p>
+            <w:pPr>
+              <w:rPr>
+                <w:rFonts w:asciiTheme="minorEastAsia" w:hAnsiTheme="minorEastAsia" w:cs="Tahoma"/>
+                <w:szCs w:val="21"/>
+              </w:rPr>
+            </w:pPr>
+            <w:r>
+              <w:rPr>
+                <w:rFonts w:asciiTheme="minorEastAsia" w:hAnsiTheme="minorEastAsia" w:cs="Tahoma" w:hint="eastAsia"/>
+                <w:szCs w:val="21"/>
+              </w:rPr>
+              <w:t>长整型</w:t>
+            </w:r>
+          </w:p>
+        </w:tc>
+        <w:tc>
+          <w:tcPr>
+            <w:tcW w:w="4728" w:type="dxa"/>
+            <w:tcBorders>
+              <w:top w:val="single" w:sz="4" w:space="0" w:color="auto"/>
+              <w:left w:val="single" w:sz="4" w:space="0" w:color="auto"/>
+              <w:bottom w:val="single" w:sz="4" w:space="0" w:color="auto"/>
+              <w:right w:val="single" w:sz="4" w:space="0" w:color="auto"/>
+            </w:tcBorders>
+            <w:vAlign w:val="center"/>
+          </w:tcPr>
+          <w:p>
+            <w:pPr>
+              <w:rPr>
+                <w:rFonts w:asciiTheme="minorEastAsia" w:hAnsiTheme="minorEastAsia" w:cs="Tahoma"/>
+                <w:szCs w:val="21"/>
+              </w:rPr>
+            </w:pPr>
+            <w:r>
+              <w:rPr>
+                <w:rFonts w:asciiTheme="minorEastAsia" w:hAnsiTheme="minorEastAsia" w:cs="Tahoma" w:hint="eastAsia"/>
+                <w:szCs w:val="21"/>
+              </w:rPr>
+              <w:t>采集数据的时间点</w:t>
+            </w:r>
+          </w:p>
+        </w:tc>
+      </w:tr>
+    </w:tbl>
+    <w:p/>
+    <w:p>
+      <w:pPr>
+        <w:pStyle w:val="Heading2"/>
+      </w:pPr>
+      <w:r>
+        <w:rPr>
+          <w:rFonts w:hint="eastAsia"/>
+        </w:rPr>
+        <w:lastRenderedPageBreak/>
+        <w:t>分区组列表信息</w:t>
+      </w:r>
+    </w:p>
+    <w:p>
+      <w:r>
+        <w:rPr>
+          <w:rFonts w:hint="eastAsia"/>
+          <w:b/>
+        </w:rPr>
+        <w:t>集合名：</w:t>
+      </w:r>
+      <w:r>
+        <w:rPr>
+          <w:rFonts w:hint="eastAsia"/>
+        </w:rPr>
+        <w:t>CL_ GROUP_LIST_INFO</w:t>
+      </w:r>
+    </w:p>
+    <w:p>
+      <w:pPr>
+        <w:rPr>
+          <w:b/>
+        </w:rPr>
+      </w:pPr>
+      <w:r>
+        <w:rPr>
+          <w:rFonts w:hint="eastAsia"/>
+          <w:b/>
+        </w:rPr>
+        <w:t>字段说明：</w:t>
+      </w:r>
+    </w:p>
+    <w:tbl>
+      <w:tblPr>
+        <w:tblW w:w="0" w:type="auto"/>
+        <w:tblBorders>
+          <w:top w:val="single" w:sz="4" w:space="0" w:color="auto"/>
+          <w:left w:val="single" w:sz="4" w:space="0" w:color="auto"/>
+          <w:bottom w:val="single" w:sz="4" w:space="0" w:color="auto"/>
+          <w:right w:val="single" w:sz="4" w:space="0" w:color="auto"/>
+          <w:insideH w:val="single" w:sz="4" w:space="0" w:color="auto"/>
+          <w:insideV w:val="single" w:sz="4" w:space="0" w:color="auto"/>
+        </w:tblBorders>
+        <w:tblLook w:val="04A0"/>
+      </w:tblPr>
+      <w:tblGrid>
+        <w:gridCol w:w="2844"/>
+        <w:gridCol w:w="950"/>
+        <w:gridCol w:w="4728"/>
+      </w:tblGrid>
+      <w:tr>
+        <w:tc>
+          <w:tcPr>
+            <w:tcW w:w="2844" w:type="dxa"/>
+          </w:tcPr>
+          <w:p>
+            <w:pPr>
+              <w:rPr>
+                <w:rFonts w:asciiTheme="minorEastAsia" w:hAnsiTheme="minorEastAsia"/>
+                <w:b/>
+                <w:szCs w:val="21"/>
+              </w:rPr>
+            </w:pPr>
+            <w:r>
+              <w:rPr>
+                <w:rFonts w:asciiTheme="minorEastAsia" w:hAnsiTheme="minorEastAsia" w:hint="eastAsia"/>
+                <w:b/>
+                <w:szCs w:val="21"/>
+              </w:rPr>
+              <w:t>字段名</w:t>
+            </w:r>
+          </w:p>
+        </w:tc>
+        <w:tc>
+          <w:tcPr>
+            <w:tcW w:w="950" w:type="dxa"/>
+          </w:tcPr>
+          <w:p>
+            <w:pPr>
+              <w:rPr>
+                <w:rFonts w:asciiTheme="minorEastAsia" w:hAnsiTheme="minorEastAsia"/>
+                <w:b/>
+                <w:szCs w:val="21"/>
+              </w:rPr>
+            </w:pPr>
+            <w:r>
+              <w:rPr>
+                <w:rFonts w:asciiTheme="minorEastAsia" w:hAnsiTheme="minorEastAsia" w:hint="eastAsia"/>
+                <w:b/>
+                <w:szCs w:val="21"/>
+              </w:rPr>
+              <w:t>类型</w:t>
+            </w:r>
+          </w:p>
+        </w:tc>
+        <w:tc>
+          <w:tcPr>
+            <w:tcW w:w="4728" w:type="dxa"/>
+          </w:tcPr>
+          <w:p>
+            <w:pPr>
+              <w:rPr>
+                <w:rFonts w:asciiTheme="minorEastAsia" w:hAnsiTheme="minorEastAsia"/>
+                <w:b/>
+                <w:szCs w:val="21"/>
+              </w:rPr>
+            </w:pPr>
+            <w:r>
+              <w:rPr>
+                <w:rFonts w:asciiTheme="minorEastAsia" w:hAnsiTheme="minorEastAsia" w:hint="eastAsia"/>
+                <w:b/>
+                <w:szCs w:val="21"/>
+              </w:rPr>
+              <w:t>描述</w:t>
+            </w:r>
+          </w:p>
+        </w:tc>
+      </w:tr>
+      <w:tr>
+        <w:tc>
+          <w:tcPr>
+            <w:tcW w:w="2844" w:type="dxa"/>
+          </w:tcPr>
+          <w:p>
+            <w:r>
+              <w:t>GroupHostName</w:t>
+            </w:r>
+          </w:p>
+        </w:tc>
+        <w:tc>
+          <w:tcPr>
+            <w:tcW w:w="950" w:type="dxa"/>
+          </w:tcPr>
+          <w:p>
+            <w:pPr>
+              <w:rPr>
+                <w:rFonts w:asciiTheme="minorEastAsia" w:hAnsiTheme="minorEastAsia" w:cs="Tahoma"/>
+                <w:szCs w:val="21"/>
+              </w:rPr>
+            </w:pPr>
+            <w:r>
+              <w:rPr>
+                <w:rFonts w:asciiTheme="minorEastAsia" w:hAnsiTheme="minorEastAsia" w:cs="Tahoma" w:hint="eastAsia"/>
+                <w:szCs w:val="21"/>
+              </w:rPr>
+              <w:t>字符串</w:t>
+            </w:r>
+          </w:p>
+        </w:tc>
+        <w:tc>
+          <w:tcPr>
+            <w:tcW w:w="4728" w:type="dxa"/>
+          </w:tcPr>
+          <w:p>
+            <w:pPr>
+              <w:rPr>
+                <w:rFonts w:asciiTheme="minorEastAsia" w:hAnsiTheme="minorEastAsia" w:cs="Tahoma"/>
+                <w:szCs w:val="21"/>
+              </w:rPr>
+            </w:pPr>
+            <w:r>
+              <w:rPr>
+                <w:rFonts w:asciiTheme="minorEastAsia" w:hAnsiTheme="minorEastAsia" w:cs="Tahoma" w:hint="eastAsia"/>
+                <w:szCs w:val="21"/>
+              </w:rPr>
+              <w:t>分区组中节点的主机名</w:t>
+            </w:r>
+          </w:p>
+        </w:tc>
+      </w:tr>
+      <w:tr>
+        <w:tc>
+          <w:tcPr>
+            <w:tcW w:w="2844" w:type="dxa"/>
+          </w:tcPr>
+          <w:p>
+            <w:r>
+              <w:t>Groupdbpath</w:t>
+            </w:r>
+          </w:p>
+        </w:tc>
+        <w:tc>
+          <w:tcPr>
+            <w:tcW w:w="950" w:type="dxa"/>
+          </w:tcPr>
+          <w:p>
+            <w:pPr>
+              <w:rPr>
+                <w:rFonts w:asciiTheme="minorEastAsia" w:hAnsiTheme="minorEastAsia" w:cs="Tahoma" w:hint="eastAsia"/>
+                <w:szCs w:val="21"/>
+              </w:rPr>
+            </w:pPr>
+            <w:r>
+              <w:rPr>
+                <w:rFonts w:asciiTheme="minorEastAsia" w:hAnsiTheme="minorEastAsia" w:cs="Tahoma" w:hint="eastAsia"/>
+                <w:szCs w:val="21"/>
+              </w:rPr>
+              <w:t>字符串</w:t>
+            </w:r>
+          </w:p>
+        </w:tc>
+        <w:tc>
+          <w:tcPr>
+            <w:tcW w:w="4728" w:type="dxa"/>
+          </w:tcPr>
+          <w:p>
+            <w:pPr>
+              <w:rPr>
+                <w:rFonts w:asciiTheme="minorEastAsia" w:hAnsiTheme="minorEastAsia" w:cs="Tahoma" w:hint="eastAsia"/>
+                <w:szCs w:val="21"/>
+              </w:rPr>
+            </w:pPr>
+            <w:r>
+              <w:rPr>
+                <w:rFonts w:asciiTheme="minorEastAsia" w:hAnsiTheme="minorEastAsia" w:cs="Tahoma" w:hint="eastAsia"/>
+                <w:szCs w:val="21"/>
+              </w:rPr>
+              <w:t>分区组中节点的数据文件存放路径</w:t>
+            </w:r>
+          </w:p>
+        </w:tc>
+      </w:tr>
+      <w:tr>
+        <w:tc>
+          <w:tcPr>
+            <w:tcW w:w="2844" w:type="dxa"/>
+          </w:tcPr>
+          <w:p>
+            <w:r>
+              <w:t>GroupServiceType</w:t>
+            </w:r>
+          </w:p>
+        </w:tc>
+        <w:tc>
+          <w:tcPr>
+            <w:tcW w:w="950" w:type="dxa"/>
+          </w:tcPr>
+          <w:p>
+            <w:pPr>
+              <w:rPr>
+                <w:rFonts w:asciiTheme="minorEastAsia" w:hAnsiTheme="minorEastAsia" w:cs="Tahoma" w:hint="eastAsia"/>
+                <w:szCs w:val="21"/>
+              </w:rPr>
+            </w:pPr>
+            <w:r>
+              <w:rPr>
+                <w:rFonts w:asciiTheme="minorEastAsia" w:hAnsiTheme="minorEastAsia" w:cs="Tahoma" w:hint="eastAsia"/>
+                <w:szCs w:val="21"/>
+              </w:rPr>
+              <w:t>整型</w:t>
+            </w:r>
+          </w:p>
+        </w:tc>
+        <w:tc>
+          <w:tcPr>
+            <w:tcW w:w="4728" w:type="dxa"/>
+          </w:tcPr>
+          <w:p>
+            <w:pPr>
+              <w:rPr>
+                <w:rFonts w:asciiTheme="minorEastAsia" w:hAnsiTheme="minorEastAsia" w:cs="Tahoma" w:hint="eastAsia"/>
+                <w:szCs w:val="21"/>
+              </w:rPr>
+            </w:pPr>
+            <w:r>
+              <w:rPr>
+                <w:rFonts w:asciiTheme="minorEastAsia" w:hAnsiTheme="minorEastAsia" w:cs="Tahoma" w:hint="eastAsia"/>
+                <w:szCs w:val="21"/>
+              </w:rPr>
+              <w:t>分区组中节点的服务类型</w:t>
+            </w:r>
+          </w:p>
+          <w:p>
+            <w:pPr>
+              <w:rPr>
+                <w:rFonts w:asciiTheme="minorEastAsia" w:hAnsiTheme="minorEastAsia" w:cs="Tahoma" w:hint="eastAsia"/>
+                <w:szCs w:val="21"/>
+              </w:rPr>
+            </w:pPr>
+            <w:r>
+              <w:rPr>
+                <w:rFonts w:asciiTheme="minorEastAsia" w:hAnsiTheme="minorEastAsia" w:cs="Tahoma" w:hint="eastAsia"/>
+                <w:szCs w:val="21"/>
+              </w:rPr>
+              <w:t>0：直连服务，对应数据库参数 svcname</w:t>
+            </w:r>
+          </w:p>
+          <w:p>
+            <w:pPr>
+              <w:rPr>
+                <w:rFonts w:asciiTheme="minorEastAsia" w:hAnsiTheme="minorEastAsia" w:cs="Tahoma" w:hint="eastAsia"/>
+                <w:szCs w:val="21"/>
+              </w:rPr>
+            </w:pPr>
+            <w:r>
+              <w:rPr>
+                <w:rFonts w:asciiTheme="minorEastAsia" w:hAnsiTheme="minorEastAsia" w:cs="Tahoma" w:hint="eastAsia"/>
+                <w:szCs w:val="21"/>
+              </w:rPr>
+              <w:t>1：复制服务，对应数据库参数 replname</w:t>
+            </w:r>
+          </w:p>
+          <w:p>
+            <w:pPr>
+              <w:rPr>
+                <w:rFonts w:asciiTheme="minorEastAsia" w:hAnsiTheme="minorEastAsia" w:cs="Tahoma" w:hint="eastAsia"/>
+                <w:szCs w:val="21"/>
+              </w:rPr>
+            </w:pPr>
+            <w:r>
+              <w:rPr>
+                <w:rFonts w:asciiTheme="minorEastAsia" w:hAnsiTheme="minorEastAsia" w:cs="Tahoma" w:hint="eastAsia"/>
+                <w:szCs w:val="21"/>
+              </w:rPr>
+              <w:t>2：分区服务，对应数据库参数 shardname</w:t>
+            </w:r>
+          </w:p>
+          <w:p>
+            <w:pPr>
+              <w:rPr>
+                <w:rFonts w:asciiTheme="minorEastAsia" w:hAnsiTheme="minorEastAsia" w:cs="Tahoma" w:hint="eastAsia"/>
+                <w:szCs w:val="21"/>
+              </w:rPr>
+            </w:pPr>
+            <w:r>
+              <w:rPr>
+                <w:rFonts w:asciiTheme="minorEastAsia" w:hAnsiTheme="minorEastAsia" w:cs="Tahoma" w:hint="eastAsia"/>
+                <w:szCs w:val="21"/>
+              </w:rPr>
+              <w:t>3：编目服务，对应数据库参数 catalogname</w:t>
+            </w:r>
+          </w:p>
+        </w:tc>
+      </w:tr>
+      <w:tr>
+        <w:tc>
+          <w:tcPr>
+            <w:tcW w:w="2844" w:type="dxa"/>
+          </w:tcPr>
+          <w:p>
+            <w:r>
+              <w:t>GroupServiceName</w:t>
+            </w:r>
+          </w:p>
+        </w:tc>
+        <w:tc>
+          <w:tcPr>
+            <w:tcW w:w="950" w:type="dxa"/>
+          </w:tcPr>
+          <w:p>
+            <w:pPr>
+              <w:rPr>
+                <w:rFonts w:asciiTheme="minorEastAsia" w:hAnsiTheme="minorEastAsia" w:cs="Tahoma" w:hint="eastAsia"/>
+                <w:szCs w:val="21"/>
+              </w:rPr>
+            </w:pPr>
+            <w:r>
+              <w:rPr>
+                <w:rFonts w:asciiTheme="minorEastAsia" w:hAnsiTheme="minorEastAsia" w:cs="Tahoma" w:hint="eastAsia"/>
+                <w:szCs w:val="21"/>
+              </w:rPr>
+              <w:t>字符串</w:t>
+            </w:r>
+          </w:p>
+        </w:tc>
+        <w:tc>
+          <w:tcPr>
+            <w:tcW w:w="4728" w:type="dxa"/>
+          </w:tcPr>
+          <w:p>
+            <w:pPr>
+              <w:rPr>
+                <w:rFonts w:asciiTheme="minorEastAsia" w:hAnsiTheme="minorEastAsia" w:cs="Tahoma" w:hint="eastAsia"/>
+                <w:szCs w:val="21"/>
+              </w:rPr>
+            </w:pPr>
+            <w:r>
+              <w:rPr>
+                <w:rFonts w:asciiTheme="minorEastAsia" w:hAnsiTheme="minorEastAsia" w:cs="Tahoma" w:hint="eastAsia"/>
+                <w:szCs w:val="21"/>
+              </w:rPr>
+              <w:t>分区组中节点的服务名，服务名可以为端口号，或services文件中的服务名</w:t>
+            </w:r>
+          </w:p>
+        </w:tc>
+      </w:tr>
+      <w:tr>
+        <w:tc>
+          <w:tcPr>
+            <w:tcW w:w="2844" w:type="dxa"/>
+          </w:tcPr>
+          <w:p>
+            <w:r>
+              <w:t>GroupNodeID</w:t>
+            </w:r>
+          </w:p>
+        </w:tc>
+        <w:tc>
+          <w:tcPr>
+            <w:tcW w:w="950" w:type="dxa"/>
+          </w:tcPr>
+          <w:p>
+            <w:pPr>
+              <w:rPr>
+                <w:rFonts w:asciiTheme="minorEastAsia" w:hAnsiTheme="minorEastAsia" w:cs="Tahoma" w:hint="eastAsia"/>
+                <w:szCs w:val="21"/>
+              </w:rPr>
+            </w:pPr>
+            <w:r>
+              <w:rPr>
+                <w:rFonts w:asciiTheme="minorEastAsia" w:hAnsiTheme="minorEastAsia" w:cs="Tahoma" w:hint="eastAsia"/>
+                <w:szCs w:val="21"/>
+              </w:rPr>
+              <w:t>整型</w:t>
+            </w:r>
+          </w:p>
+        </w:tc>
+        <w:tc>
+          <w:tcPr>
+            <w:tcW w:w="4728" w:type="dxa"/>
+          </w:tcPr>
+          <w:p>
+            <w:pPr>
+              <w:rPr>
+                <w:rFonts w:asciiTheme="minorEastAsia" w:hAnsiTheme="minorEastAsia" w:cs="Tahoma" w:hint="eastAsia"/>
+                <w:szCs w:val="21"/>
+              </w:rPr>
+            </w:pPr>
+            <w:r>
+              <w:rPr>
+                <w:rFonts w:asciiTheme="minorEastAsia" w:hAnsiTheme="minorEastAsia" w:cs="Tahoma" w:hint="eastAsia"/>
+                <w:szCs w:val="21"/>
+              </w:rPr>
+              <w:t>分区组中节点的ID</w:t>
+            </w:r>
+          </w:p>
+        </w:tc>
+      </w:tr>
+      <w:tr>
+        <w:tc>
+          <w:tcPr>
+            <w:tcW w:w="2844" w:type="dxa"/>
+          </w:tcPr>
+          <w:p>
+            <w:r>
+              <w:t>GroupID</w:t>
+            </w:r>
+          </w:p>
+        </w:tc>
+        <w:tc>
+          <w:tcPr>
+            <w:tcW w:w="950" w:type="dxa"/>
+          </w:tcPr>
+          <w:p>
+            <w:pPr>
+              <w:rPr>
+                <w:rFonts w:asciiTheme="minorEastAsia" w:hAnsiTheme="minorEastAsia" w:cs="Tahoma" w:hint="eastAsia"/>
+                <w:szCs w:val="21"/>
+              </w:rPr>
+            </w:pPr>
+            <w:r>
+              <w:rPr>
+                <w:rFonts w:asciiTheme="minorEastAsia" w:hAnsiTheme="minorEastAsia" w:cs="Tahoma" w:hint="eastAsia"/>
+                <w:szCs w:val="21"/>
+              </w:rPr>
+              <w:t>整型</w:t>
+            </w:r>
+          </w:p>
+        </w:tc>
+        <w:tc>
+          <w:tcPr>
+            <w:tcW w:w="4728" w:type="dxa"/>
+          </w:tcPr>
+          <w:p>
+            <w:pPr>
+              <w:rPr>
+                <w:rFonts w:asciiTheme="minorEastAsia" w:hAnsiTheme="minorEastAsia" w:cs="Tahoma" w:hint="eastAsia"/>
+                <w:szCs w:val="21"/>
+              </w:rPr>
+            </w:pPr>
+            <w:r>
+              <w:rPr>
+                <w:rFonts w:asciiTheme="minorEastAsia" w:hAnsiTheme="minorEastAsia" w:cs="Tahoma" w:hint="eastAsia"/>
+                <w:szCs w:val="21"/>
+              </w:rPr>
+              <w:t>分区组ID</w:t>
+            </w:r>
+          </w:p>
+        </w:tc>
+      </w:tr>
+      <w:tr>
+        <w:tc>
+          <w:tcPr>
+            <w:tcW w:w="2844" w:type="dxa"/>
+          </w:tcPr>
+          <w:p>
+            <w:r>
+              <w:t>GroupName</w:t>
+            </w:r>
+          </w:p>
+        </w:tc>
+        <w:tc>
+          <w:tcPr>
+            <w:tcW w:w="950" w:type="dxa"/>
+          </w:tcPr>
+          <w:p>
+            <w:pPr>
+              <w:rPr>
+                <w:rFonts w:asciiTheme="minorEastAsia" w:hAnsiTheme="minorEastAsia" w:cs="Tahoma" w:hint="eastAsia"/>
+                <w:szCs w:val="21"/>
+              </w:rPr>
+            </w:pPr>
+            <w:r>
+              <w:rPr>
+                <w:rFonts w:asciiTheme="minorEastAsia" w:hAnsiTheme="minorEastAsia" w:cs="Tahoma" w:hint="eastAsia"/>
+                <w:szCs w:val="21"/>
+              </w:rPr>
+              <w:t>字符串</w:t>
+            </w:r>
+          </w:p>
+        </w:tc>
+        <w:tc>
+          <w:tcPr>
+            <w:tcW w:w="4728" w:type="dxa"/>
+          </w:tcPr>
+          <w:p>
+            <w:pPr>
+              <w:rPr>
+                <w:rFonts w:asciiTheme="minorEastAsia" w:hAnsiTheme="minorEastAsia" w:cs="Tahoma" w:hint="eastAsia"/>
+                <w:szCs w:val="21"/>
+              </w:rPr>
+            </w:pPr>
+            <w:r>
+              <w:rPr>
+                <w:rFonts w:asciiTheme="minorEastAsia" w:hAnsiTheme="minorEastAsia" w:cs="Tahoma" w:hint="eastAsia"/>
+                <w:szCs w:val="21"/>
+              </w:rPr>
+              <w:t>分区组名称</w:t>
+            </w:r>
+          </w:p>
+        </w:tc>
+      </w:tr>
+      <w:tr>
+        <w:tc>
+          <w:tcPr>
+            <w:tcW w:w="2844" w:type="dxa"/>
+          </w:tcPr>
+          <w:p>
+            <w:r>
+              <w:t>PrimaryNode</w:t>
+            </w:r>
+          </w:p>
+        </w:tc>
+        <w:tc>
+          <w:tcPr>
+            <w:tcW w:w="950" w:type="dxa"/>
+          </w:tcPr>
+          <w:p>
+            <w:pPr>
+              <w:rPr>
+                <w:rFonts w:asciiTheme="minorEastAsia" w:hAnsiTheme="minorEastAsia" w:cs="Tahoma" w:hint="eastAsia"/>
+                <w:szCs w:val="21"/>
+              </w:rPr>
+            </w:pPr>
+            <w:r>
+              <w:rPr>
+                <w:rFonts w:asciiTheme="minorEastAsia" w:hAnsiTheme="minorEastAsia" w:cs="Tahoma" w:hint="eastAsia"/>
+                <w:szCs w:val="21"/>
+              </w:rPr>
+              <w:t>整型</w:t>
+            </w:r>
+          </w:p>
+        </w:tc>
+        <w:tc>
+          <w:tcPr>
+            <w:tcW w:w="4728" w:type="dxa"/>
+          </w:tcPr>
+          <w:p>
+            <w:pPr>
+              <w:rPr>
+                <w:rFonts w:asciiTheme="minorEastAsia" w:hAnsiTheme="minorEastAsia" w:cs="Tahoma" w:hint="eastAsia"/>
+                <w:szCs w:val="21"/>
+              </w:rPr>
+            </w:pPr>
+            <w:r>
+              <w:rPr>
+                <w:rFonts w:asciiTheme="minorEastAsia" w:hAnsiTheme="minorEastAsia" w:cs="Tahoma" w:hint="eastAsia"/>
+                <w:szCs w:val="21"/>
+              </w:rPr>
+              <w:t>主节点ID</w:t>
+            </w:r>
+          </w:p>
+        </w:tc>
+      </w:tr>
+      <w:tr>
+        <w:tc>
+          <w:tcPr>
+            <w:tcW w:w="2844" w:type="dxa"/>
+          </w:tcPr>
+          <w:p>
+            <w:r>
+              <w:t>Role</w:t>
+            </w:r>
+          </w:p>
+        </w:tc>
+        <w:tc>
+          <w:tcPr>
+            <w:tcW w:w="950" w:type="dxa"/>
+          </w:tcPr>
+          <w:p>
+            <w:pPr>
+              <w:rPr>
+                <w:rFonts w:asciiTheme="minorEastAsia" w:hAnsiTheme="minorEastAsia" w:cs="Tahoma" w:hint="eastAsia"/>
+                <w:szCs w:val="21"/>
+              </w:rPr>
+            </w:pPr>
+            <w:r>
+              <w:rPr>
+                <w:rFonts w:asciiTheme="minorEastAsia" w:hAnsiTheme="minorEastAsia" w:cs="Tahoma" w:hint="eastAsia"/>
+                <w:szCs w:val="21"/>
+              </w:rPr>
+              <w:t>整型</w:t>
+            </w:r>
+          </w:p>
+        </w:tc>
+        <w:tc>
+          <w:tcPr>
+            <w:tcW w:w="4728" w:type="dxa"/>
+          </w:tcPr>
+          <w:p>
+            <w:pPr>
+              <w:rPr>
+                <w:rFonts w:asciiTheme="minorEastAsia" w:hAnsiTheme="minorEastAsia" w:cs="Tahoma" w:hint="eastAsia"/>
+                <w:szCs w:val="21"/>
+              </w:rPr>
+            </w:pPr>
+            <w:r>
+              <w:rPr>
+                <w:rFonts w:asciiTheme="minorEastAsia" w:hAnsiTheme="minorEastAsia" w:cs="Tahoma" w:hint="eastAsia"/>
+                <w:szCs w:val="21"/>
+              </w:rPr>
+              <w:t>分区组角色，可以为：</w:t>
+            </w:r>
+          </w:p>
+          <w:p>
+            <w:pPr>
+              <w:rPr>
+                <w:rFonts w:asciiTheme="minorEastAsia" w:hAnsiTheme="minorEastAsia" w:cs="Tahoma" w:hint="eastAsia"/>
+                <w:szCs w:val="21"/>
+              </w:rPr>
+            </w:pPr>
+            <w:r>
+              <w:rPr>
+                <w:rFonts w:asciiTheme="minorEastAsia" w:hAnsiTheme="minorEastAsia" w:cs="Tahoma" w:hint="eastAsia"/>
+                <w:szCs w:val="21"/>
+              </w:rPr>
+              <w:t>0：数据节点</w:t>
+            </w:r>
+          </w:p>
+          <w:p>
+            <w:pPr>
+              <w:rPr>
+                <w:rFonts w:asciiTheme="minorEastAsia" w:hAnsiTheme="minorEastAsia" w:cs="Tahoma" w:hint="eastAsia"/>
+                <w:szCs w:val="21"/>
+              </w:rPr>
+            </w:pPr>
+            <w:r>
+              <w:rPr>
+                <w:rFonts w:asciiTheme="minorEastAsia" w:hAnsiTheme="minorEastAsia" w:cs="Tahoma" w:hint="eastAsia"/>
+                <w:szCs w:val="21"/>
+              </w:rPr>
+              <w:t>2：编目节点</w:t>
+            </w:r>
+          </w:p>
+        </w:tc>
+      </w:tr>
+      <w:tr>
+        <w:tc>
+          <w:tcPr>
+            <w:tcW w:w="2844" w:type="dxa"/>
+          </w:tcPr>
+          <w:p>
+            <w:r>
+              <w:t>Status</w:t>
+            </w:r>
+          </w:p>
+        </w:tc>
+        <w:tc>
+          <w:tcPr>
+            <w:tcW w:w="950" w:type="dxa"/>
+          </w:tcPr>
+          <w:p>
+            <w:pPr>
+              <w:rPr>
+                <w:rFonts w:asciiTheme="minorEastAsia" w:hAnsiTheme="minorEastAsia" w:cs="Tahoma" w:hint="eastAsia"/>
+                <w:szCs w:val="21"/>
+              </w:rPr>
+            </w:pPr>
+            <w:r>
+              <w:rPr>
+                <w:rFonts w:asciiTheme="minorEastAsia" w:hAnsiTheme="minorEastAsia" w:cs="Tahoma" w:hint="eastAsia"/>
+                <w:szCs w:val="21"/>
+              </w:rPr>
+              <w:t>字符串</w:t>
+            </w:r>
+          </w:p>
+        </w:tc>
+        <w:tc>
+          <w:tcPr>
+            <w:tcW w:w="4728" w:type="dxa"/>
+          </w:tcPr>
+          <w:p>
+            <w:pPr>
+              <w:rPr>
+                <w:rFonts w:asciiTheme="minorEastAsia" w:hAnsiTheme="minorEastAsia" w:cs="Tahoma" w:hint="eastAsia"/>
+                <w:szCs w:val="21"/>
+              </w:rPr>
+            </w:pPr>
+            <w:r>
+              <w:rPr>
+                <w:rFonts w:asciiTheme="minorEastAsia" w:hAnsiTheme="minorEastAsia" w:cs="Tahoma" w:hint="eastAsia"/>
+                <w:szCs w:val="21"/>
+              </w:rPr>
+              <w:t>分区组状态</w:t>
+            </w:r>
+          </w:p>
+          <w:p>
+            <w:pPr>
+              <w:rPr>
+                <w:rFonts w:asciiTheme="minorEastAsia" w:hAnsiTheme="minorEastAsia" w:cs="Tahoma" w:hint="eastAsia"/>
+                <w:szCs w:val="21"/>
+              </w:rPr>
+            </w:pPr>
+            <w:r>
+              <w:rPr>
+                <w:rFonts w:asciiTheme="minorEastAsia" w:hAnsiTheme="minorEastAsia" w:cs="Tahoma" w:hint="eastAsia"/>
+                <w:szCs w:val="21"/>
+              </w:rPr>
+              <w:t>1：已激活分区组</w:t>
+            </w:r>
+          </w:p>
+          <w:p>
+            <w:pPr>
+              <w:rPr>
+                <w:rFonts w:asciiTheme="minorEastAsia" w:hAnsiTheme="minorEastAsia" w:cs="Tahoma" w:hint="eastAsia"/>
+                <w:szCs w:val="21"/>
+              </w:rPr>
+            </w:pPr>
+            <w:r>
+              <w:rPr>
+                <w:rFonts w:asciiTheme="minorEastAsia" w:hAnsiTheme="minorEastAsia" w:cs="Tahoma" w:hint="eastAsia"/>
+                <w:szCs w:val="21"/>
+              </w:rPr>
+              <w:t>0：未激活分区组</w:t>
+            </w:r>
+          </w:p>
+          <w:p>
+            <w:pPr>
+              <w:rPr>
+                <w:rFonts w:asciiTheme="minorEastAsia" w:hAnsiTheme="minorEastAsia" w:cs="Tahoma" w:hint="eastAsia"/>
+                <w:szCs w:val="21"/>
+              </w:rPr>
+            </w:pPr>
+            <w:r>
+              <w:rPr>
+                <w:rFonts w:asciiTheme="minorEastAsia" w:hAnsiTheme="minorEastAsia" w:cs="Tahoma" w:hint="eastAsia"/>
+                <w:szCs w:val="21"/>
+              </w:rPr>
+              <w:t>不存在：未激活分区组</w:t>
+            </w:r>
+          </w:p>
+        </w:tc>
+      </w:tr>
+      <w:tr>
+        <w:tc>
+          <w:tcPr>
+            <w:tcW w:w="2844" w:type="dxa"/>
+          </w:tcPr>
+          <w:p>
+            <w:r>
+              <w:t>Version</w:t>
+            </w:r>
+          </w:p>
+        </w:tc>
+        <w:tc>
+          <w:tcPr>
+            <w:tcW w:w="950" w:type="dxa"/>
+          </w:tcPr>
+          <w:p>
+            <w:pPr>
+              <w:rPr>
+                <w:rFonts w:asciiTheme="minorEastAsia" w:hAnsiTheme="minorEastAsia" w:cs="Tahoma" w:hint="eastAsia"/>
+                <w:szCs w:val="21"/>
+              </w:rPr>
+            </w:pPr>
+            <w:r>
+              <w:rPr>
+                <w:rFonts w:asciiTheme="minorEastAsia" w:hAnsiTheme="minorEastAsia" w:cs="Tahoma" w:hint="eastAsia"/>
+                <w:szCs w:val="21"/>
+              </w:rPr>
+              <w:t>整型</w:t>
+            </w:r>
+          </w:p>
+        </w:tc>
+        <w:tc>
+          <w:tcPr>
+            <w:tcW w:w="4728" w:type="dxa"/>
+          </w:tcPr>
+          <w:p>
+            <w:pPr>
+              <w:rPr>
+                <w:rFonts w:asciiTheme="minorEastAsia" w:hAnsiTheme="minorEastAsia" w:cs="Tahoma" w:hint="eastAsia"/>
+                <w:szCs w:val="21"/>
+              </w:rPr>
+            </w:pPr>
+          </w:p>
+        </w:tc>
+      </w:tr>
+      <w:tr>
+        <w:tc>
+          <w:tcPr>
+            <w:tcW w:w="2844" w:type="dxa"/>
+          </w:tcPr>
+          <w:p>
+            <w:r>
+              <w:t>TimeStamp</w:t>
+            </w:r>
+          </w:p>
+        </w:tc>
+        <w:tc>
+          <w:tcPr>
+            <w:tcW w:w="950" w:type="dxa"/>
+            <w:vAlign w:val="center"/>
+          </w:tcPr>
+          <w:p>
+            <w:pPr>
+              <w:rPr>
+                <w:rFonts w:asciiTheme="minorEastAsia" w:hAnsiTheme="minorEastAsia" w:cs="Tahoma"/>
+                <w:szCs w:val="21"/>
+              </w:rPr>
+            </w:pPr>
+            <w:r>
+              <w:rPr>
+                <w:rFonts w:asciiTheme="minorEastAsia" w:hAnsiTheme="minorEastAsia" w:cs="Tahoma" w:hint="eastAsia"/>
+                <w:szCs w:val="21"/>
+              </w:rPr>
+              <w:t>长整型</w:t>
+            </w:r>
+          </w:p>
+        </w:tc>
+        <w:tc>
+          <w:tcPr>
+            <w:tcW w:w="4728" w:type="dxa"/>
+            <w:vAlign w:val="center"/>
+          </w:tcPr>
+          <w:p>
+            <w:pPr>
+              <w:rPr>
+                <w:rFonts w:asciiTheme="minorEastAsia" w:hAnsiTheme="minorEastAsia" w:cs="Tahoma"/>
+                <w:szCs w:val="21"/>
+              </w:rPr>
+            </w:pPr>
+            <w:r>
+              <w:rPr>
+                <w:rFonts w:asciiTheme="minorEastAsia" w:hAnsiTheme="minorEastAsia" w:cs="Tahoma" w:hint="eastAsia"/>
+                <w:szCs w:val="21"/>
+              </w:rPr>
+              <w:t>采集数据的时间点</w:t>
+            </w:r>
+          </w:p>
+        </w:tc>
+      </w:tr>
+    </w:tbl>
+    <w:p/>
+    <w:p>
+      <w:pPr>
+        <w:pStyle w:val="Heading2"/>
+      </w:pPr>
+      <w:r>
+        <w:rPr>
+          <w:rFonts w:hint="eastAsia"/>
+        </w:rPr>
+        <w:t>集合详细信息</w:t>
+      </w:r>
+    </w:p>
+    <w:p>
+      <w:r>
+        <w:rPr>
+          <w:rFonts w:hint="eastAsia"/>
+          <w:b/>
+        </w:rPr>
+        <w:t>集合名：</w:t>
+      </w:r>
+      <w:r>
+        <w:rPr>
+          <w:rFonts w:hint="eastAsia"/>
+        </w:rPr>
+        <w:t>CL_ CL_DETAIL_INFO</w:t>
+      </w:r>
+    </w:p>
+    <w:p>
+      <w:pPr>
+        <w:rPr>
+          <w:b/>
+        </w:rPr>
+      </w:pPr>
+      <w:r>
+        <w:rPr>
+          <w:rFonts w:hint="eastAsia"/>
+          <w:b/>
+        </w:rPr>
+        <w:t>字段说明：</w:t>
+      </w:r>
+    </w:p>
+    <w:tbl>
+      <w:tblPr>
+        <w:tblW w:w="0" w:type="auto"/>
+        <w:tblBorders>
+          <w:top w:val="single" w:sz="4" w:space="0" w:color="auto"/>
+          <w:left w:val="single" w:sz="4" w:space="0" w:color="auto"/>
+          <w:bottom w:val="single" w:sz="4" w:space="0" w:color="auto"/>
+          <w:right w:val="single" w:sz="4" w:space="0" w:color="auto"/>
+          <w:insideH w:val="single" w:sz="4" w:space="0" w:color="auto"/>
+          <w:insideV w:val="single" w:sz="4" w:space="0" w:color="auto"/>
+        </w:tblBorders>
+        <w:tblLook w:val="04A0"/>
+      </w:tblPr>
+      <w:tblGrid>
+        <w:gridCol w:w="2996"/>
+        <w:gridCol w:w="934"/>
+        <w:gridCol w:w="4592"/>
+      </w:tblGrid>
+      <w:tr>
+        <w:tc>
+          <w:tcPr>
+            <w:tcW w:w="2996" w:type="dxa"/>
+          </w:tcPr>
+          <w:p>
+            <w:pPr>
+              <w:rPr>
+                <w:rFonts w:asciiTheme="minorEastAsia" w:hAnsiTheme="minorEastAsia"/>
+                <w:b/>
+                <w:szCs w:val="21"/>
+              </w:rPr>
+            </w:pPr>
+            <w:r>
+              <w:rPr>
+                <w:rFonts w:asciiTheme="minorEastAsia" w:hAnsiTheme="minorEastAsia" w:hint="eastAsia"/>
+                <w:b/>
+                <w:szCs w:val="21"/>
+              </w:rPr>
+              <w:t>字段名</w:t>
+            </w:r>
+          </w:p>
+        </w:tc>
+        <w:tc>
+          <w:tcPr>
+            <w:tcW w:w="934" w:type="dxa"/>
+          </w:tcPr>
+          <w:p>
+            <w:pPr>
+              <w:rPr>
+                <w:rFonts w:asciiTheme="minorEastAsia" w:hAnsiTheme="minorEastAsia"/>
+                <w:b/>
+                <w:szCs w:val="21"/>
+              </w:rPr>
+            </w:pPr>
+            <w:r>
+              <w:rPr>
+                <w:rFonts w:asciiTheme="minorEastAsia" w:hAnsiTheme="minorEastAsia" w:hint="eastAsia"/>
+                <w:b/>
+                <w:szCs w:val="21"/>
+              </w:rPr>
+              <w:t>类型</w:t>
+            </w:r>
+          </w:p>
+        </w:tc>
+        <w:tc>
+          <w:tcPr>
+            <w:tcW w:w="4592" w:type="dxa"/>
+          </w:tcPr>
+          <w:p>
+            <w:pPr>
+              <w:rPr>
+                <w:rFonts w:asciiTheme="minorEastAsia" w:hAnsiTheme="minorEastAsia"/>
+                <w:b/>
+                <w:szCs w:val="21"/>
+              </w:rPr>
+            </w:pPr>
+            <w:r>
+              <w:rPr>
+                <w:rFonts w:asciiTheme="minorEastAsia" w:hAnsiTheme="minorEastAsia" w:hint="eastAsia"/>
+                <w:b/>
+                <w:szCs w:val="21"/>
+              </w:rPr>
+              <w:t>描述</w:t>
+            </w:r>
+          </w:p>
+        </w:tc>
+      </w:tr>
+      <w:tr>
+        <w:tc>
+          <w:tcPr>
+            <w:tcW w:w="2996" w:type="dxa"/>
+          </w:tcPr>
+          <w:p>
+            <w:r>
+              <w:t>Name</w:t>
+            </w:r>
+          </w:p>
+        </w:tc>
+        <w:tc>
+          <w:tcPr>
+            <w:tcW w:w="934" w:type="dxa"/>
+          </w:tcPr>
+          <w:p>
+            <w:pPr>
+              <w:rPr>
+                <w:rFonts w:asciiTheme="minorEastAsia" w:hAnsiTheme="minorEastAsia" w:cs="Tahoma"/>
+                <w:szCs w:val="21"/>
+              </w:rPr>
+            </w:pPr>
+            <w:r>
+              <w:rPr>
+                <w:rFonts w:asciiTheme="minorEastAsia" w:hAnsiTheme="minorEastAsia" w:cs="Tahoma" w:hint="eastAsia"/>
+                <w:szCs w:val="21"/>
+              </w:rPr>
+              <w:t>字符串</w:t>
+            </w:r>
+          </w:p>
+        </w:tc>
+        <w:tc>
+          <w:tcPr>
+            <w:tcW w:w="4592" w:type="dxa"/>
+          </w:tcPr>
+          <w:p>
+            <w:pPr>
+              <w:rPr>
+                <w:rFonts w:asciiTheme="minorEastAsia" w:hAnsiTheme="minorEastAsia" w:cs="Tahoma"/>
+                <w:szCs w:val="21"/>
+              </w:rPr>
+            </w:pPr>
+            <w:r>
+              <w:rPr>
+                <w:rFonts w:asciiTheme="minorEastAsia" w:hAnsiTheme="minorEastAsia" w:cs="Tahoma" w:hint="eastAsia"/>
+                <w:szCs w:val="21"/>
+              </w:rPr>
+              <w:t>集合</w:t>
+            </w:r>
+            <w:r>
+              <w:rPr>
+                <w:rFonts w:asciiTheme="minorEastAsia" w:hAnsiTheme="minorEastAsia" w:cs="Tahoma" w:hint="eastAsia"/>
+                <w:szCs w:val="21"/>
+              </w:rPr>
+              <w:t>完整</w:t>
+            </w:r>
+            <w:r>
+              <w:rPr>
+                <w:rFonts w:asciiTheme="minorEastAsia" w:hAnsiTheme="minorEastAsia" w:cs="Tahoma" w:hint="eastAsia"/>
+                <w:szCs w:val="21"/>
+              </w:rPr>
+              <w:t>名</w:t>
+            </w:r>
+          </w:p>
+        </w:tc>
+      </w:tr>
+      <w:tr>
+        <w:tc>
+          <w:tcPr>
+            <w:tcW w:w="2996" w:type="dxa"/>
+          </w:tcPr>
+          <w:p>
+            <w:r>
+              <w:t>CollectionSpace</w:t>
+            </w:r>
+          </w:p>
+        </w:tc>
+        <w:tc>
+          <w:tcPr>
+            <w:tcW w:w="934" w:type="dxa"/>
+          </w:tcPr>
+          <w:p>
+            <w:pPr>
+              <w:rPr>
+                <w:rFonts w:asciiTheme="minorEastAsia" w:hAnsiTheme="minorEastAsia" w:cs="Tahoma" w:hint="eastAsia"/>
+                <w:szCs w:val="21"/>
+              </w:rPr>
+            </w:pPr>
+            <w:r>
+              <w:rPr>
+                <w:rFonts w:asciiTheme="minorEastAsia" w:hAnsiTheme="minorEastAsia" w:cs="Tahoma" w:hint="eastAsia"/>
+                <w:szCs w:val="21"/>
+              </w:rPr>
+              <w:t>字符串</w:t>
+            </w:r>
+          </w:p>
+        </w:tc>
+        <w:tc>
+          <w:tcPr>
+            <w:tcW w:w="4592" w:type="dxa"/>
+          </w:tcPr>
+          <w:p>
+            <w:pPr>
+              <w:rPr>
+                <w:rFonts w:asciiTheme="minorEastAsia" w:hAnsiTheme="minorEastAsia" w:cs="Tahoma" w:hint="eastAsia"/>
+                <w:szCs w:val="21"/>
+              </w:rPr>
+            </w:pPr>
+            <w:r>
+              <w:rPr>
+                <w:rFonts w:asciiTheme="minorEastAsia" w:hAnsiTheme="minorEastAsia" w:cs="Tahoma" w:hint="eastAsia"/>
+                <w:szCs w:val="21"/>
+              </w:rPr>
+              <w:t>集合空间名</w:t>
+            </w:r>
+          </w:p>
+        </w:tc>
+      </w:tr>
+      <w:tr>
+        <w:tc>
+          <w:tcPr>
+            <w:tcW w:w="2996" w:type="dxa"/>
+          </w:tcPr>
+          <w:p>
+            <w:r>
+              <w:t>DetailsID</w:t>
+            </w:r>
+          </w:p>
+        </w:tc>
+        <w:tc>
+          <w:tcPr>
+            <w:tcW w:w="934" w:type="dxa"/>
+          </w:tcPr>
+          <w:p>
+            <w:pPr>
+              <w:rPr>
+                <w:rFonts w:asciiTheme="minorEastAsia" w:hAnsiTheme="minorEastAsia" w:cs="Tahoma" w:hint="eastAsia"/>
+                <w:szCs w:val="21"/>
+              </w:rPr>
+            </w:pPr>
+            <w:r>
+              <w:rPr>
+                <w:rFonts w:asciiTheme="minorEastAsia" w:hAnsiTheme="minorEastAsia" w:cs="Tahoma" w:hint="eastAsia"/>
+                <w:szCs w:val="21"/>
+              </w:rPr>
+              <w:t>整型</w:t>
+            </w:r>
+          </w:p>
+        </w:tc>
+        <w:tc>
+          <w:tcPr>
+            <w:tcW w:w="4592" w:type="dxa"/>
+          </w:tcPr>
+          <w:p>
+            <w:pPr>
+              <w:rPr>
+                <w:rFonts w:asciiTheme="minorEastAsia" w:hAnsiTheme="minorEastAsia" w:cs="Tahoma" w:hint="eastAsia"/>
+                <w:szCs w:val="21"/>
+              </w:rPr>
+            </w:pPr>
+            <w:r>
+              <w:rPr>
+                <w:rFonts w:asciiTheme="minorEastAsia" w:hAnsiTheme="minorEastAsia" w:cs="Tahoma" w:hint="eastAsia"/>
+                <w:szCs w:val="21"/>
+              </w:rPr>
+              <w:t>集合 ID，范围0~4095，集合空间内唯一</w:t>
+            </w:r>
+          </w:p>
+        </w:tc>
+      </w:tr>
+      <w:tr>
+        <w:tc>
+          <w:tcPr>
+            <w:tcW w:w="2996" w:type="dxa"/>
+          </w:tcPr>
+          <w:p>
+            <w:r>
+              <w:t>DetailsLogicalID</w:t>
+            </w:r>
+          </w:p>
+        </w:tc>
+        <w:tc>
+          <w:tcPr>
+            <w:tcW w:w="934" w:type="dxa"/>
+          </w:tcPr>
+          <w:p>
+            <w:pPr>
+              <w:rPr>
+                <w:rFonts w:asciiTheme="minorEastAsia" w:hAnsiTheme="minorEastAsia" w:cs="Tahoma" w:hint="eastAsia"/>
+                <w:szCs w:val="21"/>
+              </w:rPr>
+            </w:pPr>
+            <w:r>
+              <w:rPr>
+                <w:rFonts w:asciiTheme="minorEastAsia" w:hAnsiTheme="minorEastAsia" w:cs="Tahoma" w:hint="eastAsia"/>
+                <w:szCs w:val="21"/>
+              </w:rPr>
+              <w:t>整型</w:t>
+            </w:r>
+          </w:p>
+        </w:tc>
+        <w:tc>
+          <w:tcPr>
+            <w:tcW w:w="4592" w:type="dxa"/>
+          </w:tcPr>
+          <w:p>
+            <w:pPr>
+              <w:rPr>
+                <w:rFonts w:asciiTheme="minorEastAsia" w:hAnsiTheme="minorEastAsia" w:cs="Tahoma" w:hint="eastAsia"/>
+                <w:szCs w:val="21"/>
+              </w:rPr>
+            </w:pPr>
+            <w:r>
+              <w:rPr>
+                <w:rFonts w:asciiTheme="minorEastAsia" w:hAnsiTheme="minorEastAsia" w:cs="Tahoma" w:hint="eastAsia"/>
+                <w:szCs w:val="21"/>
+              </w:rPr>
+              <w:t>集合逻辑 ID</w:t>
+            </w:r>
+          </w:p>
+        </w:tc>
+      </w:tr>
+      <w:tr>
+        <w:tc>
+          <w:tcPr>
+            <w:tcW w:w="2996" w:type="dxa"/>
+          </w:tcPr>
+          <w:p>
+            <w:r>
+              <w:t>DetailsSequence</w:t>
+            </w:r>
+          </w:p>
+        </w:tc>
+        <w:tc>
+          <w:tcPr>
+            <w:tcW w:w="934" w:type="dxa"/>
+          </w:tcPr>
+          <w:p>
+            <w:pPr>
+              <w:rPr>
+                <w:rFonts w:asciiTheme="minorEastAsia" w:hAnsiTheme="minorEastAsia" w:cs="Tahoma" w:hint="eastAsia"/>
+                <w:szCs w:val="21"/>
+              </w:rPr>
+            </w:pPr>
+            <w:r>
+              <w:rPr>
+                <w:rFonts w:asciiTheme="minorEastAsia" w:hAnsiTheme="minorEastAsia" w:cs="Tahoma" w:hint="eastAsia"/>
+                <w:szCs w:val="21"/>
+              </w:rPr>
+              <w:t>整型</w:t>
+            </w:r>
+          </w:p>
+        </w:tc>
+        <w:tc>
+          <w:tcPr>
+            <w:tcW w:w="4592" w:type="dxa"/>
+          </w:tcPr>
+          <w:p>
+            <w:pPr>
+              <w:rPr>
+                <w:rFonts w:asciiTheme="minorEastAsia" w:hAnsiTheme="minorEastAsia" w:cs="Tahoma" w:hint="eastAsia"/>
+                <w:szCs w:val="21"/>
+              </w:rPr>
+            </w:pPr>
+            <w:r>
+              <w:rPr>
+                <w:rFonts w:asciiTheme="minorEastAsia" w:hAnsiTheme="minorEastAsia" w:cs="Tahoma" w:hint="eastAsia"/>
+                <w:szCs w:val="21"/>
+              </w:rPr>
+              <w:t>序列号</w:t>
+            </w:r>
+          </w:p>
+        </w:tc>
+      </w:tr>
+      <w:tr>
+        <w:tc>
+          <w:tcPr>
+            <w:tcW w:w="2996" w:type="dxa"/>
+          </w:tcPr>
+          <w:p>
+            <w:r>
+              <w:t>DetailsIndexes</w:t>
+            </w:r>
+          </w:p>
+        </w:tc>
+        <w:tc>
+          <w:tcPr>
+            <w:tcW w:w="934" w:type="dxa"/>
+          </w:tcPr>
+          <w:p>
+            <w:pPr>
+              <w:rPr>
+                <w:rFonts w:asciiTheme="minorEastAsia" w:hAnsiTheme="minorEastAsia" w:cs="Tahoma" w:hint="eastAsia"/>
+                <w:szCs w:val="21"/>
+              </w:rPr>
+            </w:pPr>
+            <w:r>
+              <w:rPr>
+                <w:rFonts w:asciiTheme="minorEastAsia" w:hAnsiTheme="minorEastAsia" w:cs="Tahoma" w:hint="eastAsia"/>
+                <w:szCs w:val="21"/>
+              </w:rPr>
+              <w:t>整型</w:t>
+            </w:r>
+          </w:p>
+        </w:tc>
+        <w:tc>
+          <w:tcPr>
+            <w:tcW w:w="4592" w:type="dxa"/>
+          </w:tcPr>
+          <w:p>
+            <w:pPr>
+              <w:rPr>
+                <w:rFonts w:asciiTheme="minorEastAsia" w:hAnsiTheme="minorEastAsia" w:cs="Tahoma" w:hint="eastAsia"/>
+                <w:szCs w:val="21"/>
+              </w:rPr>
+            </w:pPr>
+            <w:r>
+              <w:rPr>
+                <w:rFonts w:asciiTheme="minorEastAsia" w:hAnsiTheme="minorEastAsia" w:cs="Tahoma" w:hint="eastAsia"/>
+                <w:szCs w:val="21"/>
+              </w:rPr>
+              <w:t>该集合所包含的索引数量</w:t>
+            </w:r>
+          </w:p>
+        </w:tc>
+      </w:tr>
+      <w:tr>
+        <w:tc>
+          <w:tcPr>
+            <w:tcW w:w="2996" w:type="dxa"/>
+          </w:tcPr>
+          <w:p>
+            <w:r>
+              <w:t>DetailsStatus</w:t>
+            </w:r>
+          </w:p>
+        </w:tc>
+        <w:tc>
+          <w:tcPr>
+            <w:tcW w:w="934" w:type="dxa"/>
+          </w:tcPr>
+          <w:p>
+            <w:pPr>
+              <w:rPr>
+                <w:rFonts w:asciiTheme="minorEastAsia" w:hAnsiTheme="minorEastAsia" w:cs="Tahoma" w:hint="eastAsia"/>
+                <w:szCs w:val="21"/>
+              </w:rPr>
+            </w:pPr>
+            <w:r>
+              <w:rPr>
+                <w:rFonts w:asciiTheme="minorEastAsia" w:hAnsiTheme="minorEastAsia" w:cs="Tahoma" w:hint="eastAsia"/>
+                <w:szCs w:val="21"/>
+              </w:rPr>
+              <w:t>字符串</w:t>
+            </w:r>
+          </w:p>
+        </w:tc>
+        <w:tc>
+          <w:tcPr>
+            <w:tcW w:w="4592" w:type="dxa"/>
+          </w:tcPr>
+          <w:p>
+            <w:pPr>
+              <w:rPr>
+                <w:rFonts w:asciiTheme="minorEastAsia" w:hAnsiTheme="minorEastAsia" w:cs="Tahoma" w:hint="eastAsia"/>
+                <w:szCs w:val="21"/>
+              </w:rPr>
+            </w:pPr>
+            <w:r>
+              <w:rPr>
+                <w:rFonts w:asciiTheme="minorEastAsia" w:hAnsiTheme="minorEastAsia" w:cs="Tahoma" w:hint="eastAsia"/>
+                <w:szCs w:val="21"/>
+              </w:rPr>
+              <w:t>集合当前状态</w:t>
+            </w:r>
+          </w:p>
+          <w:p>
+            <w:pPr>
+              <w:rPr>
+                <w:rFonts w:asciiTheme="minorEastAsia" w:hAnsiTheme="minorEastAsia" w:cs="Tahoma" w:hint="eastAsia"/>
+                <w:szCs w:val="21"/>
+              </w:rPr>
+            </w:pPr>
+            <w:r>
+              <w:rPr>
+                <w:rFonts w:asciiTheme="minorEastAsia" w:hAnsiTheme="minorEastAsia" w:cs="Tahoma" w:hint="eastAsia"/>
+                <w:szCs w:val="21"/>
+              </w:rPr>
+              <w:t>Free：空闲</w:t>
+            </w:r>
+          </w:p>
+          <w:p>
+            <w:pPr>
+              <w:rPr>
+                <w:rFonts w:asciiTheme="minorEastAsia" w:hAnsiTheme="minorEastAsia" w:cs="Tahoma" w:hint="eastAsia"/>
+                <w:szCs w:val="21"/>
+              </w:rPr>
+            </w:pPr>
+            <w:r>
+              <w:rPr>
+                <w:rFonts w:asciiTheme="minorEastAsia" w:hAnsiTheme="minorEastAsia" w:cs="Tahoma" w:hint="eastAsia"/>
+                <w:szCs w:val="21"/>
+              </w:rPr>
+              <w:lastRenderedPageBreak/>
+              <w:t>Normal：正常</w:t>
+            </w:r>
+          </w:p>
+          <w:p>
+            <w:pPr>
+              <w:rPr>
+                <w:rFonts w:asciiTheme="minorEastAsia" w:hAnsiTheme="minorEastAsia" w:cs="Tahoma" w:hint="eastAsia"/>
+                <w:szCs w:val="21"/>
+              </w:rPr>
+            </w:pPr>
+            <w:r>
+              <w:rPr>
+                <w:rFonts w:asciiTheme="minorEastAsia" w:hAnsiTheme="minorEastAsia" w:cs="Tahoma" w:hint="eastAsia"/>
+                <w:szCs w:val="21"/>
+              </w:rPr>
+              <w:t>Dropped：被删除</w:t>
+            </w:r>
+          </w:p>
+          <w:p>
+            <w:pPr>
+              <w:rPr>
+                <w:rFonts w:asciiTheme="minorEastAsia" w:hAnsiTheme="minorEastAsia" w:cs="Tahoma" w:hint="eastAsia"/>
+                <w:szCs w:val="21"/>
+              </w:rPr>
+            </w:pPr>
+            <w:r>
+              <w:rPr>
+                <w:rFonts w:asciiTheme="minorEastAsia" w:hAnsiTheme="minorEastAsia" w:cs="Tahoma" w:hint="eastAsia"/>
+                <w:szCs w:val="21"/>
+              </w:rPr>
+              <w:t>Offline Reorg Shadow Copy Phase：离线重组复制阶段</w:t>
+            </w:r>
+          </w:p>
+          <w:p>
+            <w:pPr>
+              <w:rPr>
+                <w:rFonts w:asciiTheme="minorEastAsia" w:hAnsiTheme="minorEastAsia" w:cs="Tahoma" w:hint="eastAsia"/>
+                <w:szCs w:val="21"/>
+              </w:rPr>
+            </w:pPr>
+            <w:r>
+              <w:rPr>
+                <w:rFonts w:asciiTheme="minorEastAsia" w:hAnsiTheme="minorEastAsia" w:cs="Tahoma" w:hint="eastAsia"/>
+                <w:szCs w:val="21"/>
+              </w:rPr>
+              <w:t>Offline Reorg Truncate Phase：离线重组清除阶段</w:t>
+            </w:r>
+          </w:p>
+          <w:p>
+            <w:pPr>
+              <w:rPr>
+                <w:rFonts w:asciiTheme="minorEastAsia" w:hAnsiTheme="minorEastAsia" w:cs="Tahoma" w:hint="eastAsia"/>
+                <w:szCs w:val="21"/>
+              </w:rPr>
+            </w:pPr>
+            <w:r>
+              <w:rPr>
+                <w:rFonts w:asciiTheme="minorEastAsia" w:hAnsiTheme="minorEastAsia" w:cs="Tahoma" w:hint="eastAsia"/>
+                <w:szCs w:val="21"/>
+              </w:rPr>
+              <w:t>Offline Reorg Copy Back Phase：离线重组重入阶段</w:t>
+            </w:r>
+          </w:p>
+          <w:p>
+            <w:pPr>
+              <w:rPr>
+                <w:rFonts w:asciiTheme="minorEastAsia" w:hAnsiTheme="minorEastAsia" w:cs="Tahoma" w:hint="eastAsia"/>
+                <w:szCs w:val="21"/>
+              </w:rPr>
+            </w:pPr>
+            <w:r>
+              <w:rPr>
+                <w:rFonts w:asciiTheme="minorEastAsia" w:hAnsiTheme="minorEastAsia" w:cs="Tahoma" w:hint="eastAsia"/>
+                <w:szCs w:val="21"/>
+              </w:rPr>
+              <w:t>Offline Reorg Rebuild Phase：离线重组重建索引阶段</w:t>
+            </w:r>
+          </w:p>
+        </w:tc>
+      </w:tr>
+      <w:tr>
+        <w:tc>
+          <w:tcPr>
+            <w:tcW w:w="2996" w:type="dxa"/>
+          </w:tcPr>
+          <w:p>
+            <w:r>
+              <w:lastRenderedPageBreak/>
+              <w:t>DetailsTotalRecords</w:t>
+            </w:r>
+          </w:p>
+        </w:tc>
+        <w:tc>
+          <w:tcPr>
+            <w:tcW w:w="934" w:type="dxa"/>
+          </w:tcPr>
+          <w:p>
+            <w:pPr>
+              <w:rPr>
+                <w:rFonts w:asciiTheme="minorEastAsia" w:hAnsiTheme="minorEastAsia" w:cs="Tahoma" w:hint="eastAsia"/>
+                <w:szCs w:val="21"/>
+              </w:rPr>
+            </w:pPr>
+            <w:r>
+              <w:rPr>
+                <w:rFonts w:asciiTheme="minorEastAsia" w:hAnsiTheme="minorEastAsia" w:cs="Tahoma" w:hint="eastAsia"/>
+                <w:szCs w:val="21"/>
+              </w:rPr>
+              <w:t>长整型</w:t>
+            </w:r>
+          </w:p>
+        </w:tc>
+        <w:tc>
+          <w:tcPr>
+            <w:tcW w:w="4592" w:type="dxa"/>
+          </w:tcPr>
+          <w:p>
+            <w:pPr>
+              <w:rPr>
+                <w:rFonts w:asciiTheme="minorEastAsia" w:hAnsiTheme="minorEastAsia" w:cs="Tahoma" w:hint="eastAsia"/>
+                <w:szCs w:val="21"/>
+              </w:rPr>
+            </w:pPr>
+            <w:r>
+              <w:rPr>
+                <w:rFonts w:asciiTheme="minorEastAsia" w:hAnsiTheme="minorEastAsia" w:cs="Tahoma" w:hint="eastAsia"/>
+                <w:szCs w:val="21"/>
+              </w:rPr>
+              <w:t>集合的记录总数</w:t>
+            </w:r>
+          </w:p>
+        </w:tc>
+      </w:tr>
+      <w:tr>
+        <w:tc>
+          <w:tcPr>
+            <w:tcW w:w="2996" w:type="dxa"/>
+          </w:tcPr>
+          <w:p>
+            <w:r>
+              <w:t>DetailsTotalDataPages</w:t>
+            </w:r>
+          </w:p>
+        </w:tc>
+        <w:tc>
+          <w:tcPr>
+            <w:tcW w:w="934" w:type="dxa"/>
+          </w:tcPr>
+          <w:p>
+            <w:pPr>
+              <w:rPr>
+                <w:rFonts w:asciiTheme="minorEastAsia" w:hAnsiTheme="minorEastAsia" w:cs="Tahoma" w:hint="eastAsia"/>
+                <w:szCs w:val="21"/>
+              </w:rPr>
+            </w:pPr>
+            <w:r>
+              <w:rPr>
+                <w:rFonts w:asciiTheme="minorEastAsia" w:hAnsiTheme="minorEastAsia" w:cs="Tahoma" w:hint="eastAsia"/>
+                <w:szCs w:val="21"/>
+              </w:rPr>
+              <w:t>整型</w:t>
+            </w:r>
+          </w:p>
+        </w:tc>
+        <w:tc>
+          <w:tcPr>
+            <w:tcW w:w="4592" w:type="dxa"/>
+          </w:tcPr>
+          <w:p>
+            <w:pPr>
+              <w:rPr>
+                <w:rFonts w:asciiTheme="minorEastAsia" w:hAnsiTheme="minorEastAsia" w:cs="Tahoma" w:hint="eastAsia"/>
+                <w:szCs w:val="21"/>
+              </w:rPr>
+            </w:pPr>
+            <w:r>
+              <w:rPr>
+                <w:rFonts w:asciiTheme="minorEastAsia" w:hAnsiTheme="minorEastAsia" w:cs="Tahoma" w:hint="eastAsia"/>
+                <w:szCs w:val="21"/>
+              </w:rPr>
+              <w:t>集合的数据页总数</w:t>
+            </w:r>
+          </w:p>
+        </w:tc>
+      </w:tr>
+      <w:tr>
+        <w:tc>
+          <w:tcPr>
+            <w:tcW w:w="2996" w:type="dxa"/>
+          </w:tcPr>
+          <w:p>
+            <w:r>
+              <w:t>DetailsTotalIndexPages</w:t>
+            </w:r>
+          </w:p>
+        </w:tc>
+        <w:tc>
+          <w:tcPr>
+            <w:tcW w:w="934" w:type="dxa"/>
+          </w:tcPr>
+          <w:p>
+            <w:pPr>
+              <w:rPr>
+                <w:rFonts w:asciiTheme="minorEastAsia" w:hAnsiTheme="minorEastAsia" w:cs="Tahoma" w:hint="eastAsia"/>
+                <w:szCs w:val="21"/>
+              </w:rPr>
+            </w:pPr>
+            <w:r>
+              <w:rPr>
+                <w:rFonts w:asciiTheme="minorEastAsia" w:hAnsiTheme="minorEastAsia" w:cs="Tahoma" w:hint="eastAsia"/>
+                <w:szCs w:val="21"/>
+              </w:rPr>
+              <w:t>整型</w:t>
+            </w:r>
+          </w:p>
+        </w:tc>
+        <w:tc>
+          <w:tcPr>
+            <w:tcW w:w="4592" w:type="dxa"/>
+          </w:tcPr>
+          <w:p>
+            <w:pPr>
+              <w:rPr>
+                <w:rFonts w:asciiTheme="minorEastAsia" w:hAnsiTheme="minorEastAsia" w:cs="Tahoma" w:hint="eastAsia"/>
+                <w:szCs w:val="21"/>
+              </w:rPr>
+            </w:pPr>
+            <w:r>
+              <w:rPr>
+                <w:rFonts w:asciiTheme="minorEastAsia" w:hAnsiTheme="minorEastAsia" w:cs="Tahoma" w:hint="eastAsia"/>
+                <w:szCs w:val="21"/>
+              </w:rPr>
+              <w:t>集合的索引页总数</w:t>
+            </w:r>
+          </w:p>
+        </w:tc>
+      </w:tr>
+      <w:tr>
+        <w:tc>
+          <w:tcPr>
+            <w:tcW w:w="2996" w:type="dxa"/>
+          </w:tcPr>
+          <w:p>
+            <w:r>
+              <w:t>DetailsTotalLobPages</w:t>
+            </w:r>
+          </w:p>
+        </w:tc>
+        <w:tc>
+          <w:tcPr>
+            <w:tcW w:w="934" w:type="dxa"/>
+          </w:tcPr>
+          <w:p>
+            <w:pPr>
+              <w:rPr>
+                <w:rFonts w:asciiTheme="minorEastAsia" w:hAnsiTheme="minorEastAsia" w:cs="Tahoma" w:hint="eastAsia"/>
+                <w:szCs w:val="21"/>
+              </w:rPr>
+            </w:pPr>
+            <w:r>
+              <w:rPr>
+                <w:rFonts w:asciiTheme="minorEastAsia" w:hAnsiTheme="minorEastAsia" w:cs="Tahoma" w:hint="eastAsia"/>
+                <w:szCs w:val="21"/>
+              </w:rPr>
+              <w:t>整型</w:t>
+            </w:r>
+          </w:p>
+        </w:tc>
+        <w:tc>
+          <w:tcPr>
+            <w:tcW w:w="4592" w:type="dxa"/>
+          </w:tcPr>
+          <w:p>
+            <w:pPr>
+              <w:rPr>
+                <w:rFonts w:asciiTheme="minorEastAsia" w:hAnsiTheme="minorEastAsia" w:cs="Tahoma" w:hint="eastAsia"/>
+                <w:szCs w:val="21"/>
+              </w:rPr>
+            </w:pPr>
+            <w:r>
+              <w:rPr>
+                <w:rFonts w:asciiTheme="minorEastAsia" w:hAnsiTheme="minorEastAsia" w:cs="Tahoma" w:hint="eastAsia"/>
+                <w:szCs w:val="21"/>
+              </w:rPr>
+              <w:t>集合的大对象页总数</w:t>
+            </w:r>
+          </w:p>
+        </w:tc>
+      </w:tr>
+      <w:tr>
+        <w:tc>
+          <w:tcPr>
+            <w:tcW w:w="2996" w:type="dxa"/>
+          </w:tcPr>
+          <w:p>
+            <w:r>
+              <w:t>DetailsTotalDataFreeSpace</w:t>
+            </w:r>
+          </w:p>
+        </w:tc>
+        <w:tc>
+          <w:tcPr>
+            <w:tcW w:w="934" w:type="dxa"/>
+          </w:tcPr>
+          <w:p>
+            <w:pPr>
+              <w:rPr>
+                <w:rFonts w:asciiTheme="minorEastAsia" w:hAnsiTheme="minorEastAsia" w:cs="Tahoma" w:hint="eastAsia"/>
+                <w:szCs w:val="21"/>
+              </w:rPr>
+            </w:pPr>
+            <w:r>
+              <w:rPr>
+                <w:rFonts w:asciiTheme="minorEastAsia" w:hAnsiTheme="minorEastAsia" w:cs="Tahoma" w:hint="eastAsia"/>
+                <w:szCs w:val="21"/>
+              </w:rPr>
+              <w:t>长整型</w:t>
+            </w:r>
+          </w:p>
+        </w:tc>
+        <w:tc>
+          <w:tcPr>
+            <w:tcW w:w="4592" w:type="dxa"/>
+          </w:tcPr>
+          <w:p>
+            <w:pPr>
+              <w:rPr>
+                <w:rFonts w:asciiTheme="minorEastAsia" w:hAnsiTheme="minorEastAsia" w:cs="Tahoma" w:hint="eastAsia"/>
+                <w:szCs w:val="21"/>
+              </w:rPr>
+            </w:pPr>
+            <w:r>
+              <w:rPr>
+                <w:rFonts w:asciiTheme="minorEastAsia" w:hAnsiTheme="minorEastAsia" w:cs="Tahoma" w:hint="eastAsia"/>
+                <w:szCs w:val="21"/>
+              </w:rPr>
+              <w:t>集合的数据空闲空间</w:t>
+            </w:r>
+          </w:p>
+        </w:tc>
+      </w:tr>
+      <w:tr>
+        <w:tc>
+          <w:tcPr>
+            <w:tcW w:w="2996" w:type="dxa"/>
+          </w:tcPr>
+          <w:p>
+            <w:r>
+              <w:t>DetailsTotalIndexFreeSpace</w:t>
+            </w:r>
+          </w:p>
+        </w:tc>
+        <w:tc>
+          <w:tcPr>
+            <w:tcW w:w="934" w:type="dxa"/>
+          </w:tcPr>
+          <w:p>
+            <w:pPr>
+              <w:rPr>
+                <w:rFonts w:asciiTheme="minorEastAsia" w:hAnsiTheme="minorEastAsia" w:cs="Tahoma" w:hint="eastAsia"/>
+                <w:szCs w:val="21"/>
+              </w:rPr>
+            </w:pPr>
+            <w:r>
+              <w:rPr>
+                <w:rFonts w:asciiTheme="minorEastAsia" w:hAnsiTheme="minorEastAsia" w:cs="Tahoma" w:hint="eastAsia"/>
+                <w:szCs w:val="21"/>
+              </w:rPr>
+              <w:t>长整型</w:t>
+            </w:r>
+          </w:p>
+        </w:tc>
+        <w:tc>
+          <w:tcPr>
+            <w:tcW w:w="4592" w:type="dxa"/>
+          </w:tcPr>
+          <w:p>
+            <w:pPr>
+              <w:rPr>
+                <w:rFonts w:asciiTheme="minorEastAsia" w:hAnsiTheme="minorEastAsia" w:cs="Tahoma" w:hint="eastAsia"/>
+                <w:szCs w:val="21"/>
+              </w:rPr>
+            </w:pPr>
+            <w:r>
+              <w:rPr>
+                <w:rFonts w:asciiTheme="minorEastAsia" w:hAnsiTheme="minorEastAsia" w:cs="Tahoma" w:hint="eastAsia"/>
+                <w:szCs w:val="21"/>
+              </w:rPr>
+              <w:t>集合的索引空闲空间</w:t>
+            </w:r>
+          </w:p>
+        </w:tc>
+      </w:tr>
+      <w:tr>
+        <w:tc>
+          <w:tcPr>
+            <w:tcW w:w="2996" w:type="dxa"/>
+            <w:tcBorders>
+              <w:top w:val="single" w:sz="4" w:space="0" w:color="auto"/>
+              <w:left w:val="single" w:sz="4" w:space="0" w:color="auto"/>
+              <w:bottom w:val="single" w:sz="4" w:space="0" w:color="auto"/>
+              <w:right w:val="single" w:sz="4" w:space="0" w:color="auto"/>
+            </w:tcBorders>
+          </w:tcPr>
+          <w:p>
+            <w:r>
+              <w:t>TimeStamp</w:t>
+            </w:r>
+          </w:p>
+        </w:tc>
+        <w:tc>
+          <w:tcPr>
+            <w:tcW w:w="934" w:type="dxa"/>
+            <w:tcBorders>
+              <w:top w:val="single" w:sz="4" w:space="0" w:color="auto"/>
+              <w:left w:val="single" w:sz="4" w:space="0" w:color="auto"/>
+              <w:bottom w:val="single" w:sz="4" w:space="0" w:color="auto"/>
+              <w:right w:val="single" w:sz="4" w:space="0" w:color="auto"/>
+            </w:tcBorders>
+            <w:vAlign w:val="center"/>
+          </w:tcPr>
+          <w:p>
+            <w:pPr>
+              <w:rPr>
+                <w:rFonts w:asciiTheme="minorEastAsia" w:hAnsiTheme="minorEastAsia" w:cs="Tahoma"/>
+                <w:szCs w:val="21"/>
+              </w:rPr>
+            </w:pPr>
+            <w:r>
+              <w:rPr>
+                <w:rFonts w:asciiTheme="minorEastAsia" w:hAnsiTheme="minorEastAsia" w:cs="Tahoma" w:hint="eastAsia"/>
+                <w:szCs w:val="21"/>
+              </w:rPr>
+              <w:t>长整型</w:t>
+            </w:r>
+          </w:p>
+        </w:tc>
+        <w:tc>
+          <w:tcPr>
+            <w:tcW w:w="4592" w:type="dxa"/>
+            <w:tcBorders>
+              <w:top w:val="single" w:sz="4" w:space="0" w:color="auto"/>
+              <w:left w:val="single" w:sz="4" w:space="0" w:color="auto"/>
+              <w:bottom w:val="single" w:sz="4" w:space="0" w:color="auto"/>
+              <w:right w:val="single" w:sz="4" w:space="0" w:color="auto"/>
+            </w:tcBorders>
+            <w:vAlign w:val="center"/>
+          </w:tcPr>
+          <w:p>
+            <w:pPr>
+              <w:rPr>
+                <w:rFonts w:asciiTheme="minorEastAsia" w:hAnsiTheme="minorEastAsia" w:cs="Tahoma"/>
+                <w:szCs w:val="21"/>
+              </w:rPr>
+            </w:pPr>
+            <w:r>
+              <w:rPr>
+                <w:rFonts w:asciiTheme="minorEastAsia" w:hAnsiTheme="minorEastAsia" w:cs="Tahoma" w:hint="eastAsia"/>
+                <w:szCs w:val="21"/>
+              </w:rPr>
+              <w:t>采集数据的时间点</w:t>
+            </w:r>
+          </w:p>
+        </w:tc>
+      </w:tr>
+    </w:tbl>
     <w:p/>
     <w:p>
       <w:pPr>
@@ -21387,16 +23810,38 @@
           <w:p>
             <w:pPr>
               <w:rPr>
-                <w:rFonts w:asciiTheme="minorEastAsia" w:hAnsiTheme="minorEastAsia" w:cs="Tahoma"/>
-                <w:szCs w:val="21"/>
-              </w:rPr>
-            </w:pPr>
-            <w:r>
-              <w:rPr>
-                <w:rFonts w:asciiTheme="minorEastAsia" w:hAnsiTheme="minorEastAsia" w:cs="Tahoma" w:hint="eastAsia"/>
-                <w:szCs w:val="21"/>
-              </w:rPr>
-              <w:t>执行的操作：</w:t>
+                <w:rFonts w:asciiTheme="minorEastAsia" w:hAnsiTheme="minorEastAsia" w:cs="Tahoma" w:hint="eastAsia"/>
+                <w:szCs w:val="21"/>
+              </w:rPr>
+            </w:pPr>
+            <w:r>
+              <w:rPr>
+                <w:rFonts w:asciiTheme="minorEastAsia" w:hAnsiTheme="minorEastAsia" w:cs="Tahoma" w:hint="eastAsia"/>
+                <w:szCs w:val="21"/>
+              </w:rPr>
+              <w:t>根据OperationType的不同取值具有不同含义，</w:t>
+            </w:r>
+          </w:p>
+          <w:p>
+            <w:pPr>
+              <w:rPr>
+                <w:rFonts w:asciiTheme="minorEastAsia" w:hAnsiTheme="minorEastAsia" w:cs="Tahoma"/>
+                <w:szCs w:val="21"/>
+              </w:rPr>
+            </w:pPr>
+            <w:r>
+              <w:rPr>
+                <w:rFonts w:asciiTheme="minorEastAsia" w:hAnsiTheme="minorEastAsia" w:cs="Tahoma" w:hint="eastAsia"/>
+                <w:szCs w:val="21"/>
+              </w:rPr>
+              <w:t>当OperationType为0（snapshot）时，取值含义如下</w:t>
+            </w:r>
+            <w:r>
+              <w:rPr>
+                <w:rFonts w:asciiTheme="minorEastAsia" w:hAnsiTheme="minorEastAsia" w:cs="Tahoma" w:hint="eastAsia"/>
+                <w:szCs w:val="21"/>
+              </w:rPr>
+              <w:t>：</w:t>
             </w:r>
           </w:p>
           <w:p>
@@ -21581,18 +24026,174 @@
           <w:p>
             <w:pPr>
               <w:rPr>
+                <w:rFonts w:asciiTheme="minorEastAsia" w:hAnsiTheme="minorEastAsia" w:cs="Tahoma" w:hint="eastAsia"/>
+                <w:szCs w:val="21"/>
+              </w:rPr>
+            </w:pPr>
+            <w:r>
+              <w:rPr>
+                <w:rFonts w:asciiTheme="minorEastAsia" w:hAnsiTheme="minorEastAsia" w:cs="Tahoma" w:hint="eastAsia"/>
+                <w:szCs w:val="21"/>
+              </w:rPr>
+              <w:t>11：snapshot task</w:t>
+            </w:r>
+          </w:p>
+          <w:p>
+            <w:pPr>
+              <w:rPr>
+                <w:rFonts w:asciiTheme="minorEastAsia" w:hAnsiTheme="minorEastAsia" w:cs="Tahoma" w:hint="eastAsia"/>
+                <w:szCs w:val="21"/>
+              </w:rPr>
+            </w:pPr>
+          </w:p>
+          <w:p>
+            <w:pPr>
+              <w:rPr>
+                <w:rFonts w:asciiTheme="minorEastAsia" w:hAnsiTheme="minorEastAsia" w:cs="Tahoma" w:hint="eastAsia"/>
+                <w:szCs w:val="21"/>
+              </w:rPr>
+            </w:pPr>
+            <w:r>
+              <w:rPr>
+                <w:rFonts w:asciiTheme="minorEastAsia" w:hAnsiTheme="minorEastAsia" w:cs="Tahoma" w:hint="eastAsia"/>
+                <w:szCs w:val="21"/>
+              </w:rPr>
+              <w:t>当OperationType为1（list）时，取值含义如下：</w:t>
+            </w:r>
+          </w:p>
+          <w:p>
+            <w:pPr>
+              <w:rPr>
+                <w:rFonts w:asciiTheme="minorEastAsia" w:hAnsiTheme="minorEastAsia" w:cs="Tahoma"/>
+                <w:szCs w:val="21"/>
+              </w:rPr>
+            </w:pPr>
+            <w:r>
+              <w:rPr>
+                <w:rFonts w:asciiTheme="minorEastAsia" w:hAnsiTheme="minorEastAsia" w:cs="Tahoma" w:hint="eastAsia"/>
+                <w:szCs w:val="21"/>
+              </w:rPr>
+              <w:t>0：list contexts</w:t>
+            </w:r>
+          </w:p>
+          <w:p>
+            <w:pPr>
+              <w:rPr>
+                <w:rFonts w:asciiTheme="minorEastAsia" w:hAnsiTheme="minorEastAsia" w:cs="Tahoma"/>
+                <w:szCs w:val="21"/>
+              </w:rPr>
+            </w:pPr>
+            <w:r>
+              <w:rPr>
+                <w:rFonts w:asciiTheme="minorEastAsia" w:hAnsiTheme="minorEastAsia" w:cs="Tahoma" w:hint="eastAsia"/>
+                <w:szCs w:val="21"/>
+              </w:rPr>
+              <w:t>1：list contexts current</w:t>
+            </w:r>
+          </w:p>
+          <w:p>
+            <w:pPr>
+              <w:rPr>
+                <w:rFonts w:asciiTheme="minorEastAsia" w:hAnsiTheme="minorEastAsia" w:cs="Tahoma"/>
+                <w:szCs w:val="21"/>
+              </w:rPr>
+            </w:pPr>
+            <w:r>
+              <w:rPr>
+                <w:rFonts w:asciiTheme="minorEastAsia" w:hAnsiTheme="minorEastAsia" w:cs="Tahoma" w:hint="eastAsia"/>
+                <w:szCs w:val="21"/>
+              </w:rPr>
+              <w:t>2：list session</w:t>
+            </w:r>
+          </w:p>
+          <w:p>
+            <w:pPr>
+              <w:rPr>
+                <w:rFonts w:asciiTheme="minorEastAsia" w:hAnsiTheme="minorEastAsia" w:cs="Tahoma"/>
+                <w:szCs w:val="21"/>
+              </w:rPr>
+            </w:pPr>
+            <w:r>
+              <w:rPr>
+                <w:rFonts w:asciiTheme="minorEastAsia" w:hAnsiTheme="minorEastAsia" w:cs="Tahoma" w:hint="eastAsia"/>
+                <w:szCs w:val="21"/>
+              </w:rPr>
+              <w:lastRenderedPageBreak/>
+              <w:t>3：list session current</w:t>
+            </w:r>
+          </w:p>
+          <w:p>
+            <w:pPr>
+              <w:rPr>
+                <w:rFonts w:asciiTheme="minorEastAsia" w:hAnsiTheme="minorEastAsia" w:cs="Tahoma"/>
+                <w:szCs w:val="21"/>
+              </w:rPr>
+            </w:pPr>
+            <w:r>
+              <w:rPr>
+                <w:rFonts w:asciiTheme="minorEastAsia" w:hAnsiTheme="minorEastAsia" w:cs="Tahoma" w:hint="eastAsia"/>
+                <w:szCs w:val="21"/>
+              </w:rPr>
+              <w:t>4</w:t>
+            </w:r>
+            <w:r>
+              <w:rPr>
+                <w:rFonts w:asciiTheme="minorEastAsia" w:hAnsiTheme="minorEastAsia" w:cs="Tahoma" w:hint="eastAsia"/>
+                <w:szCs w:val="21"/>
+              </w:rPr>
+              <w:t>：list collections</w:t>
+            </w:r>
+          </w:p>
+          <w:p>
+            <w:pPr>
+              <w:rPr>
+                <w:rFonts w:asciiTheme="minorEastAsia" w:hAnsiTheme="minorEastAsia" w:cs="Tahoma"/>
+                <w:szCs w:val="21"/>
+              </w:rPr>
+            </w:pPr>
+            <w:r>
+              <w:rPr>
+                <w:rFonts w:asciiTheme="minorEastAsia" w:hAnsiTheme="minorEastAsia" w:cs="Tahoma" w:hint="eastAsia"/>
+                <w:szCs w:val="21"/>
+              </w:rPr>
+              <w:t>5：list collection spaces</w:t>
+            </w:r>
+          </w:p>
+          <w:p>
+            <w:pPr>
+              <w:rPr>
+                <w:rFonts w:asciiTheme="minorEastAsia" w:hAnsiTheme="minorEastAsia" w:hint="eastAsia"/>
+                <w:szCs w:val="21"/>
+              </w:rPr>
+            </w:pPr>
+            <w:r>
+              <w:rPr>
+                <w:rFonts w:asciiTheme="minorEastAsia" w:hAnsiTheme="minorEastAsia" w:hint="eastAsia"/>
+                <w:szCs w:val="21"/>
+              </w:rPr>
+              <w:t>6：list</w:t>
+            </w:r>
+            <w:r>
+              <w:rPr>
+                <w:rFonts w:asciiTheme="minorEastAsia" w:hAnsiTheme="minorEastAsia" w:hint="eastAsia"/>
+                <w:szCs w:val="21"/>
+              </w:rPr>
+              <w:t xml:space="preserve"> storage unit</w:t>
+            </w:r>
+          </w:p>
+          <w:p>
+            <w:pPr>
+              <w:rPr>
                 <w:rFonts w:asciiTheme="minorEastAsia" w:hAnsiTheme="minorEastAsia"/>
-                <w:b/>
-                <w:szCs w:val="21"/>
-              </w:rPr>
-            </w:pPr>
-            <w:r>
-              <w:rPr>
-                <w:rFonts w:asciiTheme="minorEastAsia" w:hAnsiTheme="minorEastAsia" w:cs="Tahoma" w:hint="eastAsia"/>
-                <w:szCs w:val="21"/>
-              </w:rPr>
-              <w:lastRenderedPageBreak/>
-              <w:t>11：snapshot task</w:t>
+                <w:szCs w:val="21"/>
+              </w:rPr>
+            </w:pPr>
+            <w:r>
+              <w:rPr>
+                <w:rFonts w:asciiTheme="minorEastAsia" w:hAnsiTheme="minorEastAsia" w:hint="eastAsia"/>
+                <w:szCs w:val="21"/>
+              </w:rPr>
+              <w:t>7：list groups</w:t>
             </w:r>
           </w:p>
         </w:tc>
@@ -21605,7 +24206,7 @@
           <w:p>
             <w:pPr>
               <w:rPr>
-                <w:rFonts w:asciiTheme="minorEastAsia" w:hAnsiTheme="minorEastAsia" w:cs="Tahoma"/>
+                <w:rFonts w:asciiTheme="minorEastAsia" w:hAnsiTheme="minorEastAsia" w:cs="Tahoma" w:hint="eastAsia"/>
                 <w:szCs w:val="21"/>
               </w:rPr>
             </w:pPr>
@@ -21615,7 +24216,7 @@
                 <w:szCs w:val="21"/>
               </w:rPr>
               <w:lastRenderedPageBreak/>
-              <w:t>LogLevel</w:t>
+              <w:t>OperationType</w:t>
             </w:r>
           </w:p>
         </w:tc>
@@ -21626,7 +24227,7 @@
           <w:p>
             <w:pPr>
               <w:rPr>
-                <w:rFonts w:asciiTheme="minorEastAsia" w:hAnsiTheme="minorEastAsia" w:cs="Tahoma"/>
+                <w:rFonts w:asciiTheme="minorEastAsia" w:hAnsiTheme="minorEastAsia" w:cs="Tahoma" w:hint="eastAsia"/>
                 <w:szCs w:val="21"/>
               </w:rPr>
             </w:pPr>
@@ -21646,91 +24247,31 @@
           <w:p>
             <w:pPr>
               <w:rPr>
-                <w:rFonts w:asciiTheme="minorEastAsia" w:hAnsiTheme="minorEastAsia" w:cs="Tahoma"/>
-                <w:szCs w:val="21"/>
-              </w:rPr>
-            </w:pPr>
-            <w:r>
-              <w:rPr>
-                <w:rFonts w:asciiTheme="minorEastAsia" w:hAnsiTheme="minorEastAsia" w:cs="Tahoma" w:hint="eastAsia"/>
-                <w:szCs w:val="21"/>
-              </w:rPr>
-              <w:t>0：SEVERE</w:t>
-            </w:r>
-          </w:p>
-          <w:p>
-            <w:pPr>
-              <w:rPr>
-                <w:rFonts w:asciiTheme="minorEastAsia" w:hAnsiTheme="minorEastAsia" w:cs="Tahoma"/>
-                <w:szCs w:val="21"/>
-              </w:rPr>
-            </w:pPr>
-            <w:r>
-              <w:rPr>
-                <w:rFonts w:asciiTheme="minorEastAsia" w:hAnsiTheme="minorEastAsia" w:cs="Tahoma" w:hint="eastAsia"/>
-                <w:szCs w:val="21"/>
-              </w:rPr>
-              <w:t>1：ERROR</w:t>
-            </w:r>
-          </w:p>
-          <w:p>
-            <w:pPr>
-              <w:rPr>
-                <w:rFonts w:asciiTheme="minorEastAsia" w:hAnsiTheme="minorEastAsia" w:cs="Tahoma"/>
-                <w:szCs w:val="21"/>
-              </w:rPr>
-            </w:pPr>
-            <w:r>
-              <w:rPr>
-                <w:rFonts w:asciiTheme="minorEastAsia" w:hAnsiTheme="minorEastAsia" w:cs="Tahoma" w:hint="eastAsia"/>
-                <w:szCs w:val="21"/>
-              </w:rPr>
-              <w:t>2：EVENT</w:t>
-            </w:r>
-          </w:p>
-          <w:p>
-            <w:pPr>
-              <w:rPr>
-                <w:rFonts w:asciiTheme="minorEastAsia" w:hAnsiTheme="minorEastAsia" w:cs="Tahoma"/>
-                <w:szCs w:val="21"/>
-              </w:rPr>
-            </w:pPr>
-            <w:r>
-              <w:rPr>
-                <w:rFonts w:asciiTheme="minorEastAsia" w:hAnsiTheme="minorEastAsia" w:cs="Tahoma" w:hint="eastAsia"/>
-                <w:szCs w:val="21"/>
-              </w:rPr>
-              <w:t>3：WARNING</w:t>
-            </w:r>
-          </w:p>
-          <w:p>
-            <w:pPr>
-              <w:rPr>
-                <w:rFonts w:asciiTheme="minorEastAsia" w:hAnsiTheme="minorEastAsia" w:cs="Tahoma"/>
-                <w:szCs w:val="21"/>
-              </w:rPr>
-            </w:pPr>
-            <w:r>
-              <w:rPr>
-                <w:rFonts w:asciiTheme="minorEastAsia" w:hAnsiTheme="minorEastAsia" w:cs="Tahoma" w:hint="eastAsia"/>
-                <w:szCs w:val="21"/>
-              </w:rPr>
-              <w:t>4：INFO</w:t>
-            </w:r>
-          </w:p>
-          <w:p>
-            <w:pPr>
-              <w:rPr>
-                <w:rFonts w:asciiTheme="minorEastAsia" w:hAnsiTheme="minorEastAsia" w:cs="Tahoma"/>
-                <w:szCs w:val="21"/>
-              </w:rPr>
-            </w:pPr>
-            <w:r>
-              <w:rPr>
-                <w:rFonts w:asciiTheme="minorEastAsia" w:hAnsiTheme="minorEastAsia" w:cs="Tahoma" w:hint="eastAsia"/>
-                <w:szCs w:val="21"/>
-              </w:rPr>
-              <w:t>5：DEBUG</w:t>
+                <w:rFonts w:asciiTheme="minorEastAsia" w:hAnsiTheme="minorEastAsia" w:cs="Tahoma" w:hint="eastAsia"/>
+                <w:szCs w:val="21"/>
+              </w:rPr>
+            </w:pPr>
+            <w:r>
+              <w:rPr>
+                <w:rFonts w:asciiTheme="minorEastAsia" w:hAnsiTheme="minorEastAsia" w:cs="Tahoma" w:hint="eastAsia"/>
+                <w:szCs w:val="21"/>
+              </w:rPr>
+              <w:t>0：snapshot</w:t>
+            </w:r>
+          </w:p>
+          <w:p>
+            <w:pPr>
+              <w:rPr>
+                <w:rFonts w:asciiTheme="minorEastAsia" w:hAnsiTheme="minorEastAsia" w:cs="Tahoma" w:hint="eastAsia"/>
+                <w:szCs w:val="21"/>
+              </w:rPr>
+            </w:pPr>
+            <w:r>
+              <w:rPr>
+                <w:rFonts w:asciiTheme="minorEastAsia" w:hAnsiTheme="minorEastAsia" w:cs="Tahoma" w:hint="eastAsia"/>
+                <w:szCs w:val="21"/>
+              </w:rPr>
+              <w:t>1：list</w:t>
             </w:r>
           </w:p>
         </w:tc>
@@ -21752,7 +24293,7 @@
                 <w:rFonts w:asciiTheme="minorEastAsia" w:hAnsiTheme="minorEastAsia" w:cs="Tahoma" w:hint="eastAsia"/>
                 <w:szCs w:val="21"/>
               </w:rPr>
-              <w:t>ErrNodes</w:t>
+              <w:t>LogLevel</w:t>
             </w:r>
           </w:p>
         </w:tc>
@@ -21772,7 +24313,7 @@
                 <w:rFonts w:asciiTheme="minorEastAsia" w:hAnsiTheme="minorEastAsia" w:cs="Tahoma" w:hint="eastAsia"/>
                 <w:szCs w:val="21"/>
               </w:rPr>
-              <w:t>字符串</w:t>
+              <w:t>整型</w:t>
             </w:r>
           </w:p>
         </w:tc>
@@ -21792,120 +24333,82 @@
                 <w:rFonts w:asciiTheme="minorEastAsia" w:hAnsiTheme="minorEastAsia" w:cs="Tahoma" w:hint="eastAsia"/>
                 <w:szCs w:val="21"/>
               </w:rPr>
-              <w:t>失败</w:t>
-            </w:r>
-            <w:r>
-              <w:rPr>
-                <w:rFonts w:asciiTheme="minorEastAsia" w:hAnsiTheme="minorEastAsia" w:cs="Tahoma" w:hint="eastAsia"/>
-                <w:szCs w:val="21"/>
-              </w:rPr>
-              <w:t>节点</w:t>
-            </w:r>
-            <w:r>
-              <w:rPr>
-                <w:rFonts w:asciiTheme="minorEastAsia" w:hAnsiTheme="minorEastAsia" w:cs="Tahoma" w:hint="eastAsia"/>
-                <w:szCs w:val="21"/>
-              </w:rPr>
-              <w:t>列表</w:t>
-            </w:r>
-            <w:r>
-              <w:rPr>
-                <w:rFonts w:asciiTheme="minorEastAsia" w:hAnsiTheme="minorEastAsia" w:cs="Tahoma" w:hint="eastAsia"/>
-                <w:szCs w:val="21"/>
-              </w:rPr>
-              <w:t>，</w:t>
-            </w:r>
-            <w:r>
-              <w:rPr>
-                <w:rFonts w:asciiTheme="minorEastAsia" w:hAnsiTheme="minorEastAsia" w:cs="Tahoma" w:hint="eastAsia"/>
-                <w:szCs w:val="21"/>
-              </w:rPr>
-              <w:t>节点间用逗号分隔，</w:t>
-            </w:r>
-            <w:r>
-              <w:rPr>
-                <w:rFonts w:asciiTheme="minorEastAsia" w:hAnsiTheme="minorEastAsia" w:cs="Tahoma" w:hint="eastAsia"/>
-                <w:szCs w:val="21"/>
-              </w:rPr>
-              <w:t>格式为</w:t>
-            </w:r>
-            <w:r>
-              <w:rPr>
-                <w:rFonts w:asciiTheme="minorEastAsia" w:hAnsiTheme="minorEastAsia" w:cs="Tahoma" w:hint="eastAsia"/>
-                <w:szCs w:val="21"/>
-              </w:rPr>
-              <w:t>&lt; HostName &gt;:</w:t>
-            </w:r>
-            <w:r>
-              <w:rPr>
-                <w:rFonts w:asciiTheme="minorEastAsia" w:hAnsiTheme="minorEastAsia" w:cs="Tahoma" w:hint="eastAsia"/>
-                <w:szCs w:val="21"/>
-              </w:rPr>
-              <w:t>&lt; ServiceName &gt;</w:t>
-            </w:r>
-            <w:r>
-              <w:rPr>
-                <w:rFonts w:asciiTheme="minorEastAsia" w:hAnsiTheme="minorEastAsia" w:cs="Tahoma" w:hint="eastAsia"/>
-                <w:szCs w:val="21"/>
-              </w:rPr>
-              <w:t>(ErrNo)</w:t>
-            </w:r>
-            <w:r>
-              <w:rPr>
-                <w:rFonts w:asciiTheme="minorEastAsia" w:hAnsiTheme="minorEastAsia" w:cs="Tahoma" w:hint="eastAsia"/>
-                <w:szCs w:val="21"/>
-              </w:rPr>
-              <w:t>，如：</w:t>
-            </w:r>
-          </w:p>
-          <w:p>
-            <w:pPr>
-              <w:rPr>
-                <w:rFonts w:asciiTheme="minorEastAsia" w:hAnsiTheme="minorEastAsia" w:cs="Tahoma"/>
-                <w:szCs w:val="21"/>
-              </w:rPr>
-            </w:pPr>
-            <w:r>
-              <w:rPr>
-                <w:rFonts w:asciiTheme="minorEastAsia" w:hAnsiTheme="minorEastAsia" w:cs="Tahoma"/>
-                <w:szCs w:val="21"/>
-              </w:rPr>
-              <w:t>centos-vm-99:11830</w:t>
-            </w:r>
-            <w:r>
-              <w:rPr>
-                <w:rFonts w:asciiTheme="minorEastAsia" w:hAnsiTheme="minorEastAsia" w:cs="Tahoma" w:hint="eastAsia"/>
-                <w:szCs w:val="21"/>
-              </w:rPr>
-              <w:t>(-79),</w:t>
-            </w:r>
-            <w:r>
-              <w:rPr>
-                <w:rFonts w:asciiTheme="minorEastAsia" w:hAnsiTheme="minorEastAsia" w:cs="Tahoma"/>
-                <w:szCs w:val="21"/>
-              </w:rPr>
-              <w:t>centos-vm-9</w:t>
-            </w:r>
-            <w:r>
-              <w:rPr>
-                <w:rFonts w:asciiTheme="minorEastAsia" w:hAnsiTheme="minorEastAsia" w:cs="Tahoma" w:hint="eastAsia"/>
-                <w:szCs w:val="21"/>
-              </w:rPr>
-              <w:t>8</w:t>
-            </w:r>
-            <w:r>
-              <w:rPr>
-                <w:rFonts w:asciiTheme="minorEastAsia" w:hAnsiTheme="minorEastAsia" w:cs="Tahoma"/>
-                <w:szCs w:val="21"/>
-              </w:rPr>
-              <w:t>:11830</w:t>
-            </w:r>
-            <w:r>
-              <w:rPr>
-                <w:rFonts w:asciiTheme="minorEastAsia" w:hAnsiTheme="minorEastAsia" w:cs="Tahoma" w:hint="eastAsia"/>
-                <w:szCs w:val="21"/>
-              </w:rPr>
-              <w:t>(-15)</w:t>
+              <w:t>0：SEVERE</w:t>
+            </w:r>
+          </w:p>
+          <w:p>
+            <w:pPr>
+              <w:rPr>
+                <w:rFonts w:asciiTheme="minorEastAsia" w:hAnsiTheme="minorEastAsia" w:cs="Tahoma"/>
+                <w:szCs w:val="21"/>
+              </w:rPr>
+            </w:pPr>
+            <w:r>
+              <w:rPr>
+                <w:rFonts w:asciiTheme="minorEastAsia" w:hAnsiTheme="minorEastAsia" w:cs="Tahoma" w:hint="eastAsia"/>
+                <w:szCs w:val="21"/>
+              </w:rPr>
+              <w:t>1：ERROR</w:t>
+            </w:r>
+          </w:p>
+          <w:p>
+            <w:pPr>
+              <w:rPr>
+                <w:rFonts w:asciiTheme="minorEastAsia" w:hAnsiTheme="minorEastAsia" w:cs="Tahoma"/>
+                <w:szCs w:val="21"/>
+              </w:rPr>
+            </w:pPr>
+            <w:r>
+              <w:rPr>
+                <w:rFonts w:asciiTheme="minorEastAsia" w:hAnsiTheme="minorEastAsia" w:cs="Tahoma" w:hint="eastAsia"/>
+                <w:szCs w:val="21"/>
+              </w:rPr>
+              <w:t>2：EVENT</w:t>
+            </w:r>
+          </w:p>
+          <w:p>
+            <w:pPr>
+              <w:rPr>
+                <w:rFonts w:asciiTheme="minorEastAsia" w:hAnsiTheme="minorEastAsia" w:cs="Tahoma"/>
+                <w:szCs w:val="21"/>
+              </w:rPr>
+            </w:pPr>
+            <w:r>
+              <w:rPr>
+                <w:rFonts w:asciiTheme="minorEastAsia" w:hAnsiTheme="minorEastAsia" w:cs="Tahoma" w:hint="eastAsia"/>
+                <w:szCs w:val="21"/>
+              </w:rPr>
+              <w:t>3：WARNING</w:t>
+            </w:r>
+          </w:p>
+          <w:p>
+            <w:pPr>
+              <w:rPr>
+                <w:rFonts w:asciiTheme="minorEastAsia" w:hAnsiTheme="minorEastAsia" w:cs="Tahoma"/>
+                <w:szCs w:val="21"/>
+              </w:rPr>
+            </w:pPr>
+            <w:r>
+              <w:rPr>
+                <w:rFonts w:asciiTheme="minorEastAsia" w:hAnsiTheme="minorEastAsia" w:cs="Tahoma" w:hint="eastAsia"/>
+                <w:szCs w:val="21"/>
+              </w:rPr>
+              <w:t>4：INFO</w:t>
+            </w:r>
+          </w:p>
+          <w:p>
+            <w:pPr>
+              <w:rPr>
+                <w:rFonts w:asciiTheme="minorEastAsia" w:hAnsiTheme="minorEastAsia" w:cs="Tahoma"/>
+                <w:szCs w:val="21"/>
+              </w:rPr>
+            </w:pPr>
+            <w:r>
+              <w:rPr>
+                <w:rFonts w:asciiTheme="minorEastAsia" w:hAnsiTheme="minorEastAsia" w:cs="Tahoma" w:hint="eastAsia"/>
+                <w:szCs w:val="21"/>
+              </w:rPr>
+              <w:t>5：DEBUG</w:t>
             </w:r>
           </w:p>
         </w:tc>
@@ -21927,7 +24430,7 @@
                 <w:rFonts w:asciiTheme="minorEastAsia" w:hAnsiTheme="minorEastAsia" w:cs="Tahoma" w:hint="eastAsia"/>
                 <w:szCs w:val="21"/>
               </w:rPr>
-              <w:t>ErrNo</w:t>
+              <w:t>ErrNodes</w:t>
             </w:r>
           </w:p>
         </w:tc>
@@ -21947,7 +24450,7 @@
                 <w:rFonts w:asciiTheme="minorEastAsia" w:hAnsiTheme="minorEastAsia" w:cs="Tahoma" w:hint="eastAsia"/>
                 <w:szCs w:val="21"/>
               </w:rPr>
-              <w:t>整型</w:t>
+              <w:t>字符串</w:t>
             </w:r>
           </w:p>
         </w:tc>
@@ -21967,22 +24470,120 @@
                 <w:rFonts w:asciiTheme="minorEastAsia" w:hAnsiTheme="minorEastAsia" w:cs="Tahoma" w:hint="eastAsia"/>
                 <w:szCs w:val="21"/>
               </w:rPr>
-              <w:t>0：成功</w:t>
-            </w:r>
-          </w:p>
-          <w:p>
-            <w:pPr>
-              <w:rPr>
-                <w:rFonts w:asciiTheme="minorEastAsia" w:hAnsiTheme="minorEastAsia" w:cs="Tahoma"/>
-                <w:szCs w:val="21"/>
-              </w:rPr>
-            </w:pPr>
-            <w:r>
-              <w:rPr>
-                <w:rFonts w:asciiTheme="minorEastAsia" w:hAnsiTheme="minorEastAsia" w:cs="Tahoma" w:hint="eastAsia"/>
-                <w:szCs w:val="21"/>
-              </w:rPr>
-              <w:t>非0表示失败</w:t>
+              <w:t>失败</w:t>
+            </w:r>
+            <w:r>
+              <w:rPr>
+                <w:rFonts w:asciiTheme="minorEastAsia" w:hAnsiTheme="minorEastAsia" w:cs="Tahoma" w:hint="eastAsia"/>
+                <w:szCs w:val="21"/>
+              </w:rPr>
+              <w:t>节点</w:t>
+            </w:r>
+            <w:r>
+              <w:rPr>
+                <w:rFonts w:asciiTheme="minorEastAsia" w:hAnsiTheme="minorEastAsia" w:cs="Tahoma" w:hint="eastAsia"/>
+                <w:szCs w:val="21"/>
+              </w:rPr>
+              <w:t>列表</w:t>
+            </w:r>
+            <w:r>
+              <w:rPr>
+                <w:rFonts w:asciiTheme="minorEastAsia" w:hAnsiTheme="minorEastAsia" w:cs="Tahoma" w:hint="eastAsia"/>
+                <w:szCs w:val="21"/>
+              </w:rPr>
+              <w:t>，</w:t>
+            </w:r>
+            <w:r>
+              <w:rPr>
+                <w:rFonts w:asciiTheme="minorEastAsia" w:hAnsiTheme="minorEastAsia" w:cs="Tahoma" w:hint="eastAsia"/>
+                <w:szCs w:val="21"/>
+              </w:rPr>
+              <w:t>节点间用逗号分隔，</w:t>
+            </w:r>
+            <w:r>
+              <w:rPr>
+                <w:rFonts w:asciiTheme="minorEastAsia" w:hAnsiTheme="minorEastAsia" w:cs="Tahoma" w:hint="eastAsia"/>
+                <w:szCs w:val="21"/>
+              </w:rPr>
+              <w:t>格式为</w:t>
+            </w:r>
+            <w:r>
+              <w:rPr>
+                <w:rFonts w:asciiTheme="minorEastAsia" w:hAnsiTheme="minorEastAsia" w:cs="Tahoma" w:hint="eastAsia"/>
+                <w:szCs w:val="21"/>
+              </w:rPr>
+              <w:t>&lt; HostName &gt;:</w:t>
+            </w:r>
+            <w:r>
+              <w:rPr>
+                <w:rFonts w:asciiTheme="minorEastAsia" w:hAnsiTheme="minorEastAsia" w:cs="Tahoma" w:hint="eastAsia"/>
+                <w:szCs w:val="21"/>
+              </w:rPr>
+              <w:t>&lt; ServiceName &gt;</w:t>
+            </w:r>
+            <w:r>
+              <w:rPr>
+                <w:rFonts w:asciiTheme="minorEastAsia" w:hAnsiTheme="minorEastAsia" w:cs="Tahoma" w:hint="eastAsia"/>
+                <w:szCs w:val="21"/>
+              </w:rPr>
+              <w:t>(ErrNo)</w:t>
+            </w:r>
+            <w:r>
+              <w:rPr>
+                <w:rFonts w:asciiTheme="minorEastAsia" w:hAnsiTheme="minorEastAsia" w:cs="Tahoma" w:hint="eastAsia"/>
+                <w:szCs w:val="21"/>
+              </w:rPr>
+              <w:t>，如：</w:t>
+            </w:r>
+          </w:p>
+          <w:p>
+            <w:pPr>
+              <w:rPr>
+                <w:rFonts w:asciiTheme="minorEastAsia" w:hAnsiTheme="minorEastAsia" w:cs="Tahoma"/>
+                <w:szCs w:val="21"/>
+              </w:rPr>
+            </w:pPr>
+            <w:r>
+              <w:rPr>
+                <w:rFonts w:asciiTheme="minorEastAsia" w:hAnsiTheme="minorEastAsia" w:cs="Tahoma"/>
+                <w:szCs w:val="21"/>
+              </w:rPr>
+              <w:t>centos-vm-99:11830</w:t>
+            </w:r>
+            <w:r>
+              <w:rPr>
+                <w:rFonts w:asciiTheme="minorEastAsia" w:hAnsiTheme="minorEastAsia" w:cs="Tahoma" w:hint="eastAsia"/>
+                <w:szCs w:val="21"/>
+              </w:rPr>
+              <w:t>(-79),</w:t>
+            </w:r>
+            <w:r>
+              <w:rPr>
+                <w:rFonts w:asciiTheme="minorEastAsia" w:hAnsiTheme="minorEastAsia" w:cs="Tahoma"/>
+                <w:szCs w:val="21"/>
+              </w:rPr>
+              <w:t>centos-vm-9</w:t>
+            </w:r>
+            <w:r>
+              <w:rPr>
+                <w:rFonts w:asciiTheme="minorEastAsia" w:hAnsiTheme="minorEastAsia" w:cs="Tahoma" w:hint="eastAsia"/>
+                <w:szCs w:val="21"/>
+              </w:rPr>
+              <w:t>8</w:t>
+            </w:r>
+            <w:r>
+              <w:rPr>
+                <w:rFonts w:asciiTheme="minorEastAsia" w:hAnsiTheme="minorEastAsia" w:cs="Tahoma"/>
+                <w:szCs w:val="21"/>
+              </w:rPr>
+              <w:t>:11830</w:t>
+            </w:r>
+            <w:r>
+              <w:rPr>
+                <w:rFonts w:asciiTheme="minorEastAsia" w:hAnsiTheme="minorEastAsia" w:cs="Tahoma" w:hint="eastAsia"/>
+                <w:szCs w:val="21"/>
+              </w:rPr>
+              <w:t>(-15)</w:t>
             </w:r>
           </w:p>
         </w:tc>
@@ -22004,6 +24605,83 @@
                 <w:rFonts w:asciiTheme="minorEastAsia" w:hAnsiTheme="minorEastAsia" w:cs="Tahoma" w:hint="eastAsia"/>
                 <w:szCs w:val="21"/>
               </w:rPr>
+              <w:t>ErrNo</w:t>
+            </w:r>
+          </w:p>
+        </w:tc>
+        <w:tc>
+          <w:tcPr>
+            <w:tcW w:w="850" w:type="dxa"/>
+          </w:tcPr>
+          <w:p>
+            <w:pPr>
+              <w:rPr>
+                <w:rFonts w:asciiTheme="minorEastAsia" w:hAnsiTheme="minorEastAsia" w:cs="Tahoma"/>
+                <w:szCs w:val="21"/>
+              </w:rPr>
+            </w:pPr>
+            <w:r>
+              <w:rPr>
+                <w:rFonts w:asciiTheme="minorEastAsia" w:hAnsiTheme="minorEastAsia" w:cs="Tahoma" w:hint="eastAsia"/>
+                <w:szCs w:val="21"/>
+              </w:rPr>
+              <w:t>整型</w:t>
+            </w:r>
+          </w:p>
+        </w:tc>
+        <w:tc>
+          <w:tcPr>
+            <w:tcW w:w="5151" w:type="dxa"/>
+          </w:tcPr>
+          <w:p>
+            <w:pPr>
+              <w:rPr>
+                <w:rFonts w:asciiTheme="minorEastAsia" w:hAnsiTheme="minorEastAsia" w:cs="Tahoma"/>
+                <w:szCs w:val="21"/>
+              </w:rPr>
+            </w:pPr>
+            <w:r>
+              <w:rPr>
+                <w:rFonts w:asciiTheme="minorEastAsia" w:hAnsiTheme="minorEastAsia" w:cs="Tahoma" w:hint="eastAsia"/>
+                <w:szCs w:val="21"/>
+              </w:rPr>
+              <w:t>0：成功</w:t>
+            </w:r>
+          </w:p>
+          <w:p>
+            <w:pPr>
+              <w:rPr>
+                <w:rFonts w:asciiTheme="minorEastAsia" w:hAnsiTheme="minorEastAsia" w:cs="Tahoma"/>
+                <w:szCs w:val="21"/>
+              </w:rPr>
+            </w:pPr>
+            <w:r>
+              <w:rPr>
+                <w:rFonts w:asciiTheme="minorEastAsia" w:hAnsiTheme="minorEastAsia" w:cs="Tahoma" w:hint="eastAsia"/>
+                <w:szCs w:val="21"/>
+              </w:rPr>
+              <w:t>非0表示失败</w:t>
+            </w:r>
+          </w:p>
+        </w:tc>
+      </w:tr>
+      <w:tr>
+        <w:tc>
+          <w:tcPr>
+            <w:tcW w:w="2521" w:type="dxa"/>
+          </w:tcPr>
+          <w:p>
+            <w:pPr>
+              <w:rPr>
+                <w:rFonts w:asciiTheme="minorEastAsia" w:hAnsiTheme="minorEastAsia" w:cs="Tahoma"/>
+                <w:szCs w:val="21"/>
+              </w:rPr>
+            </w:pPr>
+            <w:r>
+              <w:rPr>
+                <w:rFonts w:asciiTheme="minorEastAsia" w:hAnsiTheme="minorEastAsia" w:cs="Tahoma" w:hint="eastAsia"/>
+                <w:szCs w:val="21"/>
+              </w:rPr>
               <w:t>TimeStamp</w:t>
             </w:r>
           </w:p>
@@ -22059,19 +24737,10 @@
         </w:tc>
       </w:tr>
     </w:tbl>
-    <w:p>
-      <w:pPr>
-        <w:rPr>
-          <w:rFonts w:hint="eastAsia"/>
-        </w:rPr>
-      </w:pPr>
-    </w:p>
+    <w:p/>
     <w:p>
       <w:pPr>
         <w:pStyle w:val="Heading1"/>
-        <w:rPr>
-          <w:rFonts w:hint="eastAsia"/>
-        </w:rPr>
       </w:pPr>
       <w:r>
         <w:rPr>
@@ -22083,9 +24752,6 @@
     <w:p>
       <w:pPr>
         <w:pStyle w:val="Heading2"/>
-        <w:rPr>
-          <w:rFonts w:hint="eastAsia"/>
-        </w:rPr>
       </w:pPr>
       <w:r>
         <w:rPr>
@@ -22097,9 +24763,6 @@
     <w:p>
       <w:pPr>
         <w:pStyle w:val="Heading3"/>
-        <w:rPr>
-          <w:rFonts w:hint="eastAsia"/>
-        </w:rPr>
       </w:pPr>
       <w:r>
         <w:rPr>
@@ -22420,7 +25083,6 @@
           <w:p>
             <w:pPr>
               <w:rPr>
-                <w:rFonts w:hint="eastAsia"/>
                 <w:sz w:val="13"/>
                 <w:szCs w:val="13"/>
               </w:rPr>
@@ -22450,7 +25112,6 @@
           <w:p>
             <w:pPr>
               <w:rPr>
-                <w:rFonts w:hint="eastAsia"/>
                 <w:sz w:val="13"/>
                 <w:szCs w:val="13"/>
               </w:rPr>
@@ -22594,7 +25255,6 @@
           <w:p>
             <w:pPr>
               <w:rPr>
-                <w:rFonts w:hint="eastAsia"/>
                 <w:b/>
                 <w:sz w:val="13"/>
                 <w:szCs w:val="13"/>
@@ -22618,17 +25278,17 @@
           <w:p>
             <w:pPr>
               <w:rPr>
-                <w:rFonts w:hint="eastAsia"/>
-                <w:sz w:val="13"/>
-                <w:szCs w:val="13"/>
-              </w:rPr>
-            </w:pPr>
-            <w:r>
-              <w:rPr>
-                <w:rFonts w:hint="eastAsia"/>
-                <w:sz w:val="13"/>
-                <w:szCs w:val="13"/>
-              </w:rPr>
+                <w:sz w:val="13"/>
+                <w:szCs w:val="13"/>
+              </w:rPr>
+            </w:pPr>
+            <w:r>
+              <w:rPr>
+                <w:rFonts w:hint="eastAsia"/>
+                <w:sz w:val="13"/>
+                <w:szCs w:val="13"/>
+              </w:rPr>
+              <w:lastRenderedPageBreak/>
               <w:t>查询</w:t>
             </w:r>
             <w:r>
@@ -22664,7 +25324,6 @@
           <w:p>
             <w:pPr>
               <w:rPr>
-                <w:rFonts w:hint="eastAsia"/>
                 <w:sz w:val="13"/>
                 <w:szCs w:val="13"/>
               </w:rPr>
@@ -22681,7 +25340,6 @@
           <w:p>
             <w:pPr>
               <w:rPr>
-                <w:rFonts w:hint="eastAsia"/>
                 <w:sz w:val="13"/>
                 <w:szCs w:val="13"/>
               </w:rPr>
@@ -22745,16 +25403,7 @@
                 <w:sz w:val="13"/>
                 <w:szCs w:val="13"/>
               </w:rPr>
-              <w:t xml:space="preserve"> -H "SdbSessionID: 3d58fc55d0baba147f08b86000000003" -H </w:t>
-            </w:r>
-            <w:r>
-              <w:rPr>
-                <w:rFonts w:hint="eastAsia"/>
-                <w:sz w:val="13"/>
-                <w:szCs w:val="13"/>
-              </w:rPr>
-              <w:lastRenderedPageBreak/>
-              <w:t xml:space="preserve">"SdbLanguage: en" http://192.168.20.37:8000 -d </w:t>
+              <w:t xml:space="preserve"> -H "SdbSessionID: 3d58fc55d0baba147f08b86000000003" -H "SdbLanguage: en" http://192.168.20.37:8000 -d </w:t>
             </w:r>
             <w:r>
               <w:rPr>
@@ -22811,7 +25460,6 @@
           <w:p>
             <w:pPr>
               <w:rPr>
-                <w:rFonts w:hint="eastAsia"/>
                 <w:b/>
                 <w:sz w:val="13"/>
                 <w:szCs w:val="13"/>
@@ -22835,18 +25483,16 @@
           <w:p>
             <w:pPr>
               <w:rPr>
-                <w:rFonts w:hint="eastAsia"/>
-                <w:sz w:val="13"/>
-                <w:szCs w:val="13"/>
-              </w:rPr>
-            </w:pPr>
-            <w:r>
-              <w:rPr>
-                <w:rFonts w:hint="eastAsia"/>
-                <w:sz w:val="13"/>
-                <w:szCs w:val="13"/>
-              </w:rPr>
-              <w:lastRenderedPageBreak/>
+                <w:sz w:val="13"/>
+                <w:szCs w:val="13"/>
+              </w:rPr>
+            </w:pPr>
+            <w:r>
+              <w:rPr>
+                <w:rFonts w:hint="eastAsia"/>
+                <w:sz w:val="13"/>
+                <w:szCs w:val="13"/>
+              </w:rPr>
               <w:t>查询主机监控信息</w:t>
             </w:r>
             <w:r>
@@ -22866,7 +25512,6 @@
           <w:p>
             <w:pPr>
               <w:rPr>
-                <w:rFonts w:hint="eastAsia"/>
                 <w:sz w:val="13"/>
                 <w:szCs w:val="13"/>
               </w:rPr>
@@ -22898,7 +25543,6 @@
           <w:p>
             <w:pPr>
               <w:rPr>
-                <w:rFonts w:hint="eastAsia"/>
                 <w:sz w:val="13"/>
                 <w:szCs w:val="13"/>
               </w:rPr>
@@ -23059,7 +25703,6 @@
           <w:p>
             <w:pPr>
               <w:rPr>
-                <w:rFonts w:hint="eastAsia"/>
                 <w:b/>
                 <w:sz w:val="13"/>
                 <w:szCs w:val="13"/>
@@ -23083,7 +25726,6 @@
           <w:p>
             <w:pPr>
               <w:rPr>
-                <w:rFonts w:hint="eastAsia"/>
                 <w:sz w:val="13"/>
                 <w:szCs w:val="13"/>
               </w:rPr>
@@ -23137,7 +25779,6 @@
           <w:p>
             <w:pPr>
               <w:rPr>
-                <w:rFonts w:hint="eastAsia"/>
                 <w:sz w:val="13"/>
                 <w:szCs w:val="13"/>
               </w:rPr>
@@ -23276,7 +25917,6 @@
           <w:p>
             <w:pPr>
               <w:rPr>
-                <w:rFonts w:hint="eastAsia"/>
                 <w:b/>
                 <w:sz w:val="13"/>
                 <w:szCs w:val="13"/>
@@ -23287,7 +25927,7 @@
                 <w:sz w:val="13"/>
                 <w:szCs w:val="13"/>
               </w:rPr>
-              <w:t xml:space="preserve">{ "errno": 0 }{ "Group": [ { "dbpath": "/opt/sequoiadb/database/catalog/11820", "HostName": "vmsvr1-cent-x64-1", "Service": [ { "Type": 0, "Name": "11820" }, { "Type": 1, "Name": "11821" }, { "Type": 2, "Name": "11822" }, { "Type": 3, "Name": "11823" } ], "NodeID": 1 } ], "GroupID": 1, "GroupName": "SYSCatalogGroup", "PrimaryNode": 1, "Role": 2, "Status": 1, "Version": 1, "_id": { "$oid": "5767c5106c71b2d2dea148ce" } }{ "Group": [ { "HostName": "vmsvr1-cent-x64-1", "dbpath": "/opt/sequoiadb/database/coord/11810", "Service": [ { "Type": 0, "Name": "11810" }, { "Type": 1, "Name": "11811" }, </w:t>
+              <w:t xml:space="preserve">{ "errno": 0 }{ "Group": [ { "dbpath": "/opt/sequoiadb/database/catalog/11820", "HostName": "vmsvr1-cent-x64-1", "Service": [ { "Type": 0, "Name": "11820" }, { "Type": 1, </w:t>
             </w:r>
             <w:r>
               <w:rPr>
@@ -23295,7 +25935,7 @@
                 <w:szCs w:val="13"/>
               </w:rPr>
               <w:lastRenderedPageBreak/>
-              <w:t>{ "Type": 2, "Name": "11812" } ], "NodeID": 2 } ], "GroupID": 2, "GroupName": "SYSCoord", "Role": 1, "Status": 1, "Version": 2, "_id": { "$oid": "5767c5186c71b2d2dea148d1" } }{ "Group": [ { "HostName": "vmsvr1-cent-x64-1", "dbpath": "/opt/sequoiadb/database/data/11830", "Service": [ { "Type": 0, "Name": "11830" }, { "Type": 1, "Name": "11831" }, { "Type": 2, "Name": "11832" } ], "NodeID": 1000 }, { "HostName": "vmsvr1-cent-x64-1", "dbpath": "/opt/sequoiadb/database/data/11840", "Service": [ { "Type": 0, "Name": "11840" }, { "Type": 1, "Name": "11841" }, { "Type": 2, "Name": "11842" } ], "NodeID": 1001 }, { "HostName": "vmsvr1-cent-x64-1", "dbpath": "/opt/sequoiadb/database/data/11850", "Service": [ { "Type": 0, "Name": "11850" }, { "Type": 1, "Name": "11851" }, { "Type": 2, "Name": "11852" } ], "NodeID": 1002 } ], "GroupID": 1000, "GroupName": "group1", "PrimaryNode": 1002, "Role": 0, "Status": 1, "Version": 4, "_id": { "$oid": "5767c51a6c71b2d2dea148d2" } }</w:t>
+              <w:t>"Name": "11821" }, { "Type": 2, "Name": "11822" }, { "Type": 3, "Name": "11823" } ], "NodeID": 1 } ], "GroupID": 1, "GroupName": "SYSCatalogGroup", "PrimaryNode": 1, "Role": 2, "Status": 1, "Version": 1, "_id": { "$oid": "5767c5106c71b2d2dea148ce" } }{ "Group": [ { "HostName": "vmsvr1-cent-x64-1", "dbpath": "/opt/sequoiadb/database/coord/11810", "Service": [ { "Type": 0, "Name": "11810" }, { "Type": 1, "Name": "11811" }, { "Type": 2, "Name": "11812" } ], "NodeID": 2 } ], "GroupID": 2, "GroupName": "SYSCoord", "Role": 1, "Status": 1, "Version": 2, "_id": { "$oid": "5767c5186c71b2d2dea148d1" } }{ "Group": [ { "HostName": "vmsvr1-cent-x64-1", "dbpath": "/opt/sequoiadb/database/data/11830", "Service": [ { "Type": 0, "Name": "11830" }, { "Type": 1, "Name": "11831" }, { "Type": 2, "Name": "11832" } ], "NodeID": 1000 }, { "HostName": "vmsvr1-cent-x64-1", "dbpath": "/opt/sequoiadb/database/data/11840", "Service": [ { "Type": 0, "Name": "11840" }, { "Type": 1, "Name": "11841" }, { "Type": 2, "Name": "11842" } ], "NodeID": 1001 }, { "HostName": "vmsvr1-cent-x64-1", "dbpath": "/opt/sequoiadb/database/data/11850", "Service": [ { "Type": 0, "Name": "11850" }, { "Type": 1, "Name": "11851" }, { "Type": 2, "Name": "11852" } ], "NodeID": 1002 } ], "GroupID": 1000, "GroupName": "group1", "PrimaryNode": 1002, "Role": 0, "Status": 1, "Version": 4, "_id": { "$oid": "5767c51a6c71b2d2dea148d2" } }</w:t>
             </w:r>
           </w:p>
         </w:tc>
@@ -23308,7 +25948,6 @@
           <w:p>
             <w:pPr>
               <w:rPr>
-                <w:rFonts w:hint="eastAsia"/>
                 <w:sz w:val="13"/>
                 <w:szCs w:val="13"/>
               </w:rPr>
@@ -23355,7 +25994,6 @@
           <w:p>
             <w:pPr>
               <w:rPr>
-                <w:rFonts w:hint="eastAsia"/>
                 <w:sz w:val="13"/>
                 <w:szCs w:val="13"/>
               </w:rPr>
@@ -23510,7 +26148,6 @@
           <w:p>
             <w:pPr>
               <w:rPr>
-                <w:rFonts w:hint="eastAsia"/>
                 <w:b/>
                 <w:sz w:val="13"/>
                 <w:szCs w:val="13"/>
@@ -23534,7 +26171,6 @@
           <w:p>
             <w:pPr>
               <w:rPr>
-                <w:rFonts w:hint="eastAsia"/>
                 <w:sz w:val="13"/>
                 <w:szCs w:val="13"/>
               </w:rPr>
@@ -23580,7 +26216,6 @@
           <w:p>
             <w:pPr>
               <w:rPr>
-                <w:rFonts w:hint="eastAsia"/>
                 <w:sz w:val="13"/>
                 <w:szCs w:val="13"/>
               </w:rPr>
@@ -23597,7 +26232,6 @@
           <w:p>
             <w:pPr>
               <w:rPr>
-                <w:rFonts w:hint="eastAsia"/>
                 <w:sz w:val="13"/>
                 <w:szCs w:val="13"/>
               </w:rPr>
@@ -23762,7 +26396,6 @@
           <w:p>
             <w:pPr>
               <w:rPr>
-                <w:rFonts w:hint="eastAsia"/>
                 <w:b/>
                 <w:sz w:val="13"/>
                 <w:szCs w:val="13"/>
@@ -23786,7 +26419,6 @@
           <w:p>
             <w:pPr>
               <w:rPr>
-                <w:rFonts w:hint="eastAsia"/>
                 <w:sz w:val="13"/>
                 <w:szCs w:val="13"/>
               </w:rPr>
@@ -23832,7 +26464,6 @@
           <w:p>
             <w:pPr>
               <w:rPr>
-                <w:rFonts w:hint="eastAsia"/>
                 <w:sz w:val="13"/>
                 <w:szCs w:val="13"/>
               </w:rPr>
@@ -23849,7 +26480,6 @@
           <w:p>
             <w:pPr>
               <w:rPr>
-                <w:rFonts w:hint="eastAsia"/>
                 <w:sz w:val="13"/>
                 <w:szCs w:val="13"/>
               </w:rPr>
@@ -24027,7 +26657,6 @@
           <w:p>
             <w:pPr>
               <w:rPr>
-                <w:rFonts w:hint="eastAsia"/>
                 <w:b/>
                 <w:sz w:val="13"/>
                 <w:szCs w:val="13"/>
@@ -24038,7 +26667,7 @@
                 <w:sz w:val="13"/>
                 <w:szCs w:val="13"/>
               </w:rPr>
-              <w:t xml:space="preserve">{ "errno": 0 }{ "Name": "cs.cl", "Details": [ { "GroupName": "group1", "Group": [ { "ID": 0, "LogicalID": 0, "Sequence": 1, "Indexes": 1, "Status": "Normal", "TotalRecords": 1483002, "TotalDataPages": 1269, "TotalIndexPages": 731, "TotalLobPages": 0, "TotalDataFreeSpace": 25740, "TotalIndexFreeSpace": 4818892, "NodeName": "vmsvr1-cent-x64-1:11840" }, { "ID": 0, "LogicalID": 0, "Sequence": 1, "Indexes": 1, "Status": "Normal", "TotalRecords": 1483002, "TotalDataPages": 1269, "TotalIndexPages": 731, "TotalLobPages": 0, "TotalDataFreeSpace": 25740, "TotalIndexFreeSpace": 4818892, "NodeName": "vmsvr1-cent-x64-1:11830" }, { "ID": 0, "LogicalID": 0, "Sequence": 1, </w:t>
+              <w:t xml:space="preserve">{ "errno": 0 }{ "Name": "cs.cl", "Details": [ { "GroupName": "group1", "Group": [ { "ID": 0, "LogicalID": 0, "Sequence": 1, "Indexes": 1, "Status": "Normal", "TotalRecords": 1483002, "TotalDataPages": 1269, "TotalIndexPages": 731, "TotalLobPages": 0, "TotalDataFreeSpace": 25740, </w:t>
             </w:r>
             <w:r>
               <w:rPr>
@@ -24046,25 +26675,16 @@
                 <w:szCs w:val="13"/>
               </w:rPr>
               <w:lastRenderedPageBreak/>
-              <w:t>"Indexes": 1, "Status": "Normal", "TotalRecords": 1483002, "TotalDataPages": 1269, "TotalIndexPages": 731, "TotalLobPages": 0, "TotalDataFreeSpace": 71388, "TotalIndexFreeSpace": 4818892, "NodeName": "vmsvr1-cent-x64-1:11850" } ] } ] }</w:t>
+              <w:t>"TotalIndexFreeSpace": 4818892, "NodeName": "vmsvr1-cent-x64-1:11840" }, { "ID": 0, "LogicalID": 0, "Sequence": 1, "Indexes": 1, "Status": "Normal", "TotalRecords": 1483002, "TotalDataPages": 1269, "TotalIndexPages": 731, "TotalLobPages": 0, "TotalDataFreeSpace": 25740, "TotalIndexFreeSpace": 4818892, "NodeName": "vmsvr1-cent-x64-1:11830" }, { "ID": 0, "LogicalID": 0, "Sequence": 1, "Indexes": 1, "Status": "Normal", "TotalRecords": 1483002, "TotalDataPages": 1269, "TotalIndexPages": 731, "TotalLobPages": 0, "TotalDataFreeSpace": 71388, "TotalIndexFreeSpace": 4818892, "NodeName": "vmsvr1-cent-x64-1:11850" } ] } ] }</w:t>
             </w:r>
           </w:p>
         </w:tc>
       </w:tr>
     </w:tbl>
-    <w:p>
-      <w:pPr>
-        <w:rPr>
-          <w:rFonts w:hint="eastAsia"/>
-        </w:rPr>
-      </w:pPr>
-    </w:p>
+    <w:p/>
     <w:p>
       <w:pPr>
         <w:pStyle w:val="Heading3"/>
-        <w:rPr>
-          <w:rFonts w:hint="eastAsia"/>
-        </w:rPr>
       </w:pPr>
       <w:r>
         <w:rPr>
@@ -24218,7 +26838,6 @@
           <w:p>
             <w:pPr>
               <w:rPr>
-                <w:rFonts w:hint="eastAsia"/>
                 <w:sz w:val="13"/>
                 <w:szCs w:val="13"/>
               </w:rPr>
@@ -24533,19 +27152,10 @@
         </w:tc>
       </w:tr>
     </w:tbl>
-    <w:p>
-      <w:pPr>
-        <w:rPr>
-          <w:rFonts w:hint="eastAsia"/>
-        </w:rPr>
-      </w:pPr>
-    </w:p>
+    <w:p/>
     <w:p>
       <w:pPr>
         <w:pStyle w:val="Heading3"/>
-        <w:rPr>
-          <w:rFonts w:hint="eastAsia"/>
-        </w:rPr>
       </w:pPr>
       <w:r>
         <w:rPr>
@@ -24561,11 +27171,6 @@
       </w:r>
     </w:p>
     <w:p>
-      <w:pPr>
-        <w:rPr>
-          <w:rFonts w:hint="eastAsia"/>
-        </w:rPr>
-      </w:pPr>
       <w:r>
         <w:rPr>
           <w:rFonts w:hint="eastAsia"/>
@@ -24834,7 +27439,6 @@
           <w:p>
             <w:pPr>
               <w:rPr>
-                <w:rFonts w:hint="eastAsia"/>
                 <w:sz w:val="13"/>
                 <w:szCs w:val="13"/>
               </w:rPr>
@@ -24856,7 +27460,6 @@
           <w:p>
             <w:pPr>
               <w:rPr>
-                <w:rFonts w:hint="eastAsia"/>
                 <w:sz w:val="13"/>
                 <w:szCs w:val="13"/>
               </w:rPr>
@@ -24931,7 +27534,6 @@
           <w:p>
             <w:pPr>
               <w:rPr>
-                <w:rFonts w:hint="eastAsia"/>
                 <w:sz w:val="13"/>
                 <w:szCs w:val="13"/>
               </w:rPr>
@@ -24953,7 +27555,6 @@
           <w:p>
             <w:pPr>
               <w:rPr>
-                <w:rFonts w:hint="eastAsia"/>
                 <w:sz w:val="13"/>
                 <w:szCs w:val="13"/>
               </w:rPr>
@@ -25061,7 +27662,6 @@
           <w:p>
             <w:pPr>
               <w:rPr>
-                <w:rFonts w:hint="eastAsia"/>
                 <w:sz w:val="13"/>
                 <w:szCs w:val="13"/>
               </w:rPr>
@@ -25083,7 +27683,6 @@
           <w:p>
             <w:pPr>
               <w:rPr>
-                <w:rFonts w:hint="eastAsia"/>
                 <w:sz w:val="13"/>
                 <w:szCs w:val="13"/>
               </w:rPr>

--- a/internal_doc/03.开发设计/民生银行资源管控需求/巨杉集群资源管理平台接口设计文档.docx
+++ b/internal_doc/03.开发设计/民生银行资源管控需求/巨杉集群资源管理平台接口设计文档.docx
@@ -21927,15 +21927,15 @@
           <w:p>
             <w:pPr>
               <w:rPr>
+                <w:rFonts w:asciiTheme="minorEastAsia" w:hAnsiTheme="minorEastAsia" w:cs="Tahoma"/>
+                <w:szCs w:val="21"/>
+              </w:rPr>
+            </w:pPr>
+            <w:r>
+              <w:rPr>
                 <w:rFonts w:asciiTheme="minorEastAsia" w:hAnsiTheme="minorEastAsia" w:cs="Tahoma" w:hint="eastAsia"/>
                 <w:szCs w:val="21"/>
               </w:rPr>
-            </w:pPr>
-            <w:r>
-              <w:rPr>
-                <w:rFonts w:asciiTheme="minorEastAsia" w:hAnsiTheme="minorEastAsia" w:cs="Tahoma" w:hint="eastAsia"/>
-                <w:szCs w:val="21"/>
-              </w:rPr>
               <w:t>字符串</w:t>
             </w:r>
           </w:p>
@@ -21947,7 +21947,7 @@
           <w:p>
             <w:pPr>
               <w:rPr>
-                <w:rFonts w:asciiTheme="minorEastAsia" w:hAnsiTheme="minorEastAsia" w:cs="Tahoma" w:hint="eastAsia"/>
+                <w:rFonts w:asciiTheme="minorEastAsia" w:hAnsiTheme="minorEastAsia" w:cs="Tahoma"/>
                 <w:szCs w:val="21"/>
               </w:rPr>
             </w:pPr>
@@ -21979,87 +21979,87 @@
           <w:p>
             <w:pPr>
               <w:rPr>
+                <w:rFonts w:asciiTheme="minorEastAsia" w:hAnsiTheme="minorEastAsia" w:cs="Tahoma"/>
+                <w:szCs w:val="21"/>
+              </w:rPr>
+            </w:pPr>
+            <w:r>
+              <w:rPr>
                 <w:rFonts w:asciiTheme="minorEastAsia" w:hAnsiTheme="minorEastAsia" w:cs="Tahoma" w:hint="eastAsia"/>
                 <w:szCs w:val="21"/>
               </w:rPr>
+              <w:t>整型</w:t>
+            </w:r>
+          </w:p>
+        </w:tc>
+        <w:tc>
+          <w:tcPr>
+            <w:tcW w:w="4728" w:type="dxa"/>
+          </w:tcPr>
+          <w:p>
+            <w:pPr>
+              <w:rPr>
+                <w:rFonts w:asciiTheme="minorEastAsia" w:hAnsiTheme="minorEastAsia" w:cs="Tahoma"/>
+                <w:szCs w:val="21"/>
+              </w:rPr>
             </w:pPr>
             <w:r>
               <w:rPr>
                 <w:rFonts w:asciiTheme="minorEastAsia" w:hAnsiTheme="minorEastAsia" w:cs="Tahoma" w:hint="eastAsia"/>
                 <w:szCs w:val="21"/>
               </w:rPr>
-              <w:t>整型</w:t>
-            </w:r>
-          </w:p>
-        </w:tc>
-        <w:tc>
-          <w:tcPr>
-            <w:tcW w:w="4728" w:type="dxa"/>
-          </w:tcPr>
-          <w:p>
-            <w:pPr>
+              <w:t>分区组中节点的服务类型</w:t>
+            </w:r>
+          </w:p>
+          <w:p>
+            <w:pPr>
+              <w:rPr>
+                <w:rFonts w:asciiTheme="minorEastAsia" w:hAnsiTheme="minorEastAsia" w:cs="Tahoma"/>
+                <w:szCs w:val="21"/>
+              </w:rPr>
+            </w:pPr>
+            <w:r>
               <w:rPr>
                 <w:rFonts w:asciiTheme="minorEastAsia" w:hAnsiTheme="minorEastAsia" w:cs="Tahoma" w:hint="eastAsia"/>
                 <w:szCs w:val="21"/>
               </w:rPr>
+              <w:t>0：直连服务，对应数据库参数 svcname</w:t>
+            </w:r>
+          </w:p>
+          <w:p>
+            <w:pPr>
+              <w:rPr>
+                <w:rFonts w:asciiTheme="minorEastAsia" w:hAnsiTheme="minorEastAsia" w:cs="Tahoma"/>
+                <w:szCs w:val="21"/>
+              </w:rPr>
             </w:pPr>
             <w:r>
               <w:rPr>
                 <w:rFonts w:asciiTheme="minorEastAsia" w:hAnsiTheme="minorEastAsia" w:cs="Tahoma" w:hint="eastAsia"/>
                 <w:szCs w:val="21"/>
               </w:rPr>
-              <w:t>分区组中节点的服务类型</w:t>
-            </w:r>
-          </w:p>
-          <w:p>
-            <w:pPr>
+              <w:t>1：复制服务，对应数据库参数 replname</w:t>
+            </w:r>
+          </w:p>
+          <w:p>
+            <w:pPr>
+              <w:rPr>
+                <w:rFonts w:asciiTheme="minorEastAsia" w:hAnsiTheme="minorEastAsia" w:cs="Tahoma"/>
+                <w:szCs w:val="21"/>
+              </w:rPr>
+            </w:pPr>
+            <w:r>
               <w:rPr>
                 <w:rFonts w:asciiTheme="minorEastAsia" w:hAnsiTheme="minorEastAsia" w:cs="Tahoma" w:hint="eastAsia"/>
                 <w:szCs w:val="21"/>
               </w:rPr>
-            </w:pPr>
-            <w:r>
-              <w:rPr>
-                <w:rFonts w:asciiTheme="minorEastAsia" w:hAnsiTheme="minorEastAsia" w:cs="Tahoma" w:hint="eastAsia"/>
-                <w:szCs w:val="21"/>
-              </w:rPr>
-              <w:t>0：直连服务，对应数据库参数 svcname</w:t>
-            </w:r>
-          </w:p>
-          <w:p>
-            <w:pPr>
-              <w:rPr>
-                <w:rFonts w:asciiTheme="minorEastAsia" w:hAnsiTheme="minorEastAsia" w:cs="Tahoma" w:hint="eastAsia"/>
-                <w:szCs w:val="21"/>
-              </w:rPr>
-            </w:pPr>
-            <w:r>
-              <w:rPr>
-                <w:rFonts w:asciiTheme="minorEastAsia" w:hAnsiTheme="minorEastAsia" w:cs="Tahoma" w:hint="eastAsia"/>
-                <w:szCs w:val="21"/>
-              </w:rPr>
-              <w:t>1：复制服务，对应数据库参数 replname</w:t>
-            </w:r>
-          </w:p>
-          <w:p>
-            <w:pPr>
-              <w:rPr>
-                <w:rFonts w:asciiTheme="minorEastAsia" w:hAnsiTheme="minorEastAsia" w:cs="Tahoma" w:hint="eastAsia"/>
-                <w:szCs w:val="21"/>
-              </w:rPr>
-            </w:pPr>
-            <w:r>
-              <w:rPr>
-                <w:rFonts w:asciiTheme="minorEastAsia" w:hAnsiTheme="minorEastAsia" w:cs="Tahoma" w:hint="eastAsia"/>
-                <w:szCs w:val="21"/>
-              </w:rPr>
               <w:t>2：分区服务，对应数据库参数 shardname</w:t>
             </w:r>
           </w:p>
           <w:p>
             <w:pPr>
               <w:rPr>
-                <w:rFonts w:asciiTheme="minorEastAsia" w:hAnsiTheme="minorEastAsia" w:cs="Tahoma" w:hint="eastAsia"/>
+                <w:rFonts w:asciiTheme="minorEastAsia" w:hAnsiTheme="minorEastAsia" w:cs="Tahoma"/>
                 <w:szCs w:val="21"/>
               </w:rPr>
             </w:pPr>
@@ -22091,15 +22091,15 @@
           <w:p>
             <w:pPr>
               <w:rPr>
+                <w:rFonts w:asciiTheme="minorEastAsia" w:hAnsiTheme="minorEastAsia" w:cs="Tahoma"/>
+                <w:szCs w:val="21"/>
+              </w:rPr>
+            </w:pPr>
+            <w:r>
+              <w:rPr>
                 <w:rFonts w:asciiTheme="minorEastAsia" w:hAnsiTheme="minorEastAsia" w:cs="Tahoma" w:hint="eastAsia"/>
                 <w:szCs w:val="21"/>
               </w:rPr>
-            </w:pPr>
-            <w:r>
-              <w:rPr>
-                <w:rFonts w:asciiTheme="minorEastAsia" w:hAnsiTheme="minorEastAsia" w:cs="Tahoma" w:hint="eastAsia"/>
-                <w:szCs w:val="21"/>
-              </w:rPr>
               <w:t>字符串</w:t>
             </w:r>
           </w:p>
@@ -22111,7 +22111,7 @@
           <w:p>
             <w:pPr>
               <w:rPr>
-                <w:rFonts w:asciiTheme="minorEastAsia" w:hAnsiTheme="minorEastAsia" w:cs="Tahoma" w:hint="eastAsia"/>
+                <w:rFonts w:asciiTheme="minorEastAsia" w:hAnsiTheme="minorEastAsia" w:cs="Tahoma"/>
                 <w:szCs w:val="21"/>
               </w:rPr>
             </w:pPr>
@@ -22143,15 +22143,15 @@
           <w:p>
             <w:pPr>
               <w:rPr>
+                <w:rFonts w:asciiTheme="minorEastAsia" w:hAnsiTheme="minorEastAsia" w:cs="Tahoma"/>
+                <w:szCs w:val="21"/>
+              </w:rPr>
+            </w:pPr>
+            <w:r>
+              <w:rPr>
                 <w:rFonts w:asciiTheme="minorEastAsia" w:hAnsiTheme="minorEastAsia" w:cs="Tahoma" w:hint="eastAsia"/>
                 <w:szCs w:val="21"/>
               </w:rPr>
-            </w:pPr>
-            <w:r>
-              <w:rPr>
-                <w:rFonts w:asciiTheme="minorEastAsia" w:hAnsiTheme="minorEastAsia" w:cs="Tahoma" w:hint="eastAsia"/>
-                <w:szCs w:val="21"/>
-              </w:rPr>
               <w:t>整型</w:t>
             </w:r>
           </w:p>
@@ -22163,7 +22163,7 @@
           <w:p>
             <w:pPr>
               <w:rPr>
-                <w:rFonts w:asciiTheme="minorEastAsia" w:hAnsiTheme="minorEastAsia" w:cs="Tahoma" w:hint="eastAsia"/>
+                <w:rFonts w:asciiTheme="minorEastAsia" w:hAnsiTheme="minorEastAsia" w:cs="Tahoma"/>
                 <w:szCs w:val="21"/>
               </w:rPr>
             </w:pPr>
@@ -22195,15 +22195,15 @@
           <w:p>
             <w:pPr>
               <w:rPr>
+                <w:rFonts w:asciiTheme="minorEastAsia" w:hAnsiTheme="minorEastAsia" w:cs="Tahoma"/>
+                <w:szCs w:val="21"/>
+              </w:rPr>
+            </w:pPr>
+            <w:r>
+              <w:rPr>
                 <w:rFonts w:asciiTheme="minorEastAsia" w:hAnsiTheme="minorEastAsia" w:cs="Tahoma" w:hint="eastAsia"/>
                 <w:szCs w:val="21"/>
               </w:rPr>
-            </w:pPr>
-            <w:r>
-              <w:rPr>
-                <w:rFonts w:asciiTheme="minorEastAsia" w:hAnsiTheme="minorEastAsia" w:cs="Tahoma" w:hint="eastAsia"/>
-                <w:szCs w:val="21"/>
-              </w:rPr>
               <w:t>整型</w:t>
             </w:r>
           </w:p>
@@ -22215,7 +22215,7 @@
           <w:p>
             <w:pPr>
               <w:rPr>
-                <w:rFonts w:asciiTheme="minorEastAsia" w:hAnsiTheme="minorEastAsia" w:cs="Tahoma" w:hint="eastAsia"/>
+                <w:rFonts w:asciiTheme="minorEastAsia" w:hAnsiTheme="minorEastAsia" w:cs="Tahoma"/>
                 <w:szCs w:val="21"/>
               </w:rPr>
             </w:pPr>
@@ -22247,15 +22247,15 @@
           <w:p>
             <w:pPr>
               <w:rPr>
+                <w:rFonts w:asciiTheme="minorEastAsia" w:hAnsiTheme="minorEastAsia" w:cs="Tahoma"/>
+                <w:szCs w:val="21"/>
+              </w:rPr>
+            </w:pPr>
+            <w:r>
+              <w:rPr>
                 <w:rFonts w:asciiTheme="minorEastAsia" w:hAnsiTheme="minorEastAsia" w:cs="Tahoma" w:hint="eastAsia"/>
                 <w:szCs w:val="21"/>
               </w:rPr>
-            </w:pPr>
-            <w:r>
-              <w:rPr>
-                <w:rFonts w:asciiTheme="minorEastAsia" w:hAnsiTheme="minorEastAsia" w:cs="Tahoma" w:hint="eastAsia"/>
-                <w:szCs w:val="21"/>
-              </w:rPr>
               <w:t>字符串</w:t>
             </w:r>
           </w:p>
@@ -22267,7 +22267,7 @@
           <w:p>
             <w:pPr>
               <w:rPr>
-                <w:rFonts w:asciiTheme="minorEastAsia" w:hAnsiTheme="minorEastAsia" w:cs="Tahoma" w:hint="eastAsia"/>
+                <w:rFonts w:asciiTheme="minorEastAsia" w:hAnsiTheme="minorEastAsia" w:cs="Tahoma"/>
                 <w:szCs w:val="21"/>
               </w:rPr>
             </w:pPr>
@@ -22299,15 +22299,15 @@
           <w:p>
             <w:pPr>
               <w:rPr>
+                <w:rFonts w:asciiTheme="minorEastAsia" w:hAnsiTheme="minorEastAsia" w:cs="Tahoma"/>
+                <w:szCs w:val="21"/>
+              </w:rPr>
+            </w:pPr>
+            <w:r>
+              <w:rPr>
                 <w:rFonts w:asciiTheme="minorEastAsia" w:hAnsiTheme="minorEastAsia" w:cs="Tahoma" w:hint="eastAsia"/>
                 <w:szCs w:val="21"/>
               </w:rPr>
-            </w:pPr>
-            <w:r>
-              <w:rPr>
-                <w:rFonts w:asciiTheme="minorEastAsia" w:hAnsiTheme="minorEastAsia" w:cs="Tahoma" w:hint="eastAsia"/>
-                <w:szCs w:val="21"/>
-              </w:rPr>
               <w:t>整型</w:t>
             </w:r>
           </w:p>
@@ -22319,7 +22319,7 @@
           <w:p>
             <w:pPr>
               <w:rPr>
-                <w:rFonts w:asciiTheme="minorEastAsia" w:hAnsiTheme="minorEastAsia" w:cs="Tahoma" w:hint="eastAsia"/>
+                <w:rFonts w:asciiTheme="minorEastAsia" w:hAnsiTheme="minorEastAsia" w:cs="Tahoma"/>
                 <w:szCs w:val="21"/>
               </w:rPr>
             </w:pPr>
@@ -22351,57 +22351,57 @@
           <w:p>
             <w:pPr>
               <w:rPr>
+                <w:rFonts w:asciiTheme="minorEastAsia" w:hAnsiTheme="minorEastAsia" w:cs="Tahoma"/>
+                <w:szCs w:val="21"/>
+              </w:rPr>
+            </w:pPr>
+            <w:r>
+              <w:rPr>
                 <w:rFonts w:asciiTheme="minorEastAsia" w:hAnsiTheme="minorEastAsia" w:cs="Tahoma" w:hint="eastAsia"/>
                 <w:szCs w:val="21"/>
               </w:rPr>
+              <w:t>整型</w:t>
+            </w:r>
+          </w:p>
+        </w:tc>
+        <w:tc>
+          <w:tcPr>
+            <w:tcW w:w="4728" w:type="dxa"/>
+          </w:tcPr>
+          <w:p>
+            <w:pPr>
+              <w:rPr>
+                <w:rFonts w:asciiTheme="minorEastAsia" w:hAnsiTheme="minorEastAsia" w:cs="Tahoma"/>
+                <w:szCs w:val="21"/>
+              </w:rPr>
             </w:pPr>
             <w:r>
               <w:rPr>
                 <w:rFonts w:asciiTheme="minorEastAsia" w:hAnsiTheme="minorEastAsia" w:cs="Tahoma" w:hint="eastAsia"/>
                 <w:szCs w:val="21"/>
               </w:rPr>
-              <w:t>整型</w:t>
-            </w:r>
-          </w:p>
-        </w:tc>
-        <w:tc>
-          <w:tcPr>
-            <w:tcW w:w="4728" w:type="dxa"/>
-          </w:tcPr>
-          <w:p>
-            <w:pPr>
+              <w:t>分区组角色，可以为：</w:t>
+            </w:r>
+          </w:p>
+          <w:p>
+            <w:pPr>
+              <w:rPr>
+                <w:rFonts w:asciiTheme="minorEastAsia" w:hAnsiTheme="minorEastAsia" w:cs="Tahoma"/>
+                <w:szCs w:val="21"/>
+              </w:rPr>
+            </w:pPr>
+            <w:r>
               <w:rPr>
                 <w:rFonts w:asciiTheme="minorEastAsia" w:hAnsiTheme="minorEastAsia" w:cs="Tahoma" w:hint="eastAsia"/>
                 <w:szCs w:val="21"/>
               </w:rPr>
-            </w:pPr>
-            <w:r>
-              <w:rPr>
-                <w:rFonts w:asciiTheme="minorEastAsia" w:hAnsiTheme="minorEastAsia" w:cs="Tahoma" w:hint="eastAsia"/>
-                <w:szCs w:val="21"/>
-              </w:rPr>
-              <w:t>分区组角色，可以为：</w:t>
-            </w:r>
-          </w:p>
-          <w:p>
-            <w:pPr>
-              <w:rPr>
-                <w:rFonts w:asciiTheme="minorEastAsia" w:hAnsiTheme="minorEastAsia" w:cs="Tahoma" w:hint="eastAsia"/>
-                <w:szCs w:val="21"/>
-              </w:rPr>
-            </w:pPr>
-            <w:r>
-              <w:rPr>
-                <w:rFonts w:asciiTheme="minorEastAsia" w:hAnsiTheme="minorEastAsia" w:cs="Tahoma" w:hint="eastAsia"/>
-                <w:szCs w:val="21"/>
-              </w:rPr>
               <w:t>0：数据节点</w:t>
             </w:r>
           </w:p>
           <w:p>
             <w:pPr>
               <w:rPr>
-                <w:rFonts w:asciiTheme="minorEastAsia" w:hAnsiTheme="minorEastAsia" w:cs="Tahoma" w:hint="eastAsia"/>
+                <w:rFonts w:asciiTheme="minorEastAsia" w:hAnsiTheme="minorEastAsia" w:cs="Tahoma"/>
                 <w:szCs w:val="21"/>
               </w:rPr>
             </w:pPr>
@@ -22433,72 +22433,72 @@
           <w:p>
             <w:pPr>
               <w:rPr>
+                <w:rFonts w:asciiTheme="minorEastAsia" w:hAnsiTheme="minorEastAsia" w:cs="Tahoma"/>
+                <w:szCs w:val="21"/>
+              </w:rPr>
+            </w:pPr>
+            <w:r>
+              <w:rPr>
                 <w:rFonts w:asciiTheme="minorEastAsia" w:hAnsiTheme="minorEastAsia" w:cs="Tahoma" w:hint="eastAsia"/>
                 <w:szCs w:val="21"/>
               </w:rPr>
+              <w:t>字符串</w:t>
+            </w:r>
+          </w:p>
+        </w:tc>
+        <w:tc>
+          <w:tcPr>
+            <w:tcW w:w="4728" w:type="dxa"/>
+          </w:tcPr>
+          <w:p>
+            <w:pPr>
+              <w:rPr>
+                <w:rFonts w:asciiTheme="minorEastAsia" w:hAnsiTheme="minorEastAsia" w:cs="Tahoma"/>
+                <w:szCs w:val="21"/>
+              </w:rPr>
             </w:pPr>
             <w:r>
               <w:rPr>
                 <w:rFonts w:asciiTheme="minorEastAsia" w:hAnsiTheme="minorEastAsia" w:cs="Tahoma" w:hint="eastAsia"/>
                 <w:szCs w:val="21"/>
               </w:rPr>
-              <w:t>字符串</w:t>
-            </w:r>
-          </w:p>
-        </w:tc>
-        <w:tc>
-          <w:tcPr>
-            <w:tcW w:w="4728" w:type="dxa"/>
-          </w:tcPr>
-          <w:p>
-            <w:pPr>
+              <w:t>分区组状态</w:t>
+            </w:r>
+          </w:p>
+          <w:p>
+            <w:pPr>
+              <w:rPr>
+                <w:rFonts w:asciiTheme="minorEastAsia" w:hAnsiTheme="minorEastAsia" w:cs="Tahoma"/>
+                <w:szCs w:val="21"/>
+              </w:rPr>
+            </w:pPr>
+            <w:r>
               <w:rPr>
                 <w:rFonts w:asciiTheme="minorEastAsia" w:hAnsiTheme="minorEastAsia" w:cs="Tahoma" w:hint="eastAsia"/>
                 <w:szCs w:val="21"/>
               </w:rPr>
+              <w:t>1：已激活分区组</w:t>
+            </w:r>
+          </w:p>
+          <w:p>
+            <w:pPr>
+              <w:rPr>
+                <w:rFonts w:asciiTheme="minorEastAsia" w:hAnsiTheme="minorEastAsia" w:cs="Tahoma"/>
+                <w:szCs w:val="21"/>
+              </w:rPr>
             </w:pPr>
             <w:r>
               <w:rPr>
                 <w:rFonts w:asciiTheme="minorEastAsia" w:hAnsiTheme="minorEastAsia" w:cs="Tahoma" w:hint="eastAsia"/>
                 <w:szCs w:val="21"/>
               </w:rPr>
-              <w:t>分区组状态</w:t>
-            </w:r>
-          </w:p>
-          <w:p>
-            <w:pPr>
-              <w:rPr>
-                <w:rFonts w:asciiTheme="minorEastAsia" w:hAnsiTheme="minorEastAsia" w:cs="Tahoma" w:hint="eastAsia"/>
-                <w:szCs w:val="21"/>
-              </w:rPr>
-            </w:pPr>
-            <w:r>
-              <w:rPr>
-                <w:rFonts w:asciiTheme="minorEastAsia" w:hAnsiTheme="minorEastAsia" w:cs="Tahoma" w:hint="eastAsia"/>
-                <w:szCs w:val="21"/>
-              </w:rPr>
-              <w:t>1：已激活分区组</w:t>
-            </w:r>
-          </w:p>
-          <w:p>
-            <w:pPr>
-              <w:rPr>
-                <w:rFonts w:asciiTheme="minorEastAsia" w:hAnsiTheme="minorEastAsia" w:cs="Tahoma" w:hint="eastAsia"/>
-                <w:szCs w:val="21"/>
-              </w:rPr>
-            </w:pPr>
-            <w:r>
-              <w:rPr>
-                <w:rFonts w:asciiTheme="minorEastAsia" w:hAnsiTheme="minorEastAsia" w:cs="Tahoma" w:hint="eastAsia"/>
-                <w:szCs w:val="21"/>
-              </w:rPr>
               <w:t>0：未激活分区组</w:t>
             </w:r>
           </w:p>
           <w:p>
             <w:pPr>
               <w:rPr>
-                <w:rFonts w:asciiTheme="minorEastAsia" w:hAnsiTheme="minorEastAsia" w:cs="Tahoma" w:hint="eastAsia"/>
+                <w:rFonts w:asciiTheme="minorEastAsia" w:hAnsiTheme="minorEastAsia" w:cs="Tahoma"/>
                 <w:szCs w:val="21"/>
               </w:rPr>
             </w:pPr>
@@ -22530,15 +22530,15 @@
           <w:p>
             <w:pPr>
               <w:rPr>
+                <w:rFonts w:asciiTheme="minorEastAsia" w:hAnsiTheme="minorEastAsia" w:cs="Tahoma"/>
+                <w:szCs w:val="21"/>
+              </w:rPr>
+            </w:pPr>
+            <w:r>
+              <w:rPr>
                 <w:rFonts w:asciiTheme="minorEastAsia" w:hAnsiTheme="minorEastAsia" w:cs="Tahoma" w:hint="eastAsia"/>
                 <w:szCs w:val="21"/>
               </w:rPr>
-            </w:pPr>
-            <w:r>
-              <w:rPr>
-                <w:rFonts w:asciiTheme="minorEastAsia" w:hAnsiTheme="minorEastAsia" w:cs="Tahoma" w:hint="eastAsia"/>
-                <w:szCs w:val="21"/>
-              </w:rPr>
               <w:t>整型</w:t>
             </w:r>
           </w:p>
@@ -22550,7 +22550,7 @@
           <w:p>
             <w:pPr>
               <w:rPr>
-                <w:rFonts w:asciiTheme="minorEastAsia" w:hAnsiTheme="minorEastAsia" w:cs="Tahoma" w:hint="eastAsia"/>
+                <w:rFonts w:asciiTheme="minorEastAsia" w:hAnsiTheme="minorEastAsia" w:cs="Tahoma"/>
                 <w:szCs w:val="21"/>
               </w:rPr>
             </w:pPr>
@@ -22812,7 +22812,7 @@
           </w:tcPr>
           <w:p>
             <w:r>
-              <w:t>CollectionSpace</w:t>
+              <w:t>DetailsID</w:t>
             </w:r>
           </w:p>
         </w:tc>
@@ -22823,36 +22823,36 @@
           <w:p>
             <w:pPr>
               <w:rPr>
+                <w:rFonts w:asciiTheme="minorEastAsia" w:hAnsiTheme="minorEastAsia" w:cs="Tahoma"/>
+                <w:szCs w:val="21"/>
+              </w:rPr>
+            </w:pPr>
+            <w:r>
+              <w:rPr>
                 <w:rFonts w:asciiTheme="minorEastAsia" w:hAnsiTheme="minorEastAsia" w:cs="Tahoma" w:hint="eastAsia"/>
                 <w:szCs w:val="21"/>
               </w:rPr>
+              <w:t>整型</w:t>
+            </w:r>
+          </w:p>
+        </w:tc>
+        <w:tc>
+          <w:tcPr>
+            <w:tcW w:w="4592" w:type="dxa"/>
+          </w:tcPr>
+          <w:p>
+            <w:pPr>
+              <w:rPr>
+                <w:rFonts w:asciiTheme="minorEastAsia" w:hAnsiTheme="minorEastAsia" w:cs="Tahoma"/>
+                <w:szCs w:val="21"/>
+              </w:rPr>
             </w:pPr>
             <w:r>
               <w:rPr>
                 <w:rFonts w:asciiTheme="minorEastAsia" w:hAnsiTheme="minorEastAsia" w:cs="Tahoma" w:hint="eastAsia"/>
                 <w:szCs w:val="21"/>
               </w:rPr>
-              <w:t>字符串</w:t>
-            </w:r>
-          </w:p>
-        </w:tc>
-        <w:tc>
-          <w:tcPr>
-            <w:tcW w:w="4592" w:type="dxa"/>
-          </w:tcPr>
-          <w:p>
-            <w:pPr>
-              <w:rPr>
-                <w:rFonts w:asciiTheme="minorEastAsia" w:hAnsiTheme="minorEastAsia" w:cs="Tahoma" w:hint="eastAsia"/>
-                <w:szCs w:val="21"/>
-              </w:rPr>
-            </w:pPr>
-            <w:r>
-              <w:rPr>
-                <w:rFonts w:asciiTheme="minorEastAsia" w:hAnsiTheme="minorEastAsia" w:cs="Tahoma" w:hint="eastAsia"/>
-                <w:szCs w:val="21"/>
-              </w:rPr>
-              <w:t>集合空间名</w:t>
+              <w:t>集合 ID，范围0~4095，集合空间内唯一</w:t>
             </w:r>
           </w:p>
         </w:tc>
@@ -22864,7 +22864,7 @@
           </w:tcPr>
           <w:p>
             <w:r>
-              <w:t>DetailsID</w:t>
+              <w:t>DetailsLogicalID</w:t>
             </w:r>
           </w:p>
         </w:tc>
@@ -22875,36 +22875,36 @@
           <w:p>
             <w:pPr>
               <w:rPr>
+                <w:rFonts w:asciiTheme="minorEastAsia" w:hAnsiTheme="minorEastAsia" w:cs="Tahoma"/>
+                <w:szCs w:val="21"/>
+              </w:rPr>
+            </w:pPr>
+            <w:r>
+              <w:rPr>
                 <w:rFonts w:asciiTheme="minorEastAsia" w:hAnsiTheme="minorEastAsia" w:cs="Tahoma" w:hint="eastAsia"/>
                 <w:szCs w:val="21"/>
               </w:rPr>
+              <w:t>整型</w:t>
+            </w:r>
+          </w:p>
+        </w:tc>
+        <w:tc>
+          <w:tcPr>
+            <w:tcW w:w="4592" w:type="dxa"/>
+          </w:tcPr>
+          <w:p>
+            <w:pPr>
+              <w:rPr>
+                <w:rFonts w:asciiTheme="minorEastAsia" w:hAnsiTheme="minorEastAsia" w:cs="Tahoma"/>
+                <w:szCs w:val="21"/>
+              </w:rPr>
             </w:pPr>
             <w:r>
               <w:rPr>
                 <w:rFonts w:asciiTheme="minorEastAsia" w:hAnsiTheme="minorEastAsia" w:cs="Tahoma" w:hint="eastAsia"/>
                 <w:szCs w:val="21"/>
               </w:rPr>
-              <w:t>整型</w:t>
-            </w:r>
-          </w:p>
-        </w:tc>
-        <w:tc>
-          <w:tcPr>
-            <w:tcW w:w="4592" w:type="dxa"/>
-          </w:tcPr>
-          <w:p>
-            <w:pPr>
-              <w:rPr>
-                <w:rFonts w:asciiTheme="minorEastAsia" w:hAnsiTheme="minorEastAsia" w:cs="Tahoma" w:hint="eastAsia"/>
-                <w:szCs w:val="21"/>
-              </w:rPr>
-            </w:pPr>
-            <w:r>
-              <w:rPr>
-                <w:rFonts w:asciiTheme="minorEastAsia" w:hAnsiTheme="minorEastAsia" w:cs="Tahoma" w:hint="eastAsia"/>
-                <w:szCs w:val="21"/>
-              </w:rPr>
-              <w:t>集合 ID，范围0~4095，集合空间内唯一</w:t>
+              <w:t>集合逻辑 ID</w:t>
             </w:r>
           </w:p>
         </w:tc>
@@ -22916,7 +22916,7 @@
           </w:tcPr>
           <w:p>
             <w:r>
-              <w:t>DetailsLogicalID</w:t>
+              <w:t>DetailsSequence</w:t>
             </w:r>
           </w:p>
         </w:tc>
@@ -22927,36 +22927,36 @@
           <w:p>
             <w:pPr>
               <w:rPr>
+                <w:rFonts w:asciiTheme="minorEastAsia" w:hAnsiTheme="minorEastAsia" w:cs="Tahoma"/>
+                <w:szCs w:val="21"/>
+              </w:rPr>
+            </w:pPr>
+            <w:r>
+              <w:rPr>
                 <w:rFonts w:asciiTheme="minorEastAsia" w:hAnsiTheme="minorEastAsia" w:cs="Tahoma" w:hint="eastAsia"/>
                 <w:szCs w:val="21"/>
               </w:rPr>
+              <w:t>整型</w:t>
+            </w:r>
+          </w:p>
+        </w:tc>
+        <w:tc>
+          <w:tcPr>
+            <w:tcW w:w="4592" w:type="dxa"/>
+          </w:tcPr>
+          <w:p>
+            <w:pPr>
+              <w:rPr>
+                <w:rFonts w:asciiTheme="minorEastAsia" w:hAnsiTheme="minorEastAsia" w:cs="Tahoma"/>
+                <w:szCs w:val="21"/>
+              </w:rPr>
             </w:pPr>
             <w:r>
               <w:rPr>
                 <w:rFonts w:asciiTheme="minorEastAsia" w:hAnsiTheme="minorEastAsia" w:cs="Tahoma" w:hint="eastAsia"/>
                 <w:szCs w:val="21"/>
               </w:rPr>
-              <w:t>整型</w:t>
-            </w:r>
-          </w:p>
-        </w:tc>
-        <w:tc>
-          <w:tcPr>
-            <w:tcW w:w="4592" w:type="dxa"/>
-          </w:tcPr>
-          <w:p>
-            <w:pPr>
-              <w:rPr>
-                <w:rFonts w:asciiTheme="minorEastAsia" w:hAnsiTheme="minorEastAsia" w:cs="Tahoma" w:hint="eastAsia"/>
-                <w:szCs w:val="21"/>
-              </w:rPr>
-            </w:pPr>
-            <w:r>
-              <w:rPr>
-                <w:rFonts w:asciiTheme="minorEastAsia" w:hAnsiTheme="minorEastAsia" w:cs="Tahoma" w:hint="eastAsia"/>
-                <w:szCs w:val="21"/>
-              </w:rPr>
-              <w:t>集合逻辑 ID</w:t>
+              <w:t>序列号</w:t>
             </w:r>
           </w:p>
         </w:tc>
@@ -22968,7 +22968,7 @@
           </w:tcPr>
           <w:p>
             <w:r>
-              <w:t>DetailsSequence</w:t>
+              <w:t>DetailsIndexes</w:t>
             </w:r>
           </w:p>
         </w:tc>
@@ -22979,36 +22979,36 @@
           <w:p>
             <w:pPr>
               <w:rPr>
+                <w:rFonts w:asciiTheme="minorEastAsia" w:hAnsiTheme="minorEastAsia" w:cs="Tahoma"/>
+                <w:szCs w:val="21"/>
+              </w:rPr>
+            </w:pPr>
+            <w:r>
+              <w:rPr>
                 <w:rFonts w:asciiTheme="minorEastAsia" w:hAnsiTheme="minorEastAsia" w:cs="Tahoma" w:hint="eastAsia"/>
                 <w:szCs w:val="21"/>
               </w:rPr>
+              <w:t>整型</w:t>
+            </w:r>
+          </w:p>
+        </w:tc>
+        <w:tc>
+          <w:tcPr>
+            <w:tcW w:w="4592" w:type="dxa"/>
+          </w:tcPr>
+          <w:p>
+            <w:pPr>
+              <w:rPr>
+                <w:rFonts w:asciiTheme="minorEastAsia" w:hAnsiTheme="minorEastAsia" w:cs="Tahoma"/>
+                <w:szCs w:val="21"/>
+              </w:rPr>
             </w:pPr>
             <w:r>
               <w:rPr>
                 <w:rFonts w:asciiTheme="minorEastAsia" w:hAnsiTheme="minorEastAsia" w:cs="Tahoma" w:hint="eastAsia"/>
                 <w:szCs w:val="21"/>
               </w:rPr>
-              <w:t>整型</w:t>
-            </w:r>
-          </w:p>
-        </w:tc>
-        <w:tc>
-          <w:tcPr>
-            <w:tcW w:w="4592" w:type="dxa"/>
-          </w:tcPr>
-          <w:p>
-            <w:pPr>
-              <w:rPr>
-                <w:rFonts w:asciiTheme="minorEastAsia" w:hAnsiTheme="minorEastAsia" w:cs="Tahoma" w:hint="eastAsia"/>
-                <w:szCs w:val="21"/>
-              </w:rPr>
-            </w:pPr>
-            <w:r>
-              <w:rPr>
-                <w:rFonts w:asciiTheme="minorEastAsia" w:hAnsiTheme="minorEastAsia" w:cs="Tahoma" w:hint="eastAsia"/>
-                <w:szCs w:val="21"/>
-              </w:rPr>
-              <w:t>序列号</w:t>
+              <w:t>该集合所包含的索引数量</w:t>
             </w:r>
           </w:p>
         </w:tc>
@@ -23020,7 +23020,7 @@
           </w:tcPr>
           <w:p>
             <w:r>
-              <w:t>DetailsIndexes</w:t>
+              <w:t>DetailsStatus</w:t>
             </w:r>
           </w:p>
         </w:tc>
@@ -23031,36 +23031,142 @@
           <w:p>
             <w:pPr>
               <w:rPr>
+                <w:rFonts w:asciiTheme="minorEastAsia" w:hAnsiTheme="minorEastAsia" w:cs="Tahoma"/>
+                <w:szCs w:val="21"/>
+              </w:rPr>
+            </w:pPr>
+            <w:r>
+              <w:rPr>
                 <w:rFonts w:asciiTheme="minorEastAsia" w:hAnsiTheme="minorEastAsia" w:cs="Tahoma" w:hint="eastAsia"/>
                 <w:szCs w:val="21"/>
               </w:rPr>
+              <w:t>字符串</w:t>
+            </w:r>
+          </w:p>
+        </w:tc>
+        <w:tc>
+          <w:tcPr>
+            <w:tcW w:w="4592" w:type="dxa"/>
+          </w:tcPr>
+          <w:p>
+            <w:pPr>
+              <w:rPr>
+                <w:rFonts w:asciiTheme="minorEastAsia" w:hAnsiTheme="minorEastAsia" w:cs="Tahoma"/>
+                <w:szCs w:val="21"/>
+              </w:rPr>
             </w:pPr>
             <w:r>
               <w:rPr>
                 <w:rFonts w:asciiTheme="minorEastAsia" w:hAnsiTheme="minorEastAsia" w:cs="Tahoma" w:hint="eastAsia"/>
                 <w:szCs w:val="21"/>
               </w:rPr>
-              <w:t>整型</w:t>
-            </w:r>
-          </w:p>
-        </w:tc>
-        <w:tc>
-          <w:tcPr>
-            <w:tcW w:w="4592" w:type="dxa"/>
-          </w:tcPr>
-          <w:p>
-            <w:pPr>
+              <w:t>集合当前状态</w:t>
+            </w:r>
+          </w:p>
+          <w:p>
+            <w:pPr>
+              <w:rPr>
+                <w:rFonts w:asciiTheme="minorEastAsia" w:hAnsiTheme="minorEastAsia" w:cs="Tahoma"/>
+                <w:szCs w:val="21"/>
+              </w:rPr>
+            </w:pPr>
+            <w:r>
               <w:rPr>
                 <w:rFonts w:asciiTheme="minorEastAsia" w:hAnsiTheme="minorEastAsia" w:cs="Tahoma" w:hint="eastAsia"/>
                 <w:szCs w:val="21"/>
               </w:rPr>
+              <w:t>Free：空闲</w:t>
+            </w:r>
+          </w:p>
+          <w:p>
+            <w:pPr>
+              <w:rPr>
+                <w:rFonts w:asciiTheme="minorEastAsia" w:hAnsiTheme="minorEastAsia" w:cs="Tahoma"/>
+                <w:szCs w:val="21"/>
+              </w:rPr>
             </w:pPr>
             <w:r>
               <w:rPr>
                 <w:rFonts w:asciiTheme="minorEastAsia" w:hAnsiTheme="minorEastAsia" w:cs="Tahoma" w:hint="eastAsia"/>
                 <w:szCs w:val="21"/>
               </w:rPr>
-              <w:t>该集合所包含的索引数量</w:t>
+              <w:t>Normal：正常</w:t>
+            </w:r>
+          </w:p>
+          <w:p>
+            <w:pPr>
+              <w:rPr>
+                <w:rFonts w:asciiTheme="minorEastAsia" w:hAnsiTheme="minorEastAsia" w:cs="Tahoma"/>
+                <w:szCs w:val="21"/>
+              </w:rPr>
+            </w:pPr>
+            <w:r>
+              <w:rPr>
+                <w:rFonts w:asciiTheme="minorEastAsia" w:hAnsiTheme="minorEastAsia" w:cs="Tahoma" w:hint="eastAsia"/>
+                <w:szCs w:val="21"/>
+              </w:rPr>
+              <w:lastRenderedPageBreak/>
+              <w:t>Dropped：被删除</w:t>
+            </w:r>
+          </w:p>
+          <w:p>
+            <w:pPr>
+              <w:rPr>
+                <w:rFonts w:asciiTheme="minorEastAsia" w:hAnsiTheme="minorEastAsia" w:cs="Tahoma"/>
+                <w:szCs w:val="21"/>
+              </w:rPr>
+            </w:pPr>
+            <w:r>
+              <w:rPr>
+                <w:rFonts w:asciiTheme="minorEastAsia" w:hAnsiTheme="minorEastAsia" w:cs="Tahoma" w:hint="eastAsia"/>
+                <w:szCs w:val="21"/>
+              </w:rPr>
+              <w:t>Offline Reorg Shadow Copy Phase：离线重组复制阶段</w:t>
+            </w:r>
+          </w:p>
+          <w:p>
+            <w:pPr>
+              <w:rPr>
+                <w:rFonts w:asciiTheme="minorEastAsia" w:hAnsiTheme="minorEastAsia" w:cs="Tahoma"/>
+                <w:szCs w:val="21"/>
+              </w:rPr>
+            </w:pPr>
+            <w:r>
+              <w:rPr>
+                <w:rFonts w:asciiTheme="minorEastAsia" w:hAnsiTheme="minorEastAsia" w:cs="Tahoma" w:hint="eastAsia"/>
+                <w:szCs w:val="21"/>
+              </w:rPr>
+              <w:t>Offline Reorg Truncate Phase：离线重组清除阶段</w:t>
+            </w:r>
+          </w:p>
+          <w:p>
+            <w:pPr>
+              <w:rPr>
+                <w:rFonts w:asciiTheme="minorEastAsia" w:hAnsiTheme="minorEastAsia" w:cs="Tahoma"/>
+                <w:szCs w:val="21"/>
+              </w:rPr>
+            </w:pPr>
+            <w:r>
+              <w:rPr>
+                <w:rFonts w:asciiTheme="minorEastAsia" w:hAnsiTheme="minorEastAsia" w:cs="Tahoma" w:hint="eastAsia"/>
+                <w:szCs w:val="21"/>
+              </w:rPr>
+              <w:t>Offline Reorg Copy Back Phase：离线重组重入阶段</w:t>
+            </w:r>
+          </w:p>
+          <w:p>
+            <w:pPr>
+              <w:rPr>
+                <w:rFonts w:asciiTheme="minorEastAsia" w:hAnsiTheme="minorEastAsia" w:cs="Tahoma"/>
+                <w:szCs w:val="21"/>
+              </w:rPr>
+            </w:pPr>
+            <w:r>
+              <w:rPr>
+                <w:rFonts w:asciiTheme="minorEastAsia" w:hAnsiTheme="minorEastAsia" w:cs="Tahoma" w:hint="eastAsia"/>
+                <w:szCs w:val="21"/>
+              </w:rPr>
+              <w:t>Offline Reorg Rebuild Phase：离线重组重建索引阶段</w:t>
             </w:r>
           </w:p>
         </w:tc>
@@ -23072,7 +23178,8 @@
           </w:tcPr>
           <w:p>
             <w:r>
-              <w:t>DetailsStatus</w:t>
+              <w:lastRenderedPageBreak/>
+              <w:t>DetailsTotalRecords</w:t>
             </w:r>
           </w:p>
         </w:tc>
@@ -23083,142 +23190,36 @@
           <w:p>
             <w:pPr>
               <w:rPr>
+                <w:rFonts w:asciiTheme="minorEastAsia" w:hAnsiTheme="minorEastAsia" w:cs="Tahoma"/>
+                <w:szCs w:val="21"/>
+              </w:rPr>
+            </w:pPr>
+            <w:r>
+              <w:rPr>
                 <w:rFonts w:asciiTheme="minorEastAsia" w:hAnsiTheme="minorEastAsia" w:cs="Tahoma" w:hint="eastAsia"/>
                 <w:szCs w:val="21"/>
               </w:rPr>
+              <w:t>长整型</w:t>
+            </w:r>
+          </w:p>
+        </w:tc>
+        <w:tc>
+          <w:tcPr>
+            <w:tcW w:w="4592" w:type="dxa"/>
+          </w:tcPr>
+          <w:p>
+            <w:pPr>
+              <w:rPr>
+                <w:rFonts w:asciiTheme="minorEastAsia" w:hAnsiTheme="minorEastAsia" w:cs="Tahoma"/>
+                <w:szCs w:val="21"/>
+              </w:rPr>
             </w:pPr>
             <w:r>
               <w:rPr>
                 <w:rFonts w:asciiTheme="minorEastAsia" w:hAnsiTheme="minorEastAsia" w:cs="Tahoma" w:hint="eastAsia"/>
                 <w:szCs w:val="21"/>
               </w:rPr>
-              <w:t>字符串</w:t>
-            </w:r>
-          </w:p>
-        </w:tc>
-        <w:tc>
-          <w:tcPr>
-            <w:tcW w:w="4592" w:type="dxa"/>
-          </w:tcPr>
-          <w:p>
-            <w:pPr>
-              <w:rPr>
-                <w:rFonts w:asciiTheme="minorEastAsia" w:hAnsiTheme="minorEastAsia" w:cs="Tahoma" w:hint="eastAsia"/>
-                <w:szCs w:val="21"/>
-              </w:rPr>
-            </w:pPr>
-            <w:r>
-              <w:rPr>
-                <w:rFonts w:asciiTheme="minorEastAsia" w:hAnsiTheme="minorEastAsia" w:cs="Tahoma" w:hint="eastAsia"/>
-                <w:szCs w:val="21"/>
-              </w:rPr>
-              <w:t>集合当前状态</w:t>
-            </w:r>
-          </w:p>
-          <w:p>
-            <w:pPr>
-              <w:rPr>
-                <w:rFonts w:asciiTheme="minorEastAsia" w:hAnsiTheme="minorEastAsia" w:cs="Tahoma" w:hint="eastAsia"/>
-                <w:szCs w:val="21"/>
-              </w:rPr>
-            </w:pPr>
-            <w:r>
-              <w:rPr>
-                <w:rFonts w:asciiTheme="minorEastAsia" w:hAnsiTheme="minorEastAsia" w:cs="Tahoma" w:hint="eastAsia"/>
-                <w:szCs w:val="21"/>
-              </w:rPr>
-              <w:t>Free：空闲</w:t>
-            </w:r>
-          </w:p>
-          <w:p>
-            <w:pPr>
-              <w:rPr>
-                <w:rFonts w:asciiTheme="minorEastAsia" w:hAnsiTheme="minorEastAsia" w:cs="Tahoma" w:hint="eastAsia"/>
-                <w:szCs w:val="21"/>
-              </w:rPr>
-            </w:pPr>
-            <w:r>
-              <w:rPr>
-                <w:rFonts w:asciiTheme="minorEastAsia" w:hAnsiTheme="minorEastAsia" w:cs="Tahoma" w:hint="eastAsia"/>
-                <w:szCs w:val="21"/>
-              </w:rPr>
-              <w:lastRenderedPageBreak/>
-              <w:t>Normal：正常</w:t>
-            </w:r>
-          </w:p>
-          <w:p>
-            <w:pPr>
-              <w:rPr>
-                <w:rFonts w:asciiTheme="minorEastAsia" w:hAnsiTheme="minorEastAsia" w:cs="Tahoma" w:hint="eastAsia"/>
-                <w:szCs w:val="21"/>
-              </w:rPr>
-            </w:pPr>
-            <w:r>
-              <w:rPr>
-                <w:rFonts w:asciiTheme="minorEastAsia" w:hAnsiTheme="minorEastAsia" w:cs="Tahoma" w:hint="eastAsia"/>
-                <w:szCs w:val="21"/>
-              </w:rPr>
-              <w:t>Dropped：被删除</w:t>
-            </w:r>
-          </w:p>
-          <w:p>
-            <w:pPr>
-              <w:rPr>
-                <w:rFonts w:asciiTheme="minorEastAsia" w:hAnsiTheme="minorEastAsia" w:cs="Tahoma" w:hint="eastAsia"/>
-                <w:szCs w:val="21"/>
-              </w:rPr>
-            </w:pPr>
-            <w:r>
-              <w:rPr>
-                <w:rFonts w:asciiTheme="minorEastAsia" w:hAnsiTheme="minorEastAsia" w:cs="Tahoma" w:hint="eastAsia"/>
-                <w:szCs w:val="21"/>
-              </w:rPr>
-              <w:t>Offline Reorg Shadow Copy Phase：离线重组复制阶段</w:t>
-            </w:r>
-          </w:p>
-          <w:p>
-            <w:pPr>
-              <w:rPr>
-                <w:rFonts w:asciiTheme="minorEastAsia" w:hAnsiTheme="minorEastAsia" w:cs="Tahoma" w:hint="eastAsia"/>
-                <w:szCs w:val="21"/>
-              </w:rPr>
-            </w:pPr>
-            <w:r>
-              <w:rPr>
-                <w:rFonts w:asciiTheme="minorEastAsia" w:hAnsiTheme="minorEastAsia" w:cs="Tahoma" w:hint="eastAsia"/>
-                <w:szCs w:val="21"/>
-              </w:rPr>
-              <w:t>Offline Reorg Truncate Phase：离线重组清除阶段</w:t>
-            </w:r>
-          </w:p>
-          <w:p>
-            <w:pPr>
-              <w:rPr>
-                <w:rFonts w:asciiTheme="minorEastAsia" w:hAnsiTheme="minorEastAsia" w:cs="Tahoma" w:hint="eastAsia"/>
-                <w:szCs w:val="21"/>
-              </w:rPr>
-            </w:pPr>
-            <w:r>
-              <w:rPr>
-                <w:rFonts w:asciiTheme="minorEastAsia" w:hAnsiTheme="minorEastAsia" w:cs="Tahoma" w:hint="eastAsia"/>
-                <w:szCs w:val="21"/>
-              </w:rPr>
-              <w:t>Offline Reorg Copy Back Phase：离线重组重入阶段</w:t>
-            </w:r>
-          </w:p>
-          <w:p>
-            <w:pPr>
-              <w:rPr>
-                <w:rFonts w:asciiTheme="minorEastAsia" w:hAnsiTheme="minorEastAsia" w:cs="Tahoma" w:hint="eastAsia"/>
-                <w:szCs w:val="21"/>
-              </w:rPr>
-            </w:pPr>
-            <w:r>
-              <w:rPr>
-                <w:rFonts w:asciiTheme="minorEastAsia" w:hAnsiTheme="minorEastAsia" w:cs="Tahoma" w:hint="eastAsia"/>
-                <w:szCs w:val="21"/>
-              </w:rPr>
-              <w:t>Offline Reorg Rebuild Phase：离线重组重建索引阶段</w:t>
+              <w:t>集合的记录总数</w:t>
             </w:r>
           </w:p>
         </w:tc>
@@ -23230,8 +23231,7 @@
           </w:tcPr>
           <w:p>
             <w:r>
-              <w:lastRenderedPageBreak/>
-              <w:t>DetailsTotalRecords</w:t>
+              <w:t>DetailsTotalDataPages</w:t>
             </w:r>
           </w:p>
         </w:tc>
@@ -23242,36 +23242,36 @@
           <w:p>
             <w:pPr>
               <w:rPr>
+                <w:rFonts w:asciiTheme="minorEastAsia" w:hAnsiTheme="minorEastAsia" w:cs="Tahoma"/>
+                <w:szCs w:val="21"/>
+              </w:rPr>
+            </w:pPr>
+            <w:r>
+              <w:rPr>
                 <w:rFonts w:asciiTheme="minorEastAsia" w:hAnsiTheme="minorEastAsia" w:cs="Tahoma" w:hint="eastAsia"/>
                 <w:szCs w:val="21"/>
               </w:rPr>
+              <w:t>整型</w:t>
+            </w:r>
+          </w:p>
+        </w:tc>
+        <w:tc>
+          <w:tcPr>
+            <w:tcW w:w="4592" w:type="dxa"/>
+          </w:tcPr>
+          <w:p>
+            <w:pPr>
+              <w:rPr>
+                <w:rFonts w:asciiTheme="minorEastAsia" w:hAnsiTheme="minorEastAsia" w:cs="Tahoma"/>
+                <w:szCs w:val="21"/>
+              </w:rPr>
             </w:pPr>
             <w:r>
               <w:rPr>
                 <w:rFonts w:asciiTheme="minorEastAsia" w:hAnsiTheme="minorEastAsia" w:cs="Tahoma" w:hint="eastAsia"/>
                 <w:szCs w:val="21"/>
               </w:rPr>
-              <w:t>长整型</w:t>
-            </w:r>
-          </w:p>
-        </w:tc>
-        <w:tc>
-          <w:tcPr>
-            <w:tcW w:w="4592" w:type="dxa"/>
-          </w:tcPr>
-          <w:p>
-            <w:pPr>
-              <w:rPr>
-                <w:rFonts w:asciiTheme="minorEastAsia" w:hAnsiTheme="minorEastAsia" w:cs="Tahoma" w:hint="eastAsia"/>
-                <w:szCs w:val="21"/>
-              </w:rPr>
-            </w:pPr>
-            <w:r>
-              <w:rPr>
-                <w:rFonts w:asciiTheme="minorEastAsia" w:hAnsiTheme="minorEastAsia" w:cs="Tahoma" w:hint="eastAsia"/>
-                <w:szCs w:val="21"/>
-              </w:rPr>
-              <w:t>集合的记录总数</w:t>
+              <w:t>集合的数据页总数</w:t>
             </w:r>
           </w:p>
         </w:tc>
@@ -23283,7 +23283,7 @@
           </w:tcPr>
           <w:p>
             <w:r>
-              <w:t>DetailsTotalDataPages</w:t>
+              <w:t>DetailsTotalIndexPages</w:t>
             </w:r>
           </w:p>
         </w:tc>
@@ -23294,36 +23294,36 @@
           <w:p>
             <w:pPr>
               <w:rPr>
+                <w:rFonts w:asciiTheme="minorEastAsia" w:hAnsiTheme="minorEastAsia" w:cs="Tahoma"/>
+                <w:szCs w:val="21"/>
+              </w:rPr>
+            </w:pPr>
+            <w:r>
+              <w:rPr>
                 <w:rFonts w:asciiTheme="minorEastAsia" w:hAnsiTheme="minorEastAsia" w:cs="Tahoma" w:hint="eastAsia"/>
                 <w:szCs w:val="21"/>
               </w:rPr>
+              <w:t>整型</w:t>
+            </w:r>
+          </w:p>
+        </w:tc>
+        <w:tc>
+          <w:tcPr>
+            <w:tcW w:w="4592" w:type="dxa"/>
+          </w:tcPr>
+          <w:p>
+            <w:pPr>
+              <w:rPr>
+                <w:rFonts w:asciiTheme="minorEastAsia" w:hAnsiTheme="minorEastAsia" w:cs="Tahoma"/>
+                <w:szCs w:val="21"/>
+              </w:rPr>
             </w:pPr>
             <w:r>
               <w:rPr>
                 <w:rFonts w:asciiTheme="minorEastAsia" w:hAnsiTheme="minorEastAsia" w:cs="Tahoma" w:hint="eastAsia"/>
                 <w:szCs w:val="21"/>
               </w:rPr>
-              <w:t>整型</w:t>
-            </w:r>
-          </w:p>
-        </w:tc>
-        <w:tc>
-          <w:tcPr>
-            <w:tcW w:w="4592" w:type="dxa"/>
-          </w:tcPr>
-          <w:p>
-            <w:pPr>
-              <w:rPr>
-                <w:rFonts w:asciiTheme="minorEastAsia" w:hAnsiTheme="minorEastAsia" w:cs="Tahoma" w:hint="eastAsia"/>
-                <w:szCs w:val="21"/>
-              </w:rPr>
-            </w:pPr>
-            <w:r>
-              <w:rPr>
-                <w:rFonts w:asciiTheme="minorEastAsia" w:hAnsiTheme="minorEastAsia" w:cs="Tahoma" w:hint="eastAsia"/>
-                <w:szCs w:val="21"/>
-              </w:rPr>
-              <w:t>集合的数据页总数</w:t>
+              <w:t>集合的索引页总数</w:t>
             </w:r>
           </w:p>
         </w:tc>
@@ -23335,7 +23335,7 @@
           </w:tcPr>
           <w:p>
             <w:r>
-              <w:t>DetailsTotalIndexPages</w:t>
+              <w:t>DetailsTotalLobPages</w:t>
             </w:r>
           </w:p>
         </w:tc>
@@ -23346,36 +23346,36 @@
           <w:p>
             <w:pPr>
               <w:rPr>
+                <w:rFonts w:asciiTheme="minorEastAsia" w:hAnsiTheme="minorEastAsia" w:cs="Tahoma"/>
+                <w:szCs w:val="21"/>
+              </w:rPr>
+            </w:pPr>
+            <w:r>
+              <w:rPr>
                 <w:rFonts w:asciiTheme="minorEastAsia" w:hAnsiTheme="minorEastAsia" w:cs="Tahoma" w:hint="eastAsia"/>
                 <w:szCs w:val="21"/>
               </w:rPr>
+              <w:t>整型</w:t>
+            </w:r>
+          </w:p>
+        </w:tc>
+        <w:tc>
+          <w:tcPr>
+            <w:tcW w:w="4592" w:type="dxa"/>
+          </w:tcPr>
+          <w:p>
+            <w:pPr>
+              <w:rPr>
+                <w:rFonts w:asciiTheme="minorEastAsia" w:hAnsiTheme="minorEastAsia" w:cs="Tahoma"/>
+                <w:szCs w:val="21"/>
+              </w:rPr>
             </w:pPr>
             <w:r>
               <w:rPr>
                 <w:rFonts w:asciiTheme="minorEastAsia" w:hAnsiTheme="minorEastAsia" w:cs="Tahoma" w:hint="eastAsia"/>
                 <w:szCs w:val="21"/>
               </w:rPr>
-              <w:t>整型</w:t>
-            </w:r>
-          </w:p>
-        </w:tc>
-        <w:tc>
-          <w:tcPr>
-            <w:tcW w:w="4592" w:type="dxa"/>
-          </w:tcPr>
-          <w:p>
-            <w:pPr>
-              <w:rPr>
-                <w:rFonts w:asciiTheme="minorEastAsia" w:hAnsiTheme="minorEastAsia" w:cs="Tahoma" w:hint="eastAsia"/>
-                <w:szCs w:val="21"/>
-              </w:rPr>
-            </w:pPr>
-            <w:r>
-              <w:rPr>
-                <w:rFonts w:asciiTheme="minorEastAsia" w:hAnsiTheme="minorEastAsia" w:cs="Tahoma" w:hint="eastAsia"/>
-                <w:szCs w:val="21"/>
-              </w:rPr>
-              <w:t>集合的索引页总数</w:t>
+              <w:t>集合的大对象页总数</w:t>
             </w:r>
           </w:p>
         </w:tc>
@@ -23387,7 +23387,7 @@
           </w:tcPr>
           <w:p>
             <w:r>
-              <w:t>DetailsTotalLobPages</w:t>
+              <w:t>DetailsTotalDataFreeSpace</w:t>
             </w:r>
           </w:p>
         </w:tc>
@@ -23398,36 +23398,36 @@
           <w:p>
             <w:pPr>
               <w:rPr>
+                <w:rFonts w:asciiTheme="minorEastAsia" w:hAnsiTheme="minorEastAsia" w:cs="Tahoma"/>
+                <w:szCs w:val="21"/>
+              </w:rPr>
+            </w:pPr>
+            <w:r>
+              <w:rPr>
                 <w:rFonts w:asciiTheme="minorEastAsia" w:hAnsiTheme="minorEastAsia" w:cs="Tahoma" w:hint="eastAsia"/>
                 <w:szCs w:val="21"/>
               </w:rPr>
+              <w:t>长整型</w:t>
+            </w:r>
+          </w:p>
+        </w:tc>
+        <w:tc>
+          <w:tcPr>
+            <w:tcW w:w="4592" w:type="dxa"/>
+          </w:tcPr>
+          <w:p>
+            <w:pPr>
+              <w:rPr>
+                <w:rFonts w:asciiTheme="minorEastAsia" w:hAnsiTheme="minorEastAsia" w:cs="Tahoma"/>
+                <w:szCs w:val="21"/>
+              </w:rPr>
             </w:pPr>
             <w:r>
               <w:rPr>
                 <w:rFonts w:asciiTheme="minorEastAsia" w:hAnsiTheme="minorEastAsia" w:cs="Tahoma" w:hint="eastAsia"/>
                 <w:szCs w:val="21"/>
               </w:rPr>
-              <w:t>整型</w:t>
-            </w:r>
-          </w:p>
-        </w:tc>
-        <w:tc>
-          <w:tcPr>
-            <w:tcW w:w="4592" w:type="dxa"/>
-          </w:tcPr>
-          <w:p>
-            <w:pPr>
-              <w:rPr>
-                <w:rFonts w:asciiTheme="minorEastAsia" w:hAnsiTheme="minorEastAsia" w:cs="Tahoma" w:hint="eastAsia"/>
-                <w:szCs w:val="21"/>
-              </w:rPr>
-            </w:pPr>
-            <w:r>
-              <w:rPr>
-                <w:rFonts w:asciiTheme="minorEastAsia" w:hAnsiTheme="minorEastAsia" w:cs="Tahoma" w:hint="eastAsia"/>
-                <w:szCs w:val="21"/>
-              </w:rPr>
-              <w:t>集合的大对象页总数</w:t>
+              <w:t>集合的数据空闲空间</w:t>
             </w:r>
           </w:p>
         </w:tc>
@@ -23439,7 +23439,7 @@
           </w:tcPr>
           <w:p>
             <w:r>
-              <w:t>DetailsTotalDataFreeSpace</w:t>
+              <w:t>DetailsTotalIndexFreeSpace</w:t>
             </w:r>
           </w:p>
         </w:tc>
@@ -23450,15 +23450,15 @@
           <w:p>
             <w:pPr>
               <w:rPr>
+                <w:rFonts w:asciiTheme="minorEastAsia" w:hAnsiTheme="minorEastAsia" w:cs="Tahoma"/>
+                <w:szCs w:val="21"/>
+              </w:rPr>
+            </w:pPr>
+            <w:r>
+              <w:rPr>
                 <w:rFonts w:asciiTheme="minorEastAsia" w:hAnsiTheme="minorEastAsia" w:cs="Tahoma" w:hint="eastAsia"/>
                 <w:szCs w:val="21"/>
               </w:rPr>
-            </w:pPr>
-            <w:r>
-              <w:rPr>
-                <w:rFonts w:asciiTheme="minorEastAsia" w:hAnsiTheme="minorEastAsia" w:cs="Tahoma" w:hint="eastAsia"/>
-                <w:szCs w:val="21"/>
-              </w:rPr>
               <w:t>长整型</w:t>
             </w:r>
           </w:p>
@@ -23470,59 +23470,7 @@
           <w:p>
             <w:pPr>
               <w:rPr>
-                <w:rFonts w:asciiTheme="minorEastAsia" w:hAnsiTheme="minorEastAsia" w:cs="Tahoma" w:hint="eastAsia"/>
-                <w:szCs w:val="21"/>
-              </w:rPr>
-            </w:pPr>
-            <w:r>
-              <w:rPr>
-                <w:rFonts w:asciiTheme="minorEastAsia" w:hAnsiTheme="minorEastAsia" w:cs="Tahoma" w:hint="eastAsia"/>
-                <w:szCs w:val="21"/>
-              </w:rPr>
-              <w:t>集合的数据空闲空间</w:t>
-            </w:r>
-          </w:p>
-        </w:tc>
-      </w:tr>
-      <w:tr>
-        <w:tc>
-          <w:tcPr>
-            <w:tcW w:w="2996" w:type="dxa"/>
-          </w:tcPr>
-          <w:p>
-            <w:r>
-              <w:t>DetailsTotalIndexFreeSpace</w:t>
-            </w:r>
-          </w:p>
-        </w:tc>
-        <w:tc>
-          <w:tcPr>
-            <w:tcW w:w="934" w:type="dxa"/>
-          </w:tcPr>
-          <w:p>
-            <w:pPr>
-              <w:rPr>
-                <w:rFonts w:asciiTheme="minorEastAsia" w:hAnsiTheme="minorEastAsia" w:cs="Tahoma" w:hint="eastAsia"/>
-                <w:szCs w:val="21"/>
-              </w:rPr>
-            </w:pPr>
-            <w:r>
-              <w:rPr>
-                <w:rFonts w:asciiTheme="minorEastAsia" w:hAnsiTheme="minorEastAsia" w:cs="Tahoma" w:hint="eastAsia"/>
-                <w:szCs w:val="21"/>
-              </w:rPr>
-              <w:t>长整型</w:t>
-            </w:r>
-          </w:p>
-        </w:tc>
-        <w:tc>
-          <w:tcPr>
-            <w:tcW w:w="4592" w:type="dxa"/>
-          </w:tcPr>
-          <w:p>
-            <w:pPr>
-              <w:rPr>
-                <w:rFonts w:asciiTheme="minorEastAsia" w:hAnsiTheme="minorEastAsia" w:cs="Tahoma" w:hint="eastAsia"/>
+                <w:rFonts w:asciiTheme="minorEastAsia" w:hAnsiTheme="minorEastAsia" w:cs="Tahoma"/>
                 <w:szCs w:val="21"/>
               </w:rPr>
             </w:pPr>
@@ -23810,38 +23758,53 @@
           <w:p>
             <w:pPr>
               <w:rPr>
+                <w:rFonts w:asciiTheme="minorEastAsia" w:hAnsiTheme="minorEastAsia" w:cs="Tahoma"/>
+                <w:szCs w:val="21"/>
+              </w:rPr>
+            </w:pPr>
+            <w:r>
+              <w:rPr>
                 <w:rFonts w:asciiTheme="minorEastAsia" w:hAnsiTheme="minorEastAsia" w:cs="Tahoma" w:hint="eastAsia"/>
                 <w:szCs w:val="21"/>
               </w:rPr>
+              <w:t>根据OperationType的不同取值具有不同含义，</w:t>
+            </w:r>
+          </w:p>
+          <w:p>
+            <w:pPr>
+              <w:rPr>
+                <w:rFonts w:asciiTheme="minorEastAsia" w:hAnsiTheme="minorEastAsia" w:cs="Tahoma"/>
+                <w:szCs w:val="21"/>
+              </w:rPr>
             </w:pPr>
             <w:r>
               <w:rPr>
                 <w:rFonts w:asciiTheme="minorEastAsia" w:hAnsiTheme="minorEastAsia" w:cs="Tahoma" w:hint="eastAsia"/>
                 <w:szCs w:val="21"/>
               </w:rPr>
-              <w:t>根据OperationType的不同取值具有不同含义，</w:t>
-            </w:r>
-          </w:p>
-          <w:p>
-            <w:pPr>
-              <w:rPr>
-                <w:rFonts w:asciiTheme="minorEastAsia" w:hAnsiTheme="minorEastAsia" w:cs="Tahoma"/>
-                <w:szCs w:val="21"/>
-              </w:rPr>
-            </w:pPr>
+              <w:t>当OperationType为0（snapshot）时，取值含义如下</w:t>
+            </w:r>
             <w:r>
               <w:rPr>
                 <w:rFonts w:asciiTheme="minorEastAsia" w:hAnsiTheme="minorEastAsia" w:cs="Tahoma" w:hint="eastAsia"/>
                 <w:szCs w:val="21"/>
               </w:rPr>
-              <w:t>当OperationType为0（snapshot）时，取值含义如下</w:t>
-            </w:r>
+              <w:t>：</w:t>
+            </w:r>
+          </w:p>
+          <w:p>
+            <w:pPr>
+              <w:rPr>
+                <w:rFonts w:asciiTheme="minorEastAsia" w:hAnsiTheme="minorEastAsia" w:cs="Tahoma"/>
+                <w:szCs w:val="21"/>
+              </w:rPr>
+            </w:pPr>
             <w:r>
               <w:rPr>
                 <w:rFonts w:asciiTheme="minorEastAsia" w:hAnsiTheme="minorEastAsia" w:cs="Tahoma" w:hint="eastAsia"/>
                 <w:szCs w:val="21"/>
               </w:rPr>
-              <w:t>：</w:t>
+              <w:t>0：snapshot contexts</w:t>
             </w:r>
           </w:p>
           <w:p>
@@ -23856,7 +23819,7 @@
                 <w:rFonts w:asciiTheme="minorEastAsia" w:hAnsiTheme="minorEastAsia" w:cs="Tahoma" w:hint="eastAsia"/>
                 <w:szCs w:val="21"/>
               </w:rPr>
-              <w:t>0：snapshot contexts</w:t>
+              <w:t>1：snapshot contexts current</w:t>
             </w:r>
           </w:p>
           <w:p>
@@ -23871,7 +23834,7 @@
                 <w:rFonts w:asciiTheme="minorEastAsia" w:hAnsiTheme="minorEastAsia" w:cs="Tahoma" w:hint="eastAsia"/>
                 <w:szCs w:val="21"/>
               </w:rPr>
-              <w:t>1：snapshot contexts current</w:t>
+              <w:t>2：snapshot session</w:t>
             </w:r>
           </w:p>
           <w:p>
@@ -23886,7 +23849,7 @@
                 <w:rFonts w:asciiTheme="minorEastAsia" w:hAnsiTheme="minorEastAsia" w:cs="Tahoma" w:hint="eastAsia"/>
                 <w:szCs w:val="21"/>
               </w:rPr>
-              <w:t>2：snapshot session</w:t>
+              <w:t>3：snapshot session current</w:t>
             </w:r>
           </w:p>
           <w:p>
@@ -23901,7 +23864,7 @@
                 <w:rFonts w:asciiTheme="minorEastAsia" w:hAnsiTheme="minorEastAsia" w:cs="Tahoma" w:hint="eastAsia"/>
                 <w:szCs w:val="21"/>
               </w:rPr>
-              <w:t>3：snapshot session current</w:t>
+              <w:t>4：snapshot collections</w:t>
             </w:r>
           </w:p>
           <w:p>
@@ -23916,7 +23879,7 @@
                 <w:rFonts w:asciiTheme="minorEastAsia" w:hAnsiTheme="minorEastAsia" w:cs="Tahoma" w:hint="eastAsia"/>
                 <w:szCs w:val="21"/>
               </w:rPr>
-              <w:t>4：snapshot collections</w:t>
+              <w:t>5：snapshot collection spaces</w:t>
             </w:r>
           </w:p>
           <w:p>
@@ -23931,36 +23894,36 @@
                 <w:rFonts w:asciiTheme="minorEastAsia" w:hAnsiTheme="minorEastAsia" w:cs="Tahoma" w:hint="eastAsia"/>
                 <w:szCs w:val="21"/>
               </w:rPr>
-              <w:t>5：snapshot collection spaces</w:t>
-            </w:r>
-          </w:p>
-          <w:p>
-            <w:pPr>
-              <w:rPr>
-                <w:rFonts w:asciiTheme="minorEastAsia" w:hAnsiTheme="minorEastAsia" w:cs="Tahoma"/>
-                <w:szCs w:val="21"/>
-              </w:rPr>
-            </w:pPr>
+              <w:t>6：</w:t>
+            </w:r>
+            <w:r>
+              <w:rPr>
+                <w:rFonts w:asciiTheme="minorEastAsia" w:hAnsiTheme="minorEastAsia" w:cs="Tahoma"/>
+                <w:szCs w:val="21"/>
+              </w:rPr>
+              <w:t>snapshot</w:t>
+            </w:r>
             <w:r>
               <w:rPr>
                 <w:rFonts w:asciiTheme="minorEastAsia" w:hAnsiTheme="minorEastAsia" w:cs="Tahoma" w:hint="eastAsia"/>
                 <w:szCs w:val="21"/>
               </w:rPr>
-              <w:t>6：</w:t>
-            </w:r>
-            <w:r>
-              <w:rPr>
-                <w:rFonts w:asciiTheme="minorEastAsia" w:hAnsiTheme="minorEastAsia" w:cs="Tahoma"/>
-                <w:szCs w:val="21"/>
-              </w:rPr>
-              <w:t>snapshot</w:t>
-            </w:r>
+              <w:t xml:space="preserve"> database</w:t>
+            </w:r>
+          </w:p>
+          <w:p>
+            <w:pPr>
+              <w:rPr>
+                <w:rFonts w:asciiTheme="minorEastAsia" w:hAnsiTheme="minorEastAsia" w:cs="Tahoma"/>
+                <w:szCs w:val="21"/>
+              </w:rPr>
+            </w:pPr>
             <w:r>
               <w:rPr>
                 <w:rFonts w:asciiTheme="minorEastAsia" w:hAnsiTheme="minorEastAsia" w:cs="Tahoma" w:hint="eastAsia"/>
                 <w:szCs w:val="21"/>
               </w:rPr>
-              <w:t xml:space="preserve"> database</w:t>
+              <w:t>7：snapshot system</w:t>
             </w:r>
           </w:p>
           <w:p>
@@ -23975,7 +23938,7 @@
                 <w:rFonts w:asciiTheme="minorEastAsia" w:hAnsiTheme="minorEastAsia" w:cs="Tahoma" w:hint="eastAsia"/>
                 <w:szCs w:val="21"/>
               </w:rPr>
-              <w:t>7：snapshot system</w:t>
+              <w:t>8：snapshot catalog</w:t>
             </w:r>
           </w:p>
           <w:p>
@@ -23990,7 +23953,7 @@
                 <w:rFonts w:asciiTheme="minorEastAsia" w:hAnsiTheme="minorEastAsia" w:cs="Tahoma" w:hint="eastAsia"/>
                 <w:szCs w:val="21"/>
               </w:rPr>
-              <w:t>8：snapshot catalog</w:t>
+              <w:t>9：snapshot transactions current</w:t>
             </w:r>
           </w:p>
           <w:p>
@@ -24005,7 +23968,7 @@
                 <w:rFonts w:asciiTheme="minorEastAsia" w:hAnsiTheme="minorEastAsia" w:cs="Tahoma" w:hint="eastAsia"/>
                 <w:szCs w:val="21"/>
               </w:rPr>
-              <w:t>9：snapshot transactions current</w:t>
+              <w:t>10：snapshot transactions</w:t>
             </w:r>
           </w:p>
           <w:p>
@@ -24020,45 +23983,90 @@
                 <w:rFonts w:asciiTheme="minorEastAsia" w:hAnsiTheme="minorEastAsia" w:cs="Tahoma" w:hint="eastAsia"/>
                 <w:szCs w:val="21"/>
               </w:rPr>
-              <w:t>10：snapshot transactions</w:t>
-            </w:r>
-          </w:p>
-          <w:p>
-            <w:pPr>
+              <w:t>11：snapshot task</w:t>
+            </w:r>
+          </w:p>
+          <w:p>
+            <w:pPr>
+              <w:rPr>
+                <w:rFonts w:asciiTheme="minorEastAsia" w:hAnsiTheme="minorEastAsia" w:cs="Tahoma"/>
+                <w:szCs w:val="21"/>
+              </w:rPr>
+            </w:pPr>
+          </w:p>
+          <w:p>
+            <w:pPr>
+              <w:rPr>
+                <w:rFonts w:asciiTheme="minorEastAsia" w:hAnsiTheme="minorEastAsia" w:cs="Tahoma"/>
+                <w:szCs w:val="21"/>
+              </w:rPr>
+            </w:pPr>
+            <w:r>
               <w:rPr>
                 <w:rFonts w:asciiTheme="minorEastAsia" w:hAnsiTheme="minorEastAsia" w:cs="Tahoma" w:hint="eastAsia"/>
                 <w:szCs w:val="21"/>
               </w:rPr>
+              <w:t>当OperationType为1（list）时，取值含义如下：</w:t>
+            </w:r>
+          </w:p>
+          <w:p>
+            <w:pPr>
+              <w:rPr>
+                <w:rFonts w:asciiTheme="minorEastAsia" w:hAnsiTheme="minorEastAsia" w:cs="Tahoma"/>
+                <w:szCs w:val="21"/>
+              </w:rPr>
             </w:pPr>
             <w:r>
               <w:rPr>
                 <w:rFonts w:asciiTheme="minorEastAsia" w:hAnsiTheme="minorEastAsia" w:cs="Tahoma" w:hint="eastAsia"/>
                 <w:szCs w:val="21"/>
               </w:rPr>
-              <w:t>11：snapshot task</w:t>
-            </w:r>
-          </w:p>
-          <w:p>
-            <w:pPr>
+              <w:t>0：list contexts</w:t>
+            </w:r>
+          </w:p>
+          <w:p>
+            <w:pPr>
+              <w:rPr>
+                <w:rFonts w:asciiTheme="minorEastAsia" w:hAnsiTheme="minorEastAsia" w:cs="Tahoma"/>
+                <w:szCs w:val="21"/>
+              </w:rPr>
+            </w:pPr>
+            <w:r>
               <w:rPr>
                 <w:rFonts w:asciiTheme="minorEastAsia" w:hAnsiTheme="minorEastAsia" w:cs="Tahoma" w:hint="eastAsia"/>
                 <w:szCs w:val="21"/>
               </w:rPr>
-            </w:pPr>
-          </w:p>
-          <w:p>
-            <w:pPr>
+              <w:t>1：list contexts current</w:t>
+            </w:r>
+          </w:p>
+          <w:p>
+            <w:pPr>
+              <w:rPr>
+                <w:rFonts w:asciiTheme="minorEastAsia" w:hAnsiTheme="minorEastAsia" w:cs="Tahoma"/>
+                <w:szCs w:val="21"/>
+              </w:rPr>
+            </w:pPr>
+            <w:r>
               <w:rPr>
                 <w:rFonts w:asciiTheme="minorEastAsia" w:hAnsiTheme="minorEastAsia" w:cs="Tahoma" w:hint="eastAsia"/>
                 <w:szCs w:val="21"/>
               </w:rPr>
+              <w:t>2：list session</w:t>
+            </w:r>
+          </w:p>
+          <w:p>
+            <w:pPr>
+              <w:rPr>
+                <w:rFonts w:asciiTheme="minorEastAsia" w:hAnsiTheme="minorEastAsia" w:cs="Tahoma"/>
+                <w:szCs w:val="21"/>
+              </w:rPr>
             </w:pPr>
             <w:r>
               <w:rPr>
                 <w:rFonts w:asciiTheme="minorEastAsia" w:hAnsiTheme="minorEastAsia" w:cs="Tahoma" w:hint="eastAsia"/>
                 <w:szCs w:val="21"/>
               </w:rPr>
-              <w:t>当OperationType为1（list）时，取值含义如下：</w:t>
+              <w:t>3：list session current</w:t>
             </w:r>
           </w:p>
           <w:p>
@@ -24073,22 +24081,15 @@
                 <w:rFonts w:asciiTheme="minorEastAsia" w:hAnsiTheme="minorEastAsia" w:cs="Tahoma" w:hint="eastAsia"/>
                 <w:szCs w:val="21"/>
               </w:rPr>
-              <w:t>0：list contexts</w:t>
-            </w:r>
-          </w:p>
-          <w:p>
-            <w:pPr>
-              <w:rPr>
-                <w:rFonts w:asciiTheme="minorEastAsia" w:hAnsiTheme="minorEastAsia" w:cs="Tahoma"/>
-                <w:szCs w:val="21"/>
-              </w:rPr>
-            </w:pPr>
+              <w:lastRenderedPageBreak/>
+              <w:t>4</w:t>
+            </w:r>
             <w:r>
               <w:rPr>
                 <w:rFonts w:asciiTheme="minorEastAsia" w:hAnsiTheme="minorEastAsia" w:cs="Tahoma" w:hint="eastAsia"/>
                 <w:szCs w:val="21"/>
               </w:rPr>
-              <w:t>1：list contexts current</w:t>
+              <w:t>：list collections</w:t>
             </w:r>
           </w:p>
           <w:p>
@@ -24103,66 +24104,13 @@
                 <w:rFonts w:asciiTheme="minorEastAsia" w:hAnsiTheme="minorEastAsia" w:cs="Tahoma" w:hint="eastAsia"/>
                 <w:szCs w:val="21"/>
               </w:rPr>
-              <w:t>2：list session</w:t>
-            </w:r>
-          </w:p>
-          <w:p>
-            <w:pPr>
-              <w:rPr>
-                <w:rFonts w:asciiTheme="minorEastAsia" w:hAnsiTheme="minorEastAsia" w:cs="Tahoma"/>
-                <w:szCs w:val="21"/>
-              </w:rPr>
-            </w:pPr>
-            <w:r>
-              <w:rPr>
-                <w:rFonts w:asciiTheme="minorEastAsia" w:hAnsiTheme="minorEastAsia" w:cs="Tahoma" w:hint="eastAsia"/>
-                <w:szCs w:val="21"/>
-              </w:rPr>
-              <w:lastRenderedPageBreak/>
-              <w:t>3：list session current</w:t>
-            </w:r>
-          </w:p>
-          <w:p>
-            <w:pPr>
-              <w:rPr>
-                <w:rFonts w:asciiTheme="minorEastAsia" w:hAnsiTheme="minorEastAsia" w:cs="Tahoma"/>
-                <w:szCs w:val="21"/>
-              </w:rPr>
-            </w:pPr>
-            <w:r>
-              <w:rPr>
-                <w:rFonts w:asciiTheme="minorEastAsia" w:hAnsiTheme="minorEastAsia" w:cs="Tahoma" w:hint="eastAsia"/>
-                <w:szCs w:val="21"/>
-              </w:rPr>
-              <w:t>4</w:t>
-            </w:r>
-            <w:r>
-              <w:rPr>
-                <w:rFonts w:asciiTheme="minorEastAsia" w:hAnsiTheme="minorEastAsia" w:cs="Tahoma" w:hint="eastAsia"/>
-                <w:szCs w:val="21"/>
-              </w:rPr>
-              <w:t>：list collections</w:t>
-            </w:r>
-          </w:p>
-          <w:p>
-            <w:pPr>
-              <w:rPr>
-                <w:rFonts w:asciiTheme="minorEastAsia" w:hAnsiTheme="minorEastAsia" w:cs="Tahoma"/>
-                <w:szCs w:val="21"/>
-              </w:rPr>
-            </w:pPr>
-            <w:r>
-              <w:rPr>
-                <w:rFonts w:asciiTheme="minorEastAsia" w:hAnsiTheme="minorEastAsia" w:cs="Tahoma" w:hint="eastAsia"/>
-                <w:szCs w:val="21"/>
-              </w:rPr>
               <w:t>5：list collection spaces</w:t>
             </w:r>
           </w:p>
           <w:p>
             <w:pPr>
               <w:rPr>
-                <w:rFonts w:asciiTheme="minorEastAsia" w:hAnsiTheme="minorEastAsia" w:hint="eastAsia"/>
+                <w:rFonts w:asciiTheme="minorEastAsia" w:hAnsiTheme="minorEastAsia"/>
                 <w:szCs w:val="21"/>
               </w:rPr>
             </w:pPr>
@@ -24206,7 +24154,7 @@
           <w:p>
             <w:pPr>
               <w:rPr>
-                <w:rFonts w:asciiTheme="minorEastAsia" w:hAnsiTheme="minorEastAsia" w:cs="Tahoma" w:hint="eastAsia"/>
+                <w:rFonts w:asciiTheme="minorEastAsia" w:hAnsiTheme="minorEastAsia" w:cs="Tahoma"/>
                 <w:szCs w:val="21"/>
               </w:rPr>
             </w:pPr>
@@ -24227,42 +24175,42 @@
           <w:p>
             <w:pPr>
               <w:rPr>
+                <w:rFonts w:asciiTheme="minorEastAsia" w:hAnsiTheme="minorEastAsia" w:cs="Tahoma"/>
+                <w:szCs w:val="21"/>
+              </w:rPr>
+            </w:pPr>
+            <w:r>
+              <w:rPr>
                 <w:rFonts w:asciiTheme="minorEastAsia" w:hAnsiTheme="minorEastAsia" w:cs="Tahoma" w:hint="eastAsia"/>
                 <w:szCs w:val="21"/>
               </w:rPr>
+              <w:t>整型</w:t>
+            </w:r>
+          </w:p>
+        </w:tc>
+        <w:tc>
+          <w:tcPr>
+            <w:tcW w:w="5151" w:type="dxa"/>
+          </w:tcPr>
+          <w:p>
+            <w:pPr>
+              <w:rPr>
+                <w:rFonts w:asciiTheme="minorEastAsia" w:hAnsiTheme="minorEastAsia" w:cs="Tahoma"/>
+                <w:szCs w:val="21"/>
+              </w:rPr>
             </w:pPr>
             <w:r>
               <w:rPr>
                 <w:rFonts w:asciiTheme="minorEastAsia" w:hAnsiTheme="minorEastAsia" w:cs="Tahoma" w:hint="eastAsia"/>
                 <w:szCs w:val="21"/>
               </w:rPr>
-              <w:t>整型</w:t>
-            </w:r>
-          </w:p>
-        </w:tc>
-        <w:tc>
-          <w:tcPr>
-            <w:tcW w:w="5151" w:type="dxa"/>
-          </w:tcPr>
-          <w:p>
-            <w:pPr>
-              <w:rPr>
-                <w:rFonts w:asciiTheme="minorEastAsia" w:hAnsiTheme="minorEastAsia" w:cs="Tahoma" w:hint="eastAsia"/>
-                <w:szCs w:val="21"/>
-              </w:rPr>
-            </w:pPr>
-            <w:r>
-              <w:rPr>
-                <w:rFonts w:asciiTheme="minorEastAsia" w:hAnsiTheme="minorEastAsia" w:cs="Tahoma" w:hint="eastAsia"/>
-                <w:szCs w:val="21"/>
-              </w:rPr>
               <w:t>0：snapshot</w:t>
             </w:r>
           </w:p>
           <w:p>
             <w:pPr>
               <w:rPr>
-                <w:rFonts w:asciiTheme="minorEastAsia" w:hAnsiTheme="minorEastAsia" w:cs="Tahoma" w:hint="eastAsia"/>
+                <w:rFonts w:asciiTheme="minorEastAsia" w:hAnsiTheme="minorEastAsia" w:cs="Tahoma"/>
                 <w:szCs w:val="21"/>
               </w:rPr>
             </w:pPr>
@@ -25249,6 +25197,7 @@
                 <w:sz w:val="13"/>
                 <w:szCs w:val="13"/>
               </w:rPr>
+              <w:lastRenderedPageBreak/>
               <w:t>应答：</w:t>
             </w:r>
           </w:p>
@@ -25927,7 +25876,7 @@
                 <w:sz w:val="13"/>
                 <w:szCs w:val="13"/>
               </w:rPr>
-              <w:t xml:space="preserve">{ "errno": 0 }{ "Group": [ { "dbpath": "/opt/sequoiadb/database/catalog/11820", "HostName": "vmsvr1-cent-x64-1", "Service": [ { "Type": 0, "Name": "11820" }, { "Type": 1, </w:t>
+              <w:t xml:space="preserve">{ "errno": 0 }{ "Group": [ { "dbpath": "/opt/sequoiadb/database/catalog/11820", "HostName": "vmsvr1-cent-x64-1", "Service": [ { "Type": 0, "Name": "11820" }, { "Type": 1, "Name": "11821" }, { "Type": 2, "Name": "11822" }, { "Type": 3, "Name": </w:t>
             </w:r>
             <w:r>
               <w:rPr>
@@ -25935,7 +25884,7 @@
                 <w:szCs w:val="13"/>
               </w:rPr>
               <w:lastRenderedPageBreak/>
-              <w:t>"Name": "11821" }, { "Type": 2, "Name": "11822" }, { "Type": 3, "Name": "11823" } ], "NodeID": 1 } ], "GroupID": 1, "GroupName": "SYSCatalogGroup", "PrimaryNode": 1, "Role": 2, "Status": 1, "Version": 1, "_id": { "$oid": "5767c5106c71b2d2dea148ce" } }{ "Group": [ { "HostName": "vmsvr1-cent-x64-1", "dbpath": "/opt/sequoiadb/database/coord/11810", "Service": [ { "Type": 0, "Name": "11810" }, { "Type": 1, "Name": "11811" }, { "Type": 2, "Name": "11812" } ], "NodeID": 2 } ], "GroupID": 2, "GroupName": "SYSCoord", "Role": 1, "Status": 1, "Version": 2, "_id": { "$oid": "5767c5186c71b2d2dea148d1" } }{ "Group": [ { "HostName": "vmsvr1-cent-x64-1", "dbpath": "/opt/sequoiadb/database/data/11830", "Service": [ { "Type": 0, "Name": "11830" }, { "Type": 1, "Name": "11831" }, { "Type": 2, "Name": "11832" } ], "NodeID": 1000 }, { "HostName": "vmsvr1-cent-x64-1", "dbpath": "/opt/sequoiadb/database/data/11840", "Service": [ { "Type": 0, "Name": "11840" }, { "Type": 1, "Name": "11841" }, { "Type": 2, "Name": "11842" } ], "NodeID": 1001 }, { "HostName": "vmsvr1-cent-x64-1", "dbpath": "/opt/sequoiadb/database/data/11850", "Service": [ { "Type": 0, "Name": "11850" }, { "Type": 1, "Name": "11851" }, { "Type": 2, "Name": "11852" } ], "NodeID": 1002 } ], "GroupID": 1000, "GroupName": "group1", "PrimaryNode": 1002, "Role": 0, "Status": 1, "Version": 4, "_id": { "$oid": "5767c51a6c71b2d2dea148d2" } }</w:t>
+              <w:t>"11823" } ], "NodeID": 1 } ], "GroupID": 1, "GroupName": "SYSCatalogGroup", "PrimaryNode": 1, "Role": 2, "Status": 1, "Version": 1, "_id": { "$oid": "5767c5106c71b2d2dea148ce" } }{ "Group": [ { "HostName": "vmsvr1-cent-x64-1", "dbpath": "/opt/sequoiadb/database/coord/11810", "Service": [ { "Type": 0, "Name": "11810" }, { "Type": 1, "Name": "11811" }, { "Type": 2, "Name": "11812" } ], "NodeID": 2 } ], "GroupID": 2, "GroupName": "SYSCoord", "Role": 1, "Status": 1, "Version": 2, "_id": { "$oid": "5767c5186c71b2d2dea148d1" } }{ "Group": [ { "HostName": "vmsvr1-cent-x64-1", "dbpath": "/opt/sequoiadb/database/data/11830", "Service": [ { "Type": 0, "Name": "11830" }, { "Type": 1, "Name": "11831" }, { "Type": 2, "Name": "11832" } ], "NodeID": 1000 }, { "HostName": "vmsvr1-cent-x64-1", "dbpath": "/opt/sequoiadb/database/data/11840", "Service": [ { "Type": 0, "Name": "11840" }, { "Type": 1, "Name": "11841" }, { "Type": 2, "Name": "11842" } ], "NodeID": 1001 }, { "HostName": "vmsvr1-cent-x64-1", "dbpath": "/opt/sequoiadb/database/data/11850", "Service": [ { "Type": 0, "Name": "11850" }, { "Type": 1, "Name": "11851" }, { "Type": 2, "Name": "11852" } ], "NodeID": 1002 } ], "GroupID": 1000, "GroupName": "group1", "PrimaryNode": 1002, "Role": 0, "Status": 1, "Version": 4, "_id": { "$oid": "5767c51a6c71b2d2dea148d2" } }</w:t>
             </w:r>
           </w:p>
         </w:tc>
@@ -26667,7 +26616,7 @@
                 <w:sz w:val="13"/>
                 <w:szCs w:val="13"/>
               </w:rPr>
-              <w:t xml:space="preserve">{ "errno": 0 }{ "Name": "cs.cl", "Details": [ { "GroupName": "group1", "Group": [ { "ID": 0, "LogicalID": 0, "Sequence": 1, "Indexes": 1, "Status": "Normal", "TotalRecords": 1483002, "TotalDataPages": 1269, "TotalIndexPages": 731, "TotalLobPages": 0, "TotalDataFreeSpace": 25740, </w:t>
+              <w:t xml:space="preserve">{ "errno": 0 }{ "Name": "cs.cl", "Details": [ { "GroupName": "group1", "Group": [ { "ID": 0, "LogicalID": 0, "Sequence": 1, "Indexes": 1, "Status": "Normal", "TotalRecords": 1483002, "TotalDataPages": 1269, "TotalIndexPages": 731, "TotalLobPages": 0, "TotalDataFreeSpace": 25740, "TotalIndexFreeSpace": 4818892, "NodeName": </w:t>
             </w:r>
             <w:r>
               <w:rPr>
@@ -26675,7 +26624,7 @@
                 <w:szCs w:val="13"/>
               </w:rPr>
               <w:lastRenderedPageBreak/>
-              <w:t>"TotalIndexFreeSpace": 4818892, "NodeName": "vmsvr1-cent-x64-1:11840" }, { "ID": 0, "LogicalID": 0, "Sequence": 1, "Indexes": 1, "Status": "Normal", "TotalRecords": 1483002, "TotalDataPages": 1269, "TotalIndexPages": 731, "TotalLobPages": 0, "TotalDataFreeSpace": 25740, "TotalIndexFreeSpace": 4818892, "NodeName": "vmsvr1-cent-x64-1:11830" }, { "ID": 0, "LogicalID": 0, "Sequence": 1, "Indexes": 1, "Status": "Normal", "TotalRecords": 1483002, "TotalDataPages": 1269, "TotalIndexPages": 731, "TotalLobPages": 0, "TotalDataFreeSpace": 71388, "TotalIndexFreeSpace": 4818892, "NodeName": "vmsvr1-cent-x64-1:11850" } ] } ] }</w:t>
+              <w:t>"vmsvr1-cent-x64-1:11840" }, { "ID": 0, "LogicalID": 0, "Sequence": 1, "Indexes": 1, "Status": "Normal", "TotalRecords": 1483002, "TotalDataPages": 1269, "TotalIndexPages": 731, "TotalLobPages": 0, "TotalDataFreeSpace": 25740, "TotalIndexFreeSpace": 4818892, "NodeName": "vmsvr1-cent-x64-1:11830" }, { "ID": 0, "LogicalID": 0, "Sequence": 1, "Indexes": 1, "Status": "Normal", "TotalRecords": 1483002, "TotalDataPages": 1269, "TotalIndexPages": 731, "TotalLobPages": 0, "TotalDataFreeSpace": 71388, "TotalIndexFreeSpace": 4818892, "NodeName": "vmsvr1-cent-x64-1:11850" } ] } ] }</w:t>
             </w:r>
           </w:p>
         </w:tc>

--- a/internal_doc/03.开发设计/民生银行资源管控需求/巨杉集群资源管理平台接口设计文档.docx
+++ b/internal_doc/03.开发设计/民生银行资源管控需求/巨杉集群资源管理平台接口设计文档.docx
@@ -22442,7 +22442,7 @@
                 <w:rFonts w:asciiTheme="minorEastAsia" w:hAnsiTheme="minorEastAsia" w:cs="Tahoma" w:hint="eastAsia"/>
                 <w:szCs w:val="21"/>
               </w:rPr>
-              <w:t>字符串</w:t>
+              <w:t>整型</w:t>
             </w:r>
           </w:p>
         </w:tc>
